--- a/submission/B01821011_Arka_Talukder_Dissertation_Final.docx
+++ b/submission/B01821011_Arka_Talukder_Dissertation_Final.docx
@@ -27,7 +27,7 @@
             <v:path o:extrusionok="f" gradientshapeok="t" o:connecttype="rect"/>
             <o:lock v:ext="edit" aspectratio="t"/>
           </v:shapetype>
-          <v:shape id="_x0000_i1025" type="#_x0000_t75" style="width:277.8pt;height:127.2pt">
+          <v:shape id="_x0000_i1025" type="#_x0000_t75" style="width:266pt;height:122pt">
             <v:imagedata r:id="rId8" o:title="wee UWS logo"/>
           </v:shape>
         </w:pict>
@@ -498,7 +498,7 @@
         </w:rPr>
         <w:lastRenderedPageBreak/>
         <w:pict>
-          <v:shape id="_x0000_i1026" type="#_x0000_t75" style="width:276pt;height:42.6pt">
+          <v:shape id="_x0000_i1026" type="#_x0000_t75" style="width:276pt;height:42.65pt">
             <v:imagedata r:id="rId11" o:title="big UWS logo"/>
           </v:shape>
         </w:pict>
@@ -16347,13 +16347,7 @@
     </w:p>
     <w:p>
       <w:r>
-        <w:t xml:space="preserve">Continuity of scope. </w:t>
-      </w:r>
-      <w:r>
-        <w:t>Everybody</w:t>
-      </w:r>
-      <w:r>
-        <w:t xml:space="preserve"> chapter is tied to the same problem: CPU-realistic, explainable, optionally federated detection of binary attack vs benign traffic on CICIoT2023 flow features, with SIEM-oriented output. The literature (Chapter 2) defines the gap; Chapters 4</w:t>
+        <w:t>Continuity of scope. Every body chapter is tied to the same problem: CPU-realistic, explainable, optionally federated detection of binary attack vs benign traffic on CICIoT2023 flow features, with SIEM-oriented output. The literature (Chapter 2) defines the gap; Chapters 4</w:t>
       </w:r>
       <w:r>
         <w:t>-</w:t>
@@ -16394,25 +16388,7 @@
           <w:sz w:val="23"/>
           <w:szCs w:val="23"/>
         </w:rPr>
-        <w:t>The report is structured in the following way: Chapter 2 (literature, including the extended comparative review in Section 2.10 with fifteen to twenty core sources), Chapter 3 (ethics, time, and project management), Chapters 4</w:t>
-      </w:r>
-      <w:r>
-        <w:rPr>
-          <w:rStyle w:val="cursor-pointer"/>
-          <w:rFonts w:ascii="Geist Fallback" w:hAnsi="Geist Fallback"/>
-          <w:sz w:val="23"/>
-          <w:szCs w:val="23"/>
-        </w:rPr>
-        <w:t>-</w:t>
-      </w:r>
-      <w:r>
-        <w:rPr>
-          <w:rStyle w:val="cursor-pointer"/>
-          <w:rFonts w:ascii="Geist Fallback" w:hAnsi="Geist Fallback"/>
-          <w:sz w:val="23"/>
-          <w:szCs w:val="23"/>
-        </w:rPr>
-        <w:t xml:space="preserve">5 (research design and system design), Chapter 6 (implementation), Chapter 7 (evaluation contract), Chapter 8 (results, minimal interpretation), </w:t>
+        <w:t xml:space="preserve">The report is structured in the following way: Chapter 2 (literature, including the extended comparative review in Section 2.10 with fifteen to twenty core sources), Chapter 3 (ethics, time, and project management), Chapters 45 (research design and system design), Chapter 6 (implementation), Chapter 7 (evaluation contract), Chapter 8 (results, minimal interpretation), </w:t>
       </w:r>
       <w:r>
         <w:rPr>
@@ -16837,21 +16813,7 @@
     </w:p>
     <w:p>
       <w:r>
-        <w:t>Dramatic chapter bands (indicative). It is also possible to read the body in thematic bands which reflect a typical technical dissertation: Chapters 4 and 5 = research design and system design; Chapter 6 = implementation and deployment (with Appendix A code evidence); Chapters 7</w:t>
-      </w:r>
-      <w:r>
-        <w:t>-</w:t>
-      </w:r>
-      <w:r>
-        <w:t>8 = evaluation and results; Chapters 7</w:t>
-      </w:r>
-      <w:r>
-        <w:t>-</w:t>
-      </w:r>
-      <w:bookmarkStart w:id="32" w:name="_GoBack"/>
-      <w:bookmarkEnd w:id="32"/>
-      <w:r>
-        <w:t>9 = evaluation and discussion; Chapter 10 = critical reflection; Sections 9.2, 9.8, 9.9 = conclusion and References and tables of figures and tables are supported by Front matter, List of Abbreviations, and Chapters 11-12 in the list mentioned at the beginning of this paper.</w:t>
+        <w:t>Dramatic chapter bands (indicative). It is also possible to read the body in thematic bands which reflect a typical technical dissertation: Chapters 4 and 5 = research design and system design; Chapter 6 = implementation and deployment (with Appendix A code evidence); Chapters 78 = evaluation and results; Chapters 79 = evaluation and discussion; Chapter 10 = critical reflection; Sections 9.2, 9.8, 9.9 = conclusion and References and tables of figures and tables are supported by Front matter, List of Abbreviations, and Chapters 11-12 in the list mentioned at the beginning of this paper.</w:t>
       </w:r>
     </w:p>
     <w:tbl>
@@ -17246,8 +17208,8 @@
       <w:pPr>
         <w:pStyle w:val="Caption"/>
       </w:pPr>
-      <w:bookmarkStart w:id="33" w:name="_Toc227786970"/>
-      <w:bookmarkStart w:id="34" w:name="_Toc227789067"/>
+      <w:bookmarkStart w:id="32" w:name="_Toc227786970"/>
+      <w:bookmarkStart w:id="33" w:name="_Toc227789067"/>
       <w:r>
         <w:t xml:space="preserve">Table </w:t>
       </w:r>
@@ -17284,8 +17246,8 @@
       <w:r>
         <w:t>: Dissertation Structure</w:t>
       </w:r>
+      <w:bookmarkEnd w:id="32"/>
       <w:bookmarkEnd w:id="33"/>
-      <w:bookmarkEnd w:id="34"/>
     </w:p>
     <w:p>
       <w:r>
@@ -17303,47 +17265,47 @@
       <w:pPr>
         <w:pStyle w:val="Heading2"/>
       </w:pPr>
-      <w:bookmarkStart w:id="35" w:name="_Toc227781688"/>
-      <w:bookmarkStart w:id="36" w:name="_Toc227798716"/>
+      <w:bookmarkStart w:id="34" w:name="_Toc227781688"/>
+      <w:bookmarkStart w:id="35" w:name="_Toc227798716"/>
       <w:r>
         <w:t>1.6 Conformity with the Marking Criteria in the Project Specification.</w:t>
       </w:r>
+      <w:bookmarkEnd w:id="34"/>
       <w:bookmarkEnd w:id="35"/>
+    </w:p>
+    <w:p>
+      <w:r>
+        <w:t>This dissertation is connected with the signed Project Specification (Appendix C) in Section 1.5. The indicative bands in the second table are an aid to narrative reading; official marking is by means of the specification percentages at which the project was approved.</w:t>
+      </w:r>
+    </w:p>
+    <w:p>
+      <w:pPr>
+        <w:pStyle w:val="Heading3"/>
+      </w:pPr>
+      <w:bookmarkStart w:id="36" w:name="_Toc227781689"/>
+      <w:bookmarkStart w:id="37" w:name="_Toc227798717"/>
+      <w:r>
+        <w:t>1.6.1 where every technical matter is mentioned only once (clarity and no repetition)</w:t>
+      </w:r>
       <w:bookmarkEnd w:id="36"/>
-    </w:p>
-    <w:p>
-      <w:r>
-        <w:t>This dissertation is connected with the signed Project Specification (Appendix C) in Section 1.5. The indicative bands in the second table are an aid to narrative reading; official marking is by means of the specification percentages at which the project was approved.</w:t>
-      </w:r>
-    </w:p>
-    <w:p>
-      <w:pPr>
-        <w:pStyle w:val="Heading3"/>
-      </w:pPr>
-      <w:bookmarkStart w:id="37" w:name="_Toc227781689"/>
-      <w:bookmarkStart w:id="38" w:name="_Toc227798717"/>
-      <w:r>
-        <w:t>1.6.1 where every technical matter is mentioned only once (clarity and no repetition)</w:t>
-      </w:r>
       <w:bookmarkEnd w:id="37"/>
+    </w:p>
+    <w:p>
+      <w:r>
+        <w:t>To ensure continuity without contradiction, the dissertation treats a single home to each of the major technical claims: graph construction and windowing - Section 5.3 and Chapter 4 (pipeline); loss and FedAvg - Section 4.4.2; metrics - Section 7.5; test evidence - Chapter 8; interpretation - Chapter 9. Subsequent chapters refer to the past rather than redefine.</w:t>
+      </w:r>
+    </w:p>
+    <w:p>
+      <w:pPr>
+        <w:pStyle w:val="Heading2"/>
+      </w:pPr>
+      <w:bookmarkStart w:id="38" w:name="_Toc227781690"/>
+      <w:bookmarkStart w:id="39" w:name="_Toc227798718"/>
+      <w:r>
+        <w:t>1.7 Chapter Summary</w:t>
+      </w:r>
       <w:bookmarkEnd w:id="38"/>
-    </w:p>
-    <w:p>
-      <w:r>
-        <w:t>To ensure continuity without contradiction, the dissertation treats a single home to each of the major technical claims: graph construction and windowing - Section 5.3 and Chapter 4 (pipeline); loss and FedAvg - Section 4.4.2; metrics - Section 7.5; test evidence - Chapter 8; interpretation - Chapter 9. Subsequent chapters refer to the past rather than redefine.</w:t>
-      </w:r>
-    </w:p>
-    <w:p>
-      <w:pPr>
-        <w:pStyle w:val="Heading2"/>
-      </w:pPr>
-      <w:bookmarkStart w:id="39" w:name="_Toc227781690"/>
-      <w:bookmarkStart w:id="40" w:name="_Toc227798718"/>
-      <w:r>
-        <w:t>1.7 Chapter Summary</w:t>
-      </w:r>
       <w:bookmarkEnd w:id="39"/>
-      <w:bookmarkEnd w:id="40"/>
     </w:p>
     <w:p>
       <w:r>
@@ -17363,7 +17325,7 @@
           <w:szCs w:val="28"/>
         </w:rPr>
       </w:pPr>
-      <w:bookmarkStart w:id="41" w:name="_Toc227781691"/>
+      <w:bookmarkStart w:id="40" w:name="_Toc227781691"/>
       <w:r>
         <w:rPr>
           <w:sz w:val="32"/>
@@ -17376,7 +17338,7 @@
         <w:pStyle w:val="Heading1"/>
         <w:jc w:val="center"/>
       </w:pPr>
-      <w:bookmarkStart w:id="42" w:name="_Toc227798719"/>
+      <w:bookmarkStart w:id="41" w:name="_Toc227798719"/>
       <w:r>
         <w:rPr>
           <w:sz w:val="32"/>
@@ -17396,128 +17358,128 @@
         </w:rPr>
         <w:t xml:space="preserve"> Literature Review</w:t>
       </w:r>
+      <w:bookmarkEnd w:id="40"/>
       <w:bookmarkEnd w:id="41"/>
+    </w:p>
+    <w:p>
+      <w:pPr>
+        <w:pStyle w:val="Heading2"/>
+      </w:pPr>
+      <w:bookmarkStart w:id="42" w:name="_Toc227781692"/>
+      <w:bookmarkStart w:id="43" w:name="_Toc227798720"/>
+      <w:r>
+        <w:t>2.1 Chapter Overview</w:t>
+      </w:r>
       <w:bookmarkEnd w:id="42"/>
+      <w:bookmarkEnd w:id="43"/>
+    </w:p>
+    <w:p>
+      <w:r>
+        <w:t>This chapter provides a review of the IoT intrusion detection, SOC/SIEM needs, graph and dynamic GNNs, federated learning, and explainable ML of security, associating each strand with this prototype. It is a large section of dissertation body with the design and results sections (Section 1.5). The splits of datasets, as well as hyperparameters, are not repeated in Chapters 4, 6-7. This chapter is analytical, that is, it does not repeat the Research Method.</w:t>
+      </w:r>
     </w:p>
     <w:p>
       <w:pPr>
         <w:pStyle w:val="Heading2"/>
       </w:pPr>
-      <w:bookmarkStart w:id="43" w:name="_Toc227781692"/>
-      <w:bookmarkStart w:id="44" w:name="_Toc227798720"/>
-      <w:r>
-        <w:t>2.1 Chapter Overview</w:t>
-      </w:r>
-      <w:bookmarkEnd w:id="43"/>
+      <w:bookmarkStart w:id="44" w:name="_Toc227781693"/>
+      <w:bookmarkStart w:id="45" w:name="_Toc227798721"/>
+      <w:r>
+        <w:t>2.2 Themes and Structure</w:t>
+      </w:r>
       <w:bookmarkEnd w:id="44"/>
-    </w:p>
-    <w:p>
-      <w:r>
-        <w:t>This chapter provides a review of the IoT intrusion detection, SOC/SIEM needs, graph and dynamic GNNs, federated learning, and explainable ML of security, associating each strand with this prototype. It is a large section of dissertation body with the design and results sections (Section 1.5). The splits of datasets, as well as hyperparameters, are not repeated in Chapters 4, 6-7. This chapter is analytical, that is, it does not repeat the Research Method.</w:t>
-      </w:r>
-    </w:p>
-    <w:p>
-      <w:pPr>
-        <w:pStyle w:val="Heading2"/>
-      </w:pPr>
-      <w:bookmarkStart w:id="45" w:name="_Toc227781693"/>
-      <w:bookmarkStart w:id="46" w:name="_Toc227798721"/>
-      <w:r>
-        <w:t>2.2 Themes and Structure</w:t>
-      </w:r>
       <w:bookmarkEnd w:id="45"/>
+    </w:p>
+    <w:p>
+      <w:r>
+        <w:t>This review is not exhaustive, but selective: the priority is given to peer-reviewed articles, major surveys on (i) IoT and flow-based intrusion detection, (ii) graph and dynamic graph neural models to security analytics, (iii) federated learning within the conditions of data-sovereignty and (iv) explainable machine learning in the context of operational security. The search protocol and, individually, a debate-based perspective of the key technologies mentioned in the title of the dissertation appear in section 2.2.1 and 2.2.2, thus making the chapter not a glossary of terms.</w:t>
+      </w:r>
+    </w:p>
+    <w:p>
+      <w:r>
+        <w:t>It is an argumentative narrative, as opposed to an encyclopaedic narrative. Section 2.2.2.5 (following 2.2.2.1-2.2.2.4) specifically describes how the technology mix in the title is a contestable design claim, and not a buzzword list. Section 2.3 sets context of threats and data. Section 2.4 correlates SIEM activities with quality of alerts and constraints of the analysts. The sections 2.5-2.7 are directly connected to the three sub-questions namely graph and temporal modelling, federated training and explanations of triage. The multi-pillar coverage of the work carried out previously can be seen in Table 1 and Figure 5. Section 2.8 expresses importance, scope of the previous research, contribution and refutations. Section 2.9 maps the story to CyBOK; Section 2.10 goes out to the breadth necessary of fifteen to twenty core sources required.</w:t>
+      </w:r>
+    </w:p>
+    <w:p>
+      <w:pPr>
+        <w:pStyle w:val="Heading3"/>
+      </w:pPr>
+      <w:bookmarkStart w:id="46" w:name="_Toc227781694"/>
+      <w:bookmarkStart w:id="47" w:name="_Toc227798722"/>
+      <w:r>
+        <w:t>2.2.1 Literature Search Strategy and Primary Databases</w:t>
+      </w:r>
       <w:bookmarkEnd w:id="46"/>
-    </w:p>
-    <w:p>
-      <w:r>
-        <w:t>This review is not exhaustive, but selective: the priority is given to peer-reviewed articles, major surveys on (i) IoT and flow-based intrusion detection, (ii) graph and dynamic graph neural models to security analytics, (iii) federated learning within the conditions of data-sovereignty and (iv) explainable machine learning in the context of operational security. The search protocol and, individually, a debate-based perspective of the key technologies mentioned in the title of the dissertation appear in section 2.2.1 and 2.2.2, thus making the chapter not a glossary of terms.</w:t>
-      </w:r>
-    </w:p>
-    <w:p>
-      <w:r>
-        <w:t>It is an argumentative narrative, as opposed to an encyclopaedic narrative. Section 2.2.2.5 (following 2.2.2.1-2.2.2.4) specifically describes how the technology mix in the title is a contestable design claim, and not a buzzword list. Section 2.3 sets context of threats and data. Section 2.4 correlates SIEM activities with quality of alerts and constraints of the analysts. The sections 2.5-2.7 are directly connected to the three sub-questions namely graph and temporal modelling, federated training and explanations of triage. The multi-pillar coverage of the work carried out previously can be seen in Table 1 and Figure 5. Section 2.8 expresses importance, scope of the previous research, contribution and refutations. Section 2.9 maps the story to CyBOK; Section 2.10 goes out to the breadth necessary of fifteen to twenty core sources required.</w:t>
+      <w:bookmarkEnd w:id="47"/>
+    </w:p>
+    <w:p>
+      <w:r>
+        <w:t>Discovery and venues. The first pass was done using Google Scholar; IEEE Xplore, SpringerLink, MDPI and ScienceDirect were searched to get full texts. The pool was broadened with backward snowballing of Zhong et al. (2024), Wang et al. (2025) and Pinto et al. (2023). Empirical security claims were not supported with unverified blog posts and informal READMEs, implementation tools (Flower, PyG, Captum) are mentioned in Chapters 1112.</w:t>
       </w:r>
     </w:p>
     <w:p>
       <w:pPr>
         <w:pStyle w:val="Heading3"/>
       </w:pPr>
-      <w:bookmarkStart w:id="47" w:name="_Toc227781694"/>
-      <w:bookmarkStart w:id="48" w:name="_Toc227798722"/>
-      <w:r>
-        <w:t>2.2.1 Literature Search Strategy and Primary Databases</w:t>
-      </w:r>
-      <w:bookmarkEnd w:id="47"/>
-      <w:bookmarkEnd w:id="48"/>
-    </w:p>
-    <w:p>
-      <w:r>
-        <w:t>Discovery and venues. The first pass was done using Google Scholar; IEEE Xplore, SpringerLink, MDPI and ScienceDirect were searched to get full texts. The pool was broadened with backward snowballing of Zhong et al. (2024), Wang et al. (2025) and Pinto et al. (2023). Empirical security claims were not supported with unverified blog posts and informal READMEs, implementation tools (Flower, PyG, Captum) are mentioned in Chapters 1112.</w:t>
-      </w:r>
-    </w:p>
-    <w:p>
-      <w:pPr>
-        <w:pStyle w:val="Heading3"/>
-      </w:pPr>
-      <w:bookmarkStart w:id="49" w:name="_Toc227781695"/>
-      <w:bookmarkStart w:id="50" w:name="_Toc227798723"/>
+      <w:bookmarkStart w:id="48" w:name="_Toc227781695"/>
+      <w:bookmarkStart w:id="49" w:name="_Toc227798723"/>
       <w:r>
         <w:lastRenderedPageBreak/>
         <w:t>2.2.2 Key Technology Pillars: Synthesis, Debate and Fit with the Title.</w:t>
       </w:r>
+      <w:bookmarkEnd w:id="48"/>
       <w:bookmarkEnd w:id="49"/>
+    </w:p>
+    <w:p>
+      <w:r>
+        <w:t>The title of the dissertation is a combination of SIEM orientation, dynamic graph learning, edge AI (CPU inference) and federated learning. Subsections following do not specify what it means to be an attack, but it is clear that the literature reasons why each ingredient should be considered seriously, and where there is disagreement on this point, and what it would mean to the single MSc prototype (Pinto et al. 2023; Zhong et al. 2024; McMahan et al. 2017; Qu et al. 202</w:t>
+      </w:r>
+    </w:p>
+    <w:p>
+      <w:pPr>
+        <w:pStyle w:val="Heading4"/>
+      </w:pPr>
+      <w:bookmarkStart w:id="50" w:name="_Toc227781696"/>
+      <w:bookmarkStart w:id="51" w:name="_Toc227798724"/>
+      <w:r>
+        <w:t>2.2.2.1 Flow Observability and Detection Surface in software defined.</w:t>
+      </w:r>
       <w:bookmarkEnd w:id="50"/>
-    </w:p>
-    <w:p>
-      <w:r>
-        <w:t>The title of the dissertation is a combination of SIEM orientation, dynamic graph learning, edge AI (CPU inference) and federated learning. Subsections following do not specify what it means to be an attack, but it is clear that the literature reasons why each ingredient should be considered seriously, and where there is disagreement on this point, and what it would mean to the single MSc prototype (Pinto et al. 2023; Zhong et al. 2024; McMahan et al. 2017; Qu et al. 202</w:t>
+      <w:bookmarkEnd w:id="51"/>
+    </w:p>
+    <w:p>
+      <w:r>
+        <w:t>Software-defined and controller-centric IoT/SDN narratives are important to consider here since it dictates where the aggregation of flows can be observed and how far an edge node can observe (ENISA 2017). The fact that visibility is a trade-off between policy and technology, rather than a given: more visibility results in more detection; it also means additional handling requirements due to framing of data-protection. The research practice is captured in the CICIoT2023 design (Pinto et al. 2023): the features of flow are labelled, and the records are not captured in all their raw form, similar to the papers. It is not a debate about whether or not IoT is risky (Kolias et al. 2017) but whether flow-level ML can generalise to production mixes - a gap in surveys reported as an open deployment gap (Wang et al. 2025; Zhong et al. 2024). This work acknowledges that limit and it employs a single benchmark in the society to make comparisons truthful.</w:t>
       </w:r>
     </w:p>
     <w:p>
       <w:pPr>
         <w:pStyle w:val="Heading4"/>
       </w:pPr>
-      <w:bookmarkStart w:id="51" w:name="_Toc227781696"/>
-      <w:bookmarkStart w:id="52" w:name="_Toc227798724"/>
-      <w:r>
-        <w:t>2.2.2.1 Flow Observability and Detection Surface in software defined.</w:t>
-      </w:r>
-      <w:bookmarkEnd w:id="51"/>
+      <w:bookmarkStart w:id="52" w:name="_Toc227781697"/>
+      <w:bookmarkStart w:id="53" w:name="_Toc227798725"/>
+      <w:r>
+        <w:t>2.2.2.2 Graphs of similarities and Dynamic GNNs as a design bet, not a Slogan.</w:t>
+      </w:r>
       <w:bookmarkEnd w:id="52"/>
-    </w:p>
-    <w:p>
-      <w:r>
-        <w:t>Software-defined and controller-centric IoT/SDN narratives are important to consider here since it dictates where the aggregation of flows can be observed and how far an edge node can observe (ENISA 2017). The fact that visibility is a trade-off between policy and technology, rather than a given: more visibility results in more detection; it also means additional handling requirements due to framing of data-protection. The research practice is captured in the CICIoT2023 design (Pinto et al. 2023): the features of flow are labelled, and the records are not captured in all their raw form, similar to the papers. It is not a debate about whether or not IoT is risky (Kolias et al. 2017) but whether flow-level ML can generalise to production mixes - a gap in surveys reported as an open deployment gap (Wang et al. 2025; Zhong et al. 2024). This work acknowledges that limit and it employs a single benchmark in the society to make comparisons truthful.</w:t>
+      <w:bookmarkEnd w:id="53"/>
+    </w:p>
+    <w:p>
+      <w:r>
+        <w:t>Strong flow features feature tabular classifiers are very difficult to outperform on certain tasks; GNNs ought to be used when the signal is embedded in multiple rows (Ngo et al. 2025; Velickovic et al. 2018; Zhong et al. 2024). Tension 1 - structure vs. cost: GNN+sequence stacks add CPU time per window (Basak et al. 2025; Lusa et al. 2025), the literature is thus in favor of ablation and latency reporting, rather than of a priori superiority.y. Tension 2 - topology vs. privacy: published CICIoT2023 does not claim to be able to run kNN in feature space, and indeed is a documented trade-off (Ngo et al. 2025), not a statement regarding physical topology.y. Tension 3 - attention vs. ground truth: GAT salience is not an indication of attack intent; X-GANet-type work does not claim accuracy and interpretability even in the offline evaluation (Basak et al. 2025).). The name of the title dynamic GNN is a stack (GAT+GRU) that can be tested against RF/MLP, not a marketing designation.</w:t>
       </w:r>
     </w:p>
     <w:p>
       <w:pPr>
         <w:pStyle w:val="Heading4"/>
       </w:pPr>
-      <w:bookmarkStart w:id="53" w:name="_Toc227781697"/>
-      <w:bookmarkStart w:id="54" w:name="_Toc227798725"/>
-      <w:r>
-        <w:t>2.2.2.2 Graphs of similarities and Dynamic GNNs as a design bet, not a Slogan.</w:t>
-      </w:r>
-      <w:bookmarkEnd w:id="53"/>
+      <w:bookmarkStart w:id="54" w:name="_Toc227781698"/>
+      <w:bookmarkStart w:id="55" w:name="_Toc227798726"/>
+      <w:r>
+        <w:t>2.2.2.3 Edge AI, Federated Training, and What “Privacy” Can Mean</w:t>
+      </w:r>
       <w:bookmarkEnd w:id="54"/>
-    </w:p>
-    <w:p>
-      <w:r>
-        <w:t>Strong flow features feature tabular classifiers are very difficult to outperform on certain tasks; GNNs ought to be used when the signal is embedded in multiple rows (Ngo et al. 2025; Velickovic et al. 2018; Zhong et al. 2024). Tension 1 - structure vs. cost: GNN+sequence stacks add CPU time per window (Basak et al. 2025; Lusa et al. 2025), the literature is thus in favor of ablation and latency reporting, rather than of a priori superiority.y. Tension 2 - topology vs. privacy: published CICIoT2023 does not claim to be able to run kNN in feature space, and indeed is a documented trade-off (Ngo et al. 2025), not a statement regarding physical topology.y. Tension 3 - attention vs. ground truth: GAT salience is not an indication of attack intent; X-GANet-type work does not claim accuracy and interpretability even in the offline evaluation (Basak et al. 2025).). The name of the title dynamic GNN is a stack (GAT+GRU) that can be tested against RF/MLP, not a marketing designation.</w:t>
-      </w:r>
-    </w:p>
-    <w:p>
-      <w:pPr>
-        <w:pStyle w:val="Heading4"/>
-      </w:pPr>
-      <w:bookmarkStart w:id="55" w:name="_Toc227781698"/>
-      <w:bookmarkStart w:id="56" w:name="_Toc227798726"/>
-      <w:r>
-        <w:t>2.2.2.3 Edge AI, Federated Training, and What “Privacy” Can Mean</w:t>
-      </w:r>
       <w:bookmarkEnd w:id="55"/>
-      <w:bookmarkEnd w:id="56"/>
     </w:p>
     <w:p>
       <w:r>
@@ -17544,64 +17506,64 @@
       <w:pPr>
         <w:pStyle w:val="Heading4"/>
       </w:pPr>
-      <w:bookmarkStart w:id="57" w:name="_Toc227781699"/>
-      <w:bookmarkStart w:id="58" w:name="_Toc227798727"/>
+      <w:bookmarkStart w:id="56" w:name="_Toc227781699"/>
+      <w:bookmarkStart w:id="57" w:name="_Toc227798727"/>
       <w:r>
         <w:t>2.2.2.4 Explainable, SIEM-Ready Outputs Versus Alert Economics</w:t>
       </w:r>
+      <w:bookmarkEnd w:id="56"/>
       <w:bookmarkEnd w:id="57"/>
+    </w:p>
+    <w:p>
+      <w:r>
+        <w:t>The score of a SIEM-related tale demands more than a score: analyst time and load of false-positives are old-time topics of operation (Cuppens and Miège 2002). The XAI of IoT streams has the potential to enhance transparency (Alabbadi and Bajaber 2025), whereas SHAP, IG, and attention do not agree on which aspect to prioritize (Lundberg and Lee 2017; Sundarararajan et al. 2017; Velickovic et al. 2018). One debate that is taken seriously in this chapter is whether or not the payloads of explanation alter triage, or simply transfers work (see</w:t>
+      </w:r>
+      <w:r>
+        <w:t xml:space="preserve"> Section 2.4.2). Then the thesis</w:t>
+      </w:r>
+      <w:r>
+        <w:t xml:space="preserve"> considers the ECS-like JSON as a plausible ingestion </w:t>
+      </w:r>
+      <w:r>
+        <w:t>move that</w:t>
+      </w:r>
+      <w:r>
+        <w:t xml:space="preserve"> should be read together with measured latency and selective explanation (Section 2.7.2) and not as evidence of organisational adoption.</w:t>
+      </w:r>
+    </w:p>
+    <w:p>
+      <w:pPr>
+        <w:pStyle w:val="Heading4"/>
+      </w:pPr>
+      <w:bookmarkStart w:id="58" w:name="_Toc227781700"/>
+      <w:bookmarkStart w:id="59" w:name="_Toc227798728"/>
+      <w:r>
+        <w:t>2.2.2.5 Title-Technology coupling Trade-offs, Counterarguments, What the Build Should Evidence.</w:t>
+      </w:r>
       <w:bookmarkEnd w:id="58"/>
-    </w:p>
-    <w:p>
-      <w:r>
-        <w:t>The score of a SIEM-related tale demands more than a score: analyst time and load of false-positives are old-time topics of operation (Cuppens and Miège 2002). The XAI of IoT streams has the potential to enhance transparency (Alabbadi and Bajaber 2025), whereas SHAP, IG, and attention do not agree on which aspect to prioritize (Lundberg and Lee 2017; Sundarararajan et al. 2017; Velickovic et al. 2018). One debate that is taken seriously in this chapter is whether or not the payloads of explanation alter triage, or simply transfers work (see</w:t>
-      </w:r>
-      <w:r>
-        <w:t xml:space="preserve"> Section 2.4.2). Then the thesis</w:t>
-      </w:r>
-      <w:r>
-        <w:t xml:space="preserve"> considers the ECS-like JSON as a plausible ingestion </w:t>
-      </w:r>
-      <w:r>
-        <w:t>move that</w:t>
-      </w:r>
-      <w:r>
-        <w:t xml:space="preserve"> should be read together with measured latency and selective explanation (Section 2.7.2) and not as evidence of organisational adoption.</w:t>
-      </w:r>
-    </w:p>
-    <w:p>
-      <w:pPr>
-        <w:pStyle w:val="Heading4"/>
-      </w:pPr>
-      <w:bookmarkStart w:id="59" w:name="_Toc227781700"/>
-      <w:bookmarkStart w:id="60" w:name="_Toc227798728"/>
-      <w:r>
-        <w:t>2.2.2.5 Title-Technology coupling Trade-offs, Counterarguments, What the Build Should Evidence.</w:t>
-      </w:r>
       <w:bookmarkEnd w:id="59"/>
+    </w:p>
+    <w:p>
+      <w:r>
+        <w:t>Each title ingredient is justified in subsections 2.2.2.12.2.2.4; in this subsection, it is indicated how they relate. The work is a contestable integrated design, not a keyword stack (Zhong et al. 2024; Wang et al. 2025): (i) software-defined here means operational flow visibility on public splits (Pinto et al. 2023), not vendor lock-in; (ii) GAT+GRU is tested against RF/MLP with FPR and latency (Cuppens and Miège 2002; Basak et al. 2025); (iii) FedAvg supports data custody but is not a complete privacy story; non-IID clients matter (McMahan et al. 2017; Albanbay et al. 2025); (iv) explainable JSON is triage-shaped output, not proof of trust (Lundberg and Lee 2017; Section 2.4.2). The justifiable argument is the end-to-end integration on CICIoT2023 with the scope of deployment (Wang et al. 2025). Section 2.3- 2.7 enrich evidence; Chapter 4-8 put into practice and test.</w:t>
+      </w:r>
+    </w:p>
+    <w:p>
+      <w:r>
+        <w:t>Continuity note: 2.32.7 follow 2.2.2 they are not a second methods chapter.</w:t>
+      </w:r>
+    </w:p>
+    <w:p>
+      <w:pPr>
+        <w:pStyle w:val="Heading2"/>
+      </w:pPr>
+      <w:bookmarkStart w:id="60" w:name="_Toc227781701"/>
+      <w:bookmarkStart w:id="61" w:name="_Toc227798729"/>
+      <w:r>
+        <w:t>2.3 IoT security and why it requires detection.</w:t>
+      </w:r>
       <w:bookmarkEnd w:id="60"/>
-    </w:p>
-    <w:p>
-      <w:r>
-        <w:t>Each title ingredient is justified in subsections 2.2.2.12.2.2.4; in this subsection, it is indicated how they relate. The work is a contestable integrated design, not a keyword stack (Zhong et al. 2024; Wang et al. 2025): (i) software-defined here means operational flow visibility on public splits (Pinto et al. 2023), not vendor lock-in; (ii) GAT+GRU is tested against RF/MLP with FPR and latency (Cuppens and Miège 2002; Basak et al. 2025); (iii) FedAvg supports data custody but is not a complete privacy story; non-IID clients matter (McMahan et al. 2017; Albanbay et al. 2025); (iv) explainable JSON is triage-shaped output, not proof of trust (Lundberg and Lee 2017; Section 2.4.2). The justifiable argument is the end-to-end integration on CICIoT2023 with the scope of deployment (Wang et al. 2025). Section 2.3- 2.7 enrich evidence; Chapter 4-8 put into practice and test.</w:t>
-      </w:r>
-    </w:p>
-    <w:p>
-      <w:r>
-        <w:t>Continuity note: 2.32.7 follow 2.2.2 they are not a second methods chapter.</w:t>
-      </w:r>
-    </w:p>
-    <w:p>
-      <w:pPr>
-        <w:pStyle w:val="Heading2"/>
-      </w:pPr>
-      <w:bookmarkStart w:id="61" w:name="_Toc227781701"/>
-      <w:bookmarkStart w:id="62" w:name="_Toc227798729"/>
-      <w:r>
-        <w:t>2.3 IoT security and why it requires detection.</w:t>
-      </w:r>
       <w:bookmarkEnd w:id="61"/>
-      <w:bookmarkEnd w:id="62"/>
     </w:p>
     <w:p>
       <w:r>
@@ -17695,8 +17657,8 @@
               <w:pStyle w:val="Caption"/>
               <w:jc w:val="center"/>
             </w:pPr>
-            <w:bookmarkStart w:id="63" w:name="_Toc227786953"/>
-            <w:bookmarkStart w:id="64" w:name="_Toc227798998"/>
+            <w:bookmarkStart w:id="62" w:name="_Toc227786953"/>
+            <w:bookmarkStart w:id="63" w:name="_Toc227798998"/>
             <w:r>
               <w:t xml:space="preserve">Figure </w:t>
             </w:r>
@@ -17736,8 +17698,8 @@
             <w:r>
               <w:t>Taxonomy of IDS approaches relevant to IoT and this project (Chapter 2, Section 2.3)</w:t>
             </w:r>
+            <w:bookmarkEnd w:id="62"/>
             <w:bookmarkEnd w:id="63"/>
-            <w:bookmarkEnd w:id="64"/>
           </w:p>
         </w:tc>
       </w:tr>
@@ -17746,89 +17708,89 @@
       <w:pPr>
         <w:pStyle w:val="Heading2"/>
       </w:pPr>
-      <w:bookmarkStart w:id="65" w:name="_Toc227781702"/>
-      <w:bookmarkStart w:id="66" w:name="_Toc227798730"/>
+      <w:bookmarkStart w:id="64" w:name="_Toc227781702"/>
+      <w:bookmarkStart w:id="65" w:name="_Toc227798730"/>
       <w:r>
         <w:t>2.4 SIEM, SOC Workflows, and Alert Quality</w:t>
       </w:r>
+      <w:bookmarkEnd w:id="64"/>
       <w:bookmarkEnd w:id="65"/>
+    </w:p>
+    <w:p>
+      <w:pPr>
+        <w:pStyle w:val="Heading3"/>
+      </w:pPr>
+      <w:bookmarkStart w:id="66" w:name="_Toc227781703"/>
+      <w:bookmarkStart w:id="67" w:name="_Toc227798731"/>
+      <w:r>
+        <w:t>2.4.1 Alert Volume, Triage, and the Need for Explanations</w:t>
+      </w:r>
       <w:bookmarkEnd w:id="66"/>
+      <w:bookmarkEnd w:id="67"/>
+    </w:p>
+    <w:p>
+      <w:r>
+        <w:t>SIEM-fed events are triaged by SOC teams, opaque model scores and alert fatigue consume the time of analysts (Cuppens and Miège 2002). Elastic Common Schema (ECS) provides a vendor-neutral schema of event fields ( Elastic N.V. 2023); the project uses ECS-like JSON to get events ingested interoperably, but not certified by vendors.</w:t>
+      </w:r>
     </w:p>
     <w:p>
       <w:pPr>
         <w:pStyle w:val="Heading3"/>
       </w:pPr>
-      <w:bookmarkStart w:id="67" w:name="_Toc227781703"/>
-      <w:bookmarkStart w:id="68" w:name="_Toc227798731"/>
-      <w:r>
-        <w:t>2.4.1 Alert Volume, Triage, and the Need for Explanations</w:t>
-      </w:r>
-      <w:bookmarkEnd w:id="67"/>
-      <w:bookmarkEnd w:id="68"/>
-    </w:p>
-    <w:p>
-      <w:r>
-        <w:t>SIEM-fed events are triaged by SOC teams, opaque model scores and alert fatigue consume the time of analysts (Cuppens and Miège 2002). Elastic Common Schema (ECS) provides a vendor-neutral schema of event fields ( Elastic N.V. 2023); the project uses ECS-like JSON to get events ingested interoperably, but not certified by vendors.</w:t>
-      </w:r>
-    </w:p>
-    <w:p>
-      <w:pPr>
-        <w:pStyle w:val="Heading3"/>
-      </w:pPr>
-      <w:bookmarkStart w:id="69" w:name="_Toc227781704"/>
-      <w:bookmarkStart w:id="70" w:name="_Toc227798732"/>
+      <w:bookmarkStart w:id="68" w:name="_Toc227781704"/>
+      <w:bookmarkStart w:id="69" w:name="_Toc227798732"/>
       <w:r>
         <w:lastRenderedPageBreak/>
         <w:t>2.4.2 SIEM Ecosystems, Explainability, and limits of better JSON.</w:t>
       </w:r>
+      <w:bookmarkEnd w:id="68"/>
       <w:bookmarkEnd w:id="69"/>
+    </w:p>
+    <w:p>
+      <w:r>
+        <w:t>ML detections are still matched with playbooks and cases; explainable model output in tier-1 triage are disproportionate in the record. Academic comparators are commonplace SHAP and IG (Lundberg and Lee 2017; Sundarararajan et al. 2017). The alert contains best features and best flows in this work. Workload economics are not eliminated in Cleaner JSON (Cuppens and Mioge 2002; Section 1.2).</w:t>
+      </w:r>
+    </w:p>
+    <w:p>
+      <w:pPr>
+        <w:pStyle w:val="Heading2"/>
+      </w:pPr>
+      <w:bookmarkStart w:id="70" w:name="_Toc227781705"/>
+      <w:bookmarkStart w:id="71" w:name="_Toc227798733"/>
+      <w:r>
+        <w:t>2.5 Dynamic Graphs and Graph Neural Networks.</w:t>
+      </w:r>
       <w:bookmarkEnd w:id="70"/>
-    </w:p>
-    <w:p>
-      <w:r>
-        <w:t>ML detections are still matched with playbooks and cases; explainable model output in tier-1 triage are disproportionate in the record. Academic comparators are commonplace SHAP and IG (Lundberg and Lee 2017; Sundarararajan et al. 2017). The alert contains best features and best flows in this work. Workload economics are not eliminated in Cleaner JSON (Cuppens and Mioge 2002; Section 1.2).</w:t>
-      </w:r>
-    </w:p>
-    <w:p>
-      <w:pPr>
-        <w:pStyle w:val="Heading2"/>
-      </w:pPr>
-      <w:bookmarkStart w:id="71" w:name="_Toc227781705"/>
-      <w:bookmarkStart w:id="72" w:name="_Toc227798733"/>
-      <w:r>
-        <w:t>2.5 Dynamic Graphs and Graph Neural Networks.</w:t>
-      </w:r>
       <w:bookmarkEnd w:id="71"/>
+    </w:p>
+    <w:p>
+      <w:pPr>
+        <w:pStyle w:val="Heading3"/>
+      </w:pPr>
+      <w:bookmarkStart w:id="72" w:name="_Toc227781706"/>
+      <w:bookmarkStart w:id="73" w:name="_Toc227798734"/>
+      <w:r>
+        <w:t>2.5.1 GNNs, Attention and Attribute based Graphs in intrusion detection.</w:t>
+      </w:r>
       <w:bookmarkEnd w:id="72"/>
+      <w:bookmarkEnd w:id="73"/>
+    </w:p>
+    <w:p>
+      <w:r>
+        <w:t>GNNs combine information about the neighbourhood of graph-structured data; GATs learn edge-based attention (Velickovic et al. 2018). The reason Ngo et al. (2025) use kNN feature-space graphs is due to the non-availability of device IPs (such as in the CICIoT2023 public release). Attention points out the salient structure but this is not a causal attack evidence (Basak et al. 2025).</w:t>
+      </w:r>
     </w:p>
     <w:p>
       <w:pPr>
         <w:pStyle w:val="Heading3"/>
       </w:pPr>
-      <w:bookmarkStart w:id="73" w:name="_Toc227781706"/>
-      <w:bookmarkStart w:id="74" w:name="_Toc227798734"/>
-      <w:r>
-        <w:t>2.5.1 GNNs, Attention and Attribute based Graphs in intrusion detection.</w:t>
-      </w:r>
-      <w:bookmarkEnd w:id="73"/>
+      <w:bookmarkStart w:id="74" w:name="_Toc227781707"/>
+      <w:bookmarkStart w:id="75" w:name="_Toc227798735"/>
+      <w:r>
+        <w:t>2.5.2 Dynamic (Temporal) Graphs and GAT +GRU Pattern.</w:t>
+      </w:r>
       <w:bookmarkEnd w:id="74"/>
-    </w:p>
-    <w:p>
-      <w:r>
-        <w:t>GNNs combine information about the neighbourhood of graph-structured data; GATs learn edge-based attention (Velickovic et al. 2018). The reason Ngo et al. (2025) use kNN feature-space graphs is due to the non-availability of device IPs (such as in the CICIoT2023 public release). Attention points out the salient structure but this is not a causal attack evidence (Basak et al. 2025).</w:t>
-      </w:r>
-    </w:p>
-    <w:p>
-      <w:pPr>
-        <w:pStyle w:val="Heading3"/>
-      </w:pPr>
-      <w:bookmarkStart w:id="75" w:name="_Toc227781707"/>
-      <w:bookmarkStart w:id="76" w:name="_Toc227798735"/>
-      <w:r>
-        <w:t>2.5.2 Dynamic (Temporal) Graphs and GAT +GRU Pattern.</w:t>
-      </w:r>
       <w:bookmarkEnd w:id="75"/>
-      <w:bookmarkEnd w:id="76"/>
     </w:p>
     <w:p>
       <w:r>
@@ -17913,8 +17875,8 @@
               <w:pStyle w:val="Caption"/>
               <w:jc w:val="center"/>
             </w:pPr>
-            <w:bookmarkStart w:id="77" w:name="_Toc227786954"/>
-            <w:bookmarkStart w:id="78" w:name="_Toc227798999"/>
+            <w:bookmarkStart w:id="76" w:name="_Toc227786954"/>
+            <w:bookmarkStart w:id="77" w:name="_Toc227798999"/>
             <w:r>
               <w:t xml:space="preserve">Figure </w:t>
             </w:r>
@@ -17954,8 +17916,8 @@
             <w:r>
               <w:t>Conceptual flow of a dynamic GNN (GAT + GRU) for temporal graph classification (Chapter 2, Section 2.5)</w:t>
             </w:r>
+            <w:bookmarkEnd w:id="76"/>
             <w:bookmarkEnd w:id="77"/>
-            <w:bookmarkEnd w:id="78"/>
           </w:p>
         </w:tc>
       </w:tr>
@@ -17965,26 +17927,26 @@
       <w:pPr>
         <w:pStyle w:val="Heading2"/>
       </w:pPr>
-      <w:bookmarkStart w:id="79" w:name="_Toc227781708"/>
-      <w:bookmarkStart w:id="80" w:name="_Toc227798736"/>
+      <w:bookmarkStart w:id="78" w:name="_Toc227781708"/>
+      <w:bookmarkStart w:id="79" w:name="_Toc227798736"/>
       <w:r>
         <w:lastRenderedPageBreak/>
         <w:t>2.6 Federated Learning and Privacy</w:t>
       </w:r>
+      <w:bookmarkEnd w:id="78"/>
       <w:bookmarkEnd w:id="79"/>
+    </w:p>
+    <w:p>
+      <w:pPr>
+        <w:pStyle w:val="Heading3"/>
+      </w:pPr>
+      <w:bookmarkStart w:id="80" w:name="_Toc227781709"/>
+      <w:bookmarkStart w:id="81" w:name="_Toc227798737"/>
+      <w:r>
+        <w:t>2.6.1 FedAvg, Assumptions, and Communication</w:t>
+      </w:r>
       <w:bookmarkEnd w:id="80"/>
-    </w:p>
-    <w:p>
-      <w:pPr>
-        <w:pStyle w:val="Heading3"/>
-      </w:pPr>
-      <w:bookmarkStart w:id="81" w:name="_Toc227781709"/>
-      <w:bookmarkStart w:id="82" w:name="_Toc227798737"/>
-      <w:r>
-        <w:t>2.6.1 FedAvg, Assumptions, and Communication</w:t>
-      </w:r>
       <w:bookmarkEnd w:id="81"/>
-      <w:bookmarkEnd w:id="82"/>
     </w:p>
     <w:p>
       <w:r>
@@ -18069,8 +18031,8 @@
               <w:pStyle w:val="Caption"/>
               <w:jc w:val="center"/>
             </w:pPr>
-            <w:bookmarkStart w:id="83" w:name="_Toc227786955"/>
-            <w:bookmarkStart w:id="84" w:name="_Toc227799000"/>
+            <w:bookmarkStart w:id="82" w:name="_Toc227786955"/>
+            <w:bookmarkStart w:id="83" w:name="_Toc227799000"/>
             <w:r>
               <w:t xml:space="preserve">Figure </w:t>
             </w:r>
@@ -18110,8 +18072,8 @@
             <w:r>
               <w:t>Federated learning (FedAvg) flow  -  no raw data leaves clients (Chapter 2, Section 2.6)</w:t>
             </w:r>
+            <w:bookmarkEnd w:id="82"/>
             <w:bookmarkEnd w:id="83"/>
-            <w:bookmarkEnd w:id="84"/>
           </w:p>
         </w:tc>
       </w:tr>
@@ -18120,45 +18082,45 @@
       <w:pPr>
         <w:pStyle w:val="Heading3"/>
       </w:pPr>
-      <w:bookmarkStart w:id="85" w:name="_Toc227781710"/>
-      <w:bookmarkStart w:id="86" w:name="_Toc227798738"/>
+      <w:bookmarkStart w:id="84" w:name="_Toc227781710"/>
+      <w:bookmarkStart w:id="85" w:name="_Toc227798738"/>
       <w:r>
         <w:t>2.6.2 FL for IoT Intrusion Detection: Empirical Findings and Non-IID Reality</w:t>
       </w:r>
+      <w:bookmarkEnd w:id="84"/>
       <w:bookmarkEnd w:id="85"/>
+    </w:p>
+    <w:p>
+      <w:r>
+        <w:t>Qu and colleagues (2020) encourage decentralised training in the case of the prohibition of raw pooling. Lazzarini et al. (2023) and Albanbay et al. (2025) demonstrate non-IID client mixes and client counts convergence. The work adopts Flower with three clients, Dirichlet non-IID split and communication is reported in Chapter 8. FedAvg is not differential privacy: the MSc scope is based on an honest-but-curious threat model.</w:t>
+      </w:r>
+    </w:p>
+    <w:p>
+      <w:pPr>
+        <w:pStyle w:val="Heading2"/>
+      </w:pPr>
+      <w:bookmarkStart w:id="86" w:name="_Toc227781711"/>
+      <w:bookmarkStart w:id="87" w:name="_Toc227798739"/>
+      <w:r>
+        <w:t>2.7</w:t>
+      </w:r>
+      <w:r>
+        <w:t xml:space="preserve"> justifiable ML-Based Security.</w:t>
+      </w:r>
       <w:bookmarkEnd w:id="86"/>
-    </w:p>
-    <w:p>
-      <w:r>
-        <w:t>Qu and colleagues (2020) encourage decentralised training in the case of the prohibition of raw pooling. Lazzarini et al. (2023) and Albanbay et al. (2025) demonstrate non-IID client mixes and client counts convergence. The work adopts Flower with three clients, Dirichlet non-IID split and communication is reported in Chapter 8. FedAvg is not differential privacy: the MSc scope is based on an honest-but-curious threat model.</w:t>
-      </w:r>
-    </w:p>
-    <w:p>
-      <w:pPr>
-        <w:pStyle w:val="Heading2"/>
-      </w:pPr>
-      <w:bookmarkStart w:id="87" w:name="_Toc227781711"/>
-      <w:bookmarkStart w:id="88" w:name="_Toc227798739"/>
-      <w:r>
-        <w:t>2.7</w:t>
-      </w:r>
-      <w:r>
-        <w:t xml:space="preserve"> justifiable ML-Based Security.</w:t>
-      </w:r>
       <w:bookmarkEnd w:id="87"/>
+    </w:p>
+    <w:p>
+      <w:pPr>
+        <w:pStyle w:val="Heading3"/>
+      </w:pPr>
+      <w:bookmarkStart w:id="88" w:name="_Toc227781712"/>
+      <w:bookmarkStart w:id="89" w:name="_Toc227798740"/>
+      <w:r>
+        <w:t>2.7.1 GNNs Post-hoc Attribution, Integrated Gradients, and Attention.</w:t>
+      </w:r>
       <w:bookmarkEnd w:id="88"/>
-    </w:p>
-    <w:p>
-      <w:pPr>
-        <w:pStyle w:val="Heading3"/>
-      </w:pPr>
-      <w:bookmarkStart w:id="89" w:name="_Toc227781712"/>
-      <w:bookmarkStart w:id="90" w:name="_Toc227798740"/>
-      <w:r>
-        <w:t>2.7.1 GNNs Post-hoc Attribution, Integrated Gradients, and Attention.</w:t>
-      </w:r>
       <w:bookmarkEnd w:id="89"/>
-      <w:bookmarkEnd w:id="90"/>
     </w:p>
     <w:p>
       <w:r>
@@ -18244,8 +18206,8 @@
               <w:pStyle w:val="Caption"/>
               <w:jc w:val="center"/>
             </w:pPr>
-            <w:bookmarkStart w:id="91" w:name="_Toc227786956"/>
-            <w:bookmarkStart w:id="92" w:name="_Toc227799001"/>
+            <w:bookmarkStart w:id="90" w:name="_Toc227786956"/>
+            <w:bookmarkStart w:id="91" w:name="_Toc227799001"/>
             <w:r>
               <w:t xml:space="preserve">Figure </w:t>
             </w:r>
@@ -18285,8 +18247,8 @@
             <w:r>
               <w:t xml:space="preserve"> Explainability methods used for SOC-oriented alerts (Chapter 2, Section 2.7)</w:t>
             </w:r>
+            <w:bookmarkEnd w:id="90"/>
             <w:bookmarkEnd w:id="91"/>
-            <w:bookmarkEnd w:id="92"/>
           </w:p>
         </w:tc>
       </w:tr>
@@ -18295,13 +18257,13 @@
       <w:pPr>
         <w:pStyle w:val="Heading3"/>
       </w:pPr>
-      <w:bookmarkStart w:id="93" w:name="_Toc227781713"/>
-      <w:bookmarkStart w:id="94" w:name="_Toc227798741"/>
+      <w:bookmarkStart w:id="92" w:name="_Toc227781713"/>
+      <w:bookmarkStart w:id="93" w:name="_Toc227798741"/>
       <w:r>
         <w:t>2.7.2 XAI for IoT Streams, SHAP as Alternative, and Latency as a Counterargument</w:t>
       </w:r>
+      <w:bookmarkEnd w:id="92"/>
       <w:bookmarkEnd w:id="93"/>
-      <w:bookmarkEnd w:id="94"/>
     </w:p>
     <w:p>
       <w:r>
@@ -19467,8 +19429,8 @@
         <w:pStyle w:val="Caption"/>
         <w:jc w:val="center"/>
       </w:pPr>
-      <w:bookmarkStart w:id="95" w:name="_Toc227786971"/>
-      <w:bookmarkStart w:id="96" w:name="_Toc227789068"/>
+      <w:bookmarkStart w:id="94" w:name="_Toc227786971"/>
+      <w:bookmarkStart w:id="95" w:name="_Toc227789068"/>
       <w:r>
         <w:t xml:space="preserve">Table </w:t>
       </w:r>
@@ -19508,8 +19470,8 @@
       <w:r>
         <w:t>Comparison of related work of choice (sources: Chapter 11)</w:t>
       </w:r>
+      <w:bookmarkEnd w:id="94"/>
       <w:bookmarkEnd w:id="95"/>
-      <w:bookmarkEnd w:id="96"/>
     </w:p>
     <w:p/>
     <w:tbl>
@@ -19590,8 +19552,8 @@
               <w:pStyle w:val="Caption"/>
               <w:jc w:val="center"/>
             </w:pPr>
-            <w:bookmarkStart w:id="97" w:name="_Toc227786957"/>
-            <w:bookmarkStart w:id="98" w:name="_Toc227799002"/>
+            <w:bookmarkStart w:id="96" w:name="_Toc227786957"/>
+            <w:bookmarkStart w:id="97" w:name="_Toc227799002"/>
             <w:r>
               <w:t xml:space="preserve">Figure </w:t>
             </w:r>
@@ -19631,8 +19593,8 @@
             <w:r>
               <w:t>Positioning of related work  -  GNN, federated learning, explainability, and SIEM-style alerts (Chapter 2, Section 2.7)</w:t>
             </w:r>
+            <w:bookmarkEnd w:id="96"/>
             <w:bookmarkEnd w:id="97"/>
-            <w:bookmarkEnd w:id="98"/>
           </w:p>
         </w:tc>
       </w:tr>
@@ -19641,25 +19603,25 @@
       <w:pPr>
         <w:pStyle w:val="Heading2"/>
       </w:pPr>
-      <w:bookmarkStart w:id="99" w:name="_Toc227781714"/>
-      <w:bookmarkStart w:id="100" w:name="_Toc227798742"/>
+      <w:bookmarkStart w:id="98" w:name="_Toc227781714"/>
+      <w:bookmarkStart w:id="99" w:name="_Toc227798742"/>
       <w:r>
         <w:t>2.8 Synthesis: Significance, Limitations of Prior Work, Contributions, and Gap</w:t>
       </w:r>
+      <w:bookmarkEnd w:id="98"/>
       <w:bookmarkEnd w:id="99"/>
+    </w:p>
+    <w:p>
+      <w:pPr>
+        <w:pStyle w:val="Heading3"/>
+      </w:pPr>
+      <w:bookmarkStart w:id="100" w:name="_Toc227781715"/>
+      <w:bookmarkStart w:id="101" w:name="_Toc227798743"/>
+      <w:r>
+        <w:t>2.8.1 How Existing Approaches Fill Part of the Problem (and Where They Stop)</w:t>
+      </w:r>
       <w:bookmarkEnd w:id="100"/>
-    </w:p>
-    <w:p>
-      <w:pPr>
-        <w:pStyle w:val="Heading3"/>
-      </w:pPr>
-      <w:bookmarkStart w:id="101" w:name="_Toc227781715"/>
-      <w:bookmarkStart w:id="102" w:name="_Toc227798743"/>
-      <w:r>
-        <w:t>2.8.1 How Existing Approaches Fill Part of the Problem (and Where They Stop)</w:t>
-      </w:r>
       <w:bookmarkEnd w:id="101"/>
-      <w:bookmarkEnd w:id="102"/>
     </w:p>
     <w:p>
       <w:r>
@@ -19674,69 +19636,69 @@
       <w:pPr>
         <w:pStyle w:val="Heading3"/>
       </w:pPr>
-      <w:bookmarkStart w:id="103" w:name="_Toc227781716"/>
-      <w:bookmarkStart w:id="104" w:name="_Toc227798744"/>
+      <w:bookmarkStart w:id="102" w:name="_Toc227781716"/>
+      <w:bookmarkStart w:id="103" w:name="_Toc227798744"/>
       <w:r>
         <w:t>2.8.2 Expected Significance (What Would Matter were the Evidence to be true)</w:t>
       </w:r>
+      <w:bookmarkEnd w:id="102"/>
       <w:bookmarkEnd w:id="103"/>
+    </w:p>
+    <w:p>
+      <w:r>
+        <w:t>Achieving a reproducible end-to-end integration - SIEM-shaped alerts, GAT+GRU, FedAvg, ablation, sensitivity, multi-seed - is the targeted contribution, is not a claim to best F1 on all IoT traffic (Pinto et al. 2023).</w:t>
+      </w:r>
+    </w:p>
+    <w:p>
+      <w:pPr>
+        <w:pStyle w:val="Heading3"/>
+      </w:pPr>
+      <w:bookmarkStart w:id="104" w:name="_Toc227781717"/>
+      <w:bookmarkStart w:id="105" w:name="_Toc227798745"/>
+      <w:r>
+        <w:t>2.8.3 Literature and its Limitations and their effects on Claims.</w:t>
+      </w:r>
       <w:bookmarkEnd w:id="104"/>
-    </w:p>
-    <w:p>
-      <w:r>
-        <w:t>Achieving a reproducible end-to-end integration - SIEM-shaped alerts, GAT+GRU, FedAvg, ablation, sensitivity, multi-seed - is the targeted contribution, is not a claim to best F1 on all IoT traffic (Pinto et al. 2023).</w:t>
+      <w:bookmarkEnd w:id="105"/>
+    </w:p>
+    <w:p>
+      <w:r>
+        <w:t>Lab-only models, XAI, and triage time studies (Alabbadi and Bajaber 2025), and the FL models of privacy that can surpass the assumptions of FedAvg (McMahan et al. 2017) all narrow the terms of Chapter 8 and Chapter 9 in this project.</w:t>
       </w:r>
     </w:p>
     <w:p>
       <w:pPr>
         <w:pStyle w:val="Heading3"/>
       </w:pPr>
-      <w:bookmarkStart w:id="105" w:name="_Toc227781717"/>
-      <w:bookmarkStart w:id="106" w:name="_Toc227798745"/>
-      <w:r>
-        <w:t>2.8.3 Literature and its Limitations and their effects on Claims.</w:t>
-      </w:r>
-      <w:bookmarkEnd w:id="105"/>
+      <w:bookmarkStart w:id="106" w:name="_Toc227781718"/>
+      <w:bookmarkStart w:id="107" w:name="_Toc227798746"/>
+      <w:r>
+        <w:t>2.8.4 Discussion, refutations, and the Gap-Synthesized.</w:t>
+      </w:r>
       <w:bookmarkEnd w:id="106"/>
-    </w:p>
-    <w:p>
-      <w:r>
-        <w:t>Lab-only models, XAI, and triage time studies (Alabbadi and Bajaber 2025), and the FL models of privacy that can surpass the assumptions of FedAvg (McMahan et al. 2017) all narrow the terms of Chapter 8 and Chapter 9 in this project.</w:t>
-      </w:r>
-    </w:p>
-    <w:p>
-      <w:pPr>
-        <w:pStyle w:val="Heading3"/>
-      </w:pPr>
-      <w:bookmarkStart w:id="107" w:name="_Toc227781718"/>
-      <w:bookmarkStart w:id="108" w:name="_Toc227798746"/>
-      <w:r>
-        <w:t>2.8.4 Discussion, refutations, and the Gap-Synthesized.</w:t>
-      </w:r>
       <w:bookmarkEnd w:id="107"/>
+    </w:p>
+    <w:p>
+      <w:r>
+        <w:t>Counterargument 1 - “Strong features mean that we do not need graphs..” There is even a division in the literature itself (Yang et al. 2025; Zhong et al. 2024). This work validates this assertion with RF and MLP baselines on the identical splits and displays the numbers of false positives and headline F1. Counterargument 2 - “Federated learning is privacy free..” Qu et al. (2020) and Albanbay et al. (2025) present details of deployment; in this paper, truthful-but-curious assumptions and count the number of exchanged bytes, rather than a differential-privacy guarantee. Counterargument 3 - “Elucidable alerts eliminate audit and workload danger..” Section 2.4.2 and Cuppens and Miège (2002) emphasize the operational load, integrated gradients and GAT attention introduce artefacts to be reviewed by humans, rather than a statement of trust and adherence to policy.</w:t>
+      </w:r>
+    </w:p>
+    <w:p>
+      <w:r>
+        <w:t>It is united with a previous row in Table 1 by kNN temporal graphs and a GAT+GRU stack and Flower FedAvg and Captum integrated gradients and GAT attention cues and ECS-like JSON alerts, all on a unified CICIoT2023 subset and under a single MSc-style reproducible package. The gap as design, evidence, is instantiated in Chapters 4 to 8; Chapter 9 comes back to significance at the end of the results.</w:t>
+      </w:r>
+    </w:p>
+    <w:p>
+      <w:pPr>
+        <w:pStyle w:val="Heading2"/>
+      </w:pPr>
+      <w:bookmarkStart w:id="108" w:name="_Toc227781719"/>
+      <w:bookmarkStart w:id="109" w:name="_Toc227798747"/>
+      <w:r>
+        <w:t>2.9 Mapping to CyBOK (Cyber security body of knowledge)</w:t>
+      </w:r>
       <w:bookmarkEnd w:id="108"/>
-    </w:p>
-    <w:p>
-      <w:r>
-        <w:t>Counterargument 1 - “Strong features mean that we do not need graphs..” There is even a division in the literature itself (Yang et al. 2025; Zhong et al. 2024). This work validates this assertion with RF and MLP baselines on the identical splits and displays the numbers of false positives and headline F1. Counterargument 2 - “Federated learning is privacy free..” Qu et al. (2020) and Albanbay et al. (2025) present details of deployment; in this paper, truthful-but-curious assumptions and count the number of exchanged bytes, rather than a differential-privacy guarantee. Counterargument 3 - “Elucidable alerts eliminate audit and workload danger..” Section 2.4.2 and Cuppens and Miège (2002) emphasize the operational load, integrated gradients and GAT attention introduce artefacts to be reviewed by humans, rather than a statement of trust and adherence to policy.</w:t>
-      </w:r>
-    </w:p>
-    <w:p>
-      <w:r>
-        <w:t>It is united with a previous row in Table 1 by kNN temporal graphs and a GAT+GRU stack and Flower FedAvg and Captum integrated gradients and GAT attention cues and ECS-like JSON alerts, all on a unified CICIoT2023 subset and under a single MSc-style reproducible package. The gap as design, evidence, is instantiated in Chapters 4 to 8; Chapter 9 comes back to significance at the end of the results.</w:t>
-      </w:r>
-    </w:p>
-    <w:p>
-      <w:pPr>
-        <w:pStyle w:val="Heading2"/>
-      </w:pPr>
-      <w:bookmarkStart w:id="109" w:name="_Toc227781719"/>
-      <w:bookmarkStart w:id="110" w:name="_Toc227798747"/>
-      <w:r>
-        <w:t>2.9 Mapping to CyBOK (Cyber security body of knowledge)</w:t>
-      </w:r>
       <w:bookmarkEnd w:id="109"/>
-      <w:bookmarkEnd w:id="110"/>
     </w:p>
     <w:p>
       <w:r>
@@ -19751,30 +19713,30 @@
       <w:pPr>
         <w:pStyle w:val="Heading2"/>
       </w:pPr>
-      <w:bookmarkStart w:id="111" w:name="_Toc227781720"/>
-      <w:bookmarkStart w:id="112" w:name="_Toc227798748"/>
+      <w:bookmarkStart w:id="110" w:name="_Toc227781720"/>
+      <w:bookmarkStart w:id="111" w:name="_Toc227798748"/>
       <w:r>
         <w:t>2.10 Extended Comparative Review (Fifteen to Twenty Core Sources)</w:t>
       </w:r>
+      <w:bookmarkEnd w:id="110"/>
       <w:bookmarkEnd w:id="111"/>
+    </w:p>
+    <w:p>
+      <w:r>
+        <w:t>Section 2.10 has an extension of fifteen to twenty core-source breadth; the next paragraph lists more auditable touch-stones in addition to Sections 2.3 2.7: Zheng et al. (2019) on temporal graph stacks; Qu et al. (2020) on decentralised training</w:t>
+      </w:r>
+    </w:p>
+    <w:p>
+      <w:pPr>
+        <w:pStyle w:val="Heading2"/>
+      </w:pPr>
+      <w:bookmarkStart w:id="112" w:name="_Toc227781721"/>
+      <w:bookmarkStart w:id="113" w:name="_Toc227798749"/>
+      <w:r>
+        <w:t>2.11 Chapter Summary</w:t>
+      </w:r>
       <w:bookmarkEnd w:id="112"/>
-    </w:p>
-    <w:p>
-      <w:r>
-        <w:t>Section 2.10 has an extension of fifteen to twenty core-source breadth; the next paragraph lists more auditable touch-stones in addition to Sections 2.3 2.7: Zheng et al. (2019) on temporal graph stacks; Qu et al. (2020) on decentralised training</w:t>
-      </w:r>
-    </w:p>
-    <w:p>
-      <w:pPr>
-        <w:pStyle w:val="Heading2"/>
-      </w:pPr>
-      <w:bookmarkStart w:id="113" w:name="_Toc227781721"/>
-      <w:bookmarkStart w:id="114" w:name="_Toc227798749"/>
-      <w:r>
-        <w:t>2.11 Chapter Summary</w:t>
-      </w:r>
       <w:bookmarkEnd w:id="113"/>
-      <w:bookmarkEnd w:id="114"/>
     </w:p>
     <w:p>
       <w:r>
@@ -19794,7 +19756,7 @@
           <w:szCs w:val="28"/>
         </w:rPr>
       </w:pPr>
-      <w:bookmarkStart w:id="115" w:name="_Toc227781722"/>
+      <w:bookmarkStart w:id="114" w:name="_Toc227781722"/>
       <w:r>
         <w:rPr>
           <w:sz w:val="32"/>
@@ -19807,7 +19769,7 @@
         <w:pStyle w:val="Heading1"/>
         <w:jc w:val="center"/>
       </w:pPr>
-      <w:bookmarkStart w:id="116" w:name="_Toc227798750"/>
+      <w:bookmarkStart w:id="115" w:name="_Toc227798750"/>
       <w:r>
         <w:rPr>
           <w:sz w:val="32"/>
@@ -19827,37 +19789,37 @@
         </w:rPr>
         <w:t xml:space="preserve"> Project Management</w:t>
       </w:r>
+      <w:bookmarkEnd w:id="114"/>
       <w:bookmarkEnd w:id="115"/>
+    </w:p>
+    <w:p>
+      <w:pPr>
+        <w:pStyle w:val="Heading2"/>
+      </w:pPr>
+      <w:bookmarkStart w:id="116" w:name="_Toc227781723"/>
+      <w:bookmarkStart w:id="117" w:name="_Toc227798751"/>
+      <w:r>
+        <w:t>3.1 Chapter Overview</w:t>
+      </w:r>
       <w:bookmarkEnd w:id="116"/>
+      <w:bookmarkEnd w:id="117"/>
+    </w:p>
+    <w:p>
+      <w:r>
+        <w:t>The process of the project is recorded in this chapter: planning and milestones, risk management, the IDE and platform to be used to provide evidence of verifiable development (Section 3.5), and ethics posture (public dataset, no human subjects). It aids in transparency of performance without repeating technical data in Chapters 4-7.</w:t>
+      </w:r>
     </w:p>
     <w:p>
       <w:pPr>
         <w:pStyle w:val="Heading2"/>
       </w:pPr>
-      <w:bookmarkStart w:id="117" w:name="_Toc227781723"/>
-      <w:bookmarkStart w:id="118" w:name="_Toc227798751"/>
-      <w:r>
-        <w:t>3.1 Chapter Overview</w:t>
-      </w:r>
-      <w:bookmarkEnd w:id="117"/>
+      <w:bookmarkStart w:id="118" w:name="_Toc227781724"/>
+      <w:bookmarkStart w:id="119" w:name="_Toc227798752"/>
+      <w:r>
+        <w:t>3.2 Project Plan and Schedule (45-day MSc)</w:t>
+      </w:r>
       <w:bookmarkEnd w:id="118"/>
-    </w:p>
-    <w:p>
-      <w:r>
-        <w:t>The process of the project is recorded in this chapter: planning and milestones, risk management, the IDE and platform to be used to provide evidence of verifiable development (Section 3.5), and ethics posture (public dataset, no human subjects). It aids in transparency of performance without repeating technical data in Chapters 4-7.</w:t>
-      </w:r>
-    </w:p>
-    <w:p>
-      <w:pPr>
-        <w:pStyle w:val="Heading2"/>
-      </w:pPr>
-      <w:bookmarkStart w:id="119" w:name="_Toc227781724"/>
-      <w:bookmarkStart w:id="120" w:name="_Toc227798752"/>
-      <w:r>
-        <w:t>3.2 Project Plan and Schedule (45-day MSc)</w:t>
-      </w:r>
       <w:bookmarkEnd w:id="119"/>
-      <w:bookmarkEnd w:id="120"/>
     </w:p>
     <w:p>
       <w:r>
@@ -19946,8 +19908,8 @@
               <w:pStyle w:val="Caption"/>
               <w:jc w:val="center"/>
             </w:pPr>
-            <w:bookmarkStart w:id="121" w:name="_Toc227786958"/>
-            <w:bookmarkStart w:id="122" w:name="_Toc227799003"/>
+            <w:bookmarkStart w:id="120" w:name="_Toc227786958"/>
+            <w:bookmarkStart w:id="121" w:name="_Toc227799003"/>
             <w:r>
               <w:t xml:space="preserve">Figure </w:t>
             </w:r>
@@ -19987,8 +19949,8 @@
             <w:r>
               <w:t>Project Gantt chart - six execution phases plus write-up across the 45-day MSc window (Chapter 3, Section 3.2)</w:t>
             </w:r>
+            <w:bookmarkEnd w:id="120"/>
             <w:bookmarkEnd w:id="121"/>
-            <w:bookmarkEnd w:id="122"/>
           </w:p>
         </w:tc>
       </w:tr>
@@ -19999,8 +19961,8 @@
       <w:pPr>
         <w:pStyle w:val="Heading2"/>
       </w:pPr>
-      <w:bookmarkStart w:id="123" w:name="_Toc227781726"/>
-      <w:bookmarkStart w:id="124" w:name="_Toc227798753"/>
+      <w:bookmarkStart w:id="122" w:name="_Toc227781726"/>
+      <w:bookmarkStart w:id="123" w:name="_Toc227798753"/>
       <w:r>
         <w:lastRenderedPageBreak/>
         <w:t>3.3</w:t>
@@ -20008,8 +19970,8 @@
       <w:r>
         <w:t xml:space="preserve"> Monitoring and Progress Reviews</w:t>
       </w:r>
+      <w:bookmarkEnd w:id="122"/>
       <w:bookmarkEnd w:id="123"/>
-      <w:bookmarkEnd w:id="124"/>
     </w:p>
     <w:tbl>
       <w:tblPr>
@@ -20203,8 +20165,8 @@
       <w:pPr>
         <w:pStyle w:val="Caption"/>
       </w:pPr>
-      <w:bookmarkStart w:id="125" w:name="_Toc227786972"/>
-      <w:bookmarkStart w:id="126" w:name="_Toc227789069"/>
+      <w:bookmarkStart w:id="124" w:name="_Toc227786972"/>
+      <w:bookmarkStart w:id="125" w:name="_Toc227789069"/>
       <w:r>
         <w:t xml:space="preserve">Table </w:t>
       </w:r>
@@ -20244,28 +20206,28 @@
       <w:r>
         <w:t>Monitoring and Progress Reviews</w:t>
       </w:r>
+      <w:bookmarkEnd w:id="124"/>
       <w:bookmarkEnd w:id="125"/>
+    </w:p>
+    <w:p>
+      <w:r>
+        <w:t>The progress was tracked on a weekly rhythm with the supervisor and in relation to the phase scheme in Section 3.2. The agenda of every meeting (once a week) was based on the same three points: (1) what has been done since the previous meeting and which artefact in the repository demonstrates it; (2) what was being done and what blocker required supervisor input; (3) what was going to be done next week and what phase boundary was it. The project process documentation referenced in Appendix B captured decisions and action items so that activity can be traced after the fact.</w:t>
+      </w:r>
+    </w:p>
+    <w:p>
+      <w:pPr>
+        <w:pStyle w:val="Heading2"/>
+      </w:pPr>
+      <w:bookmarkStart w:id="126" w:name="_Toc227781727"/>
+      <w:bookmarkStart w:id="127" w:name="_Toc227798754"/>
+      <w:r>
+        <w:t>3.4</w:t>
+      </w:r>
+      <w:r>
+        <w:t xml:space="preserve"> Research Plan for Completion: IDE, Platform, and Evidence for Supervision</w:t>
+      </w:r>
       <w:bookmarkEnd w:id="126"/>
-    </w:p>
-    <w:p>
-      <w:r>
-        <w:t>The progress was tracked on a weekly rhythm with the supervisor and in relation to the phase scheme in Section 3.2. The agenda of every meeting (once a week) was based on the same three points: (1) what has been done since the previous meeting and which artefact in the repository demonstrates it; (2) what was being done and what blocker required supervisor input; (3) what was going to be done next week and what phase boundary was it. The project process documentation referenced in Appendix B captured decisions and action items so that activity can be traced after the fact.</w:t>
-      </w:r>
-    </w:p>
-    <w:p>
-      <w:pPr>
-        <w:pStyle w:val="Heading2"/>
-      </w:pPr>
-      <w:bookmarkStart w:id="127" w:name="_Toc227781727"/>
-      <w:bookmarkStart w:id="128" w:name="_Toc227798754"/>
-      <w:r>
-        <w:t>3.4</w:t>
-      </w:r>
-      <w:r>
-        <w:t xml:space="preserve"> Research Plan for Completion: IDE, Platform, and Evidence for Supervision</w:t>
-      </w:r>
       <w:bookmarkEnd w:id="127"/>
-      <w:bookmarkEnd w:id="128"/>
     </w:p>
     <w:p>
       <w:r>
@@ -20331,119 +20293,119 @@
       <w:pPr>
         <w:pStyle w:val="Heading2"/>
       </w:pPr>
-      <w:bookmarkStart w:id="129" w:name="_Toc227781728"/>
-      <w:bookmarkStart w:id="130" w:name="_Toc227798755"/>
+      <w:bookmarkStart w:id="128" w:name="_Toc227781728"/>
+      <w:bookmarkStart w:id="129" w:name="_Toc227798755"/>
       <w:r>
         <w:t>3.5</w:t>
       </w:r>
       <w:r>
         <w:t xml:space="preserve"> Ethics and Data</w:t>
       </w:r>
+      <w:bookmarkEnd w:id="128"/>
       <w:bookmarkEnd w:id="129"/>
+    </w:p>
+    <w:p>
+      <w:r>
+        <w:t xml:space="preserve">Only public CICIoT2023 data is used; there are no human participants or proprietary organisational datasets. The signed specification ethics section records that the project does not require full ethics-review board approval under School procedures (February 2026) for this use of non-sensitive public data. Process and ethics paperwork are </w:t>
+      </w:r>
+      <w:r>
+        <w:t xml:space="preserve">nicely </w:t>
+      </w:r>
+      <w:r>
+        <w:t>referenced in Appendix B (and the signed project specification in Appendix C where relevant).</w:t>
+      </w:r>
+    </w:p>
+    <w:p>
+      <w:pPr>
+        <w:pStyle w:val="Heading2"/>
+      </w:pPr>
+      <w:bookmarkStart w:id="130" w:name="_Toc227781729"/>
+      <w:bookmarkStart w:id="131" w:name="_Toc227798756"/>
+      <w:r>
+        <w:t>3.6</w:t>
+      </w:r>
+      <w:r>
+        <w:t xml:space="preserve"> Supervision and Progress Alignment</w:t>
+      </w:r>
       <w:bookmarkEnd w:id="130"/>
-    </w:p>
-    <w:p>
-      <w:r>
-        <w:t xml:space="preserve">Only public CICIoT2023 data is used; there are no human participants or proprietary organisational datasets. The signed specification ethics section records that the project does not require full ethics-review board approval under School procedures (February 2026) for this use of non-sensitive public data. Process and ethics paperwork are </w:t>
-      </w:r>
-      <w:r>
-        <w:t xml:space="preserve">nicely </w:t>
-      </w:r>
-      <w:r>
-        <w:t>referenced in Appendix B (and the signed project specification in Appendix C where relevant).</w:t>
+      <w:bookmarkEnd w:id="131"/>
+    </w:p>
+    <w:p>
+      <w:r>
+        <w:t>Frequent meetings with the supervisor and moderator followed scope, risks and alignment between the implementation and research questions. The MSc Interim Report - Student record and action plan (15 April 2026, Dr R. M. Ujjan) is sent to the Appendix B; the technical build is described in Chapters 4-8.</w:t>
+      </w:r>
+    </w:p>
+    <w:p>
+      <w:r>
+        <w:rPr>
+          <w:rFonts w:hint="eastAsia"/>
+        </w:rPr>
+        <w:t xml:space="preserve">Supervision kept the work grounded to: (1) an end-to-end narrative (data </w:t>
+      </w:r>
+      <w:r>
+        <w:rPr>
+          <w:rFonts w:hint="eastAsia"/>
+        </w:rPr>
+        <w:t>→</w:t>
+      </w:r>
+      <w:r>
+        <w:rPr>
+          <w:rFonts w:hint="eastAsia"/>
+        </w:rPr>
+        <w:t xml:space="preserve"> model </w:t>
+      </w:r>
+      <w:r>
+        <w:rPr>
+          <w:rFonts w:hint="eastAsia"/>
+        </w:rPr>
+        <w:t>→</w:t>
+      </w:r>
+      <w:r>
+        <w:rPr>
+          <w:rFonts w:hint="eastAsia"/>
+        </w:rPr>
+        <w:t xml:space="preserve"> optional federation </w:t>
+      </w:r>
+      <w:r>
+        <w:rPr>
+          <w:rFonts w:hint="eastAsia"/>
+        </w:rPr>
+        <w:t>→</w:t>
+      </w:r>
+      <w:r>
+        <w:rPr>
+          <w:rFonts w:hint="eastAsia"/>
+        </w:rPr>
+        <w:t xml:space="preserve"> explainability </w:t>
+      </w:r>
+      <w:r>
+        <w:rPr>
+          <w:rFonts w:hint="eastAsia"/>
+        </w:rPr>
+        <w:t>→</w:t>
+      </w:r>
+      <w:r>
+        <w:rPr>
+          <w:rFonts w:hint="eastAsia"/>
+        </w:rPr>
+        <w:t xml:space="preserve"> SOC-shaped output); (2) a well-defined evaluation plan with a definite test contract before results; (3) explicit boundaries of a lab </w:t>
+      </w:r>
+      <w:r>
+        <w:t>subset and very high test metrics; (4) analysis and write-up in Chapters 7-10 without scope drift.</w:t>
       </w:r>
     </w:p>
     <w:p>
       <w:pPr>
         <w:pStyle w:val="Heading2"/>
       </w:pPr>
-      <w:bookmarkStart w:id="131" w:name="_Toc227781729"/>
-      <w:bookmarkStart w:id="132" w:name="_Toc227798756"/>
-      <w:r>
-        <w:t>3.6</w:t>
-      </w:r>
-      <w:r>
-        <w:t xml:space="preserve"> Supervision and Progress Alignment</w:t>
-      </w:r>
-      <w:bookmarkEnd w:id="131"/>
+      <w:bookmarkStart w:id="132" w:name="_Toc227798757"/>
+      <w:r>
+        <w:t>3.7</w:t>
+      </w:r>
+      <w:r>
+        <w:t xml:space="preserve"> Chapter Summary</w:t>
+      </w:r>
       <w:bookmarkEnd w:id="132"/>
-    </w:p>
-    <w:p>
-      <w:r>
-        <w:t>Frequent meetings with the supervisor and moderator followed scope, risks and alignment between the implementation and research questions. The MSc Interim Report - Student record and action plan (15 April 2026, Dr R. M. Ujjan) is sent to the Appendix B; the technical build is described in Chapters 4-8.</w:t>
-      </w:r>
-    </w:p>
-    <w:p>
-      <w:r>
-        <w:rPr>
-          <w:rFonts w:hint="eastAsia"/>
-        </w:rPr>
-        <w:t xml:space="preserve">Supervision kept the work grounded to: (1) an end-to-end narrative (data </w:t>
-      </w:r>
-      <w:r>
-        <w:rPr>
-          <w:rFonts w:hint="eastAsia"/>
-        </w:rPr>
-        <w:t>→</w:t>
-      </w:r>
-      <w:r>
-        <w:rPr>
-          <w:rFonts w:hint="eastAsia"/>
-        </w:rPr>
-        <w:t xml:space="preserve"> model </w:t>
-      </w:r>
-      <w:r>
-        <w:rPr>
-          <w:rFonts w:hint="eastAsia"/>
-        </w:rPr>
-        <w:t>→</w:t>
-      </w:r>
-      <w:r>
-        <w:rPr>
-          <w:rFonts w:hint="eastAsia"/>
-        </w:rPr>
-        <w:t xml:space="preserve"> optional federation </w:t>
-      </w:r>
-      <w:r>
-        <w:rPr>
-          <w:rFonts w:hint="eastAsia"/>
-        </w:rPr>
-        <w:t>→</w:t>
-      </w:r>
-      <w:r>
-        <w:rPr>
-          <w:rFonts w:hint="eastAsia"/>
-        </w:rPr>
-        <w:t xml:space="preserve"> explainability </w:t>
-      </w:r>
-      <w:r>
-        <w:rPr>
-          <w:rFonts w:hint="eastAsia"/>
-        </w:rPr>
-        <w:t>→</w:t>
-      </w:r>
-      <w:r>
-        <w:rPr>
-          <w:rFonts w:hint="eastAsia"/>
-        </w:rPr>
-        <w:t xml:space="preserve"> SOC-shaped output); (2) a well-defined evaluation plan with a definite test contract before results; (3) explicit boundaries of a lab </w:t>
-      </w:r>
-      <w:r>
-        <w:t>subset and very high test metrics; (4) analysis and write-up in Chapters 7-10 without scope drift.</w:t>
-      </w:r>
-    </w:p>
-    <w:p>
-      <w:pPr>
-        <w:pStyle w:val="Heading2"/>
-      </w:pPr>
-      <w:bookmarkStart w:id="133" w:name="_Toc227798757"/>
-      <w:r>
-        <w:t>3.7</w:t>
-      </w:r>
-      <w:r>
-        <w:t xml:space="preserve"> Chapter Summary</w:t>
-      </w:r>
-      <w:bookmarkEnd w:id="133"/>
     </w:p>
     <w:p>
       <w:r>
@@ -20463,7 +20425,7 @@
           <w:szCs w:val="28"/>
         </w:rPr>
       </w:pPr>
-      <w:bookmarkStart w:id="134" w:name="_Toc227781730"/>
+      <w:bookmarkStart w:id="133" w:name="_Toc227781730"/>
       <w:r>
         <w:rPr>
           <w:sz w:val="32"/>
@@ -20476,7 +20438,7 @@
         <w:pStyle w:val="Heading1"/>
         <w:jc w:val="center"/>
       </w:pPr>
-      <w:bookmarkStart w:id="135" w:name="_Toc227798758"/>
+      <w:bookmarkStart w:id="134" w:name="_Toc227798758"/>
       <w:r>
         <w:rPr>
           <w:sz w:val="32"/>
@@ -20496,101 +20458,101 @@
         </w:rPr>
         <w:t xml:space="preserve"> Research Design and Methodology</w:t>
       </w:r>
+      <w:bookmarkEnd w:id="133"/>
       <w:bookmarkEnd w:id="134"/>
+    </w:p>
+    <w:p>
+      <w:pPr>
+        <w:pStyle w:val="Heading2"/>
+      </w:pPr>
+      <w:bookmarkStart w:id="135" w:name="_Toc227781731"/>
+      <w:bookmarkStart w:id="136" w:name="_Toc227798759"/>
+      <w:r>
+        <w:t>4.1 Chapter Overview</w:t>
+      </w:r>
       <w:bookmarkEnd w:id="135"/>
+      <w:bookmarkEnd w:id="136"/>
+    </w:p>
+    <w:p>
+      <w:r>
+        <w:t>The approach in this chapter is in the words of the author: it describes how the public CICIoT2023 files are trained models and one-shot test metrics with leakage controls. Section 1.5 maps research design / deployment to Chapters 4-6 and evaluation / metrics to Chapters 7-8; and then defines the metrics once in Section 7.5. Chapters 4-5 establish stages and graph semantics (Figures 7-9); each stage is represented by a path in the repository with a name.</w:t>
+      </w:r>
     </w:p>
     <w:p>
       <w:pPr>
         <w:pStyle w:val="Heading2"/>
       </w:pPr>
-      <w:bookmarkStart w:id="136" w:name="_Toc227781731"/>
-      <w:bookmarkStart w:id="137" w:name="_Toc227798759"/>
-      <w:r>
-        <w:t>4.1 Chapter Overview</w:t>
-      </w:r>
-      <w:bookmarkEnd w:id="136"/>
+      <w:bookmarkStart w:id="137" w:name="_Toc227781732"/>
+      <w:bookmarkStart w:id="138" w:name="_Toc227798760"/>
+      <w:r>
+        <w:t>4.2 Research Approach</w:t>
+      </w:r>
       <w:bookmarkEnd w:id="137"/>
-    </w:p>
-    <w:p>
-      <w:r>
-        <w:t>The approach in this chapter is in the words of the author: it describes how the public CICIoT2023 files are trained models and one-shot test metrics with leakage controls. Section 1.5 maps research design / deployment to Chapters 4-6 and evaluation / metrics to Chapters 7-8; and then defines the metrics once in Section 7.5. Chapters 4-5 establish stages and graph semantics (Figures 7-9); each stage is represented by a path in the repository with a name.</w:t>
+      <w:bookmarkEnd w:id="138"/>
+    </w:p>
+    <w:p>
+      <w:r>
+        <w:rPr>
+          <w:rFonts w:hint="eastAsia"/>
+        </w:rPr>
+        <w:t xml:space="preserve">Epistemology and design. It is an empirical work: a prototype pipeline (data </w:t>
+      </w:r>
+      <w:r>
+        <w:t xml:space="preserve">→ </w:t>
+      </w:r>
+      <w:r>
+        <w:rPr>
+          <w:rFonts w:hint="eastAsia"/>
+        </w:rPr>
+        <w:t xml:space="preserve">baselines and GNN </w:t>
+      </w:r>
+      <w:r>
+        <w:t xml:space="preserve">→ </w:t>
+      </w:r>
+      <w:r>
+        <w:rPr>
+          <w:rFonts w:hint="eastAsia"/>
+        </w:rPr>
+        <w:t xml:space="preserve">optional Flower </w:t>
+      </w:r>
+      <w:r>
+        <w:t xml:space="preserve">→ </w:t>
+      </w:r>
+      <w:r>
+        <w:rPr>
+          <w:rFonts w:hint="eastAsia"/>
+        </w:rPr>
+        <w:t xml:space="preserve">explainability </w:t>
+      </w:r>
+      <w:r>
+        <w:t xml:space="preserve">→ </w:t>
+      </w:r>
+      <w:r>
+        <w:rPr>
+          <w:rFonts w:hint="eastAsia"/>
+        </w:rPr>
+        <w:t xml:space="preserve">FastAPI) is evaluated using reproducible metrics of pre-recorded CIC rows - no live capture. Accuracy in this case refers </w:t>
+      </w:r>
+      <w:r>
+        <w:t>to held-out test scores (Section 7.5, Chapter 8). The approach is compositional: kNN graphs, GAT+GRU, FedAvg (Dirichlet clients), Captum IG and GAT attention, ECS-like JSON - frozen in config/experiment.yaml.</w:t>
+      </w:r>
+    </w:p>
+    <w:p>
+      <w:r>
+        <w:t>Rigor funnel. (1) Public splits are released (train / validation / test CSVs), and not a random re-split of one pool, therefore the desired separation of the benchmark is honored. (2) Only training file (first pass in src/data/preprocess.py) is transformed using StandardScaler, which is then used to transform validation and test. (3) Train + validation Tuning and early stopping; test: one-shot reporting. (4) Federated training does not transmit raw rows - just model parameters (see Section 4.5).</w:t>
       </w:r>
     </w:p>
     <w:p>
       <w:pPr>
         <w:pStyle w:val="Heading2"/>
       </w:pPr>
-      <w:bookmarkStart w:id="138" w:name="_Toc227781732"/>
-      <w:bookmarkStart w:id="139" w:name="_Toc227798760"/>
-      <w:r>
-        <w:t>4.2 Research Approach</w:t>
-      </w:r>
-      <w:bookmarkEnd w:id="138"/>
+      <w:bookmarkStart w:id="139" w:name="_Toc227781733"/>
+      <w:bookmarkStart w:id="140" w:name="_Toc227798761"/>
+      <w:r>
+        <w:t>4.3 Dataset and Subset</w:t>
+      </w:r>
       <w:bookmarkEnd w:id="139"/>
-    </w:p>
-    <w:p>
-      <w:r>
-        <w:rPr>
-          <w:rFonts w:hint="eastAsia"/>
-        </w:rPr>
-        <w:t xml:space="preserve">Epistemology and design. It is an empirical work: a prototype pipeline (data </w:t>
-      </w:r>
-      <w:r>
-        <w:t xml:space="preserve">→ </w:t>
-      </w:r>
-      <w:r>
-        <w:rPr>
-          <w:rFonts w:hint="eastAsia"/>
-        </w:rPr>
-        <w:t xml:space="preserve">baselines and GNN </w:t>
-      </w:r>
-      <w:r>
-        <w:t xml:space="preserve">→ </w:t>
-      </w:r>
-      <w:r>
-        <w:rPr>
-          <w:rFonts w:hint="eastAsia"/>
-        </w:rPr>
-        <w:t xml:space="preserve">optional Flower </w:t>
-      </w:r>
-      <w:r>
-        <w:t xml:space="preserve">→ </w:t>
-      </w:r>
-      <w:r>
-        <w:rPr>
-          <w:rFonts w:hint="eastAsia"/>
-        </w:rPr>
-        <w:t xml:space="preserve">explainability </w:t>
-      </w:r>
-      <w:r>
-        <w:t xml:space="preserve">→ </w:t>
-      </w:r>
-      <w:r>
-        <w:rPr>
-          <w:rFonts w:hint="eastAsia"/>
-        </w:rPr>
-        <w:t xml:space="preserve">FastAPI) is evaluated using reproducible metrics of pre-recorded CIC rows - no live capture. Accuracy in this case refers </w:t>
-      </w:r>
-      <w:r>
-        <w:t>to held-out test scores (Section 7.5, Chapter 8). The approach is compositional: kNN graphs, GAT+GRU, FedAvg (Dirichlet clients), Captum IG and GAT attention, ECS-like JSON - frozen in config/experiment.yaml.</w:t>
-      </w:r>
-    </w:p>
-    <w:p>
-      <w:r>
-        <w:t>Rigor funnel. (1) Public splits are released (train / validation / test CSVs), and not a random re-split of one pool, therefore the desired separation of the benchmark is honored. (2) Only training file (first pass in src/data/preprocess.py) is transformed using StandardScaler, which is then used to transform validation and test. (3) Train + validation Tuning and early stopping; test: one-shot reporting. (4) Federated training does not transmit raw rows - just model parameters (see Section 4.5).</w:t>
-      </w:r>
-    </w:p>
-    <w:p>
-      <w:pPr>
-        <w:pStyle w:val="Heading2"/>
-      </w:pPr>
-      <w:bookmarkStart w:id="140" w:name="_Toc227781733"/>
-      <w:bookmarkStart w:id="141" w:name="_Toc227798761"/>
-      <w:r>
-        <w:t>4.3 Dataset and Subset</w:t>
-      </w:r>
       <w:bookmarkEnd w:id="140"/>
-      <w:bookmarkEnd w:id="141"/>
     </w:p>
     <w:p>
       <w:r>
@@ -20612,13 +20574,13 @@
       <w:pPr>
         <w:pStyle w:val="Heading3"/>
       </w:pPr>
-      <w:bookmarkStart w:id="142" w:name="_Toc227781734"/>
-      <w:bookmarkStart w:id="143" w:name="_Toc227798762"/>
+      <w:bookmarkStart w:id="141" w:name="_Toc227781734"/>
+      <w:bookmarkStart w:id="142" w:name="_Toc227798762"/>
       <w:r>
         <w:t>4.3.1 Proposed pipeline stages, artefacts, and leakage controls</w:t>
       </w:r>
+      <w:bookmarkEnd w:id="141"/>
       <w:bookmarkEnd w:id="142"/>
-      <w:bookmarkEnd w:id="143"/>
     </w:p>
     <w:tbl>
       <w:tblPr>
@@ -21078,8 +21040,8 @@
       <w:pPr>
         <w:pStyle w:val="Caption"/>
       </w:pPr>
-      <w:bookmarkStart w:id="144" w:name="_Toc227786973"/>
-      <w:bookmarkStart w:id="145" w:name="_Toc227789070"/>
+      <w:bookmarkStart w:id="143" w:name="_Toc227786973"/>
+      <w:bookmarkStart w:id="144" w:name="_Toc227789070"/>
       <w:r>
         <w:t xml:space="preserve">Table </w:t>
       </w:r>
@@ -21119,43 +21081,43 @@
       <w:r>
         <w:t>is the master stage list; later chapters reference the same order (Figure 7 is the visual analogue).</w:t>
       </w:r>
+      <w:bookmarkEnd w:id="143"/>
       <w:bookmarkEnd w:id="144"/>
+    </w:p>
+    <w:p>
+      <w:r>
+        <w:t>Italic paths denote examine-facing artefacts. If another researcher omits a stage (e.g. skips graph building and trains only on flows), the experiment is not the one reported here.</w:t>
+      </w:r>
+    </w:p>
+    <w:p>
+      <w:pPr>
+        <w:pStyle w:val="Heading3"/>
+      </w:pPr>
+      <w:bookmarkStart w:id="145" w:name="_Toc227781735"/>
+      <w:bookmarkStart w:id="146" w:name="_Toc227798763"/>
+      <w:r>
+        <w:t>4.3.2 Repository layout and frozen outputs</w:t>
+      </w:r>
       <w:bookmarkEnd w:id="145"/>
-    </w:p>
-    <w:p>
-      <w:r>
-        <w:t>Italic paths denote examine-facing artefacts. If another researcher omits a stage (e.g. skips graph building and trains only on flows), the experiment is not the one reported here.</w:t>
+      <w:bookmarkEnd w:id="146"/>
+    </w:p>
+    <w:p>
+      <w:r>
+        <w:t>Raw CICIoT2023 files are not committed. After Stage 2, train / validation / test parquet and the saved scaler live under data/processed/. Graph tensor caches and metrics/figures live under data/processed/ and results/ as listed in the repository README and Chapter 13. The dissertation’s numbers assume one frozen pass of the same config hash implied by the committed config/experiment.yaml.</w:t>
       </w:r>
     </w:p>
     <w:p>
       <w:pPr>
         <w:pStyle w:val="Heading3"/>
       </w:pPr>
-      <w:bookmarkStart w:id="146" w:name="_Toc227781735"/>
-      <w:bookmarkStart w:id="147" w:name="_Toc227798763"/>
-      <w:r>
-        <w:t>4.3.2 Repository layout and frozen outputs</w:t>
-      </w:r>
-      <w:bookmarkEnd w:id="146"/>
-      <w:bookmarkEnd w:id="147"/>
-    </w:p>
-    <w:p>
-      <w:r>
-        <w:t>Raw CICIoT2023 files are not committed. After Stage 2, train / validation / test parquet and the saved scaler live under data/processed/. Graph tensor caches and metrics/figures live under data/processed/ and results/ as listed in the repository README and Chapter 13. The dissertation’s numbers assume one frozen pass of the same config hash implied by the committed config/experiment.yaml.</w:t>
-      </w:r>
-    </w:p>
-    <w:p>
-      <w:pPr>
-        <w:pStyle w:val="Heading3"/>
-      </w:pPr>
-      <w:bookmarkStart w:id="148" w:name="_Toc227781736"/>
-      <w:bookmarkStart w:id="149" w:name="_Toc227798764"/>
+      <w:bookmarkStart w:id="147" w:name="_Toc227781736"/>
+      <w:bookmarkStart w:id="148" w:name="_Toc227798764"/>
       <w:r>
         <w:lastRenderedPageBreak/>
         <w:t>4.3.3 Empirical flow and graph sample sizes</w:t>
       </w:r>
+      <w:bookmarkEnd w:id="147"/>
       <w:bookmarkEnd w:id="148"/>
-      <w:bookmarkEnd w:id="149"/>
     </w:p>
     <w:p>
       <w:r>
@@ -21516,8 +21478,8 @@
       <w:pPr>
         <w:pStyle w:val="Caption"/>
       </w:pPr>
-      <w:bookmarkStart w:id="150" w:name="_Toc227786974"/>
-      <w:bookmarkStart w:id="151" w:name="_Toc227789071"/>
+      <w:bookmarkStart w:id="149" w:name="_Toc227786974"/>
+      <w:bookmarkStart w:id="150" w:name="_Toc227789071"/>
       <w:r>
         <w:t xml:space="preserve">Table </w:t>
       </w:r>
@@ -21557,78 +21519,78 @@
       <w:r>
         <w:t>Empirical sample sizes: flows, graph windows, and sequences.</w:t>
       </w:r>
+      <w:bookmarkEnd w:id="149"/>
       <w:bookmarkEnd w:id="150"/>
+    </w:p>
+    <w:p>
+      <w:r>
+        <w:t>Notes. Windows are constructed with per-class pools and shuffling (see Section 5.3); the sequence count is slightly below the window count because the tail of the shuffled list may not form a full length-5 sequence. All models that report “sequence-level” GNN metrics consume these sequences; RF/MLP report per-flow metrics on 500,000 test flows each.</w:t>
+      </w:r>
+    </w:p>
+    <w:p>
+      <w:pPr>
+        <w:pStyle w:val="Heading2"/>
+      </w:pPr>
+      <w:bookmarkStart w:id="151" w:name="_Toc227781737"/>
+      <w:bookmarkStart w:id="152" w:name="_Toc227798765"/>
+      <w:r>
+        <w:t>4.4 Models and Loss Functions</w:t>
+      </w:r>
       <w:bookmarkEnd w:id="151"/>
-    </w:p>
-    <w:p>
-      <w:r>
-        <w:t>Notes. Windows are constructed with per-class pools and shuffling (see Section 5.3); the sequence count is slightly below the window count because the tail of the shuffled list may not form a full length-5 sequence. All models that report “sequence-level” GNN metrics consume these sequences; RF/MLP report per-flow metrics on 500,000 test flows each.</w:t>
-      </w:r>
-    </w:p>
-    <w:p>
-      <w:pPr>
-        <w:pStyle w:val="Heading2"/>
-      </w:pPr>
-      <w:bookmarkStart w:id="152" w:name="_Toc227781737"/>
-      <w:bookmarkStart w:id="153" w:name="_Toc227798765"/>
-      <w:r>
-        <w:t>4.4 Models and Loss Functions</w:t>
-      </w:r>
       <w:bookmarkEnd w:id="152"/>
+    </w:p>
+    <w:p>
+      <w:r>
+        <w:t>Three model families share the same label definition and splits but differ in input geometry: two are feature-vector classifiers; one is a graph-sequence classifier.</w:t>
+      </w:r>
+    </w:p>
+    <w:p>
+      <w:pPr>
+        <w:pStyle w:val="ListBullet"/>
+      </w:pPr>
+      <w:r>
+        <w:t>Random Forest  -  tabular: one standardised 46-vector per flow, sklearn.ensemble.RandomForestClassifier in src/models/baselines.py; out-of-bag / train metrics are not used for test claims; test reporting is the contract in Section 7.7.</w:t>
+      </w:r>
+    </w:p>
+    <w:p>
+      <w:pPr>
+        <w:pStyle w:val="ListBullet"/>
+      </w:pPr>
+      <w:r>
+        <w:t xml:space="preserve">MLP  -  tabular: feed-forward on 46-d inputs, MLPBaseline, trained with Adam and mini-batch cross-entropy (see </w:t>
+      </w:r>
+      <w:r>
+        <w:t>Table 7</w:t>
+      </w:r>
+      <w:r>
+        <w:t>).</w:t>
+      </w:r>
+    </w:p>
+    <w:p>
+      <w:pPr>
+        <w:pStyle w:val="ListBullet"/>
+      </w:pPr>
+      <w:r>
+        <w:t>Dynamic GNN (GAT + GRU)  -  graph</w:t>
+      </w:r>
+      <w:r>
+        <w:t>-</w:t>
+      </w:r>
+      <w:r>
+        <w:t>sequence: for each of five windows, a GAT stack produces a graph embedding; a GRU consumes the ordered list of five embeddings; a linear head outputs logits for the binary case (DynamicGNN in src/models/dynamic_gnn.py). An ablation mean-pools time instead of a GRU (Table 10).</w:t>
+      </w:r>
+    </w:p>
+    <w:p>
+      <w:pPr>
+        <w:pStyle w:val="Heading3"/>
+      </w:pPr>
+      <w:bookmarkStart w:id="153" w:name="_Toc227781738"/>
+      <w:bookmarkStart w:id="154" w:name="_Toc227798766"/>
+      <w:r>
+        <w:t>4.4.1 Hyperparameters, tuning funnel, and training budget (after split)</w:t>
+      </w:r>
       <w:bookmarkEnd w:id="153"/>
-    </w:p>
-    <w:p>
-      <w:r>
-        <w:t>Three model families share the same label definition and splits but differ in input geometry: two are feature-vector classifiers; one is a graph-sequence classifier.</w:t>
-      </w:r>
-    </w:p>
-    <w:p>
-      <w:pPr>
-        <w:pStyle w:val="ListBullet"/>
-      </w:pPr>
-      <w:r>
-        <w:t>Random Forest  -  tabular: one standardised 46-vector per flow, sklearn.ensemble.RandomForestClassifier in src/models/baselines.py; out-of-bag / train metrics are not used for test claims; test reporting is the contract in Section 7.7.</w:t>
-      </w:r>
-    </w:p>
-    <w:p>
-      <w:pPr>
-        <w:pStyle w:val="ListBullet"/>
-      </w:pPr>
-      <w:r>
-        <w:t xml:space="preserve">MLP  -  tabular: feed-forward on 46-d inputs, MLPBaseline, trained with Adam and mini-batch cross-entropy (see </w:t>
-      </w:r>
-      <w:r>
-        <w:t>Table 7</w:t>
-      </w:r>
-      <w:r>
-        <w:t>).</w:t>
-      </w:r>
-    </w:p>
-    <w:p>
-      <w:pPr>
-        <w:pStyle w:val="ListBullet"/>
-      </w:pPr>
-      <w:r>
-        <w:t>Dynamic GNN (GAT + GRU)  -  graph</w:t>
-      </w:r>
-      <w:r>
-        <w:t>-</w:t>
-      </w:r>
-      <w:r>
-        <w:t>sequence: for each of five windows, a GAT stack produces a graph embedding; a GRU consumes the ordered list of five embeddings; a linear head outputs logits for the binary case (DynamicGNN in src/models/dynamic_gnn.py). An ablation mean-pools time instead of a GRU (Table 10).</w:t>
-      </w:r>
-    </w:p>
-    <w:p>
-      <w:pPr>
-        <w:pStyle w:val="Heading3"/>
-      </w:pPr>
-      <w:bookmarkStart w:id="154" w:name="_Toc227781738"/>
-      <w:bookmarkStart w:id="155" w:name="_Toc227798766"/>
-      <w:r>
-        <w:t>4.4.1 Hyperparameters, tuning funnel, and training budget (after split)</w:t>
-      </w:r>
       <w:bookmarkEnd w:id="154"/>
-      <w:bookmarkEnd w:id="155"/>
     </w:p>
     <w:p>
       <w:r>
@@ -22045,9 +22007,9 @@
       <w:pPr>
         <w:pStyle w:val="Caption"/>
       </w:pPr>
-      <w:bookmarkStart w:id="156" w:name="_Toc227786975"/>
-      <w:bookmarkStart w:id="157" w:name="_Toc227789072"/>
-      <w:bookmarkStart w:id="158" w:name="_Toc227781739"/>
+      <w:bookmarkStart w:id="155" w:name="_Toc227786975"/>
+      <w:bookmarkStart w:id="156" w:name="_Toc227789072"/>
+      <w:bookmarkStart w:id="157" w:name="_Toc227781739"/>
       <w:r>
         <w:t xml:space="preserve">Table </w:t>
       </w:r>
@@ -22087,19 +22049,19 @@
       <w:r>
         <w:t>Hyperparameters, training budget, and federation (frozen in config/experiment.yaml).</w:t>
       </w:r>
+      <w:bookmarkEnd w:id="155"/>
       <w:bookmarkEnd w:id="156"/>
+    </w:p>
+    <w:p>
+      <w:pPr>
+        <w:pStyle w:val="Heading3"/>
+      </w:pPr>
+      <w:bookmarkStart w:id="158" w:name="_Toc227798767"/>
+      <w:r>
+        <w:t>4.4.2 Objectives, losses, and federation rule</w:t>
+      </w:r>
       <w:bookmarkEnd w:id="157"/>
-    </w:p>
-    <w:p>
-      <w:pPr>
-        <w:pStyle w:val="Heading3"/>
-      </w:pPr>
-      <w:bookmarkStart w:id="159" w:name="_Toc227798767"/>
-      <w:r>
-        <w:t>4.4.2 Objectives, losses, and federation rule</w:t>
-      </w:r>
       <w:bookmarkEnd w:id="158"/>
-      <w:bookmarkEnd w:id="159"/>
     </w:p>
     <w:p>
       <w:r>
@@ -22132,79 +22094,79 @@
       <w:pPr>
         <w:pStyle w:val="Heading2"/>
       </w:pPr>
-      <w:bookmarkStart w:id="160" w:name="_Toc227781740"/>
-      <w:bookmarkStart w:id="161" w:name="_Toc227798768"/>
+      <w:bookmarkStart w:id="159" w:name="_Toc227781740"/>
+      <w:bookmarkStart w:id="160" w:name="_Toc227798768"/>
       <w:r>
         <w:t>4.5 Federated Learning Setup</w:t>
       </w:r>
+      <w:bookmarkEnd w:id="159"/>
       <w:bookmarkEnd w:id="160"/>
+    </w:p>
+    <w:p>
+      <w:r>
+        <w:t xml:space="preserve">FedAvg (McMahan et al. 2017): clients train locally and send weights; the server averages and broadcasts the global model - no raw flows cross sites (Section 2.6). </w:t>
+      </w:r>
+      <w:r>
+        <w:t>This project involves Flower and three clients, ten rounds and two local epochs per round (timelines and risks: Chapter 3; wiring: Section 6.6). The identical GNN architecture is trained both centrally and federally to provide a fair comparison. Estimate of communication cost is based on the traffic of float32 parameters that are serialized (Chapter 8).</w:t>
+      </w:r>
+    </w:p>
+    <w:p>
+      <w:r>
+        <w:t>Non-IID simulation: Each training row is allocated to a client, distributed using a Dirichlet distribution over the proportions of classes (alpha = 0.5) such that the client label mixes are different (even stronger than IID sharding; even weaker than adversarial splits).</w:t>
+      </w:r>
+      <w:r>
+        <w:t xml:space="preserve"> Rationale: reflect sites with different exposure while staying trainable within the MSc budget.</w:t>
+      </w:r>
+    </w:p>
+    <w:p>
+      <w:pPr>
+        <w:pStyle w:val="Heading2"/>
+      </w:pPr>
+      <w:bookmarkStart w:id="161" w:name="_Toc227781741"/>
+      <w:bookmarkStart w:id="162" w:name="_Toc227798769"/>
+      <w:r>
+        <w:t>4.6 Explainability</w:t>
+      </w:r>
       <w:bookmarkEnd w:id="161"/>
-    </w:p>
-    <w:p>
-      <w:r>
-        <w:t xml:space="preserve">FedAvg (McMahan et al. 2017): clients train locally and send weights; the server averages and broadcasts the global model - no raw flows cross sites (Section 2.6). </w:t>
-      </w:r>
-      <w:r>
-        <w:t>This project involves Flower and three clients, ten rounds and two local epochs per round (timelines and risks: Chapter 3; wiring: Section 6.6). The identical GNN architecture is trained both centrally and federally to provide a fair comparison. Estimate of communication cost is based on the traffic of float32 parameters that are serialized (Chapter 8).</w:t>
-      </w:r>
-    </w:p>
-    <w:p>
-      <w:r>
-        <w:t>Non-IID simulation: Each training row is allocated to a client, distributed using a Dirichlet distribution over the proportions of classes (alpha = 0.5) such that the client label mixes are different (even stronger than IID sharding; even weaker than adversarial splits).</w:t>
-      </w:r>
-      <w:r>
-        <w:t xml:space="preserve"> Rationale: reflect sites with different exposure while staying trainable within the MSc budget.</w:t>
+      <w:bookmarkEnd w:id="162"/>
+    </w:p>
+    <w:p>
+      <w:r>
+        <w:t>Two forms of explanation are used:</w:t>
+      </w:r>
+    </w:p>
+    <w:p>
+      <w:pPr>
+        <w:pStyle w:val="ListBullet"/>
+      </w:pPr>
+      <w:r>
+        <w:t>Integrated Gradients (Captum): Applied to the chosen model (e.g. the dynamic GNN or the MLP) to attribute the prediction to input features. The top contributing features are extracted and included in the alert.</w:t>
+      </w:r>
+    </w:p>
+    <w:p>
+      <w:pPr>
+        <w:pStyle w:val="ListBullet"/>
+      </w:pPr>
+      <w:r>
+        <w:t>Attention weights: For the GAT-based model, attention weights over edges or neighbours are used to identify which flows or connections the model focused on. These can be summarised as “top flows” or “top edges” in the alert.</w:t>
+      </w:r>
+    </w:p>
+    <w:p>
+      <w:r>
+        <w:t>Explanations are produced for selected predictions (e.g. positive alerts). The top-k (k=5) features and flows are included in each alert to keep the explanation concise. If computing explanations for every prediction is too slow, they are applied only to a subset (e.g. high-confidence alerts) and this is noted as a limitation.</w:t>
       </w:r>
     </w:p>
     <w:p>
       <w:pPr>
         <w:pStyle w:val="Heading2"/>
       </w:pPr>
-      <w:bookmarkStart w:id="162" w:name="_Toc227781741"/>
-      <w:bookmarkStart w:id="163" w:name="_Toc227798769"/>
-      <w:r>
-        <w:t>4.6 Explainability</w:t>
-      </w:r>
-      <w:bookmarkEnd w:id="162"/>
+      <w:bookmarkStart w:id="163" w:name="_Toc227781742"/>
+      <w:bookmarkStart w:id="164" w:name="_Toc227798770"/>
+      <w:r>
+        <w:t>4.7 Evaluation Plan</w:t>
+      </w:r>
       <w:bookmarkEnd w:id="163"/>
-    </w:p>
-    <w:p>
-      <w:r>
-        <w:t>Two forms of explanation are used:</w:t>
-      </w:r>
-    </w:p>
-    <w:p>
-      <w:pPr>
-        <w:pStyle w:val="ListBullet"/>
-      </w:pPr>
-      <w:r>
-        <w:t>Integrated Gradients (Captum): Applied to the chosen model (e.g. the dynamic GNN or the MLP) to attribute the prediction to input features. The top contributing features are extracted and included in the alert.</w:t>
-      </w:r>
-    </w:p>
-    <w:p>
-      <w:pPr>
-        <w:pStyle w:val="ListBullet"/>
-      </w:pPr>
-      <w:r>
-        <w:t>Attention weights: For the GAT-based model, attention weights over edges or neighbours are used to identify which flows or connections the model focused on. These can be summarised as “top flows” or “top edges” in the alert.</w:t>
-      </w:r>
-    </w:p>
-    <w:p>
-      <w:r>
-        <w:t>Explanations are produced for selected predictions (e.g. positive alerts). The top-k (k=5) features and flows are included in each alert to keep the explanation concise. If computing explanations for every prediction is too slow, they are applied only to a subset (e.g. high-confidence alerts) and this is noted as a limitation.</w:t>
-      </w:r>
-    </w:p>
-    <w:p>
-      <w:pPr>
-        <w:pStyle w:val="Heading2"/>
-      </w:pPr>
-      <w:bookmarkStart w:id="164" w:name="_Toc227781742"/>
-      <w:bookmarkStart w:id="165" w:name="_Toc227798770"/>
-      <w:r>
-        <w:t>4.7 Evaluation Plan</w:t>
-      </w:r>
       <w:bookmarkEnd w:id="164"/>
-      <w:bookmarkEnd w:id="165"/>
     </w:p>
     <w:p>
       <w:r>
@@ -22258,13 +22220,13 @@
       <w:pPr>
         <w:pStyle w:val="Heading2"/>
       </w:pPr>
-      <w:bookmarkStart w:id="166" w:name="_Toc227781743"/>
-      <w:bookmarkStart w:id="167" w:name="_Toc227798771"/>
+      <w:bookmarkStart w:id="165" w:name="_Toc227781743"/>
+      <w:bookmarkStart w:id="166" w:name="_Toc227798771"/>
       <w:r>
         <w:t>4.8 Software and Tools</w:t>
       </w:r>
+      <w:bookmarkEnd w:id="165"/>
       <w:bookmarkEnd w:id="166"/>
-      <w:bookmarkEnd w:id="167"/>
     </w:p>
     <w:p>
       <w:r>
@@ -22362,13 +22324,13 @@
       <w:pPr>
         <w:pStyle w:val="Heading2"/>
       </w:pPr>
-      <w:bookmarkStart w:id="168" w:name="_Toc227781744"/>
-      <w:bookmarkStart w:id="169" w:name="_Toc227798772"/>
+      <w:bookmarkStart w:id="167" w:name="_Toc227781744"/>
+      <w:bookmarkStart w:id="168" w:name="_Toc227798772"/>
       <w:r>
         <w:t>4.9 Chapter Summary</w:t>
       </w:r>
+      <w:bookmarkEnd w:id="167"/>
       <w:bookmarkEnd w:id="168"/>
-      <w:bookmarkEnd w:id="169"/>
     </w:p>
     <w:p>
       <w:r>
@@ -22394,7 +22356,7 @@
           <w:szCs w:val="28"/>
         </w:rPr>
       </w:pPr>
-      <w:bookmarkStart w:id="170" w:name="_Toc227781745"/>
+      <w:bookmarkStart w:id="169" w:name="_Toc227781745"/>
       <w:r>
         <w:rPr>
           <w:sz w:val="32"/>
@@ -22407,7 +22369,7 @@
         <w:pStyle w:val="Heading1"/>
         <w:jc w:val="center"/>
       </w:pPr>
-      <w:bookmarkStart w:id="171" w:name="_Toc227798773"/>
+      <w:bookmarkStart w:id="170" w:name="_Toc227798773"/>
       <w:r>
         <w:rPr>
           <w:sz w:val="32"/>
@@ -22427,37 +22389,37 @@
         </w:rPr>
         <w:t xml:space="preserve"> Design</w:t>
       </w:r>
+      <w:bookmarkEnd w:id="169"/>
       <w:bookmarkEnd w:id="170"/>
+    </w:p>
+    <w:p>
+      <w:pPr>
+        <w:pStyle w:val="Heading2"/>
+      </w:pPr>
+      <w:bookmarkStart w:id="171" w:name="_Toc227781746"/>
+      <w:bookmarkStart w:id="172" w:name="_Toc227798774"/>
+      <w:r>
+        <w:t>5.1 Chapter Overview</w:t>
+      </w:r>
       <w:bookmarkEnd w:id="171"/>
+      <w:bookmarkEnd w:id="172"/>
+    </w:p>
+    <w:p>
+      <w:r>
+        <w:t>This chapter describes the system design sequentially as the narrative: the end-to-end research pipeline (first, Figure 7), the semantics of authoritative graphs and windowing rules (Section 5.3), the architecture (Figure 8) and a conceptual kNN schematic (Figure 9) which is consistent with the implementation in Chapter 6. Outputs that face deployment refer to ECS-like JSON alerts.</w:t>
+      </w:r>
     </w:p>
     <w:p>
       <w:pPr>
         <w:pStyle w:val="Heading2"/>
       </w:pPr>
-      <w:bookmarkStart w:id="172" w:name="_Toc227781746"/>
-      <w:bookmarkStart w:id="173" w:name="_Toc227798774"/>
-      <w:r>
-        <w:t>5.1 Chapter Overview</w:t>
-      </w:r>
-      <w:bookmarkEnd w:id="172"/>
+      <w:bookmarkStart w:id="173" w:name="_Toc227781747"/>
+      <w:bookmarkStart w:id="174" w:name="_Toc227798775"/>
+      <w:r>
+        <w:t>5.2 Pipeline, Alerts and Deployment (Conceptual)</w:t>
+      </w:r>
       <w:bookmarkEnd w:id="173"/>
-    </w:p>
-    <w:p>
-      <w:r>
-        <w:t>This chapter describes the system design sequentially as the narrative: the end-to-end research pipeline (first, Figure 7), the semantics of authoritative graphs and windowing rules (Section 5.3), the architecture (Figure 8) and a conceptual kNN schematic (Figure 9) which is consistent with the implementation in Chapter 6. Outputs that face deployment refer to ECS-like JSON alerts.</w:t>
-      </w:r>
-    </w:p>
-    <w:p>
-      <w:pPr>
-        <w:pStyle w:val="Heading2"/>
-      </w:pPr>
-      <w:bookmarkStart w:id="174" w:name="_Toc227781747"/>
-      <w:bookmarkStart w:id="175" w:name="_Toc227798775"/>
-      <w:r>
-        <w:t>5.2 Pipeline, Alerts and Deployment (Conceptual)</w:t>
-      </w:r>
       <w:bookmarkEnd w:id="174"/>
-      <w:bookmarkEnd w:id="175"/>
     </w:p>
     <w:p>
       <w:r>
@@ -22553,7 +22515,7 @@
               <w:pStyle w:val="Caption"/>
               <w:jc w:val="center"/>
             </w:pPr>
-            <w:bookmarkStart w:id="176" w:name="_Toc227799004"/>
+            <w:bookmarkStart w:id="175" w:name="_Toc227799004"/>
             <w:r>
               <w:t xml:space="preserve">Figure </w:t>
             </w:r>
@@ -22593,7 +22555,7 @@
             <w:r>
               <w:t>Research pipeline  -  from raw IoT flow data to explainable SIEM alerts (Chapter 5, Section 5.2)</w:t>
             </w:r>
-            <w:bookmarkEnd w:id="176"/>
+            <w:bookmarkEnd w:id="175"/>
           </w:p>
         </w:tc>
       </w:tr>
@@ -22607,13 +22569,13 @@
       <w:pPr>
         <w:pStyle w:val="Heading2"/>
       </w:pPr>
-      <w:bookmarkStart w:id="177" w:name="_Toc227781748"/>
-      <w:bookmarkStart w:id="178" w:name="_Toc227798776"/>
+      <w:bookmarkStart w:id="176" w:name="_Toc227781748"/>
+      <w:bookmarkStart w:id="177" w:name="_Toc227798776"/>
       <w:r>
         <w:t>5.3 Graph Design (Flows to kNN Snapshots)</w:t>
       </w:r>
+      <w:bookmarkEnd w:id="176"/>
       <w:bookmarkEnd w:id="177"/>
-      <w:bookmarkEnd w:id="178"/>
     </w:p>
     <w:p>
       <w:r>
@@ -22662,13 +22624,13 @@
       <w:pPr>
         <w:pStyle w:val="Heading2"/>
       </w:pPr>
-      <w:bookmarkStart w:id="179" w:name="_Toc227781749"/>
-      <w:bookmarkStart w:id="180" w:name="_Toc227798777"/>
+      <w:bookmarkStart w:id="178" w:name="_Toc227781749"/>
+      <w:bookmarkStart w:id="179" w:name="_Toc227798777"/>
       <w:r>
         <w:t>5.4 Research Design and System Architecture</w:t>
       </w:r>
+      <w:bookmarkEnd w:id="178"/>
       <w:bookmarkEnd w:id="179"/>
-      <w:bookmarkEnd w:id="180"/>
     </w:p>
     <w:p>
       <w:r>
@@ -22753,7 +22715,7 @@
               <w:pStyle w:val="Caption"/>
               <w:jc w:val="center"/>
             </w:pPr>
-            <w:bookmarkStart w:id="181" w:name="_Toc227799005"/>
+            <w:bookmarkStart w:id="180" w:name="_Toc227799005"/>
             <w:r>
               <w:t xml:space="preserve">Figure </w:t>
             </w:r>
@@ -22793,7 +22755,7 @@
             <w:r>
               <w:t>Research design  -  data flow, federated training, and edge alerting (Chapter 5, Section 5.4)</w:t>
             </w:r>
-            <w:bookmarkEnd w:id="181"/>
+            <w:bookmarkEnd w:id="180"/>
           </w:p>
         </w:tc>
       </w:tr>
@@ -22815,14 +22777,14 @@
       <w:pPr>
         <w:pStyle w:val="Heading2"/>
       </w:pPr>
-      <w:bookmarkStart w:id="182" w:name="_Toc227781750"/>
-      <w:bookmarkStart w:id="183" w:name="_Toc227798778"/>
+      <w:bookmarkStart w:id="181" w:name="_Toc227781750"/>
+      <w:bookmarkStart w:id="182" w:name="_Toc227798778"/>
       <w:r>
         <w:lastRenderedPageBreak/>
         <w:t>5.5 Conceptual Illustration: Similarity-Based Graph in One Window</w:t>
       </w:r>
+      <w:bookmarkEnd w:id="181"/>
       <w:bookmarkEnd w:id="182"/>
-      <w:bookmarkEnd w:id="183"/>
     </w:p>
     <w:p>
       <w:r>
@@ -22907,7 +22869,7 @@
               <w:pStyle w:val="Caption"/>
               <w:jc w:val="center"/>
             </w:pPr>
-            <w:bookmarkStart w:id="184" w:name="_Toc227799006"/>
+            <w:bookmarkStart w:id="183" w:name="_Toc227799006"/>
             <w:r>
               <w:t xml:space="preserve">Figure </w:t>
             </w:r>
@@ -22947,7 +22909,7 @@
             <w:r>
               <w:t>Conceptual kNN similarity graph within one observation window (Chapter 5, Section 5.5)</w:t>
             </w:r>
-            <w:bookmarkEnd w:id="184"/>
+            <w:bookmarkEnd w:id="183"/>
           </w:p>
         </w:tc>
       </w:tr>
@@ -22956,13 +22918,13 @@
       <w:pPr>
         <w:pStyle w:val="Heading2"/>
       </w:pPr>
-      <w:bookmarkStart w:id="185" w:name="_Toc227781751"/>
-      <w:bookmarkStart w:id="186" w:name="_Toc227798779"/>
+      <w:bookmarkStart w:id="184" w:name="_Toc227781751"/>
+      <w:bookmarkStart w:id="185" w:name="_Toc227798779"/>
       <w:r>
         <w:t>5.6 Chapter Summary</w:t>
       </w:r>
+      <w:bookmarkEnd w:id="184"/>
       <w:bookmarkEnd w:id="185"/>
-      <w:bookmarkEnd w:id="186"/>
     </w:p>
     <w:p>
       <w:r>
@@ -22982,7 +22944,7 @@
           <w:szCs w:val="28"/>
         </w:rPr>
       </w:pPr>
-      <w:bookmarkStart w:id="187" w:name="_Toc227781752"/>
+      <w:bookmarkStart w:id="186" w:name="_Toc227781752"/>
       <w:r>
         <w:rPr>
           <w:sz w:val="32"/>
@@ -22995,7 +22957,7 @@
         <w:pStyle w:val="Heading1"/>
         <w:jc w:val="center"/>
       </w:pPr>
-      <w:bookmarkStart w:id="188" w:name="_Toc227798780"/>
+      <w:bookmarkStart w:id="187" w:name="_Toc227798780"/>
       <w:r>
         <w:rPr>
           <w:sz w:val="32"/>
@@ -23015,42 +22977,42 @@
         </w:rPr>
         <w:t xml:space="preserve"> Implementation and System Development</w:t>
       </w:r>
+      <w:bookmarkEnd w:id="186"/>
       <w:bookmarkEnd w:id="187"/>
+    </w:p>
+    <w:p>
+      <w:pPr>
+        <w:pStyle w:val="Heading2"/>
+      </w:pPr>
+      <w:bookmarkStart w:id="188" w:name="_Toc227781753"/>
+      <w:bookmarkStart w:id="189" w:name="_Toc227798781"/>
+      <w:r>
+        <w:t>6.1 Chapter Overview</w:t>
+      </w:r>
       <w:bookmarkEnd w:id="188"/>
+      <w:bookmarkEnd w:id="189"/>
+    </w:p>
+    <w:p>
+      <w:r>
+        <w:t>The chapter outlines the implementation of the prototype: code structure, libraries, training and federated loops, Captum integration, alert formatting, and the FastAPI scoring endpoint. The implementation detail is important in this project, as the claim is not merely the model accuracy, but the entire pipeline implementation within the CPU constraints. And so I tell where all the great functions reside, and how the modules are interrelated.</w:t>
+      </w:r>
+    </w:p>
+    <w:p>
+      <w:r>
+        <w:t>It is implemented in a directory structure (src/), by responsibility (data, models, federated learning, explainability, SIEM output, evaluation) with scripts reproducing end-to-end runs based on configuration (scripts/run_all.py and scripts to it). The YAML configuration is externalised such that experiments can be re-run without making code modifications.</w:t>
+      </w:r>
     </w:p>
     <w:p>
       <w:pPr>
         <w:pStyle w:val="Heading2"/>
       </w:pPr>
-      <w:bookmarkStart w:id="189" w:name="_Toc227781753"/>
-      <w:bookmarkStart w:id="190" w:name="_Toc227798781"/>
-      <w:r>
-        <w:t>6.1 Chapter Overview</w:t>
-      </w:r>
-      <w:bookmarkEnd w:id="189"/>
+      <w:bookmarkStart w:id="190" w:name="_Toc227781754"/>
+      <w:bookmarkStart w:id="191" w:name="_Toc227798782"/>
+      <w:r>
+        <w:t>6.2 Environment and Tools</w:t>
+      </w:r>
       <w:bookmarkEnd w:id="190"/>
-    </w:p>
-    <w:p>
-      <w:r>
-        <w:t>The chapter outlines the implementation of the prototype: code structure, libraries, training and federated loops, Captum integration, alert formatting, and the FastAPI scoring endpoint. The implementation detail is important in this project, as the claim is not merely the model accuracy, but the entire pipeline implementation within the CPU constraints. And so I tell where all the great functions reside, and how the modules are interrelated.</w:t>
-      </w:r>
-    </w:p>
-    <w:p>
-      <w:r>
-        <w:t>It is implemented in a directory structure (src/), by responsibility (data, models, federated learning, explainability, SIEM output, evaluation) with scripts reproducing end-to-end runs based on configuration (scripts/run_all.py and scripts to it). The YAML configuration is externalised such that experiments can be re-run without making code modifications.</w:t>
-      </w:r>
-    </w:p>
-    <w:p>
-      <w:pPr>
-        <w:pStyle w:val="Heading2"/>
-      </w:pPr>
-      <w:bookmarkStart w:id="191" w:name="_Toc227781754"/>
-      <w:bookmarkStart w:id="192" w:name="_Toc227798782"/>
-      <w:r>
-        <w:t>6.2 Environment and Tools</w:t>
-      </w:r>
       <w:bookmarkEnd w:id="191"/>
-      <w:bookmarkEnd w:id="192"/>
     </w:p>
     <w:p>
       <w:r>
@@ -23314,7 +23276,7 @@
       <w:pPr>
         <w:pStyle w:val="Caption"/>
       </w:pPr>
-      <w:bookmarkStart w:id="193" w:name="_Toc227789073"/>
+      <w:bookmarkStart w:id="192" w:name="_Toc227789073"/>
       <w:r>
         <w:t xml:space="preserve">Table </w:t>
       </w:r>
@@ -23354,7 +23316,7 @@
       <w:r>
         <w:t>Testbed, storage and runtime stack (Research Method Deployment).</w:t>
       </w:r>
-      <w:bookmarkEnd w:id="193"/>
+      <w:bookmarkEnd w:id="192"/>
     </w:p>
     <w:p>
       <w:r>
@@ -23380,103 +23342,103 @@
       <w:pPr>
         <w:pStyle w:val="Heading2"/>
       </w:pPr>
-      <w:bookmarkStart w:id="194" w:name="_Toc227781755"/>
-      <w:bookmarkStart w:id="195" w:name="_Toc227798783"/>
+      <w:bookmarkStart w:id="193" w:name="_Toc227781755"/>
+      <w:bookmarkStart w:id="194" w:name="_Toc227798783"/>
       <w:r>
         <w:t>6.3 Data Loading and Preprocessing</w:t>
       </w:r>
+      <w:bookmarkEnd w:id="193"/>
       <w:bookmarkEnd w:id="194"/>
+    </w:p>
+    <w:p>
+      <w:r>
+        <w:t>The CICIoT2023 subset is loaded from the public train / validation / test CSVs (or equivalent files) as released with the benchmark - not by re-splitting a single pool in this build. The public flow tables provide the 46 numeric features used in this project plus labels; optional endpoint columns are retained only when present in the schema. Missing values are handled and labels are binarised (benign vs. attack) as in src/data/preprocess.py; a global random seed (</w:t>
+      </w:r>
+      <w:r>
+        <w:t>Table 7</w:t>
+      </w:r>
+      <w:r>
+        <w:t>) governs shuffling in graph building and model initialisation, not the boundary between splits.</w:t>
+      </w:r>
+    </w:p>
+    <w:p>
+      <w:r>
+        <w:t>Preprocessing includes feature standardisation (zero mean, unit variance) using statistics computed only on the training set, then applied to validation and test to avoid leakage. For the GNN, flows are windowed and converted to graphs as in Section 6.4. For Random Forest and MLP, the same processed splits are used in tabular form with exactly one row per flow (46 features + binary label), loaded by load_processed_split in src/models/baselines.py - not window aggregates. Graph-sequence construction uses src/data/dataset.py; configuration is in config/experiment.yaml.</w:t>
+      </w:r>
+    </w:p>
+    <w:p>
+      <w:pPr>
+        <w:pStyle w:val="Heading2"/>
+      </w:pPr>
+      <w:bookmarkStart w:id="195" w:name="_Toc227781756"/>
+      <w:bookmarkStart w:id="196" w:name="_Toc227798784"/>
+      <w:r>
+        <w:t>6.4 Graph Construction</w:t>
+      </w:r>
       <w:bookmarkEnd w:id="195"/>
-    </w:p>
-    <w:p>
-      <w:r>
-        <w:t>The CICIoT2023 subset is loaded from the public train / validation / test CSVs (or equivalent files) as released with the benchmark - not by re-splitting a single pool in this build. The public flow tables provide the 46 numeric features used in this project plus labels; optional endpoint columns are retained only when present in the schema. Missing values are handled and labels are binarised (benign vs. attack) as in src/data/preprocess.py; a global random seed (</w:t>
-      </w:r>
-      <w:r>
-        <w:t>Table 7</w:t>
-      </w:r>
-      <w:r>
-        <w:t>) governs shuffling in graph building and model initialisation, not the boundary between splits.</w:t>
-      </w:r>
-    </w:p>
-    <w:p>
-      <w:r>
-        <w:t>Preprocessing includes feature standardisation (zero mean, unit variance) using statistics computed only on the training set, then applied to validation and test to avoid leakage. For the GNN, flows are windowed and converted to graphs as in Section 6.4. For Random Forest and MLP, the same processed splits are used in tabular form with exactly one row per flow (46 features + binary label), loaded by load_processed_split in src/models/baselines.py - not window aggregates. Graph-sequence construction uses src/data/dataset.py; configuration is in config/experiment.yaml.</w:t>
+      <w:bookmarkEnd w:id="196"/>
+    </w:p>
+    <w:p>
+      <w:r>
+        <w:t>Implementation follows Section 5.3 exactly: build_graphs_for_split and flows_to_knn_graph in src/data/graph_builder.py build single-class pools, balanced windows, shuffle, Euclidean kNN with bidirectional edges, and graph batches consumed by GraphSequenceDataset in src/data/dataset.py. Default k and window size come from config/experiment.yaml; sensitivity to other (window, k) pairs is in Section 8.8. Baselines read one row per flow from processed parquet via load_processed_split (src/models/baselines.py) - not graph windows.</w:t>
       </w:r>
     </w:p>
     <w:p>
       <w:pPr>
         <w:pStyle w:val="Heading2"/>
       </w:pPr>
-      <w:bookmarkStart w:id="196" w:name="_Toc227781756"/>
-      <w:bookmarkStart w:id="197" w:name="_Toc227798784"/>
-      <w:r>
-        <w:t>6.4 Graph Construction</w:t>
-      </w:r>
-      <w:bookmarkEnd w:id="196"/>
-      <w:bookmarkEnd w:id="197"/>
-    </w:p>
-    <w:p>
-      <w:r>
-        <w:t>Implementation follows Section 5.3 exactly: build_graphs_for_split and flows_to_knn_graph in src/data/graph_builder.py build single-class pools, balanced windows, shuffle, Euclidean kNN with bidirectional edges, and graph batches consumed by GraphSequenceDataset in src/data/dataset.py. Default k and window size come from config/experiment.yaml; sensitivity to other (window, k) pairs is in Section 8.8. Baselines read one row per flow from processed parquet via load_processed_split (src/models/baselines.py) - not graph windows.</w:t>
-      </w:r>
-    </w:p>
-    <w:p>
-      <w:pPr>
-        <w:pStyle w:val="Heading2"/>
-      </w:pPr>
-      <w:bookmarkStart w:id="198" w:name="_Toc227781757"/>
-      <w:bookmarkStart w:id="199" w:name="_Toc227798785"/>
+      <w:bookmarkStart w:id="197" w:name="_Toc227781757"/>
+      <w:bookmarkStart w:id="198" w:name="_Toc227798785"/>
       <w:r>
         <w:lastRenderedPageBreak/>
         <w:t>6.5 Model Implementation</w:t>
       </w:r>
+      <w:bookmarkEnd w:id="197"/>
       <w:bookmarkEnd w:id="198"/>
+    </w:p>
+    <w:p>
+      <w:r>
+        <w:t>Random Forest: Implemented with scikit-learn on one row per processed flow (46 features + label). The implementation uses 200 trees and max_depth=20; class weights address flow-level imbalance in the training parquet.</w:t>
+      </w:r>
+    </w:p>
+    <w:p>
+      <w:r>
+        <w:t>MLP: Feed-forward network with three hidden layers (128, 64, 32), ReLU, dropout 0.2; two output logits for benign vs. attack, trained with cross-entropy and Adam (learning rate 1e-3), matching MLPBaseline and the training loop in scripts/run_all.py.</w:t>
+      </w:r>
+    </w:p>
+    <w:p>
+      <w:r>
+        <w:t>Dynamic GNN (GAT + GRU): Two GAT layers (4 heads, hidden 64) read out each window graph; a two-layer GRU (hidden 64) runs on the five-step embedding sequence; a linear head outputs logits (~128k parameters). The same module is trained centrally or under FedAvg (binary CE; server averages client weights).</w:t>
+      </w:r>
+    </w:p>
+    <w:p>
+      <w:pPr>
+        <w:pStyle w:val="Heading2"/>
+      </w:pPr>
+      <w:bookmarkStart w:id="199" w:name="_Toc227781758"/>
+      <w:bookmarkStart w:id="200" w:name="_Toc227798786"/>
+      <w:r>
+        <w:t>6.6 Federated Learning (Flower)</w:t>
+      </w:r>
       <w:bookmarkEnd w:id="199"/>
-    </w:p>
-    <w:p>
-      <w:r>
-        <w:t>Random Forest: Implemented with scikit-learn on one row per processed flow (46 features + label). The implementation uses 200 trees and max_depth=20; class weights address flow-level imbalance in the training parquet.</w:t>
-      </w:r>
-    </w:p>
-    <w:p>
-      <w:r>
-        <w:t>MLP: Feed-forward network with three hidden layers (128, 64, 32), ReLU, dropout 0.2; two output logits for benign vs. attack, trained with cross-entropy and Adam (learning rate 1e-3), matching MLPBaseline and the training loop in scripts/run_all.py.</w:t>
-      </w:r>
-    </w:p>
-    <w:p>
-      <w:r>
-        <w:t>Dynamic GNN (GAT + GRU): Two GAT layers (4 heads, hidden 64) read out each window graph; a two-layer GRU (hidden 64) runs on the five-step embedding sequence; a linear head outputs logits (~128k parameters). The same module is trained centrally or under FedAvg (binary CE; server averages client weights).</w:t>
+      <w:bookmarkEnd w:id="200"/>
+    </w:p>
+    <w:p>
+      <w:r>
+        <w:t>Federated training uses Flower with FedAvg: clients train locally on their partitions for a fixed number of epochs per round and send updated weights to the server; the server aggregates updates and broadcasts the new global model. No raw data is exchanged - only parameters - so communication cost can be approximated from float32 weight traffic (reported in Chapter 8). Implementation details are in src/federated/.</w:t>
       </w:r>
     </w:p>
     <w:p>
       <w:pPr>
         <w:pStyle w:val="Heading2"/>
       </w:pPr>
-      <w:bookmarkStart w:id="200" w:name="_Toc227781758"/>
-      <w:bookmarkStart w:id="201" w:name="_Toc227798786"/>
-      <w:r>
-        <w:t>6.6 Federated Learning (Flower)</w:t>
-      </w:r>
-      <w:bookmarkEnd w:id="200"/>
+      <w:bookmarkStart w:id="201" w:name="_Toc227781759"/>
+      <w:bookmarkStart w:id="202" w:name="_Toc227798787"/>
+      <w:r>
+        <w:t>6.7 Explainability</w:t>
+      </w:r>
       <w:bookmarkEnd w:id="201"/>
-    </w:p>
-    <w:p>
-      <w:r>
-        <w:t>Federated training uses Flower with FedAvg: clients train locally on their partitions for a fixed number of epochs per round and send updated weights to the server; the server aggregates updates and broadcasts the new global model. No raw data is exchanged - only parameters - so communication cost can be approximated from float32 weight traffic (reported in Chapter 8). Implementation details are in src/federated/.</w:t>
-      </w:r>
-    </w:p>
-    <w:p>
-      <w:pPr>
-        <w:pStyle w:val="Heading2"/>
-      </w:pPr>
-      <w:bookmarkStart w:id="202" w:name="_Toc227781759"/>
-      <w:bookmarkStart w:id="203" w:name="_Toc227798787"/>
-      <w:r>
-        <w:t>6.7 Explainability</w:t>
-      </w:r>
       <w:bookmarkEnd w:id="202"/>
-      <w:bookmarkEnd w:id="203"/>
     </w:p>
     <w:p>
       <w:r>
@@ -23507,52 +23469,52 @@
       <w:pPr>
         <w:pStyle w:val="Heading2"/>
       </w:pPr>
-      <w:bookmarkStart w:id="204" w:name="_Toc227781760"/>
-      <w:bookmarkStart w:id="205" w:name="_Toc227798788"/>
+      <w:bookmarkStart w:id="203" w:name="_Toc227781760"/>
+      <w:bookmarkStart w:id="204" w:name="_Toc227798788"/>
       <w:r>
         <w:t>6.8 Alert Generation and SIEM-Style Output</w:t>
       </w:r>
+      <w:bookmarkEnd w:id="203"/>
       <w:bookmarkEnd w:id="204"/>
+    </w:p>
+    <w:p>
+      <w:r>
+        <w:t>When the model predicts an attack (or a specific attack type), an alert object is built. It includes: event type (e.g. “alert” or “detection”), timestamp, source and destination (e.g. IP or device ID), predicted label, confidence score, and an explanation object. The explanation object contains the list of top features (from Integrated Gradients) and/or top flows (from attention). The structure follows ECS-like conventions where possible (e.g. event.category, event.outcome, and custom fields for explanation). The alert is returned as JSON. This format is suitable for ingestion into a SIEM or for display in a SOC dashboard. The src/siem/alert_formatter.py module implements the ECS-like structure with fields such as event.category, event.outcome, and a custom explanation object holding top_features and top_nodes or top_flows. Severity levels (low, medium, high) are derived from the confidence score.</w:t>
+      </w:r>
+    </w:p>
+    <w:p>
+      <w:pPr>
+        <w:pStyle w:val="Heading2"/>
+      </w:pPr>
+      <w:bookmarkStart w:id="205" w:name="_Toc227781761"/>
+      <w:bookmarkStart w:id="206" w:name="_Toc227798789"/>
+      <w:r>
+        <w:t>6.9 FastAPI Deployment and CPU Inference</w:t>
+      </w:r>
       <w:bookmarkEnd w:id="205"/>
-    </w:p>
-    <w:p>
-      <w:r>
-        <w:t>When the model predicts an attack (or a specific attack type), an alert object is built. It includes: event type (e.g. “alert” or “detection”), timestamp, source and destination (e.g. IP or device ID), predicted label, confidence score, and an explanation object. The explanation object contains the list of top features (from Integrated Gradients) and/or top flows (from attention). The structure follows ECS-like conventions where possible (e.g. event.category, event.outcome, and custom fields for explanation). The alert is returned as JSON. This format is suitable for ingestion into a SIEM or for display in a SOC dashboard. The src/siem/alert_formatter.py module implements the ECS-like structure with fields such as event.category, event.outcome, and a custom explanation object holding top_features and top_nodes or top_flows. Severity levels (low, medium, high) are derived from the confidence score.</w:t>
+      <w:bookmarkEnd w:id="206"/>
+    </w:p>
+    <w:p>
+      <w:r>
+        <w:t>A FastAPI application is set up with an endpoint that accepts input (e.g. a single flow, a batch of flows, or a pre-built graph). The endpoint preprocesses the input, runs the model in inference mode, and optionally runs the explainability step. The response is the alert JSON. CPU inference time is measured (e.g. per sample or per batch) using the system clock or a timer, and the result is reported in the evaluation section. No GPU is required; the design targets edge devices with CPU only. The API can be run locally or in a container for demonstration.</w:t>
+      </w:r>
+    </w:p>
+    <w:p>
+      <w:r>
+        <w:t>The src/siem/api.py service loads a checkpoint, scores sequences on CPU, and returns alerts; latency matches the figures in Chapter 8 (scripts/run_all.py and generate_alerts_and_plots.py reproduce the frozen artefacts in results/).</w:t>
       </w:r>
     </w:p>
     <w:p>
       <w:pPr>
         <w:pStyle w:val="Heading2"/>
       </w:pPr>
-      <w:bookmarkStart w:id="206" w:name="_Toc227781761"/>
-      <w:bookmarkStart w:id="207" w:name="_Toc227798789"/>
-      <w:r>
-        <w:t>6.9 FastAPI Deployment and CPU Inference</w:t>
-      </w:r>
-      <w:bookmarkEnd w:id="206"/>
+      <w:bookmarkStart w:id="207" w:name="_Toc227781762"/>
+      <w:bookmarkStart w:id="208" w:name="_Toc227798790"/>
+      <w:r>
+        <w:t>6.10 Implementation Code Screenshots (Author’s Codebase)</w:t>
+      </w:r>
       <w:bookmarkEnd w:id="207"/>
-    </w:p>
-    <w:p>
-      <w:r>
-        <w:t>A FastAPI application is set up with an endpoint that accepts input (e.g. a single flow, a batch of flows, or a pre-built graph). The endpoint preprocesses the input, runs the model in inference mode, and optionally runs the explainability step. The response is the alert JSON. CPU inference time is measured (e.g. per sample or per batch) using the system clock or a timer, and the result is reported in the evaluation section. No GPU is required; the design targets edge devices with CPU only. The API can be run locally or in a container for demonstration.</w:t>
-      </w:r>
-    </w:p>
-    <w:p>
-      <w:r>
-        <w:t>The src/siem/api.py service loads a checkpoint, scores sequences on CPU, and returns alerts; latency matches the figures in Chapter 8 (scripts/run_all.py and generate_alerts_and_plots.py reproduce the frozen artefacts in results/).</w:t>
-      </w:r>
-    </w:p>
-    <w:p>
-      <w:pPr>
-        <w:pStyle w:val="Heading2"/>
-      </w:pPr>
-      <w:bookmarkStart w:id="208" w:name="_Toc227781762"/>
-      <w:bookmarkStart w:id="209" w:name="_Toc227798790"/>
-      <w:r>
-        <w:t>6.10 Implementation Code Screenshots (Author’s Codebase)</w:t>
-      </w:r>
       <w:bookmarkEnd w:id="208"/>
-      <w:bookmarkEnd w:id="209"/>
     </w:p>
     <w:p>
       <w:r>
@@ -23643,7 +23605,7 @@
               <w:pStyle w:val="Caption"/>
               <w:jc w:val="center"/>
             </w:pPr>
-            <w:bookmarkStart w:id="210" w:name="_Toc227799007"/>
+            <w:bookmarkStart w:id="209" w:name="_Toc227799007"/>
             <w:r>
               <w:t xml:space="preserve">Figure </w:t>
             </w:r>
@@ -23683,7 +23645,7 @@
             <w:r>
               <w:t>flows_to_knn_graph (core)  -  NearestNeighbors, bidirectional edges, PyG Data (Chapter 6, Section 6.10)</w:t>
             </w:r>
-            <w:bookmarkEnd w:id="210"/>
+            <w:bookmarkEnd w:id="209"/>
           </w:p>
         </w:tc>
       </w:tr>
@@ -23796,7 +23758,7 @@
               <w:pStyle w:val="Caption"/>
               <w:jc w:val="center"/>
             </w:pPr>
-            <w:bookmarkStart w:id="211" w:name="_Toc227799008"/>
+            <w:bookmarkStart w:id="210" w:name="_Toc227799008"/>
             <w:r>
               <w:t xml:space="preserve">Figure </w:t>
             </w:r>
@@ -23836,7 +23798,7 @@
             <w:r>
               <w:t>build_graphs_for_split (core)  -  class pools, balance, merge, shuffle (Chapter 6, Section 6.10)</w:t>
             </w:r>
-            <w:bookmarkEnd w:id="211"/>
+            <w:bookmarkEnd w:id="210"/>
           </w:p>
         </w:tc>
       </w:tr>
@@ -23950,7 +23912,7 @@
               <w:pStyle w:val="Caption"/>
               <w:jc w:val="center"/>
             </w:pPr>
-            <w:bookmarkStart w:id="212" w:name="_Toc227799009"/>
+            <w:bookmarkStart w:id="211" w:name="_Toc227799009"/>
             <w:r>
               <w:t xml:space="preserve">Figure </w:t>
             </w:r>
@@ -23990,7 +23952,7 @@
             <w:r>
               <w:t>train_one_epoch  -  class-weighted cross-entropy, backward pass, optimiser step (Chapter 6, Section 6.10)</w:t>
             </w:r>
-            <w:bookmarkEnd w:id="212"/>
+            <w:bookmarkEnd w:id="211"/>
           </w:p>
         </w:tc>
       </w:tr>
@@ -24103,7 +24065,7 @@
               <w:pStyle w:val="Caption"/>
               <w:jc w:val="center"/>
             </w:pPr>
-            <w:bookmarkStart w:id="213" w:name="_Toc227799010"/>
+            <w:bookmarkStart w:id="212" w:name="_Toc227799010"/>
             <w:r>
               <w:t xml:space="preserve">Figure </w:t>
             </w:r>
@@ -24143,7 +24105,7 @@
             <w:r>
               <w:t>: DynamicGNN.forward (core)  -  stack window embeddings, GRU vs. mean-pool ablation, classifier (Chapter 6, Section 6.10)</w:t>
             </w:r>
-            <w:bookmarkEnd w:id="213"/>
+            <w:bookmarkEnd w:id="212"/>
           </w:p>
         </w:tc>
       </w:tr>
@@ -24257,7 +24219,7 @@
               <w:pStyle w:val="Caption"/>
               <w:jc w:val="center"/>
             </w:pPr>
-            <w:bookmarkStart w:id="214" w:name="_Toc227799011"/>
+            <w:bookmarkStart w:id="213" w:name="_Toc227799011"/>
             <w:r>
               <w:t xml:space="preserve">Figure </w:t>
             </w:r>
@@ -24297,7 +24259,7 @@
             <w:r>
               <w:t>_ig_wrapper (core)  -  Captum IntegratedGradients on the last window’s node features (Chapter 6, Section 6.10)</w:t>
             </w:r>
-            <w:bookmarkEnd w:id="214"/>
+            <w:bookmarkEnd w:id="213"/>
           </w:p>
         </w:tc>
       </w:tr>
@@ -24410,7 +24372,7 @@
               <w:pStyle w:val="Caption"/>
               <w:jc w:val="center"/>
             </w:pPr>
-            <w:bookmarkStart w:id="215" w:name="_Toc227799012"/>
+            <w:bookmarkStart w:id="214" w:name="_Toc227799012"/>
             <w:r>
               <w:t xml:space="preserve">Figure </w:t>
             </w:r>
@@ -24450,7 +24412,7 @@
             <w:r>
               <w:t>: POST /score (core)  -  build graphs, explain_sequence, ECS-style alert, timing (Chapter 6, Section 6.10)</w:t>
             </w:r>
-            <w:bookmarkEnd w:id="215"/>
+            <w:bookmarkEnd w:id="214"/>
           </w:p>
         </w:tc>
       </w:tr>
@@ -24489,31 +24451,31 @@
       <w:pPr>
         <w:pStyle w:val="Heading2"/>
       </w:pPr>
-      <w:bookmarkStart w:id="216" w:name="_Toc227781763"/>
-      <w:bookmarkStart w:id="217" w:name="_Toc227798791"/>
+      <w:bookmarkStart w:id="215" w:name="_Toc227781763"/>
+      <w:bookmarkStart w:id="216" w:name="_Toc227798791"/>
       <w:r>
         <w:lastRenderedPageBreak/>
         <w:t>6.11 Reproducibility Note</w:t>
       </w:r>
+      <w:bookmarkEnd w:id="215"/>
       <w:bookmarkEnd w:id="216"/>
+    </w:p>
+    <w:p>
+      <w:r>
+        <w:t>The implementation is fully script-driven from config/experiment.yaml (window size, kNN k, GAT heads, sequence length, FL rounds and clients, Dirichlet alpha, seed). All main experiments use seed 42; the multi-seed study in Section 8.9 uses 42, 123, 456. Entry points are: scripts/run_all.py (preprocessing, baselines, central GNN, evaluation), src.federated.run_federated (Flower server and clients), scripts/run_ablation.py, scripts/run_sensitivity_and_seeds.py, and scripts/generate_alerts_and_plots.py. Every table and figure is backed by a CSV/JSON under results/metrics/ or an image under results/figures/. All runs are CPU-only.</w:t>
+      </w:r>
+    </w:p>
+    <w:p>
+      <w:pPr>
+        <w:pStyle w:val="Heading2"/>
+      </w:pPr>
+      <w:bookmarkStart w:id="217" w:name="_Toc227781764"/>
+      <w:bookmarkStart w:id="218" w:name="_Toc227798792"/>
+      <w:r>
+        <w:t>6.12 Chapter Summary</w:t>
+      </w:r>
       <w:bookmarkEnd w:id="217"/>
-    </w:p>
-    <w:p>
-      <w:r>
-        <w:t>The implementation is fully script-driven from config/experiment.yaml (window size, kNN k, GAT heads, sequence length, FL rounds and clients, Dirichlet alpha, seed). All main experiments use seed 42; the multi-seed study in Section 8.9 uses 42, 123, 456. Entry points are: scripts/run_all.py (preprocessing, baselines, central GNN, evaluation), src.federated.run_federated (Flower server and clients), scripts/run_ablation.py, scripts/run_sensitivity_and_seeds.py, and scripts/generate_alerts_and_plots.py. Every table and figure is backed by a CSV/JSON under results/metrics/ or an image under results/figures/. All runs are CPU-only.</w:t>
-      </w:r>
-    </w:p>
-    <w:p>
-      <w:pPr>
-        <w:pStyle w:val="Heading2"/>
-      </w:pPr>
-      <w:bookmarkStart w:id="218" w:name="_Toc227781764"/>
-      <w:bookmarkStart w:id="219" w:name="_Toc227798792"/>
-      <w:r>
-        <w:t>6.12 Chapter Summary</w:t>
-      </w:r>
       <w:bookmarkEnd w:id="218"/>
-      <w:bookmarkEnd w:id="219"/>
     </w:p>
     <w:p>
       <w:r>
@@ -24533,7 +24495,7 @@
           <w:szCs w:val="28"/>
         </w:rPr>
       </w:pPr>
-      <w:bookmarkStart w:id="220" w:name="_Toc227781765"/>
+      <w:bookmarkStart w:id="219" w:name="_Toc227781765"/>
       <w:r>
         <w:rPr>
           <w:sz w:val="32"/>
@@ -24546,7 +24508,7 @@
         <w:pStyle w:val="Heading1"/>
         <w:jc w:val="center"/>
       </w:pPr>
-      <w:bookmarkStart w:id="221" w:name="_Toc227798793"/>
+      <w:bookmarkStart w:id="220" w:name="_Toc227798793"/>
       <w:r>
         <w:rPr>
           <w:sz w:val="32"/>
@@ -24566,185 +24528,185 @@
         </w:rPr>
         <w:t xml:space="preserve"> Testing and Evaluation</w:t>
       </w:r>
+      <w:bookmarkEnd w:id="219"/>
       <w:bookmarkEnd w:id="220"/>
+    </w:p>
+    <w:p>
+      <w:pPr>
+        <w:pStyle w:val="Heading2"/>
+      </w:pPr>
+      <w:bookmarkStart w:id="221" w:name="_Toc227781766"/>
+      <w:bookmarkStart w:id="222" w:name="_Toc227798794"/>
+      <w:r>
+        <w:t>7.1 Chapter Overview</w:t>
+      </w:r>
       <w:bookmarkEnd w:id="221"/>
+      <w:bookmarkEnd w:id="222"/>
+    </w:p>
+    <w:p>
+      <w:r>
+        <w:t>The evaluation protocol is specified in this chapter: data validity and reliability (Section 7.4.1), experimental setup (Section 7.4.2), formal metric definition (Section 7.5), statistics of the data set (Section 7.6), and comparison rules (Section 7.7). This is in order to correct the so-called test contract to enable Chapter 8 to claim findings and not opinions.</w:t>
+      </w:r>
     </w:p>
     <w:p>
       <w:pPr>
         <w:pStyle w:val="Heading2"/>
       </w:pPr>
-      <w:bookmarkStart w:id="222" w:name="_Toc227781766"/>
-      <w:bookmarkStart w:id="223" w:name="_Toc227798794"/>
-      <w:r>
-        <w:t>7.1 Chapter Overview</w:t>
-      </w:r>
-      <w:bookmarkEnd w:id="222"/>
+      <w:bookmarkStart w:id="223" w:name="_Toc227781767"/>
+      <w:bookmarkStart w:id="224" w:name="_Toc227798795"/>
+      <w:r>
+        <w:t>7.2 Evaluation Scope</w:t>
+      </w:r>
       <w:bookmarkEnd w:id="223"/>
-    </w:p>
-    <w:p>
-      <w:r>
-        <w:t>The evaluation protocol is specified in this chapter: data validity and reliability (Section 7.4.1), experimental setup (Section 7.4.2), formal metric definition (Section 7.5), statistics of the data set (Section 7.6), and comparison rules (Section 7.7). This is in order to correct the so-called test contract to enable Chapter 8 to claim findings and not opinions.</w:t>
-      </w:r>
-    </w:p>
-    <w:p>
-      <w:pPr>
-        <w:pStyle w:val="Heading2"/>
-      </w:pPr>
-      <w:bookmarkStart w:id="224" w:name="_Toc227781767"/>
-      <w:bookmarkStart w:id="225" w:name="_Toc227798795"/>
-      <w:r>
-        <w:t>7.2 Evaluation Scope</w:t>
-      </w:r>
       <w:bookmarkEnd w:id="224"/>
+    </w:p>
+    <w:p>
+      <w:r>
+        <w:t>The evaluation provides the answer to the three sub-questions and answers the main question (Section 1.3). Hyperparameters, setup, and federated heterogeneity is in Section 7.4; metrics definitions in Section 7.5; scale statistics in Section 7.6; decision rules to compare models in Section 7.7. Before final test reporting the plan was fixed, which means that metrics were not tuned to the test set.</w:t>
+      </w:r>
+    </w:p>
+    <w:p>
+      <w:pPr>
+        <w:pStyle w:val="Heading3"/>
+      </w:pPr>
+      <w:bookmarkStart w:id="225" w:name="_Toc227781768"/>
+      <w:bookmarkStart w:id="226" w:name="_Toc227798796"/>
+      <w:r>
+        <w:t>7.2.1 Pass Criteria</w:t>
+      </w:r>
       <w:bookmarkEnd w:id="225"/>
-    </w:p>
-    <w:p>
-      <w:r>
-        <w:t>The evaluation provides the answer to the three sub-questions and answers the main question (Section 1.3). Hyperparameters, setup, and federated heterogeneity is in Section 7.4; metrics definitions in Section 7.5; scale statistics in Section 7.6; decision rules to compare models in Section 7.7. Before final test reporting the plan was fixed, which means that metrics were not tuned to the test set.</w:t>
+      <w:bookmarkEnd w:id="226"/>
+    </w:p>
+    <w:p>
+      <w:r>
+        <w:t>To have the evaluation as a pre-registered contract and not a post-hoc summary, the following pass criteria were established prior to any test-set numbers being produced.</w:t>
+      </w:r>
+      <w:r>
+        <w:t xml:space="preserve"> Each criterion is tied directly to a research question:</w:t>
+      </w:r>
+    </w:p>
+    <w:p>
+      <w:pPr>
+        <w:pStyle w:val="ListBullet"/>
+      </w:pPr>
+      <w:r>
+        <w:t>Pass-1 (sub-question 1): the dynamic GNN achieves F1 ≥ 0.95 and ROC-AUC ≥ 0.95 on the central test set, and matches or exceeds the better of the two baselines (Random Forest, MLP) on F1.</w:t>
+      </w:r>
+    </w:p>
+    <w:p>
+      <w:pPr>
+        <w:pStyle w:val="ListBullet"/>
+      </w:pPr>
+      <w:r>
+        <w:t>Pass-2 (sub-question 1): the dynamic GNN reports a lower or equal false-positive rate than the strongest baseline on the central test set.</w:t>
+      </w:r>
+    </w:p>
+    <w:p>
+      <w:pPr>
+        <w:pStyle w:val="ListBullet"/>
+      </w:pPr>
+      <w:r>
+        <w:t>Pass-3 (sub-question 2): the federated GNN trained with Flower FedAvg over three non-IID clients reaches an F1 within 0.02 of the centralised GNN on the central test set within ten rounds.</w:t>
+      </w:r>
+    </w:p>
+    <w:p>
+      <w:pPr>
+        <w:pStyle w:val="ListBullet"/>
+      </w:pPr>
+      <w:r>
+        <w:t>Pass-4 (sub-question 2): total federated communication stays within an order of magnitude consistent with edge-network feasibility (target ≤ 100 MB over ten rounds for the chosen architecture).</w:t>
+      </w:r>
+    </w:p>
+    <w:p>
+      <w:pPr>
+        <w:pStyle w:val="ListBullet"/>
+      </w:pPr>
+      <w:r>
+        <w:t>Pass-5 (sub-question 3): at least three example alerts are produced with a complete explanation payload (top features and top flows) in ECS-like JSON.</w:t>
+      </w:r>
+    </w:p>
+    <w:p>
+      <w:pPr>
+        <w:pStyle w:val="ListBullet"/>
+      </w:pPr>
+      <w:r>
+        <w:t>Pass-6 (main question): mean CPU inference latency per five-window sequence stays within edge-realistic bounds (target ≤ 100 ms).</w:t>
       </w:r>
     </w:p>
     <w:p>
       <w:pPr>
         <w:pStyle w:val="Heading3"/>
       </w:pPr>
-      <w:bookmarkStart w:id="226" w:name="_Toc227781768"/>
-      <w:bookmarkStart w:id="227" w:name="_Toc227798796"/>
-      <w:r>
-        <w:t>7.2.1 Pass Criteria</w:t>
-      </w:r>
-      <w:bookmarkEnd w:id="226"/>
-      <w:bookmarkEnd w:id="227"/>
-    </w:p>
-    <w:p>
-      <w:r>
-        <w:t>To have the evaluation as a pre-registered contract and not a post-hoc summary, the following pass criteria were established prior to any test-set numbers being produced.</w:t>
-      </w:r>
-      <w:r>
-        <w:t xml:space="preserve"> Each criterion is tied directly to a research question:</w:t>
-      </w:r>
-    </w:p>
-    <w:p>
-      <w:pPr>
-        <w:pStyle w:val="ListBullet"/>
-      </w:pPr>
-      <w:r>
-        <w:t>Pass-1 (sub-question 1): the dynamic GNN achieves F1 ≥ 0.95 and ROC-AUC ≥ 0.95 on the central test set, and matches or exceeds the better of the two baselines (Random Forest, MLP) on F1.</w:t>
-      </w:r>
-    </w:p>
-    <w:p>
-      <w:pPr>
-        <w:pStyle w:val="ListBullet"/>
-      </w:pPr>
-      <w:r>
-        <w:t>Pass-2 (sub-question 1): the dynamic GNN reports a lower or equal false-positive rate than the strongest baseline on the central test set.</w:t>
-      </w:r>
-    </w:p>
-    <w:p>
-      <w:pPr>
-        <w:pStyle w:val="ListBullet"/>
-      </w:pPr>
-      <w:r>
-        <w:t>Pass-3 (sub-question 2): the federated GNN trained with Flower FedAvg over three non-IID clients reaches an F1 within 0.02 of the centralised GNN on the central test set within ten rounds.</w:t>
-      </w:r>
-    </w:p>
-    <w:p>
-      <w:pPr>
-        <w:pStyle w:val="ListBullet"/>
-      </w:pPr>
-      <w:r>
-        <w:t>Pass-4 (sub-question 2): total federated communication stays within an order of magnitude consistent with edge-network feasibility (target ≤ 100 MB over ten rounds for the chosen architecture).</w:t>
-      </w:r>
-    </w:p>
-    <w:p>
-      <w:pPr>
-        <w:pStyle w:val="ListBullet"/>
-      </w:pPr>
-      <w:r>
-        <w:t>Pass-5 (sub-question 3): at least three example alerts are produced with a complete explanation payload (top features and top flows) in ECS-like JSON.</w:t>
-      </w:r>
-    </w:p>
-    <w:p>
-      <w:pPr>
-        <w:pStyle w:val="ListBullet"/>
-      </w:pPr>
-      <w:r>
-        <w:t>Pass-6 (main question): mean CPU inference latency per five-window sequence stays within edge-realistic bounds (target ≤ 100 ms).</w:t>
-      </w:r>
-    </w:p>
-    <w:p>
-      <w:pPr>
-        <w:pStyle w:val="Heading3"/>
-      </w:pPr>
-      <w:bookmarkStart w:id="228" w:name="_Toc227781769"/>
-      <w:bookmarkStart w:id="229" w:name="_Toc227798797"/>
+      <w:bookmarkStart w:id="227" w:name="_Toc227781769"/>
+      <w:bookmarkStart w:id="228" w:name="_Toc227798797"/>
       <w:r>
         <w:lastRenderedPageBreak/>
         <w:t>7.2.2 Fail Criteria</w:t>
       </w:r>
+      <w:bookmarkEnd w:id="227"/>
       <w:bookmarkEnd w:id="228"/>
+    </w:p>
+    <w:p>
+      <w:r>
+        <w:t>A run is treated as a fail for evaluation reporting if any of the following hold:</w:t>
+      </w:r>
+    </w:p>
+    <w:p>
+      <w:pPr>
+        <w:pStyle w:val="ListBullet"/>
+      </w:pPr>
+      <w:r>
+        <w:t>Fail-1: evidence of data leakage between train, validation, or test splits.</w:t>
+      </w:r>
+    </w:p>
+    <w:p>
+      <w:pPr>
+        <w:pStyle w:val="ListBullet"/>
+      </w:pPr>
+      <w:r>
+        <w:t>Fail-2: F1 of the dynamic GNN below 0.90 on the central test set, or precision below 0.90 with recall held at 1.0 (which would indicate degenerate "always attack" behaviour).</w:t>
+      </w:r>
+    </w:p>
+    <w:p>
+      <w:pPr>
+        <w:pStyle w:val="ListBullet"/>
+      </w:pPr>
+      <w:r>
+        <w:t>Fail-3: federated training does not converge within ten rounds, or final federated F1 falls more than 0.05 below the centralised GNN.</w:t>
+      </w:r>
+    </w:p>
+    <w:p>
+      <w:pPr>
+        <w:pStyle w:val="ListBullet"/>
+      </w:pPr>
+      <w:r>
+        <w:t>Fail-4: alerts cannot be produced from the trained model through the FastAPI endpoint, or the explanation payload is empty for the chosen examples.</w:t>
+      </w:r>
+    </w:p>
+    <w:p>
+      <w:pPr>
+        <w:pStyle w:val="ListBullet"/>
+      </w:pPr>
+      <w:r>
+        <w:t>Fail-5: CPU inference latency exceeds 1 s per sequence (which would void the edge-deployment claim).</w:t>
+      </w:r>
+    </w:p>
+    <w:p>
+      <w:r>
+        <w:t>The actual outcomes against these criteria are reported in Chapter 8 and discussed in Chapter 9.</w:t>
+      </w:r>
+    </w:p>
+    <w:p>
+      <w:pPr>
+        <w:pStyle w:val="Heading2"/>
+      </w:pPr>
+      <w:bookmarkStart w:id="229" w:name="_Toc227781770"/>
+      <w:bookmarkStart w:id="230" w:name="_Toc227798798"/>
+      <w:r>
+        <w:t>7.3 Test Schedule</w:t>
+      </w:r>
       <w:bookmarkEnd w:id="229"/>
-    </w:p>
-    <w:p>
-      <w:r>
-        <w:t>A run is treated as a fail for evaluation reporting if any of the following hold:</w:t>
-      </w:r>
-    </w:p>
-    <w:p>
-      <w:pPr>
-        <w:pStyle w:val="ListBullet"/>
-      </w:pPr>
-      <w:r>
-        <w:t>Fail-1: evidence of data leakage between train, validation, or test splits.</w:t>
-      </w:r>
-    </w:p>
-    <w:p>
-      <w:pPr>
-        <w:pStyle w:val="ListBullet"/>
-      </w:pPr>
-      <w:r>
-        <w:t>Fail-2: F1 of the dynamic GNN below 0.90 on the central test set, or precision below 0.90 with recall held at 1.0 (which would indicate degenerate "always attack" behaviour).</w:t>
-      </w:r>
-    </w:p>
-    <w:p>
-      <w:pPr>
-        <w:pStyle w:val="ListBullet"/>
-      </w:pPr>
-      <w:r>
-        <w:t>Fail-3: federated training does not converge within ten rounds, or final federated F1 falls more than 0.05 below the centralised GNN.</w:t>
-      </w:r>
-    </w:p>
-    <w:p>
-      <w:pPr>
-        <w:pStyle w:val="ListBullet"/>
-      </w:pPr>
-      <w:r>
-        <w:t>Fail-4: alerts cannot be produced from the trained model through the FastAPI endpoint, or the explanation payload is empty for the chosen examples.</w:t>
-      </w:r>
-    </w:p>
-    <w:p>
-      <w:pPr>
-        <w:pStyle w:val="ListBullet"/>
-      </w:pPr>
-      <w:r>
-        <w:t>Fail-5: CPU inference latency exceeds 1 s per sequence (which would void the edge-deployment claim).</w:t>
-      </w:r>
-    </w:p>
-    <w:p>
-      <w:r>
-        <w:t>The actual outcomes against these criteria are reported in Chapter 8 and discussed in Chapter 9.</w:t>
-      </w:r>
-    </w:p>
-    <w:p>
-      <w:pPr>
-        <w:pStyle w:val="Heading2"/>
-      </w:pPr>
-      <w:bookmarkStart w:id="230" w:name="_Toc227781770"/>
-      <w:bookmarkStart w:id="231" w:name="_Toc227798798"/>
-      <w:r>
-        <w:t>7.3 Test Schedule</w:t>
-      </w:r>
       <w:bookmarkEnd w:id="230"/>
-      <w:bookmarkEnd w:id="231"/>
     </w:p>
     <w:p>
       <w:r>
@@ -25251,8 +25213,8 @@
       <w:pPr>
         <w:pStyle w:val="Caption"/>
       </w:pPr>
-      <w:bookmarkStart w:id="232" w:name="_Toc227789074"/>
-      <w:bookmarkStart w:id="233" w:name="_Toc227781771"/>
+      <w:bookmarkStart w:id="231" w:name="_Toc227789074"/>
+      <w:bookmarkStart w:id="232" w:name="_Toc227781771"/>
       <w:r>
         <w:t xml:space="preserve">Table </w:t>
       </w:r>
@@ -25292,58 +25254,58 @@
       <w:r>
         <w:t>Evaluation scenarios, scripts, and frozen artefacts (Research Method Deployment).</w:t>
       </w:r>
-      <w:bookmarkEnd w:id="232"/>
+      <w:bookmarkEnd w:id="231"/>
     </w:p>
     <w:p>
       <w:pPr>
         <w:pStyle w:val="Heading2"/>
       </w:pPr>
-      <w:bookmarkStart w:id="234" w:name="_Toc227798799"/>
+      <w:bookmarkStart w:id="233" w:name="_Toc227798799"/>
       <w:r>
         <w:lastRenderedPageBreak/>
         <w:t>7.4 Experimental Setup</w:t>
       </w:r>
+      <w:bookmarkEnd w:id="232"/>
       <w:bookmarkEnd w:id="233"/>
+    </w:p>
+    <w:p>
+      <w:pPr>
+        <w:pStyle w:val="Heading3"/>
+      </w:pPr>
+      <w:bookmarkStart w:id="234" w:name="_Toc227781772"/>
+      <w:bookmarkStart w:id="235" w:name="_Toc227798800"/>
+      <w:r>
+        <w:t>7.4.1 Data validity, reliability, and limits on generalisation</w:t>
+      </w:r>
       <w:bookmarkEnd w:id="234"/>
+      <w:bookmarkEnd w:id="235"/>
+    </w:p>
+    <w:p>
+      <w:r>
+        <w:t>Internal validity (whether the test measures what we claim). (i) Label and task definition  -  the benchmark’s flow-level labels are mapped to a single binary target in config/experiment.yaml so every model optimises the same target. (ii) Split integrity  -  train / validation / test come from separate CICIoT2023 files; no rows from validation or test fit the StandardScaler (Section 4.3). (iii) Test-set discipline  -  test is used for one-shot reporting; early stopping and federated monitoring use train + validation or per-round dev metrics, not test (Sections 4.2, 4.4.1). (iv) Metric validity  -  precision, recall, F1, FPR, and ROC-AUC are defined in Section 7.5 and implement P/R/FPR for the attack-positive class, which is the SOC-relevant failure mode for benign traffic.</w:t>
+      </w:r>
+    </w:p>
+    <w:p>
+      <w:r>
+        <w:t>Reliability (repeatability and stability). Hyperparameters are frozen in config/experiment.yaml. Seeds (42 primary; 42, 123, 456 in the multi-seed run) control shuffling and initialisation so runs can be re-executed from the repository. Ablation (Table 10), (window, k) sensitivity (Table 11), and multi-seed results (Table 12) are stability checks: they do not convert a lab dataset into a field guarantee, but they show the headline result is not tied to a single ad hoc choice.</w:t>
+      </w:r>
+    </w:p>
+    <w:p>
+      <w:r>
+        <w:t>External validity (what is not guaranteed). Results are on a CICIoT2023 subset with artificial attack mix; live IoT traffic, concept drift, and adversarial evasion are out of scope (Section 1.4). Societal benefit is therefore argued as plausible impact on analyst workload and data minimisation under federation (Section 9.6), not as a proven national-scale deployment.</w:t>
+      </w:r>
     </w:p>
     <w:p>
       <w:pPr>
         <w:pStyle w:val="Heading3"/>
       </w:pPr>
-      <w:bookmarkStart w:id="235" w:name="_Toc227781772"/>
-      <w:bookmarkStart w:id="236" w:name="_Toc227798800"/>
-      <w:r>
-        <w:t>7.4.1 Data validity, reliability, and limits on generalisation</w:t>
-      </w:r>
-      <w:bookmarkEnd w:id="235"/>
+      <w:bookmarkStart w:id="236" w:name="_Toc227781773"/>
+      <w:bookmarkStart w:id="237" w:name="_Toc227798801"/>
+      <w:r>
+        <w:t>7.4.2 Hardware, software, and run configuration</w:t>
+      </w:r>
       <w:bookmarkEnd w:id="236"/>
-    </w:p>
-    <w:p>
-      <w:r>
-        <w:t>Internal validity (whether the test measures what we claim). (i) Label and task definition  -  the benchmark’s flow-level labels are mapped to a single binary target in config/experiment.yaml so every model optimises the same target. (ii) Split integrity  -  train / validation / test come from separate CICIoT2023 files; no rows from validation or test fit the StandardScaler (Section 4.3). (iii) Test-set discipline  -  test is used for one-shot reporting; early stopping and federated monitoring use train + validation or per-round dev metrics, not test (Sections 4.2, 4.4.1). (iv) Metric validity  -  precision, recall, F1, FPR, and ROC-AUC are defined in Section 7.5 and implement P/R/FPR for the attack-positive class, which is the SOC-relevant failure mode for benign traffic.</w:t>
-      </w:r>
-    </w:p>
-    <w:p>
-      <w:r>
-        <w:t>Reliability (repeatability and stability). Hyperparameters are frozen in config/experiment.yaml. Seeds (42 primary; 42, 123, 456 in the multi-seed run) control shuffling and initialisation so runs can be re-executed from the repository. Ablation (Table 10), (window, k) sensitivity (Table 11), and multi-seed results (Table 12) are stability checks: they do not convert a lab dataset into a field guarantee, but they show the headline result is not tied to a single ad hoc choice.</w:t>
-      </w:r>
-    </w:p>
-    <w:p>
-      <w:r>
-        <w:t>External validity (what is not guaranteed). Results are on a CICIoT2023 subset with artificial attack mix; live IoT traffic, concept drift, and adversarial evasion are out of scope (Section 1.4). Societal benefit is therefore argued as plausible impact on analyst workload and data minimisation under federation (Section 9.6), not as a proven national-scale deployment.</w:t>
-      </w:r>
-    </w:p>
-    <w:p>
-      <w:pPr>
-        <w:pStyle w:val="Heading3"/>
-      </w:pPr>
-      <w:bookmarkStart w:id="237" w:name="_Toc227781773"/>
-      <w:bookmarkStart w:id="238" w:name="_Toc227798801"/>
-      <w:r>
-        <w:t>7.4.2 Hardware, software, and run configuration</w:t>
-      </w:r>
       <w:bookmarkEnd w:id="237"/>
-      <w:bookmarkEnd w:id="238"/>
     </w:p>
     <w:p>
       <w:r>
@@ -25372,13 +25334,13 @@
       <w:pPr>
         <w:pStyle w:val="Heading2"/>
       </w:pPr>
-      <w:bookmarkStart w:id="239" w:name="_Toc227781774"/>
-      <w:bookmarkStart w:id="240" w:name="_Toc227798802"/>
+      <w:bookmarkStart w:id="238" w:name="_Toc227781774"/>
+      <w:bookmarkStart w:id="239" w:name="_Toc227798802"/>
       <w:r>
         <w:t>7.5 Metrics</w:t>
       </w:r>
+      <w:bookmarkEnd w:id="238"/>
       <w:bookmarkEnd w:id="239"/>
-      <w:bookmarkEnd w:id="240"/>
     </w:p>
     <w:p>
       <w:r>
@@ -25577,7 +25539,7 @@
       <w:pPr>
         <w:pStyle w:val="Caption"/>
       </w:pPr>
-      <w:bookmarkStart w:id="241" w:name="_Toc227789075"/>
+      <w:bookmarkStart w:id="240" w:name="_Toc227789075"/>
       <w:r>
         <w:t xml:space="preserve">Table </w:t>
       </w:r>
@@ -25617,7 +25579,7 @@
       <w:r>
         <w:t>Definitions of the reported metrics (attack = positive).</w:t>
       </w:r>
-      <w:bookmarkEnd w:id="241"/>
+      <w:bookmarkEnd w:id="240"/>
     </w:p>
     <w:p>
       <w:r>
@@ -25628,48 +25590,48 @@
       <w:pPr>
         <w:pStyle w:val="Heading2"/>
       </w:pPr>
-      <w:bookmarkStart w:id="242" w:name="_Toc227781775"/>
-      <w:bookmarkStart w:id="243" w:name="_Toc227798803"/>
+      <w:bookmarkStart w:id="241" w:name="_Toc227781775"/>
+      <w:bookmarkStart w:id="242" w:name="_Toc227798803"/>
       <w:r>
         <w:lastRenderedPageBreak/>
         <w:t>7.6 Dataset and Experiment Statistics</w:t>
       </w:r>
+      <w:bookmarkEnd w:id="241"/>
       <w:bookmarkEnd w:id="242"/>
+    </w:p>
+    <w:p>
+      <w:r>
+        <w:t>Table 4 and results/metrics/dataset_stats.json record per-split flow counts; about 2.3% benign at flow level. Stratified windowing gives roughly balanced graph-level classes. The GNN dataset has 920 / 928 / 934 train/validation/test sequences (each sequence: five 50-flow windows; sequence label = attack if any window is attack, per GraphSequenceDataset). RF/MLP consume one row per flow on the same splits; the GNN emits one label per five-window sequence. Federated training uses a Dirichlet(α=0.5) split over class proportions (Section 4.5).</w:t>
+      </w:r>
+    </w:p>
+    <w:p>
+      <w:pPr>
+        <w:pStyle w:val="Heading2"/>
+      </w:pPr>
+      <w:bookmarkStart w:id="243" w:name="_Toc227781776"/>
+      <w:bookmarkStart w:id="244" w:name="_Toc227798804"/>
+      <w:r>
+        <w:t>7.7 Comparison Design</w:t>
+      </w:r>
       <w:bookmarkEnd w:id="243"/>
-    </w:p>
-    <w:p>
-      <w:r>
-        <w:t>Table 4 and results/metrics/dataset_stats.json record per-split flow counts; about 2.3% benign at flow level. Stratified windowing gives roughly balanced graph-level classes. The GNN dataset has 920 / 928 / 934 train/validation/test sequences (each sequence: five 50-flow windows; sequence label = attack if any window is attack, per GraphSequenceDataset). RF/MLP consume one row per flow on the same splits; the GNN emits one label per five-window sequence. Federated training uses a Dirichlet(α=0.5) split over class proportions (Section 4.5).</w:t>
+      <w:bookmarkEnd w:id="244"/>
+    </w:p>
+    <w:p>
+      <w:r>
+        <w:t>Sub-Q1 compares the dynamic GNN to RF/MLP on the same test protocol (F1, ROC-AUC, FPR). Sub-Q2 compares the final federated global GNN to the central GNN. Sub-Q3 uses worked example alerts with explanation payloads; there is no formal user study, only structured author/supervisor judgement of plausibility.</w:t>
       </w:r>
     </w:p>
     <w:p>
       <w:pPr>
         <w:pStyle w:val="Heading2"/>
       </w:pPr>
-      <w:bookmarkStart w:id="244" w:name="_Toc227781776"/>
-      <w:bookmarkStart w:id="245" w:name="_Toc227798804"/>
-      <w:r>
-        <w:t>7.7 Comparison Design</w:t>
-      </w:r>
-      <w:bookmarkEnd w:id="244"/>
+      <w:bookmarkStart w:id="245" w:name="_Toc227781777"/>
+      <w:bookmarkStart w:id="246" w:name="_Toc227798805"/>
+      <w:r>
+        <w:t>7.8 Chapter Summary</w:t>
+      </w:r>
       <w:bookmarkEnd w:id="245"/>
-    </w:p>
-    <w:p>
-      <w:r>
-        <w:t>Sub-Q1 compares the dynamic GNN to RF/MLP on the same test protocol (F1, ROC-AUC, FPR). Sub-Q2 compares the final federated global GNN to the central GNN. Sub-Q3 uses worked example alerts with explanation payloads; there is no formal user study, only structured author/supervisor judgement of plausibility.</w:t>
-      </w:r>
-    </w:p>
-    <w:p>
-      <w:pPr>
-        <w:pStyle w:val="Heading2"/>
-      </w:pPr>
-      <w:bookmarkStart w:id="246" w:name="_Toc227781777"/>
-      <w:bookmarkStart w:id="247" w:name="_Toc227798805"/>
-      <w:r>
-        <w:t>7.8 Chapter Summary</w:t>
-      </w:r>
       <w:bookmarkEnd w:id="246"/>
-      <w:bookmarkEnd w:id="247"/>
     </w:p>
     <w:p>
       <w:r>
@@ -25689,7 +25651,7 @@
           <w:szCs w:val="28"/>
         </w:rPr>
       </w:pPr>
-      <w:bookmarkStart w:id="248" w:name="_Toc227781778"/>
+      <w:bookmarkStart w:id="247" w:name="_Toc227781778"/>
       <w:r>
         <w:rPr>
           <w:sz w:val="32"/>
@@ -25702,7 +25664,7 @@
         <w:pStyle w:val="Heading1"/>
         <w:jc w:val="center"/>
       </w:pPr>
-      <w:bookmarkStart w:id="249" w:name="_Toc227798806"/>
+      <w:bookmarkStart w:id="248" w:name="_Toc227798806"/>
       <w:r>
         <w:rPr>
           <w:sz w:val="32"/>
@@ -25722,37 +25684,37 @@
         </w:rPr>
         <w:t xml:space="preserve"> Results Presentation</w:t>
       </w:r>
+      <w:bookmarkEnd w:id="247"/>
       <w:bookmarkEnd w:id="248"/>
+    </w:p>
+    <w:p>
+      <w:pPr>
+        <w:pStyle w:val="Heading2"/>
+      </w:pPr>
+      <w:bookmarkStart w:id="249" w:name="_Toc227781779"/>
+      <w:bookmarkStart w:id="250" w:name="_Toc227798807"/>
+      <w:r>
+        <w:t>8.1 Chapter Overview</w:t>
+      </w:r>
       <w:bookmarkEnd w:id="249"/>
+      <w:bookmarkEnd w:id="250"/>
+    </w:p>
+    <w:p>
+      <w:r>
+        <w:t>This chapter reports results as tables and figures with brief factual description; interpretation is in Chapter 9 and personal reflection in Chapter 10. Tables keep decimal precision (e.g. 0.9986) and the prose mirrors the same values as percentages. Artefacts are stored under results/metrics/, results/figures/, and results/alerts/.</w:t>
+      </w:r>
     </w:p>
     <w:p>
       <w:pPr>
         <w:pStyle w:val="Heading2"/>
       </w:pPr>
-      <w:bookmarkStart w:id="250" w:name="_Toc227781779"/>
-      <w:bookmarkStart w:id="251" w:name="_Toc227798807"/>
-      <w:r>
-        <w:t>8.1 Chapter Overview</w:t>
-      </w:r>
-      <w:bookmarkEnd w:id="250"/>
+      <w:bookmarkStart w:id="251" w:name="_Toc227781780"/>
+      <w:bookmarkStart w:id="252" w:name="_Toc227798808"/>
+      <w:r>
+        <w:t>8.2 Centralised Model Comparison (Sub-Question 1)</w:t>
+      </w:r>
       <w:bookmarkEnd w:id="251"/>
-    </w:p>
-    <w:p>
-      <w:r>
-        <w:t>This chapter reports results as tables and figures with brief factual description; interpretation is in Chapter 9 and personal reflection in Chapter 10. Tables keep decimal precision (e.g. 0.9986) and the prose mirrors the same values as percentages. Artefacts are stored under results/metrics/, results/figures/, and results/alerts/.</w:t>
-      </w:r>
-    </w:p>
-    <w:p>
-      <w:pPr>
-        <w:pStyle w:val="Heading2"/>
-      </w:pPr>
-      <w:bookmarkStart w:id="252" w:name="_Toc227781780"/>
-      <w:bookmarkStart w:id="253" w:name="_Toc227798808"/>
-      <w:r>
-        <w:t>8.2 Centralised Model Comparison (Sub-Question 1)</w:t>
-      </w:r>
       <w:bookmarkEnd w:id="252"/>
-      <w:bookmarkEnd w:id="253"/>
     </w:p>
     <w:p>
       <w:r>
@@ -26190,7 +26152,7 @@
       <w:pPr>
         <w:pStyle w:val="Caption"/>
       </w:pPr>
-      <w:bookmarkStart w:id="254" w:name="_Toc227789076"/>
+      <w:bookmarkStart w:id="253" w:name="_Toc227789076"/>
       <w:r>
         <w:t xml:space="preserve">Table </w:t>
       </w:r>
@@ -26230,7 +26192,7 @@
       <w:r>
         <w:t>Model comparison on CICIoT2023 test set</w:t>
       </w:r>
-      <w:bookmarkEnd w:id="254"/>
+      <w:bookmarkEnd w:id="253"/>
     </w:p>
     <w:p>
       <w:r>
@@ -26319,7 +26281,7 @@
               <w:pStyle w:val="Caption"/>
               <w:jc w:val="center"/>
             </w:pPr>
-            <w:bookmarkStart w:id="255" w:name="_Toc227799013"/>
+            <w:bookmarkStart w:id="254" w:name="_Toc227799013"/>
             <w:r>
               <w:t xml:space="preserve">Figure </w:t>
             </w:r>
@@ -26359,7 +26321,7 @@
             <w:r>
               <w:t>: Confusion matrix for Dynamic GNN on test set (Chapter 8, Section 8.2)</w:t>
             </w:r>
-            <w:bookmarkEnd w:id="255"/>
+            <w:bookmarkEnd w:id="254"/>
           </w:p>
         </w:tc>
       </w:tr>
@@ -26449,7 +26411,7 @@
               <w:pStyle w:val="Caption"/>
               <w:jc w:val="center"/>
             </w:pPr>
-            <w:bookmarkStart w:id="256" w:name="_Toc227799014"/>
+            <w:bookmarkStart w:id="255" w:name="_Toc227799014"/>
             <w:r>
               <w:t xml:space="preserve">Figure </w:t>
             </w:r>
@@ -26486,7 +26448,7 @@
             <w:r>
               <w:t>: ROC curve for Dynamic GNN on test set (Chapter 8, Section 8.2)</w:t>
             </w:r>
-            <w:bookmarkEnd w:id="256"/>
+            <w:bookmarkEnd w:id="255"/>
           </w:p>
         </w:tc>
       </w:tr>
@@ -26583,7 +26545,7 @@
               <w:pStyle w:val="Caption"/>
               <w:jc w:val="center"/>
             </w:pPr>
-            <w:bookmarkStart w:id="257" w:name="_Toc227799015"/>
+            <w:bookmarkStart w:id="256" w:name="_Toc227799015"/>
             <w:r>
               <w:t xml:space="preserve">Figure </w:t>
             </w:r>
@@ -26623,7 +26585,7 @@
             <w:r>
               <w:t>Confusion matrix for Random Forest on test set (Chapter 8, Section 8.2)</w:t>
             </w:r>
-            <w:bookmarkEnd w:id="257"/>
+            <w:bookmarkEnd w:id="256"/>
           </w:p>
         </w:tc>
       </w:tr>
@@ -26720,7 +26682,7 @@
               <w:pStyle w:val="Caption"/>
               <w:jc w:val="center"/>
             </w:pPr>
-            <w:bookmarkStart w:id="258" w:name="_Toc227799016"/>
+            <w:bookmarkStart w:id="257" w:name="_Toc227799016"/>
             <w:r>
               <w:t xml:space="preserve">Figure </w:t>
             </w:r>
@@ -26760,7 +26722,7 @@
             <w:r>
               <w:t>Confusion matrix for MLP on test set (Chapter 8, Section 8.2)</w:t>
             </w:r>
-            <w:bookmarkEnd w:id="258"/>
+            <w:bookmarkEnd w:id="257"/>
           </w:p>
         </w:tc>
       </w:tr>
@@ -26857,7 +26819,7 @@
               <w:pStyle w:val="Caption"/>
               <w:jc w:val="center"/>
             </w:pPr>
-            <w:bookmarkStart w:id="259" w:name="_Toc227799017"/>
+            <w:bookmarkStart w:id="258" w:name="_Toc227799017"/>
             <w:r>
               <w:t xml:space="preserve">Figure </w:t>
             </w:r>
@@ -26897,7 +26859,7 @@
             <w:r>
               <w:t>ROC curve for Random Forest on test set (Chapter 8, Section 8.2)</w:t>
             </w:r>
-            <w:bookmarkEnd w:id="259"/>
+            <w:bookmarkEnd w:id="258"/>
           </w:p>
         </w:tc>
       </w:tr>
@@ -26994,7 +26956,7 @@
               <w:pStyle w:val="Caption"/>
               <w:jc w:val="center"/>
             </w:pPr>
-            <w:bookmarkStart w:id="260" w:name="_Toc227799018"/>
+            <w:bookmarkStart w:id="259" w:name="_Toc227799018"/>
             <w:r>
               <w:t xml:space="preserve">Figure </w:t>
             </w:r>
@@ -27034,7 +26996,7 @@
             <w:r>
               <w:t>ROC curve for MLP on test set (Chapter 8, Section 8.2)</w:t>
             </w:r>
-            <w:bookmarkEnd w:id="260"/>
+            <w:bookmarkEnd w:id="259"/>
           </w:p>
         </w:tc>
       </w:tr>
@@ -27147,7 +27109,7 @@
               <w:pStyle w:val="Caption"/>
               <w:jc w:val="center"/>
             </w:pPr>
-            <w:bookmarkStart w:id="261" w:name="_Toc227799019"/>
+            <w:bookmarkStart w:id="260" w:name="_Toc227799019"/>
             <w:r>
               <w:t xml:space="preserve">Figure </w:t>
             </w:r>
@@ -27187,7 +27149,7 @@
             <w:r>
               <w:t>Per-metric comparison across RF, MLP, Central GNN, and Federated GNN on the test set (Chapter 8, Section 8.2)</w:t>
             </w:r>
-            <w:bookmarkEnd w:id="261"/>
+            <w:bookmarkEnd w:id="260"/>
           </w:p>
         </w:tc>
       </w:tr>
@@ -27209,13 +27171,13 @@
       <w:pPr>
         <w:pStyle w:val="Heading2"/>
       </w:pPr>
-      <w:bookmarkStart w:id="262" w:name="_Toc227781781"/>
-      <w:bookmarkStart w:id="263" w:name="_Toc227798809"/>
+      <w:bookmarkStart w:id="261" w:name="_Toc227781781"/>
+      <w:bookmarkStart w:id="262" w:name="_Toc227798809"/>
       <w:r>
         <w:t>8.3 Federated Learning (Sub-Question 2)</w:t>
       </w:r>
+      <w:bookmarkEnd w:id="261"/>
       <w:bookmarkEnd w:id="262"/>
-      <w:bookmarkEnd w:id="263"/>
     </w:p>
     <w:p>
       <w:r>
@@ -28001,7 +27963,7 @@
       <w:pPr>
         <w:pStyle w:val="Caption"/>
       </w:pPr>
-      <w:bookmarkStart w:id="264" w:name="_Toc227789077"/>
+      <w:bookmarkStart w:id="263" w:name="_Toc227789077"/>
       <w:r>
         <w:t xml:space="preserve">Table </w:t>
       </w:r>
@@ -28041,7 +28003,7 @@
       <w:r>
         <w:t>Federated learning round-by-round metrics</w:t>
       </w:r>
-      <w:bookmarkEnd w:id="264"/>
+      <w:bookmarkEnd w:id="263"/>
     </w:p>
     <w:p>
       <w:r>
@@ -28129,7 +28091,7 @@
               <w:pStyle w:val="Caption"/>
               <w:jc w:val="center"/>
             </w:pPr>
-            <w:bookmarkStart w:id="265" w:name="_Toc227799020"/>
+            <w:bookmarkStart w:id="264" w:name="_Toc227799020"/>
             <w:r>
               <w:t xml:space="preserve">Figure </w:t>
             </w:r>
@@ -28169,7 +28131,7 @@
             <w:r>
               <w:t>Federated: learning convergence (F1 and ROC-AUC vs. round) (Chapter 8, Section 8.3)</w:t>
             </w:r>
-            <w:bookmarkEnd w:id="265"/>
+            <w:bookmarkEnd w:id="264"/>
           </w:p>
         </w:tc>
       </w:tr>
@@ -28271,7 +28233,7 @@
               <w:pStyle w:val="Caption"/>
               <w:jc w:val="center"/>
             </w:pPr>
-            <w:bookmarkStart w:id="266" w:name="_Toc227799021"/>
+            <w:bookmarkStart w:id="265" w:name="_Toc227799021"/>
             <w:r>
               <w:t xml:space="preserve">Figure </w:t>
             </w:r>
@@ -28311,7 +28273,7 @@
             <w:r>
               <w:t>Confusion matrix of the federated GNN (Flower FedAvg, 3 clients, 10 rounds) on the test set (Chapter 8, Section 8.3)</w:t>
             </w:r>
-            <w:bookmarkEnd w:id="266"/>
+            <w:bookmarkEnd w:id="265"/>
           </w:p>
         </w:tc>
       </w:tr>
@@ -28413,7 +28375,7 @@
               <w:pStyle w:val="Caption"/>
               <w:jc w:val="center"/>
             </w:pPr>
-            <w:bookmarkStart w:id="267" w:name="_Toc227799022"/>
+            <w:bookmarkStart w:id="266" w:name="_Toc227799022"/>
             <w:r>
               <w:t xml:space="preserve">Figure </w:t>
             </w:r>
@@ -28453,7 +28415,7 @@
             <w:r>
               <w:t>Federated learning communication cost  -  per round (bars) and cumulative (line) (Chapter 8, Section 8.3)</w:t>
             </w:r>
-            <w:bookmarkEnd w:id="267"/>
+            <w:bookmarkEnd w:id="266"/>
           </w:p>
         </w:tc>
       </w:tr>
@@ -28486,13 +28448,13 @@
       <w:pPr>
         <w:pStyle w:val="Heading2"/>
       </w:pPr>
-      <w:bookmarkStart w:id="268" w:name="_Toc227781782"/>
-      <w:bookmarkStart w:id="269" w:name="_Toc227798810"/>
+      <w:bookmarkStart w:id="267" w:name="_Toc227781782"/>
+      <w:bookmarkStart w:id="268" w:name="_Toc227798810"/>
       <w:r>
         <w:t>8.4 Central GNN Training Convergence</w:t>
       </w:r>
+      <w:bookmarkEnd w:id="267"/>
       <w:bookmarkEnd w:id="268"/>
-      <w:bookmarkEnd w:id="269"/>
     </w:p>
     <w:p>
       <w:r>
@@ -28913,7 +28875,7 @@
       <w:pPr>
         <w:pStyle w:val="Caption"/>
       </w:pPr>
-      <w:bookmarkStart w:id="270" w:name="_Toc227789078"/>
+      <w:bookmarkStart w:id="269" w:name="_Toc227789078"/>
       <w:r>
         <w:t xml:space="preserve">Table </w:t>
       </w:r>
@@ -28953,7 +28915,7 @@
       <w:r>
         <w:t>Training history (loss and validation) of the central GNN.</w:t>
       </w:r>
-      <w:bookmarkEnd w:id="270"/>
+      <w:bookmarkEnd w:id="269"/>
     </w:p>
     <w:p>
       <w:r>
@@ -29046,7 +29008,7 @@
               <w:pStyle w:val="Caption"/>
               <w:jc w:val="center"/>
             </w:pPr>
-            <w:bookmarkStart w:id="271" w:name="_Toc227799023"/>
+            <w:bookmarkStart w:id="270" w:name="_Toc227799023"/>
             <w:r>
               <w:t xml:space="preserve">Figure </w:t>
             </w:r>
@@ -29086,7 +29048,7 @@
             <w:r>
               <w:t>Central GNN training loss across six epochs (log scale) (Chapter 8, Section 8.4)</w:t>
             </w:r>
-            <w:bookmarkEnd w:id="271"/>
+            <w:bookmarkEnd w:id="270"/>
           </w:p>
         </w:tc>
       </w:tr>
@@ -29108,13 +29070,13 @@
       <w:pPr>
         <w:pStyle w:val="Heading2"/>
       </w:pPr>
-      <w:bookmarkStart w:id="272" w:name="_Toc227781783"/>
-      <w:bookmarkStart w:id="273" w:name="_Toc227798811"/>
+      <w:bookmarkStart w:id="271" w:name="_Toc227781783"/>
+      <w:bookmarkStart w:id="272" w:name="_Toc227798811"/>
       <w:r>
         <w:t>8.5 Time-Window and CPU Inference (Sub-Question 2 and Deployment)</w:t>
       </w:r>
+      <w:bookmarkEnd w:id="271"/>
       <w:bookmarkEnd w:id="272"/>
-      <w:bookmarkEnd w:id="273"/>
     </w:p>
     <w:p>
       <w:r>
@@ -29201,7 +29163,7 @@
               <w:pStyle w:val="Caption"/>
               <w:jc w:val="center"/>
             </w:pPr>
-            <w:bookmarkStart w:id="274" w:name="_Toc227799024"/>
+            <w:bookmarkStart w:id="273" w:name="_Toc227799024"/>
             <w:r>
               <w:t xml:space="preserve">Figure </w:t>
             </w:r>
@@ -29241,7 +29203,7 @@
             <w:r>
               <w:t>Model comparison  -  inference time and F1-score (Chapter 8, Section 8.5)</w:t>
             </w:r>
-            <w:bookmarkEnd w:id="274"/>
+            <w:bookmarkEnd w:id="273"/>
           </w:p>
         </w:tc>
       </w:tr>
@@ -29263,13 +29225,13 @@
       <w:pPr>
         <w:pStyle w:val="Heading2"/>
       </w:pPr>
-      <w:bookmarkStart w:id="275" w:name="_Toc227781784"/>
-      <w:bookmarkStart w:id="276" w:name="_Toc227798812"/>
+      <w:bookmarkStart w:id="274" w:name="_Toc227781784"/>
+      <w:bookmarkStart w:id="275" w:name="_Toc227798812"/>
       <w:r>
         <w:t>8.6 Example Alerts with Explanations (Sub-Question 3)</w:t>
       </w:r>
+      <w:bookmarkEnd w:id="274"/>
       <w:bookmarkEnd w:id="275"/>
-      <w:bookmarkEnd w:id="276"/>
     </w:p>
     <w:p>
       <w:r>
@@ -29361,13 +29323,13 @@
       <w:pPr>
         <w:pStyle w:val="Heading2"/>
       </w:pPr>
-      <w:bookmarkStart w:id="277" w:name="_Toc227781785"/>
-      <w:bookmarkStart w:id="278" w:name="_Toc227798813"/>
+      <w:bookmarkStart w:id="276" w:name="_Toc227781785"/>
+      <w:bookmarkStart w:id="277" w:name="_Toc227798813"/>
       <w:r>
         <w:t>8.7 Ablation Studies (Priority 1: Evidence)</w:t>
       </w:r>
+      <w:bookmarkEnd w:id="276"/>
       <w:bookmarkEnd w:id="277"/>
-      <w:bookmarkEnd w:id="278"/>
     </w:p>
     <w:p>
       <w:r>
@@ -29642,7 +29604,7 @@
       <w:pPr>
         <w:pStyle w:val="Caption"/>
       </w:pPr>
-      <w:bookmarkStart w:id="279" w:name="_Toc227789079"/>
+      <w:bookmarkStart w:id="278" w:name="_Toc227789079"/>
       <w:r>
         <w:t xml:space="preserve">Table </w:t>
       </w:r>
@@ -29682,7 +29644,7 @@
       <w:r>
         <w:t>Ablation on CICIoT2023 test set (centralised GNN variants)</w:t>
       </w:r>
-      <w:bookmarkEnd w:id="279"/>
+      <w:bookmarkEnd w:id="278"/>
     </w:p>
     <w:p/>
     <w:tbl>
@@ -29765,7 +29727,7 @@
               <w:pStyle w:val="Caption"/>
               <w:jc w:val="center"/>
             </w:pPr>
-            <w:bookmarkStart w:id="280" w:name="_Toc227799025"/>
+            <w:bookmarkStart w:id="279" w:name="_Toc227799025"/>
             <w:r>
               <w:t xml:space="preserve">Figure </w:t>
             </w:r>
@@ -29805,7 +29767,7 @@
             <w:r>
               <w:t>Ablation comparison  -  full GAT+GRU vs. GAT-only (F1 and inference time) (Chapter 8, Section 8.7)</w:t>
             </w:r>
-            <w:bookmarkEnd w:id="280"/>
+            <w:bookmarkEnd w:id="279"/>
           </w:p>
         </w:tc>
       </w:tr>
@@ -29832,13 +29794,13 @@
       <w:pPr>
         <w:pStyle w:val="Heading2"/>
       </w:pPr>
-      <w:bookmarkStart w:id="281" w:name="_Toc227781786"/>
-      <w:bookmarkStart w:id="282" w:name="_Toc227798814"/>
+      <w:bookmarkStart w:id="280" w:name="_Toc227781786"/>
+      <w:bookmarkStart w:id="281" w:name="_Toc227798814"/>
       <w:r>
         <w:t>8.8 Sensitivity Analysis (Stability of Design Choices)</w:t>
       </w:r>
+      <w:bookmarkEnd w:id="280"/>
       <w:bookmarkEnd w:id="281"/>
-      <w:bookmarkEnd w:id="282"/>
     </w:p>
     <w:p>
       <w:r>
@@ -30807,7 +30769,7 @@
       <w:pPr>
         <w:pStyle w:val="Caption"/>
       </w:pPr>
-      <w:bookmarkStart w:id="283" w:name="_Toc227789080"/>
+      <w:bookmarkStart w:id="282" w:name="_Toc227789080"/>
       <w:r>
         <w:t xml:space="preserve">Table </w:t>
       </w:r>
@@ -30847,7 +30809,7 @@
       <w:r>
         <w:t>Sensitivity analysis - central GNN on the test set (There are nine configurations)</w:t>
       </w:r>
-      <w:bookmarkEnd w:id="283"/>
+      <w:bookmarkEnd w:id="282"/>
     </w:p>
     <w:p/>
     <w:p/>
@@ -30935,7 +30897,7 @@
               <w:pStyle w:val="Caption"/>
               <w:jc w:val="center"/>
             </w:pPr>
-            <w:bookmarkStart w:id="284" w:name="_Toc227799026"/>
+            <w:bookmarkStart w:id="283" w:name="_Toc227799026"/>
             <w:r>
               <w:t xml:space="preserve">Figure </w:t>
             </w:r>
@@ -30975,7 +30937,7 @@
             <w:r>
               <w:t>: Sensitivity of test F1 and ROC-AUC to window size and kNN k (Chapter 8, Section 8.8)</w:t>
             </w:r>
-            <w:bookmarkEnd w:id="284"/>
+            <w:bookmarkEnd w:id="283"/>
           </w:p>
         </w:tc>
       </w:tr>
@@ -30997,13 +30959,13 @@
       <w:pPr>
         <w:pStyle w:val="Heading2"/>
       </w:pPr>
-      <w:bookmarkStart w:id="285" w:name="_Toc227781787"/>
-      <w:bookmarkStart w:id="286" w:name="_Toc227798815"/>
+      <w:bookmarkStart w:id="284" w:name="_Toc227781787"/>
+      <w:bookmarkStart w:id="285" w:name="_Toc227798815"/>
       <w:r>
         <w:t>8.9 Multi-Seed Stability</w:t>
       </w:r>
+      <w:bookmarkEnd w:id="284"/>
       <w:bookmarkEnd w:id="285"/>
-      <w:bookmarkEnd w:id="286"/>
     </w:p>
     <w:p>
       <w:r>
@@ -31527,7 +31489,7 @@
       <w:pPr>
         <w:pStyle w:val="Caption"/>
       </w:pPr>
-      <w:bookmarkStart w:id="287" w:name="_Toc227789081"/>
+      <w:bookmarkStart w:id="286" w:name="_Toc227789081"/>
       <w:r>
         <w:t xml:space="preserve">Table </w:t>
       </w:r>
@@ -31567,7 +31529,7 @@
       <w:r>
         <w:t>Multi-seed summary (central GNN, test set)</w:t>
       </w:r>
-      <w:bookmarkEnd w:id="287"/>
+      <w:bookmarkEnd w:id="286"/>
     </w:p>
     <w:p>
       <w:r>
@@ -31587,13 +31549,13 @@
       <w:pPr>
         <w:pStyle w:val="Heading2"/>
       </w:pPr>
-      <w:bookmarkStart w:id="288" w:name="_Toc227781788"/>
-      <w:bookmarkStart w:id="289" w:name="_Toc227798816"/>
+      <w:bookmarkStart w:id="287" w:name="_Toc227781788"/>
+      <w:bookmarkStart w:id="288" w:name="_Toc227798816"/>
       <w:r>
         <w:t>8.10 Correlation with the Previous Research on CICIoT2023.</w:t>
       </w:r>
+      <w:bookmarkEnd w:id="287"/>
       <w:bookmarkEnd w:id="288"/>
-      <w:bookmarkEnd w:id="289"/>
     </w:p>
     <w:p>
       <w:r>
@@ -32046,7 +32008,7 @@
       <w:pPr>
         <w:pStyle w:val="Caption"/>
       </w:pPr>
-      <w:bookmarkStart w:id="290" w:name="_Toc227789082"/>
+      <w:bookmarkStart w:id="289" w:name="_Toc227789082"/>
       <w:r>
         <w:t xml:space="preserve">Table </w:t>
       </w:r>
@@ -32092,7 +32054,7 @@
       <w:r>
         <w:t xml:space="preserve">  this dissertation vs. prior work on CICIoT2023 and adjacent IoT flow benchmarks</w:t>
       </w:r>
-      <w:bookmarkEnd w:id="290"/>
+      <w:bookmarkEnd w:id="289"/>
     </w:p>
     <w:p>
       <w:r>
@@ -32111,14 +32073,14 @@
       <w:pPr>
         <w:pStyle w:val="Heading2"/>
       </w:pPr>
-      <w:bookmarkStart w:id="291" w:name="_Toc227781789"/>
-      <w:bookmarkStart w:id="292" w:name="_Toc227798817"/>
+      <w:bookmarkStart w:id="290" w:name="_Toc227781789"/>
+      <w:bookmarkStart w:id="291" w:name="_Toc227798817"/>
       <w:r>
         <w:lastRenderedPageBreak/>
         <w:t>8.11 Chapter Summary</w:t>
       </w:r>
+      <w:bookmarkEnd w:id="290"/>
       <w:bookmarkEnd w:id="291"/>
-      <w:bookmarkEnd w:id="292"/>
     </w:p>
     <w:p>
       <w:r>
@@ -32138,7 +32100,7 @@
           <w:szCs w:val="28"/>
         </w:rPr>
       </w:pPr>
-      <w:bookmarkStart w:id="293" w:name="_Toc227781790"/>
+      <w:bookmarkStart w:id="292" w:name="_Toc227781790"/>
       <w:r>
         <w:rPr>
           <w:sz w:val="32"/>
@@ -32151,7 +32113,7 @@
         <w:pStyle w:val="Heading1"/>
         <w:jc w:val="center"/>
       </w:pPr>
-      <w:bookmarkStart w:id="294" w:name="_Toc227798818"/>
+      <w:bookmarkStart w:id="293" w:name="_Toc227798818"/>
       <w:r>
         <w:rPr>
           <w:sz w:val="32"/>
@@ -32171,68 +32133,68 @@
         </w:rPr>
         <w:t xml:space="preserve"> Conclusion, Discussion, and Recommendations</w:t>
       </w:r>
+      <w:bookmarkEnd w:id="292"/>
       <w:bookmarkEnd w:id="293"/>
+    </w:p>
+    <w:p>
+      <w:pPr>
+        <w:pStyle w:val="Heading2"/>
+      </w:pPr>
+      <w:bookmarkStart w:id="294" w:name="_Toc227781791"/>
+      <w:bookmarkStart w:id="295" w:name="_Toc227798819"/>
+      <w:r>
+        <w:t>9.1 Chapter Overview</w:t>
+      </w:r>
       <w:bookmarkEnd w:id="294"/>
+      <w:bookmarkEnd w:id="295"/>
+    </w:p>
+    <w:p>
+      <w:r>
+        <w:t>The chapter gives the interpretation of the results, makes correlations with the literature and summarises what the project has been able to accomplish within the scope of the project. It also documents restrictions and constraints to SOC/edge implementation. A conclusion is given in Section 9.2, and in Sections 9.3-9.10, discussed.</w:t>
+      </w:r>
     </w:p>
     <w:p>
       <w:pPr>
         <w:pStyle w:val="Heading2"/>
       </w:pPr>
-      <w:bookmarkStart w:id="295" w:name="_Toc227781791"/>
-      <w:bookmarkStart w:id="296" w:name="_Toc227798819"/>
-      <w:r>
-        <w:t>9.1 Chapter Overview</w:t>
-      </w:r>
-      <w:bookmarkEnd w:id="295"/>
+      <w:bookmarkStart w:id="296" w:name="_Toc227781792"/>
+      <w:bookmarkStart w:id="297" w:name="_Toc227798820"/>
+      <w:r>
+        <w:t>9.2 Structured Conclusion</w:t>
+      </w:r>
       <w:bookmarkEnd w:id="296"/>
-    </w:p>
-    <w:p>
-      <w:r>
-        <w:t>The chapter gives the interpretation of the results, makes correlations with the literature and summarises what the project has been able to accomplish within the scope of the project. It also documents restrictions and constraints to SOC/edge implementation. A conclusion is given in Section 9.2, and in Sections 9.3-9.10, discussed.</w:t>
+      <w:bookmarkEnd w:id="297"/>
+    </w:p>
+    <w:p>
+      <w:r>
+        <w:t>The dissertation addresses SOC-oriented, CPU-edge detection on Software-Defined IoT flow telemetry, with optional federated training when raw flows are not pooled, and explainable SIEM-style output. CICIoT2023 and the literature in Chapter 2 often treat GNNs, FL, and XAI as separate threads; this work integrates them in one pipeline.</w:t>
+      </w:r>
+    </w:p>
+    <w:p>
+      <w:r>
+        <w:t>The main artefact is end-to-end: kNN graphs over windowed flows, GAT+GRU, Flower FedAvg (three non-IID clients), Captum plus attention, ECS-like JSON via FastAPI. On the fixed subset (Chapters 7</w:t>
+      </w:r>
+      <w:r>
+        <w:t>-</w:t>
+      </w:r>
+      <w:r>
+        <w:t xml:space="preserve">8), central and federated GNNs match strong RF/MLP headlines with low FPR, about 23 ms GNN sequence inference, and modest federated traffic; ablation, sensitivity, and multi-seed runs support the default configuration. </w:t>
+      </w:r>
+      <w:r>
+        <w:t>Scope: 45-day MSc, subset of labs, small FL topology, no formal SOC user study, and 100% metrics, not general. In Section 9.9 there are extensions (data scale, live traffic, analyst evaluation, SIEM hardening). The research questions will be responded to as a paper prototype with clear boundaries.</w:t>
       </w:r>
     </w:p>
     <w:p>
       <w:pPr>
         <w:pStyle w:val="Heading2"/>
       </w:pPr>
-      <w:bookmarkStart w:id="297" w:name="_Toc227781792"/>
-      <w:bookmarkStart w:id="298" w:name="_Toc227798820"/>
-      <w:r>
-        <w:t>9.2 Structured Conclusion</w:t>
-      </w:r>
-      <w:bookmarkEnd w:id="297"/>
+      <w:bookmarkStart w:id="298" w:name="_Toc227781793"/>
+      <w:bookmarkStart w:id="299" w:name="_Toc227798821"/>
+      <w:r>
+        <w:t>9.3 Responding to the Research Questions.</w:t>
+      </w:r>
       <w:bookmarkEnd w:id="298"/>
-    </w:p>
-    <w:p>
-      <w:r>
-        <w:t>The dissertation addresses SOC-oriented, CPU-edge detection on Software-Defined IoT flow telemetry, with optional federated training when raw flows are not pooled, and explainable SIEM-style output. CICIoT2023 and the literature in Chapter 2 often treat GNNs, FL, and XAI as separate threads; this work integrates them in one pipeline.</w:t>
-      </w:r>
-    </w:p>
-    <w:p>
-      <w:r>
-        <w:t>The main artefact is end-to-end: kNN graphs over windowed flows, GAT+GRU, Flower FedAvg (three non-IID clients), Captum plus attention, ECS-like JSON via FastAPI. On the fixed subset (Chapters 7</w:t>
-      </w:r>
-      <w:r>
-        <w:t>-</w:t>
-      </w:r>
-      <w:r>
-        <w:t xml:space="preserve">8), central and federated GNNs match strong RF/MLP headlines with low FPR, about 23 ms GNN sequence inference, and modest federated traffic; ablation, sensitivity, and multi-seed runs support the default configuration. </w:t>
-      </w:r>
-      <w:r>
-        <w:t>Scope: 45-day MSc, subset of labs, small FL topology, no formal SOC user study, and 100% metrics, not general. In Section 9.9 there are extensions (data scale, live traffic, analyst evaluation, SIEM hardening). The research questions will be responded to as a paper prototype with clear boundaries.</w:t>
-      </w:r>
-    </w:p>
-    <w:p>
-      <w:pPr>
-        <w:pStyle w:val="Heading2"/>
-      </w:pPr>
-      <w:bookmarkStart w:id="299" w:name="_Toc227781793"/>
-      <w:bookmarkStart w:id="300" w:name="_Toc227798821"/>
-      <w:r>
-        <w:t>9.3 Responding to the Research Questions.</w:t>
-      </w:r>
       <w:bookmarkEnd w:id="299"/>
-      <w:bookmarkEnd w:id="300"/>
     </w:p>
     <w:p>
       <w:r>
@@ -32308,35 +32270,35 @@
       <w:pPr>
         <w:pStyle w:val="Heading2"/>
       </w:pPr>
-      <w:bookmarkStart w:id="301" w:name="_Toc227781794"/>
-      <w:bookmarkStart w:id="302" w:name="_Toc227798822"/>
+      <w:bookmarkStart w:id="300" w:name="_Toc227781794"/>
+      <w:bookmarkStart w:id="301" w:name="_Toc227798822"/>
       <w:r>
         <w:t>9.4 Strengths and Limitations</w:t>
       </w:r>
+      <w:bookmarkEnd w:id="300"/>
       <w:bookmarkEnd w:id="301"/>
+    </w:p>
+    <w:p>
+      <w:r>
+        <w:t>Strengths: The dissertation provides a single reproducible path of CICIoT2023 using kNN graphs, GAT+GRU, optional Flower FedAvg, and SIEM-shaped, CPU-timed FastAPI output, and baselines, FL, and stability runs on the same protocol. kNN edges are based on the argument of Ngo et al. (2025) in the case of absence of device IPs; stratified windowing controls the skew of classes on flow level. Integration (not an isolated graph operator) is the main contribution, not a novel graph operator.</w:t>
+      </w:r>
+    </w:p>
+    <w:p>
+      <w:r>
+        <w:t>Limitations: an MSc time-box and a part of a lab dataset - no field generalisation assertion. kNN is a proxy of the features but is not a topology graph. Not a large deployment, federated learning is three clients and ten rounds. The explanations are based on a few example alerts and qualitative review of plausibility, as opposed to a user study. Split-specific perfect headline measures are discussed in Section 7.4.1 and Chapter 10.</w:t>
+      </w:r>
+    </w:p>
+    <w:p>
+      <w:pPr>
+        <w:pStyle w:val="Heading2"/>
+      </w:pPr>
+      <w:bookmarkStart w:id="302" w:name="_Toc227781795"/>
+      <w:bookmarkStart w:id="303" w:name="_Toc227798823"/>
+      <w:r>
+        <w:t>9.5 University/ Course Materials.</w:t>
+      </w:r>
       <w:bookmarkEnd w:id="302"/>
-    </w:p>
-    <w:p>
-      <w:r>
-        <w:t>Strengths: The dissertation provides a single reproducible path of CICIoT2023 using kNN graphs, GAT+GRU, optional Flower FedAvg, and SIEM-shaped, CPU-timed FastAPI output, and baselines, FL, and stability runs on the same protocol. kNN edges are based on the argument of Ngo et al. (2025) in the case of absence of device IPs; stratified windowing controls the skew of classes on flow level. Integration (not an isolated graph operator) is the main contribution, not a novel graph operator.</w:t>
-      </w:r>
-    </w:p>
-    <w:p>
-      <w:r>
-        <w:t>Limitations: an MSc time-box and a part of a lab dataset - no field generalisation assertion. kNN is a proxy of the features but is not a topology graph. Not a large deployment, federated learning is three clients and ten rounds. The explanations are based on a few example alerts and qualitative review of plausibility, as opposed to a user study. Split-specific perfect headline measures are discussed in Section 7.4.1 and Chapter 10.</w:t>
-      </w:r>
-    </w:p>
-    <w:p>
-      <w:pPr>
-        <w:pStyle w:val="Heading2"/>
-      </w:pPr>
-      <w:bookmarkStart w:id="303" w:name="_Toc227781795"/>
-      <w:bookmarkStart w:id="304" w:name="_Toc227798823"/>
-      <w:r>
-        <w:t>9.5 University/ Course Materials.</w:t>
-      </w:r>
       <w:bookmarkEnd w:id="303"/>
-      <w:bookmarkEnd w:id="304"/>
     </w:p>
     <w:p>
       <w:r>
@@ -32351,40 +32313,40 @@
       <w:pPr>
         <w:pStyle w:val="Heading2"/>
       </w:pPr>
-      <w:bookmarkStart w:id="305" w:name="_Toc227781796"/>
-      <w:bookmarkStart w:id="306" w:name="_Toc227798824"/>
+      <w:bookmarkStart w:id="304" w:name="_Toc227781796"/>
+      <w:bookmarkStart w:id="305" w:name="_Toc227798824"/>
       <w:r>
         <w:t>9.6 Practical Implications</w:t>
       </w:r>
+      <w:bookmarkEnd w:id="304"/>
       <w:bookmarkEnd w:id="305"/>
+    </w:p>
+    <w:p>
+      <w:r>
+        <w:t>The importance of this work (societal and organisational). Lack of consumer and industrial IoT device security, and overloaded queues in SOCs: Missed intrusions present both safety and continuity risks, and false alarms are a waste of limited time spent by the analysts (Section 1.2; ENISA 2017, Chapter 11). It is not in the scope of this project to assert to have solved that problem on the national scale; it is just engineering evidence that a CPU-first, explained, and possibly federated detector can be constructed and end-to-end measured. The GNN did not have benign-as-attack false positives on the reported test split, but Random Forest and MLP non-zero FPR (Table 7) - a behavior that, assuming this holds in production, would minimize noise in the analysis. Federated training exchanges only supports data-minimising collaboration by weighting only, when the raw flows cannot be pooled, but does not replace legal or contractual review.</w:t>
+      </w:r>
+    </w:p>
+    <w:p>
+      <w:r>
+        <w:t>Practical implications (assuming validation of pilots). (1) Edge deployment: CPU-based sub-23 ms/GNN sequence (Section 8.5; Table 7) is comparable to near real time scoring on a type of gateway (Table 5). (2) Analyst use: ECS like JSON and explanation fields are a reasonable handover to SIEM pipelines; a formal usability study is not in scope (Section 1.4). (3) Limit: the CICIoT2023 lab run is inferred to benefit, live traffic, drift and adversarial evasion requires additional work (Section 9.9).</w:t>
+      </w:r>
+    </w:p>
+    <w:p>
+      <w:r>
+        <w:t>Pace and gradual implementation. The headline configuration has the following key reliability arguments: ablation (Section 8.7), sensitivity grid (Section 8.8), and multi-seed runs (Section 8.9). Passive monitoring followed by assisted triage with the help of explanation fields would be a sensible way to go in the production to manage the drift, and human retraining should be periodic.</w:t>
+      </w:r>
+    </w:p>
+    <w:p>
+      <w:pPr>
+        <w:pStyle w:val="Heading2"/>
+      </w:pPr>
+      <w:bookmarkStart w:id="306" w:name="_Toc227781797"/>
+      <w:bookmarkStart w:id="307" w:name="_Toc227798825"/>
+      <w:r>
+        <w:t>9.7 Relation to Literature</w:t>
+      </w:r>
       <w:bookmarkEnd w:id="306"/>
-    </w:p>
-    <w:p>
-      <w:r>
-        <w:t>The importance of this work (societal and organisational). Lack of consumer and industrial IoT device security, and overloaded queues in SOCs: Missed intrusions present both safety and continuity risks, and false alarms are a waste of limited time spent by the analysts (Section 1.2; ENISA 2017, Chapter 11). It is not in the scope of this project to assert to have solved that problem on the national scale; it is just engineering evidence that a CPU-first, explained, and possibly federated detector can be constructed and end-to-end measured. The GNN did not have benign-as-attack false positives on the reported test split, but Random Forest and MLP non-zero FPR (Table 7) - a behavior that, assuming this holds in production, would minimize noise in the analysis. Federated training exchanges only supports data-minimising collaboration by weighting only, when the raw flows cannot be pooled, but does not replace legal or contractual review.</w:t>
-      </w:r>
-    </w:p>
-    <w:p>
-      <w:r>
-        <w:t>Practical implications (assuming validation of pilots). (1) Edge deployment: CPU-based sub-23 ms/GNN sequence (Section 8.5; Table 7) is comparable to near real time scoring on a type of gateway (Table 5). (2) Analyst use: ECS like JSON and explanation fields are a reasonable handover to SIEM pipelines; a formal usability study is not in scope (Section 1.4). (3) Limit: the CICIoT2023 lab run is inferred to benefit, live traffic, drift and adversarial evasion requires additional work (Section 9.9).</w:t>
-      </w:r>
-    </w:p>
-    <w:p>
-      <w:r>
-        <w:t>Pace and gradual implementation. The headline configuration has the following key reliability arguments: ablation (Section 8.7), sensitivity grid (Section 8.8), and multi-seed runs (Section 8.9). Passive monitoring followed by assisted triage with the help of explanation fields would be a sensible way to go in the production to manage the drift, and human retraining should be periodic.</w:t>
-      </w:r>
-    </w:p>
-    <w:p>
-      <w:pPr>
-        <w:pStyle w:val="Heading2"/>
-      </w:pPr>
-      <w:bookmarkStart w:id="307" w:name="_Toc227781797"/>
-      <w:bookmarkStart w:id="308" w:name="_Toc227798825"/>
-      <w:r>
-        <w:t>9.7 Relation to Literature</w:t>
-      </w:r>
       <w:bookmarkEnd w:id="307"/>
-      <w:bookmarkEnd w:id="308"/>
     </w:p>
     <w:p>
       <w:r>
@@ -32401,30 +32363,30 @@
       <w:pPr>
         <w:pStyle w:val="Heading2"/>
       </w:pPr>
-      <w:bookmarkStart w:id="309" w:name="_Toc227781798"/>
-      <w:bookmarkStart w:id="310" w:name="_Toc227798826"/>
+      <w:bookmarkStart w:id="308" w:name="_Toc227781798"/>
+      <w:bookmarkStart w:id="309" w:name="_Toc227798826"/>
       <w:r>
         <w:t>9.8 Summary of the Project</w:t>
       </w:r>
+      <w:bookmarkEnd w:id="308"/>
       <w:bookmarkEnd w:id="309"/>
+    </w:p>
+    <w:p>
+      <w:r>
+        <w:t>In brief: a CICIoT2023-driven, CPU-feasible pipeline (kNN graphs, GAT+GRU, Flower when needed, Integrated Gradients plus attention, FastAPI) answers the main research question and sub-questions on the documented test contract in Chapter 8. Federated and central GNNs align; alerts carry explanation fields. Stability artefacts are under results/metrics/.</w:t>
+      </w:r>
+    </w:p>
+    <w:p>
+      <w:pPr>
+        <w:pStyle w:val="Heading2"/>
+      </w:pPr>
+      <w:bookmarkStart w:id="310" w:name="_Toc227781799"/>
+      <w:bookmarkStart w:id="311" w:name="_Toc227798827"/>
+      <w:r>
+        <w:t>9.9 Recommendations for Future Work</w:t>
+      </w:r>
       <w:bookmarkEnd w:id="310"/>
-    </w:p>
-    <w:p>
-      <w:r>
-        <w:t>In brief: a CICIoT2023-driven, CPU-feasible pipeline (kNN graphs, GAT+GRU, Flower when needed, Integrated Gradients plus attention, FastAPI) answers the main research question and sub-questions on the documented test contract in Chapter 8. Federated and central GNNs align; alerts carry explanation fields. Stability artefacts are under results/metrics/.</w:t>
-      </w:r>
-    </w:p>
-    <w:p>
-      <w:pPr>
-        <w:pStyle w:val="Heading2"/>
-      </w:pPr>
-      <w:bookmarkStart w:id="311" w:name="_Toc227781799"/>
-      <w:bookmarkStart w:id="312" w:name="_Toc227798827"/>
-      <w:r>
-        <w:t>9.9 Recommendations for Future Work</w:t>
-      </w:r>
       <w:bookmarkEnd w:id="311"/>
-      <w:bookmarkEnd w:id="312"/>
     </w:p>
     <w:p>
       <w:pPr>
@@ -32502,14 +32464,14 @@
       <w:pPr>
         <w:pStyle w:val="Heading2"/>
       </w:pPr>
-      <w:bookmarkStart w:id="313" w:name="_Toc227781800"/>
-      <w:bookmarkStart w:id="314" w:name="_Toc227798828"/>
+      <w:bookmarkStart w:id="312" w:name="_Toc227781800"/>
+      <w:bookmarkStart w:id="313" w:name="_Toc227798828"/>
       <w:r>
         <w:lastRenderedPageBreak/>
         <w:t>9.10 Chapter Summary</w:t>
       </w:r>
+      <w:bookmarkEnd w:id="312"/>
       <w:bookmarkEnd w:id="313"/>
-      <w:bookmarkEnd w:id="314"/>
     </w:p>
     <w:p>
       <w:r>
@@ -32529,7 +32491,7 @@
           <w:szCs w:val="28"/>
         </w:rPr>
       </w:pPr>
-      <w:bookmarkStart w:id="315" w:name="_Toc227781801"/>
+      <w:bookmarkStart w:id="314" w:name="_Toc227781801"/>
       <w:r>
         <w:rPr>
           <w:sz w:val="32"/>
@@ -32542,7 +32504,7 @@
         <w:pStyle w:val="Heading1"/>
         <w:jc w:val="center"/>
       </w:pPr>
-      <w:bookmarkStart w:id="316" w:name="_Toc227798829"/>
+      <w:bookmarkStart w:id="315" w:name="_Toc227798829"/>
       <w:r>
         <w:rPr>
           <w:sz w:val="32"/>
@@ -32562,64 +32524,64 @@
         </w:rPr>
         <w:t xml:space="preserve"> Critical Self-Evaluation</w:t>
       </w:r>
+      <w:bookmarkEnd w:id="314"/>
       <w:bookmarkEnd w:id="315"/>
+    </w:p>
+    <w:p>
+      <w:pPr>
+        <w:pStyle w:val="Heading2"/>
+      </w:pPr>
+      <w:bookmarkStart w:id="316" w:name="_Toc227781802"/>
+      <w:bookmarkStart w:id="317" w:name="_Toc227798830"/>
+      <w:r>
+        <w:t>10.1 Chapter Overview</w:t>
+      </w:r>
       <w:bookmarkEnd w:id="316"/>
+      <w:bookmarkEnd w:id="317"/>
+    </w:p>
+    <w:p>
+      <w:r>
+        <w:t>This chapter is a critical reflection on the project, which discusses the aspects of the project that went well, which were difficult, what was learned, and what would be done differently in the event the work is repeated. It is a complement (as opposed to a duplicate) of the academic constraints in Chapter 9 as it is process-oriented, time-constrained decisions, and individual development.</w:t>
+      </w:r>
+    </w:p>
+    <w:p>
+      <w:r>
+        <w:t>I maintain this reflection to the actual build path as opposed to abstract statements. There were good decisions to make. Others were tardy and put pressure. Honest writing of this chapter assists in demonstrating independent judgement and the reasons given as to why there are still limits in the existing version despite the achievement of the technical objectives.</w:t>
+      </w:r>
     </w:p>
     <w:p>
       <w:pPr>
         <w:pStyle w:val="Heading2"/>
       </w:pPr>
-      <w:bookmarkStart w:id="317" w:name="_Toc227781802"/>
-      <w:bookmarkStart w:id="318" w:name="_Toc227798830"/>
-      <w:r>
-        <w:t>10.1 Chapter Overview</w:t>
-      </w:r>
-      <w:bookmarkEnd w:id="317"/>
+      <w:bookmarkStart w:id="318" w:name="_Toc227781803"/>
+      <w:bookmarkStart w:id="319" w:name="_Toc227798831"/>
+      <w:r>
+        <w:t>10.2 Planning, Scope, and Risk.</w:t>
+      </w:r>
       <w:bookmarkEnd w:id="318"/>
-    </w:p>
-    <w:p>
-      <w:r>
-        <w:t>This chapter is a critical reflection on the project, which discusses the aspects of the project that went well, which were difficult, what was learned, and what would be done differently in the event the work is repeated. It is a complement (as opposed to a duplicate) of the academic constraints in Chapter 9 as it is process-oriented, time-constrained decisions, and individual development.</w:t>
-      </w:r>
-    </w:p>
-    <w:p>
-      <w:r>
-        <w:t>I maintain this reflection to the actual build path as opposed to abstract statements. There were good decisions to make. Others were tardy and put pressure. Honest writing of this chapter assists in demonstrating independent judgement and the reasons given as to why there are still limits in the existing version despite the achievement of the technical objectives.</w:t>
+      <w:bookmarkEnd w:id="319"/>
+    </w:p>
+    <w:p>
+      <w:r>
+        <w:t>The project was planned to be within a 45-day MSc time frame. I had early chosen to work with an unchangeable subset of CICIoT2023, and to model three federated clients, as opposed to a large fleet. Part of those choices were practical disk, RAM, and training time, but they were also technical: a smaller, controlled sub-set allows one to more easily rerun experiments and to debug the pipeline when things fail. The trade-off becomes clear: higher scores on a subsample may not necessarily translate to the wild. I attempted to address criticism of the toy datasets by (1) clearly indicating the limits in Chapter 9, (2) comparing to strong baselines (RF, MLP) in the same splits, and (3) including ablation, sensitivity and multi-seed runs to ensure that the headline metrics do not represent a fortuitous configuration.</w:t>
+      </w:r>
+    </w:p>
+    <w:p>
+      <w:r>
+        <w:t>What I would do better with more time: discuss with my supervisor an accurate boundary on the size of a subset and a one-page data contract in the dissertation to ease the process of reading the repo (I can reproduce it, but I would include a one-page data contract to indicate to the reader that the information is in the dissertation).</w:t>
       </w:r>
     </w:p>
     <w:p>
       <w:pPr>
         <w:pStyle w:val="Heading2"/>
       </w:pPr>
-      <w:bookmarkStart w:id="319" w:name="_Toc227781803"/>
-      <w:bookmarkStart w:id="320" w:name="_Toc227798831"/>
-      <w:r>
-        <w:t>10.2 Planning, Scope, and Risk.</w:t>
-      </w:r>
-      <w:bookmarkEnd w:id="319"/>
+      <w:bookmarkStart w:id="320" w:name="_Toc227781804"/>
+      <w:bookmarkStart w:id="321" w:name="_Toc227798832"/>
+      <w:r>
+        <w:t>10.3 Literature and Alignment with the Questions</w:t>
+      </w:r>
       <w:bookmarkEnd w:id="320"/>
-    </w:p>
-    <w:p>
-      <w:r>
-        <w:t>The project was planned to be within a 45-day MSc time frame. I had early chosen to work with an unchangeable subset of CICIoT2023, and to model three federated clients, as opposed to a large fleet. Part of those choices were practical disk, RAM, and training time, but they were also technical: a smaller, controlled sub-set allows one to more easily rerun experiments and to debug the pipeline when things fail. The trade-off becomes clear: higher scores on a subsample may not necessarily translate to the wild. I attempted to address criticism of the toy datasets by (1) clearly indicating the limits in Chapter 9, (2) comparing to strong baselines (RF, MLP) in the same splits, and (3) including ablation, sensitivity and multi-seed runs to ensure that the headline metrics do not represent a fortuitous configuration.</w:t>
-      </w:r>
-    </w:p>
-    <w:p>
-      <w:r>
-        <w:t>What I would do better with more time: discuss with my supervisor an accurate boundary on the size of a subset and a one-page data contract in the dissertation to ease the process of reading the repo (I can reproduce it, but I would include a one-page data contract to indicate to the reader that the information is in the dissertation).</w:t>
-      </w:r>
-    </w:p>
-    <w:p>
-      <w:pPr>
-        <w:pStyle w:val="Heading2"/>
-      </w:pPr>
-      <w:bookmarkStart w:id="321" w:name="_Toc227781804"/>
-      <w:bookmarkStart w:id="322" w:name="_Toc227798832"/>
-      <w:r>
-        <w:t>10.3 Literature and Alignment with the Questions</w:t>
-      </w:r>
       <w:bookmarkEnd w:id="321"/>
-      <w:bookmarkEnd w:id="322"/>
     </w:p>
     <w:p>
       <w:r>
@@ -32639,40 +32601,40 @@
       <w:pPr>
         <w:pStyle w:val="Heading2"/>
       </w:pPr>
-      <w:bookmarkStart w:id="323" w:name="_Toc227781805"/>
-      <w:bookmarkStart w:id="324" w:name="_Toc227798833"/>
+      <w:bookmarkStart w:id="322" w:name="_Toc227781805"/>
+      <w:bookmarkStart w:id="323" w:name="_Toc227798833"/>
       <w:r>
         <w:t>10.4 Implementation: What Was Harder Than It Looked</w:t>
       </w:r>
+      <w:bookmarkEnd w:id="322"/>
       <w:bookmarkEnd w:id="323"/>
+    </w:p>
+    <w:p>
+      <w:r>
+        <w:t>The construction of the pipeline end-to-end consisted of gluing together PyTorch, PyTorch Geometric, Flower, Captum and FastAPI. Libraries are recorded, but not between: batched graph tensor shapes, the same scaler and splits between federated clients, and explainability that can be run on a single sequence without scaling out of memory. The slowest delays were data and graphs: stratified windowing to ensure that the labels on the graphs are balanced, but the data in the flows are highly unbalanced, required multiple iterations to learn to stop collapsing to always attack.</w:t>
+      </w:r>
+    </w:p>
+    <w:p>
+      <w:r>
+        <w:t>The concept of federated learning was simple (FedAvg) but the operationally fiddly: the server needed to be started first, followed by clients, non-IID partitions need to be trained, and per-round metrics should be logged in a form that I could later plot. I am content that on my federated performance was equal to centralised; I know also that three clients and ten rounds are not a stress test.</w:t>
+      </w:r>
+    </w:p>
+    <w:p>
+      <w:r>
+        <w:t>On the good side, I organized the code into modules (data, graph, models, federated, explainability, API) to allow me to replace parts - for example, to run ablation by replacing the temporal head without altering the GAT stack. That modularity worked in my favor after I added scripts/run_sensitivity_and_seeds.py: on the whole it re-used the same training entry points with various YAML overrides.</w:t>
+      </w:r>
+    </w:p>
+    <w:p>
+      <w:pPr>
+        <w:pStyle w:val="Heading2"/>
+      </w:pPr>
+      <w:bookmarkStart w:id="324" w:name="_Toc227781806"/>
+      <w:bookmarkStart w:id="325" w:name="_Toc227798834"/>
+      <w:r>
+        <w:t>10.5 Results, Honesty, and the “100%” Question</w:t>
+      </w:r>
       <w:bookmarkEnd w:id="324"/>
-    </w:p>
-    <w:p>
-      <w:r>
-        <w:t>The construction of the pipeline end-to-end consisted of gluing together PyTorch, PyTorch Geometric, Flower, Captum and FastAPI. Libraries are recorded, but not between: batched graph tensor shapes, the same scaler and splits between federated clients, and explainability that can be run on a single sequence without scaling out of memory. The slowest delays were data and graphs: stratified windowing to ensure that the labels on the graphs are balanced, but the data in the flows are highly unbalanced, required multiple iterations to learn to stop collapsing to always attack.</w:t>
-      </w:r>
-    </w:p>
-    <w:p>
-      <w:r>
-        <w:t>The concept of federated learning was simple (FedAvg) but the operationally fiddly: the server needed to be started first, followed by clients, non-IID partitions need to be trained, and per-round metrics should be logged in a form that I could later plot. I am content that on my federated performance was equal to centralised; I know also that three clients and ten rounds are not a stress test.</w:t>
-      </w:r>
-    </w:p>
-    <w:p>
-      <w:r>
-        <w:t>On the good side, I organized the code into modules (data, graph, models, federated, explainability, API) to allow me to replace parts - for example, to run ablation by replacing the temporal head without altering the GAT stack. That modularity worked in my favor after I added scripts/run_sensitivity_and_seeds.py: on the whole it re-used the same training entry points with various YAML overrides.</w:t>
-      </w:r>
-    </w:p>
-    <w:p>
-      <w:pPr>
-        <w:pStyle w:val="Heading2"/>
-      </w:pPr>
-      <w:bookmarkStart w:id="325" w:name="_Toc227781806"/>
-      <w:bookmarkStart w:id="326" w:name="_Toc227798834"/>
-      <w:r>
-        <w:t>10.5 Results, Honesty, and the “100%” Question</w:t>
-      </w:r>
       <w:bookmarkEnd w:id="325"/>
-      <w:bookmarkEnd w:id="326"/>
     </w:p>
     <w:p>
       <w:r>
@@ -32692,61 +32654,61 @@
       <w:pPr>
         <w:pStyle w:val="Heading2"/>
       </w:pPr>
-      <w:bookmarkStart w:id="327" w:name="_Toc227781807"/>
-      <w:bookmarkStart w:id="328" w:name="_Toc227798835"/>
+      <w:bookmarkStart w:id="326" w:name="_Toc227781807"/>
+      <w:bookmarkStart w:id="327" w:name="_Toc227798835"/>
       <w:r>
         <w:t>10.6 What I Learned (Skills and Mindset)</w:t>
       </w:r>
+      <w:bookmarkEnd w:id="326"/>
       <w:bookmarkEnd w:id="327"/>
+    </w:p>
+    <w:p>
+      <w:r>
+        <w:t>Technically, I got to think in graphs (nodes are flows, kNN edges are similarity), in time (sequences of snapshots). I got to know the fundamentals of federated optimisation and that naive assumptions are violated by non-IID data. I came to know the extent of explainability is presentation (what we put in the JSON) as much as it is the algorithm (Integrated Gradients).</w:t>
+      </w:r>
+    </w:p>
+    <w:p>
+      <w:r>
+        <w:t>Personally, I got to know time-boxing: The sensitivity and multi-seed run was planned late, they ran, but I would start stability experiments earlier next time to avoid that writing-up waits on jobs running at night. Another thing that I learned was to document when coding - save of commit messages, config/experiment.yaml, and CSV output came to my rescue when I had forgotten what run generated what figure.</w:t>
+      </w:r>
+    </w:p>
+    <w:p>
+      <w:pPr>
+        <w:pStyle w:val="Heading2"/>
+      </w:pPr>
+      <w:bookmarkStart w:id="328" w:name="_Toc227781808"/>
+      <w:bookmarkStart w:id="329" w:name="_Toc227798836"/>
+      <w:r>
+        <w:t>10.7 Time Management: What I Would Reorder</w:t>
+      </w:r>
       <w:bookmarkEnd w:id="328"/>
-    </w:p>
-    <w:p>
-      <w:r>
-        <w:t>Technically, I got to think in graphs (nodes are flows, kNN edges are similarity), in time (sequences of snapshots). I got to know the fundamentals of federated optimisation and that naive assumptions are violated by non-IID data. I came to know the extent of explainability is presentation (what we put in the JSON) as much as it is the algorithm (Integrated Gradients).</w:t>
-      </w:r>
-    </w:p>
-    <w:p>
-      <w:r>
-        <w:t>Personally, I got to know time-boxing: The sensitivity and multi-seed run was planned late, they ran, but I would start stability experiments earlier next time to avoid that writing-up waits on jobs running at night. Another thing that I learned was to document when coding - save of commit messages, config/experiment.yaml, and CSV output came to my rescue when I had forgotten what run generated what figure.</w:t>
+      <w:bookmarkEnd w:id="329"/>
+    </w:p>
+    <w:p>
+      <w:r>
+        <w:t xml:space="preserve">At the beginning, data loading and graph constructions were underestimated. Federated setup overestimated when the trend was obvious, but the initial week of Flower debugging was a slog. </w:t>
+      </w:r>
+      <w:r>
+        <w:t>Explainability + FastAPI was faster after stabilising. Reflectively I would assign: week 1 - data contract + baseline; week 2 - GNN + central training; week 3 - federated + API; week 4 - explainability + plots; buffer - ablation and sensitivity. My main use of the buffer was during stability runs; another timeline I would have ditched one of the fancy plots and done a user interview.</w:t>
+      </w:r>
+    </w:p>
+    <w:p>
+      <w:r>
+        <w:t>Overall, the project met my personal criteria, which included an integrated system, evidence-based arguments, and limitations. It is not even production ready, but it is good MSc level research engineering that was painful and yet worked.</w:t>
       </w:r>
     </w:p>
     <w:p>
       <w:pPr>
         <w:pStyle w:val="Heading2"/>
       </w:pPr>
-      <w:bookmarkStart w:id="329" w:name="_Toc227781808"/>
-      <w:bookmarkStart w:id="330" w:name="_Toc227798836"/>
-      <w:r>
-        <w:t>10.7 Time Management: What I Would Reorder</w:t>
-      </w:r>
-      <w:bookmarkEnd w:id="329"/>
-      <w:bookmarkEnd w:id="330"/>
-    </w:p>
-    <w:p>
-      <w:r>
-        <w:t xml:space="preserve">At the beginning, data loading and graph constructions were underestimated. Federated setup overestimated when the trend was obvious, but the initial week of Flower debugging was a slog. </w:t>
-      </w:r>
-      <w:r>
-        <w:t>Explainability + FastAPI was faster after stabilising. Reflectively I would assign: week 1 - data contract + baseline; week 2 - GNN + central training; week 3 - federated + API; week 4 - explainability + plots; buffer - ablation and sensitivity. My main use of the buffer was during stability runs; another timeline I would have ditched one of the fancy plots and done a user interview.</w:t>
-      </w:r>
-    </w:p>
-    <w:p>
-      <w:r>
-        <w:t>Overall, the project met my personal criteria, which included an integrated system, evidence-based arguments, and limitations. It is not even production ready, but it is good MSc level research engineering that was painful and yet worked.</w:t>
-      </w:r>
-    </w:p>
-    <w:p>
-      <w:pPr>
-        <w:pStyle w:val="Heading2"/>
-      </w:pPr>
-      <w:bookmarkStart w:id="331" w:name="_Toc227781809"/>
-      <w:bookmarkStart w:id="332" w:name="_Toc227798837"/>
+      <w:bookmarkStart w:id="330" w:name="_Toc227781809"/>
+      <w:bookmarkStart w:id="331" w:name="_Toc227798837"/>
       <w:r>
         <w:lastRenderedPageBreak/>
         <w:t>10.8 Chapter Summary</w:t>
       </w:r>
+      <w:bookmarkEnd w:id="330"/>
       <w:bookmarkEnd w:id="331"/>
-      <w:bookmarkEnd w:id="332"/>
     </w:p>
     <w:p>
       <w:r>
@@ -32766,7 +32728,7 @@
           <w:szCs w:val="28"/>
         </w:rPr>
       </w:pPr>
-      <w:bookmarkStart w:id="333" w:name="_Toc227781810"/>
+      <w:bookmarkStart w:id="332" w:name="_Toc227781810"/>
       <w:r>
         <w:rPr>
           <w:sz w:val="32"/>
@@ -32779,7 +32741,7 @@
         <w:pStyle w:val="Heading1"/>
         <w:jc w:val="center"/>
       </w:pPr>
-      <w:bookmarkStart w:id="334" w:name="_Toc227798838"/>
+      <w:bookmarkStart w:id="333" w:name="_Toc227798838"/>
       <w:r>
         <w:rPr>
           <w:sz w:val="32"/>
@@ -32787,8 +32749,8 @@
         <w:lastRenderedPageBreak/>
         <w:t>References</w:t>
       </w:r>
+      <w:bookmarkEnd w:id="332"/>
       <w:bookmarkEnd w:id="333"/>
-      <w:bookmarkEnd w:id="334"/>
     </w:p>
     <w:p>
       <w:r>
@@ -32915,7 +32877,7 @@
           <w:szCs w:val="28"/>
         </w:rPr>
       </w:pPr>
-      <w:bookmarkStart w:id="335" w:name="_Toc227781811"/>
+      <w:bookmarkStart w:id="334" w:name="_Toc227781811"/>
       <w:r>
         <w:rPr>
           <w:sz w:val="32"/>
@@ -32928,7 +32890,7 @@
         <w:pStyle w:val="Heading1"/>
         <w:jc w:val="center"/>
       </w:pPr>
-      <w:bookmarkStart w:id="336" w:name="_Toc227798839"/>
+      <w:bookmarkStart w:id="335" w:name="_Toc227798839"/>
       <w:r>
         <w:rPr>
           <w:sz w:val="32"/>
@@ -32936,8 +32898,8 @@
         <w:lastRenderedPageBreak/>
         <w:t>Bibliography</w:t>
       </w:r>
+      <w:bookmarkEnd w:id="334"/>
       <w:bookmarkEnd w:id="335"/>
-      <w:bookmarkEnd w:id="336"/>
     </w:p>
     <w:p>
       <w:r>
@@ -33048,7 +33010,7 @@
         <w:pStyle w:val="Heading1"/>
         <w:jc w:val="center"/>
       </w:pPr>
-      <w:bookmarkStart w:id="337" w:name="_Toc227798840"/>
+      <w:bookmarkStart w:id="336" w:name="_Toc227798840"/>
       <w:r>
         <w:rPr>
           <w:sz w:val="32"/>
@@ -33056,22 +33018,22 @@
         <w:lastRenderedPageBreak/>
         <w:t>Appendices</w:t>
       </w:r>
+      <w:bookmarkEnd w:id="336"/>
+    </w:p>
+    <w:p>
+      <w:r>
+        <w:t>This chapter contains the required appendices for submission.</w:t>
+      </w:r>
+    </w:p>
+    <w:p>
+      <w:pPr>
+        <w:pStyle w:val="Heading2"/>
+      </w:pPr>
+      <w:bookmarkStart w:id="337" w:name="_Toc227798841"/>
+      <w:r>
+        <w:t>Appendix A: Project code</w:t>
+      </w:r>
       <w:bookmarkEnd w:id="337"/>
-    </w:p>
-    <w:p>
-      <w:r>
-        <w:t>This chapter contains the required appendices for submission.</w:t>
-      </w:r>
-    </w:p>
-    <w:p>
-      <w:pPr>
-        <w:pStyle w:val="Heading2"/>
-      </w:pPr>
-      <w:bookmarkStart w:id="338" w:name="_Toc227798841"/>
-      <w:r>
-        <w:t>Appendix A: Project code</w:t>
-      </w:r>
-      <w:bookmarkEnd w:id="338"/>
     </w:p>
     <w:p>
       <w:r>
@@ -34213,7 +34175,7 @@
           <w:szCs w:val="26"/>
         </w:rPr>
       </w:pPr>
-      <w:bookmarkStart w:id="339" w:name="_Toc227781814"/>
+      <w:bookmarkStart w:id="338" w:name="_Toc227781814"/>
       <w:r>
         <w:br w:type="page"/>
       </w:r>
@@ -34222,13 +34184,13 @@
       <w:pPr>
         <w:pStyle w:val="Heading2"/>
       </w:pPr>
-      <w:bookmarkStart w:id="340" w:name="_Toc227798842"/>
+      <w:bookmarkStart w:id="339" w:name="_Toc227798842"/>
       <w:r>
         <w:lastRenderedPageBreak/>
         <w:t>Appendix B: Project Process Documents</w:t>
       </w:r>
+      <w:bookmarkEnd w:id="338"/>
       <w:bookmarkEnd w:id="339"/>
-      <w:bookmarkEnd w:id="340"/>
     </w:p>
     <w:p>
       <w:pPr>
@@ -39279,12 +39241,12 @@
       <w:pPr>
         <w:pStyle w:val="Heading2"/>
       </w:pPr>
-      <w:bookmarkStart w:id="341" w:name="_Toc227798843"/>
+      <w:bookmarkStart w:id="340" w:name="_Toc227798843"/>
       <w:r>
         <w:lastRenderedPageBreak/>
         <w:t>Appendix C: Project Specification Form</w:t>
       </w:r>
-      <w:bookmarkEnd w:id="341"/>
+      <w:bookmarkEnd w:id="340"/>
     </w:p>
     <w:p>
       <w:pPr>
@@ -42378,7 +42340,7 @@
                       <w:szCs w:val="24"/>
                     </w:rPr>
                   </w:pPr>
-                  <w:bookmarkStart w:id="342" w:name="x__Hlk113483510"/>
+                  <w:bookmarkStart w:id="341" w:name="x__Hlk113483510"/>
                   <w:r>
                     <w:rPr>
                       <w:rFonts w:ascii="Aptos" w:eastAsia="Times New Roman" w:hAnsi="Aptos" w:cs="Segoe UI"/>
@@ -42391,7 +42353,7 @@
                     </w:rPr>
                     <w:t>Introduction</w:t>
                   </w:r>
-                  <w:bookmarkEnd w:id="342"/>
+                  <w:bookmarkEnd w:id="341"/>
                 </w:p>
               </w:tc>
               <w:tc>
@@ -43703,7 +43665,7 @@
           </mc:Choice>
           <mc:Fallback>
             <w:pict>
-              <v:shape w14:anchorId="582D930A" id="Ink 3" o:spid="_x0000_s1026" type="#_x0000_t75" style="position:absolute;margin-left:52.95pt;margin-top:-3.3pt;width:53.35pt;height:29pt;z-index:251656704;visibility:visible;mso-wrap-style:square;mso-wrap-distance-left:9pt;mso-wrap-distance-top:0;mso-wrap-distance-right:9pt;mso-wrap-distance-bottom:0;mso-position-horizontal:absolute;mso-position-horizontal-relative:text;mso-position-vertical:absolute;mso-position-vertical-relative:text" o:gfxdata="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">
+              <v:shape w14:anchorId="5128CAA0" id="Ink 3" o:spid="_x0000_s1026" type="#_x0000_t75" style="position:absolute;margin-left:52.95pt;margin-top:-3.3pt;width:53.35pt;height:29pt;z-index:251656704;visibility:visible;mso-wrap-style:square;mso-wrap-distance-left:9pt;mso-wrap-distance-top:0;mso-wrap-distance-right:9pt;mso-wrap-distance-bottom:0;mso-position-horizontal:absolute;mso-position-horizontal-relative:text;mso-position-vertical:absolute;mso-position-vertical-relative:text" o:gfxdata="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">
                 <v:imagedata r:id="rId65" o:title=""/>
               </v:shape>
             </w:pict>
@@ -43859,20 +43821,46 @@
       <w:pPr>
         <w:pStyle w:val="Heading2"/>
       </w:pPr>
-      <w:bookmarkStart w:id="343" w:name="_Toc227798844"/>
+      <w:bookmarkStart w:id="342" w:name="_Toc227798844"/>
       <w:r>
         <w:lastRenderedPageBreak/>
         <w:t>Appendix D: Handbook Appendix 4 (optional)  -  repository and dataset reference</w:t>
       </w:r>
+      <w:bookmarkEnd w:id="342"/>
+    </w:p>
+    <w:p>
+      <w:pPr>
+        <w:pStyle w:val="Heading3"/>
+      </w:pPr>
+      <w:bookmarkStart w:id="343" w:name="_Toc227798845"/>
+      <w:r>
+        <w:t>D.1 Project source code (GitHub)</w:t>
+      </w:r>
       <w:bookmarkEnd w:id="343"/>
     </w:p>
     <w:p>
       <w:pPr>
+        <w:pStyle w:val="ListBullet"/>
+      </w:pPr>
+      <w:r>
+        <w:t xml:space="preserve">Repository: </w:t>
+      </w:r>
+      <w:hyperlink r:id="rId66" w:history="1">
+        <w:r>
+          <w:rPr>
+            <w:rStyle w:val="Hyperlink"/>
+          </w:rPr>
+          <w:t>GitHub:imark0007/Dissertation_Project</w:t>
+        </w:r>
+      </w:hyperlink>
+    </w:p>
+    <w:p>
+      <w:pPr>
         <w:pStyle w:val="Heading3"/>
       </w:pPr>
-      <w:bookmarkStart w:id="344" w:name="_Toc227798845"/>
-      <w:r>
-        <w:t>D.1 Project source code (GitHub)</w:t>
+      <w:bookmarkStart w:id="344" w:name="_Toc227798846"/>
+      <w:r>
+        <w:t>D.2 Dataset source used in this project (Kaggle)</w:t>
       </w:r>
       <w:bookmarkEnd w:id="344"/>
     </w:p>
@@ -43881,16 +43869,24 @@
         <w:pStyle w:val="ListBullet"/>
       </w:pPr>
       <w:r>
-        <w:t>Repository: https://github.com/imark0007/Dissertation_Project</w:t>
-      </w:r>
+        <w:t xml:space="preserve">Kaggle dataset page: </w:t>
+      </w:r>
+      <w:hyperlink r:id="rId67" w:history="1">
+        <w:r>
+          <w:rPr>
+            <w:rStyle w:val="Hyperlink"/>
+          </w:rPr>
+          <w:t>https://www.kaggle.com/datasets/himadri07/ciciot2023</w:t>
+        </w:r>
+      </w:hyperlink>
     </w:p>
     <w:p>
       <w:pPr>
         <w:pStyle w:val="Heading3"/>
       </w:pPr>
-      <w:bookmarkStart w:id="345" w:name="_Toc227798846"/>
-      <w:r>
-        <w:t>D.2 Dataset source used in this project (Kaggle)</w:t>
+      <w:bookmarkStart w:id="345" w:name="_Toc227798847"/>
+      <w:r>
+        <w:t>D.3 Official dataset source (UNB/CIC reference)</w:t>
       </w:r>
       <w:bookmarkEnd w:id="345"/>
     </w:p>
@@ -43898,24 +43894,8 @@
       <w:pPr>
         <w:pStyle w:val="ListBullet"/>
       </w:pPr>
-      <w:r>
-        <w:t>Kaggle dataset page: https://www.kaggle.com/datasets/himadri07/ciciot2023</w:t>
-      </w:r>
-    </w:p>
-    <w:p>
-      <w:pPr>
-        <w:pStyle w:val="Heading3"/>
-      </w:pPr>
-      <w:bookmarkStart w:id="346" w:name="_Toc227798847"/>
-      <w:r>
-        <w:t>D.3 Official dataset source (UNB/CIC reference)</w:t>
-      </w:r>
+      <w:bookmarkStart w:id="346" w:name="_GoBack"/>
       <w:bookmarkEnd w:id="346"/>
-    </w:p>
-    <w:p>
-      <w:pPr>
-        <w:pStyle w:val="ListBullet"/>
-      </w:pPr>
       <w:r>
         <w:t>Dataset page: https://www.unb.ca/cic/datasets/iotdataset-2023.html</w:t>
       </w:r>
@@ -44000,7 +43980,7 @@
           <w:rPr>
             <w:noProof/>
           </w:rPr>
-          <w:t>16</w:t>
+          <w:t>103</w:t>
         </w:r>
         <w:r>
           <w:rPr>
@@ -59355,7 +59335,7 @@
 </file>
 
 <file path=customXml/itemProps1.xml><?xml version="1.0" encoding="utf-8"?>
-<ds:datastoreItem xmlns:ds="http://schemas.openxmlformats.org/officeDocument/2006/customXml" ds:itemID="{5D2FDF47-E0CD-4854-8436-E1F397C766E2}">
+<ds:datastoreItem xmlns:ds="http://schemas.openxmlformats.org/officeDocument/2006/customXml" ds:itemID="{DAB17154-3083-445A-B8D6-15AD154114E2}">
   <ds:schemaRefs>
     <ds:schemaRef ds:uri="http://schemas.openxmlformats.org/officeDocument/2006/bibliography"/>
   </ds:schemaRefs>

--- a/submission/B01821011_Arka_Talukder_Dissertation_Final.docx
+++ b/submission/B01821011_Arka_Talukder_Dissertation_Final.docx
@@ -7,30 +7,47 @@
         <w:pStyle w:val="DocumentTitle"/>
       </w:pPr>
       <w:r>
-        <w:pict>
-          <v:shapetype id="_x0000_t75" coordsize="21600,21600" o:spt="75" o:preferrelative="t" path="m@4@5l@4@11@9@11@9@5xe" filled="f" stroked="f">
-            <v:stroke joinstyle="miter"/>
-            <v:formulas>
-              <v:f eqn="if lineDrawn pixelLineWidth 0"/>
-              <v:f eqn="sum @0 1 0"/>
-              <v:f eqn="sum 0 0 @1"/>
-              <v:f eqn="prod @2 1 2"/>
-              <v:f eqn="prod @3 21600 pixelWidth"/>
-              <v:f eqn="prod @3 21600 pixelHeight"/>
-              <v:f eqn="sum @0 0 1"/>
-              <v:f eqn="prod @6 1 2"/>
-              <v:f eqn="prod @7 21600 pixelWidth"/>
-              <v:f eqn="sum @8 21600 0"/>
-              <v:f eqn="prod @7 21600 pixelHeight"/>
-              <v:f eqn="sum @10 21600 0"/>
-            </v:formulas>
-            <v:path o:extrusionok="f" gradientshapeok="t" o:connecttype="rect"/>
-            <o:lock v:ext="edit" aspectratio="t"/>
-          </v:shapetype>
-          <v:shape id="_x0000_i1025" type="#_x0000_t75" style="width:266pt;height:122pt">
-            <v:imagedata r:id="rId8" o:title="wee UWS logo"/>
-          </v:shape>
-        </w:pict>
+        <w:drawing>
+          <wp:inline distT="0" distB="0" distL="0" distR="0">
+            <wp:extent cx="2059628" cy="1477108"/>
+            <wp:effectExtent l="0" t="0" r="0" b="8890"/>
+            <wp:docPr id="57" name="Picture 57"/>
+            <wp:cNvGraphicFramePr>
+              <a:graphicFrameLocks xmlns:a="http://schemas.openxmlformats.org/drawingml/2006/main" noChangeAspect="1"/>
+            </wp:cNvGraphicFramePr>
+            <a:graphic xmlns:a="http://schemas.openxmlformats.org/drawingml/2006/main">
+              <a:graphicData uri="http://schemas.openxmlformats.org/drawingml/2006/picture">
+                <pic:pic xmlns:pic="http://schemas.openxmlformats.org/drawingml/2006/picture">
+                  <pic:nvPicPr>
+                    <pic:cNvPr id="57" name="uws.png"/>
+                    <pic:cNvPicPr/>
+                  </pic:nvPicPr>
+                  <pic:blipFill>
+                    <a:blip r:embed="rId8">
+                      <a:extLst>
+                        <a:ext uri="{28A0092B-C50C-407E-A947-70E740481C1C}">
+                          <a14:useLocalDpi xmlns:a14="http://schemas.microsoft.com/office/drawing/2010/main" val="0"/>
+                        </a:ext>
+                      </a:extLst>
+                    </a:blip>
+                    <a:stretch>
+                      <a:fillRect/>
+                    </a:stretch>
+                  </pic:blipFill>
+                  <pic:spPr>
+                    <a:xfrm>
+                      <a:off x="0" y="0"/>
+                      <a:ext cx="2075913" cy="1488787"/>
+                    </a:xfrm>
+                    <a:prstGeom prst="rect">
+                      <a:avLst/>
+                    </a:prstGeom>
+                  </pic:spPr>
+                </pic:pic>
+              </a:graphicData>
+            </a:graphic>
+          </wp:inline>
+        </w:drawing>
       </w:r>
     </w:p>
     <w:p>
@@ -492,16 +509,54 @@
       </w:pPr>
       <w:r>
         <w:rPr>
-          <w:rFonts w:ascii="Arial" w:hAnsi="Arial" w:cs="Arial"/>
-          <w:b/>
-          <w:w w:val="150"/>
+          <w:noProof/>
         </w:rPr>
         <w:lastRenderedPageBreak/>
-        <w:pict>
-          <v:shape id="_x0000_i1026" type="#_x0000_t75" style="width:276pt;height:42.65pt">
-            <v:imagedata r:id="rId11" o:title="big UWS logo"/>
-          </v:shape>
-        </w:pict>
+        <w:drawing>
+          <wp:inline distT="0" distB="0" distL="0" distR="0" wp14:anchorId="76A43177" wp14:editId="140A8C1B">
+            <wp:extent cx="2575859" cy="406400"/>
+            <wp:effectExtent l="19050" t="0" r="0" b="0"/>
+            <wp:docPr id="56" name="Picture 56"/>
+            <wp:cNvGraphicFramePr>
+              <a:graphicFrameLocks xmlns:a="http://schemas.openxmlformats.org/drawingml/2006/main" noChangeAspect="1"/>
+            </wp:cNvGraphicFramePr>
+            <a:graphic xmlns:a="http://schemas.openxmlformats.org/drawingml/2006/main">
+              <a:graphicData uri="http://schemas.openxmlformats.org/drawingml/2006/picture">
+                <pic:pic xmlns:pic="http://schemas.openxmlformats.org/drawingml/2006/picture">
+                  <pic:nvPicPr>
+                    <pic:cNvPr id="1" name="Picture 1"/>
+                    <pic:cNvPicPr>
+                      <a:picLocks noChangeAspect="1" noChangeArrowheads="1"/>
+                    </pic:cNvPicPr>
+                  </pic:nvPicPr>
+                  <pic:blipFill>
+                    <a:blip r:embed="rId9" cstate="print"/>
+                    <a:srcRect/>
+                    <a:stretch>
+                      <a:fillRect/>
+                    </a:stretch>
+                  </pic:blipFill>
+                  <pic:spPr bwMode="auto">
+                    <a:xfrm>
+                      <a:off x="0" y="0"/>
+                      <a:ext cx="2575859" cy="406400"/>
+                    </a:xfrm>
+                    <a:prstGeom prst="rect">
+                      <a:avLst/>
+                    </a:prstGeom>
+                    <a:noFill/>
+                    <a:ln w="9525">
+                      <a:noFill/>
+                      <a:miter lim="800000"/>
+                      <a:headEnd/>
+                      <a:tailEnd/>
+                    </a:ln>
+                  </pic:spPr>
+                </pic:pic>
+              </a:graphicData>
+            </a:graphic>
+          </wp:inline>
+        </w:drawing>
       </w:r>
     </w:p>
     <w:p>
@@ -519,7 +574,7 @@
       <w:r>
         <w:rPr>
           <w:rFonts w:ascii="Arial" w:hAnsi="Arial" w:cs="Arial"/>
-          <w:sz w:val="40"/>
+          <w:sz w:val="32"/>
         </w:rPr>
         <w:t>Library Form to Accompany MSc Project</w:t>
       </w:r>
@@ -1041,7 +1096,7 @@
         <w:pStyle w:val="Heading1"/>
       </w:pPr>
       <w:bookmarkStart w:id="0" w:name="_Toc227781678"/>
-      <w:bookmarkStart w:id="1" w:name="_Toc227798702"/>
+      <w:bookmarkStart w:id="1" w:name="_Toc227847325"/>
       <w:bookmarkStart w:id="2" w:name="_Toc227781674"/>
       <w:r>
         <w:lastRenderedPageBreak/>
@@ -1104,7 +1159,7 @@
         </w:rPr>
       </w:pPr>
       <w:bookmarkStart w:id="3" w:name="_Toc227781677"/>
-      <w:bookmarkStart w:id="4" w:name="_Toc227798703"/>
+      <w:bookmarkStart w:id="4" w:name="_Toc227847326"/>
       <w:r>
         <w:rPr>
           <w:sz w:val="36"/>
@@ -1160,7 +1215,7 @@
       <w:pPr>
         <w:pStyle w:val="Heading1"/>
       </w:pPr>
-      <w:bookmarkStart w:id="5" w:name="_Toc227798704"/>
+      <w:bookmarkStart w:id="5" w:name="_Toc227847327"/>
       <w:r>
         <w:lastRenderedPageBreak/>
         <w:t>Table of Contents</w:t>
@@ -1188,7 +1243,7 @@
       <w:r>
         <w:fldChar w:fldCharType="separate"/>
       </w:r>
-      <w:hyperlink w:anchor="_Toc227798702" w:history="1">
+      <w:hyperlink w:anchor="_Toc227847325" w:history="1">
         <w:r>
           <w:rPr>
             <w:rStyle w:val="Hyperlink"/>
@@ -1215,7 +1270,7 @@
             <w:noProof/>
             <w:webHidden/>
           </w:rPr>
-          <w:instrText xml:space="preserve"> PAGEREF _Toc227798702 \h </w:instrText>
+          <w:instrText xml:space="preserve"> PAGEREF _Toc227847325 \h </w:instrText>
         </w:r>
         <w:r>
           <w:rPr>
@@ -1257,7 +1312,7 @@
           <w:noProof/>
         </w:rPr>
       </w:pPr>
-      <w:hyperlink w:anchor="_Toc227798703" w:history="1">
+      <w:hyperlink w:anchor="_Toc227847326" w:history="1">
         <w:r>
           <w:rPr>
             <w:rStyle w:val="Hyperlink"/>
@@ -1284,7 +1339,7 @@
             <w:noProof/>
             <w:webHidden/>
           </w:rPr>
-          <w:instrText xml:space="preserve"> PAGEREF _Toc227798703 \h </w:instrText>
+          <w:instrText xml:space="preserve"> PAGEREF _Toc227847326 \h </w:instrText>
         </w:r>
         <w:r>
           <w:rPr>
@@ -1326,7 +1381,7 @@
           <w:noProof/>
         </w:rPr>
       </w:pPr>
-      <w:hyperlink w:anchor="_Toc227798704" w:history="1">
+      <w:hyperlink w:anchor="_Toc227847327" w:history="1">
         <w:r>
           <w:rPr>
             <w:rStyle w:val="Hyperlink"/>
@@ -1353,7 +1408,7 @@
             <w:noProof/>
             <w:webHidden/>
           </w:rPr>
-          <w:instrText xml:space="preserve"> PAGEREF _Toc227798704 \h </w:instrText>
+          <w:instrText xml:space="preserve"> PAGEREF _Toc227847327 \h </w:instrText>
         </w:r>
         <w:r>
           <w:rPr>
@@ -1395,7 +1450,7 @@
           <w:noProof/>
         </w:rPr>
       </w:pPr>
-      <w:hyperlink w:anchor="_Toc227798705" w:history="1">
+      <w:hyperlink w:anchor="_Toc227847328" w:history="1">
         <w:r>
           <w:rPr>
             <w:rStyle w:val="Hyperlink"/>
@@ -1422,7 +1477,7 @@
             <w:noProof/>
             <w:webHidden/>
           </w:rPr>
-          <w:instrText xml:space="preserve"> PAGEREF _Toc227798705 \h </w:instrText>
+          <w:instrText xml:space="preserve"> PAGEREF _Toc227847328 \h </w:instrText>
         </w:r>
         <w:r>
           <w:rPr>
@@ -1464,7 +1519,7 @@
           <w:noProof/>
         </w:rPr>
       </w:pPr>
-      <w:hyperlink w:anchor="_Toc227798706" w:history="1">
+      <w:hyperlink w:anchor="_Toc227847329" w:history="1">
         <w:r>
           <w:rPr>
             <w:rStyle w:val="Hyperlink"/>
@@ -1491,7 +1546,7 @@
             <w:noProof/>
             <w:webHidden/>
           </w:rPr>
-          <w:instrText xml:space="preserve"> PAGEREF _Toc227798706 \h </w:instrText>
+          <w:instrText xml:space="preserve"> PAGEREF _Toc227847329 \h </w:instrText>
         </w:r>
         <w:r>
           <w:rPr>
@@ -1533,7 +1588,7 @@
           <w:noProof/>
         </w:rPr>
       </w:pPr>
-      <w:hyperlink w:anchor="_Toc227798707" w:history="1">
+      <w:hyperlink w:anchor="_Toc227847330" w:history="1">
         <w:r>
           <w:rPr>
             <w:rStyle w:val="Hyperlink"/>
@@ -1560,7 +1615,7 @@
             <w:noProof/>
             <w:webHidden/>
           </w:rPr>
-          <w:instrText xml:space="preserve"> PAGEREF _Toc227798707 \h </w:instrText>
+          <w:instrText xml:space="preserve"> PAGEREF _Toc227847330 \h </w:instrText>
         </w:r>
         <w:r>
           <w:rPr>
@@ -1602,7 +1657,7 @@
           <w:noProof/>
         </w:rPr>
       </w:pPr>
-      <w:hyperlink w:anchor="_Toc227798708" w:history="1">
+      <w:hyperlink w:anchor="_Toc227847331" w:history="1">
         <w:r>
           <w:rPr>
             <w:rStyle w:val="Hyperlink"/>
@@ -1629,7 +1684,7 @@
             <w:noProof/>
             <w:webHidden/>
           </w:rPr>
-          <w:instrText xml:space="preserve"> PAGEREF _Toc227798708 \h </w:instrText>
+          <w:instrText xml:space="preserve"> PAGEREF _Toc227847331 \h </w:instrText>
         </w:r>
         <w:r>
           <w:rPr>
@@ -1671,7 +1726,7 @@
           <w:noProof/>
         </w:rPr>
       </w:pPr>
-      <w:hyperlink w:anchor="_Toc227798709" w:history="1">
+      <w:hyperlink w:anchor="_Toc227847332" w:history="1">
         <w:r>
           <w:rPr>
             <w:rStyle w:val="Hyperlink"/>
@@ -1698,7 +1753,7 @@
             <w:noProof/>
             <w:webHidden/>
           </w:rPr>
-          <w:instrText xml:space="preserve"> PAGEREF _Toc227798709 \h </w:instrText>
+          <w:instrText xml:space="preserve"> PAGEREF _Toc227847332 \h </w:instrText>
         </w:r>
         <w:r>
           <w:rPr>
@@ -1740,7 +1795,7 @@
           <w:noProof/>
         </w:rPr>
       </w:pPr>
-      <w:hyperlink w:anchor="_Toc227798710" w:history="1">
+      <w:hyperlink w:anchor="_Toc227847333" w:history="1">
         <w:r>
           <w:rPr>
             <w:rStyle w:val="Hyperlink"/>
@@ -1767,7 +1822,7 @@
             <w:noProof/>
             <w:webHidden/>
           </w:rPr>
-          <w:instrText xml:space="preserve"> PAGEREF _Toc227798710 \h </w:instrText>
+          <w:instrText xml:space="preserve"> PAGEREF _Toc227847333 \h </w:instrText>
         </w:r>
         <w:r>
           <w:rPr>
@@ -1809,7 +1864,7 @@
           <w:noProof/>
         </w:rPr>
       </w:pPr>
-      <w:hyperlink w:anchor="_Toc227798711" w:history="1">
+      <w:hyperlink w:anchor="_Toc227847334" w:history="1">
         <w:r>
           <w:rPr>
             <w:rStyle w:val="Hyperlink"/>
@@ -1836,7 +1891,7 @@
             <w:noProof/>
             <w:webHidden/>
           </w:rPr>
-          <w:instrText xml:space="preserve"> PAGEREF _Toc227798711 \h </w:instrText>
+          <w:instrText xml:space="preserve"> PAGEREF _Toc227847334 \h </w:instrText>
         </w:r>
         <w:r>
           <w:rPr>
@@ -1878,7 +1933,7 @@
           <w:noProof/>
         </w:rPr>
       </w:pPr>
-      <w:hyperlink w:anchor="_Toc227798712" w:history="1">
+      <w:hyperlink w:anchor="_Toc227847335" w:history="1">
         <w:r>
           <w:rPr>
             <w:rStyle w:val="Hyperlink"/>
@@ -1905,7 +1960,7 @@
             <w:noProof/>
             <w:webHidden/>
           </w:rPr>
-          <w:instrText xml:space="preserve"> PAGEREF _Toc227798712 \h </w:instrText>
+          <w:instrText xml:space="preserve"> PAGEREF _Toc227847335 \h </w:instrText>
         </w:r>
         <w:r>
           <w:rPr>
@@ -1947,7 +2002,7 @@
           <w:noProof/>
         </w:rPr>
       </w:pPr>
-      <w:hyperlink w:anchor="_Toc227798713" w:history="1">
+      <w:hyperlink w:anchor="_Toc227847336" w:history="1">
         <w:r>
           <w:rPr>
             <w:rStyle w:val="Hyperlink"/>
@@ -1974,7 +2029,7 @@
             <w:noProof/>
             <w:webHidden/>
           </w:rPr>
-          <w:instrText xml:space="preserve"> PAGEREF _Toc227798713 \h </w:instrText>
+          <w:instrText xml:space="preserve"> PAGEREF _Toc227847336 \h </w:instrText>
         </w:r>
         <w:r>
           <w:rPr>
@@ -2016,7 +2071,7 @@
           <w:noProof/>
         </w:rPr>
       </w:pPr>
-      <w:hyperlink w:anchor="_Toc227798714" w:history="1">
+      <w:hyperlink w:anchor="_Toc227847337" w:history="1">
         <w:r>
           <w:rPr>
             <w:rStyle w:val="Hyperlink"/>
@@ -2043,7 +2098,7 @@
             <w:noProof/>
             <w:webHidden/>
           </w:rPr>
-          <w:instrText xml:space="preserve"> PAGEREF _Toc227798714 \h </w:instrText>
+          <w:instrText xml:space="preserve"> PAGEREF _Toc227847337 \h </w:instrText>
         </w:r>
         <w:r>
           <w:rPr>
@@ -2085,7 +2140,7 @@
           <w:noProof/>
         </w:rPr>
       </w:pPr>
-      <w:hyperlink w:anchor="_Toc227798715" w:history="1">
+      <w:hyperlink w:anchor="_Toc227847338" w:history="1">
         <w:r>
           <w:rPr>
             <w:rStyle w:val="Hyperlink"/>
@@ -2112,7 +2167,7 @@
             <w:noProof/>
             <w:webHidden/>
           </w:rPr>
-          <w:instrText xml:space="preserve"> PAGEREF _Toc227798715 \h </w:instrText>
+          <w:instrText xml:space="preserve"> PAGEREF _Toc227847338 \h </w:instrText>
         </w:r>
         <w:r>
           <w:rPr>
@@ -2154,7 +2209,7 @@
           <w:noProof/>
         </w:rPr>
       </w:pPr>
-      <w:hyperlink w:anchor="_Toc227798716" w:history="1">
+      <w:hyperlink w:anchor="_Toc227847339" w:history="1">
         <w:r>
           <w:rPr>
             <w:rStyle w:val="Hyperlink"/>
@@ -2181,7 +2236,7 @@
             <w:noProof/>
             <w:webHidden/>
           </w:rPr>
-          <w:instrText xml:space="preserve"> PAGEREF _Toc227798716 \h </w:instrText>
+          <w:instrText xml:space="preserve"> PAGEREF _Toc227847339 \h </w:instrText>
         </w:r>
         <w:r>
           <w:rPr>
@@ -2223,7 +2278,7 @@
           <w:noProof/>
         </w:rPr>
       </w:pPr>
-      <w:hyperlink w:anchor="_Toc227798717" w:history="1">
+      <w:hyperlink w:anchor="_Toc227847340" w:history="1">
         <w:r>
           <w:rPr>
             <w:rStyle w:val="Hyperlink"/>
@@ -2250,7 +2305,7 @@
             <w:noProof/>
             <w:webHidden/>
           </w:rPr>
-          <w:instrText xml:space="preserve"> PAGEREF _Toc227798717 \h </w:instrText>
+          <w:instrText xml:space="preserve"> PAGEREF _Toc227847340 \h </w:instrText>
         </w:r>
         <w:r>
           <w:rPr>
@@ -2292,7 +2347,7 @@
           <w:noProof/>
         </w:rPr>
       </w:pPr>
-      <w:hyperlink w:anchor="_Toc227798718" w:history="1">
+      <w:hyperlink w:anchor="_Toc227847341" w:history="1">
         <w:r>
           <w:rPr>
             <w:rStyle w:val="Hyperlink"/>
@@ -2319,7 +2374,7 @@
             <w:noProof/>
             <w:webHidden/>
           </w:rPr>
-          <w:instrText xml:space="preserve"> PAGEREF _Toc227798718 \h </w:instrText>
+          <w:instrText xml:space="preserve"> PAGEREF _Toc227847341 \h </w:instrText>
         </w:r>
         <w:r>
           <w:rPr>
@@ -2361,7 +2416,7 @@
           <w:noProof/>
         </w:rPr>
       </w:pPr>
-      <w:hyperlink w:anchor="_Toc227798719" w:history="1">
+      <w:hyperlink w:anchor="_Toc227847342" w:history="1">
         <w:r>
           <w:rPr>
             <w:rStyle w:val="Hyperlink"/>
@@ -2388,7 +2443,7 @@
             <w:noProof/>
             <w:webHidden/>
           </w:rPr>
-          <w:instrText xml:space="preserve"> PAGEREF _Toc227798719 \h </w:instrText>
+          <w:instrText xml:space="preserve"> PAGEREF _Toc227847342 \h </w:instrText>
         </w:r>
         <w:r>
           <w:rPr>
@@ -2430,7 +2485,7 @@
           <w:noProof/>
         </w:rPr>
       </w:pPr>
-      <w:hyperlink w:anchor="_Toc227798720" w:history="1">
+      <w:hyperlink w:anchor="_Toc227847343" w:history="1">
         <w:r>
           <w:rPr>
             <w:rStyle w:val="Hyperlink"/>
@@ -2457,7 +2512,7 @@
             <w:noProof/>
             <w:webHidden/>
           </w:rPr>
-          <w:instrText xml:space="preserve"> PAGEREF _Toc227798720 \h </w:instrText>
+          <w:instrText xml:space="preserve"> PAGEREF _Toc227847343 \h </w:instrText>
         </w:r>
         <w:r>
           <w:rPr>
@@ -2499,7 +2554,7 @@
           <w:noProof/>
         </w:rPr>
       </w:pPr>
-      <w:hyperlink w:anchor="_Toc227798721" w:history="1">
+      <w:hyperlink w:anchor="_Toc227847344" w:history="1">
         <w:r>
           <w:rPr>
             <w:rStyle w:val="Hyperlink"/>
@@ -2526,7 +2581,7 @@
             <w:noProof/>
             <w:webHidden/>
           </w:rPr>
-          <w:instrText xml:space="preserve"> PAGEREF _Toc227798721 \h </w:instrText>
+          <w:instrText xml:space="preserve"> PAGEREF _Toc227847344 \h </w:instrText>
         </w:r>
         <w:r>
           <w:rPr>
@@ -2568,7 +2623,7 @@
           <w:noProof/>
         </w:rPr>
       </w:pPr>
-      <w:hyperlink w:anchor="_Toc227798722" w:history="1">
+      <w:hyperlink w:anchor="_Toc227847345" w:history="1">
         <w:r>
           <w:rPr>
             <w:rStyle w:val="Hyperlink"/>
@@ -2595,7 +2650,7 @@
             <w:noProof/>
             <w:webHidden/>
           </w:rPr>
-          <w:instrText xml:space="preserve"> PAGEREF _Toc227798722 \h </w:instrText>
+          <w:instrText xml:space="preserve"> PAGEREF _Toc227847345 \h </w:instrText>
         </w:r>
         <w:r>
           <w:rPr>
@@ -2637,7 +2692,7 @@
           <w:noProof/>
         </w:rPr>
       </w:pPr>
-      <w:hyperlink w:anchor="_Toc227798723" w:history="1">
+      <w:hyperlink w:anchor="_Toc227847346" w:history="1">
         <w:r>
           <w:rPr>
             <w:rStyle w:val="Hyperlink"/>
@@ -2664,7 +2719,7 @@
             <w:noProof/>
             <w:webHidden/>
           </w:rPr>
-          <w:instrText xml:space="preserve"> PAGEREF _Toc227798723 \h </w:instrText>
+          <w:instrText xml:space="preserve"> PAGEREF _Toc227847346 \h </w:instrText>
         </w:r>
         <w:r>
           <w:rPr>
@@ -2706,7 +2761,7 @@
           <w:noProof/>
         </w:rPr>
       </w:pPr>
-      <w:hyperlink w:anchor="_Toc227798724" w:history="1">
+      <w:hyperlink w:anchor="_Toc227847347" w:history="1">
         <w:r>
           <w:rPr>
             <w:rStyle w:val="Hyperlink"/>
@@ -2733,7 +2788,7 @@
             <w:noProof/>
             <w:webHidden/>
           </w:rPr>
-          <w:instrText xml:space="preserve"> PAGEREF _Toc227798724 \h </w:instrText>
+          <w:instrText xml:space="preserve"> PAGEREF _Toc227847347 \h </w:instrText>
         </w:r>
         <w:r>
           <w:rPr>
@@ -2775,7 +2830,7 @@
           <w:noProof/>
         </w:rPr>
       </w:pPr>
-      <w:hyperlink w:anchor="_Toc227798725" w:history="1">
+      <w:hyperlink w:anchor="_Toc227847348" w:history="1">
         <w:r>
           <w:rPr>
             <w:rStyle w:val="Hyperlink"/>
@@ -2802,7 +2857,7 @@
             <w:noProof/>
             <w:webHidden/>
           </w:rPr>
-          <w:instrText xml:space="preserve"> PAGEREF _Toc227798725 \h </w:instrText>
+          <w:instrText xml:space="preserve"> PAGEREF _Toc227847348 \h </w:instrText>
         </w:r>
         <w:r>
           <w:rPr>
@@ -2844,7 +2899,7 @@
           <w:noProof/>
         </w:rPr>
       </w:pPr>
-      <w:hyperlink w:anchor="_Toc227798726" w:history="1">
+      <w:hyperlink w:anchor="_Toc227847349" w:history="1">
         <w:r>
           <w:rPr>
             <w:rStyle w:val="Hyperlink"/>
@@ -2871,7 +2926,7 @@
             <w:noProof/>
             <w:webHidden/>
           </w:rPr>
-          <w:instrText xml:space="preserve"> PAGEREF _Toc227798726 \h </w:instrText>
+          <w:instrText xml:space="preserve"> PAGEREF _Toc227847349 \h </w:instrText>
         </w:r>
         <w:r>
           <w:rPr>
@@ -2913,7 +2968,7 @@
           <w:noProof/>
         </w:rPr>
       </w:pPr>
-      <w:hyperlink w:anchor="_Toc227798727" w:history="1">
+      <w:hyperlink w:anchor="_Toc227847350" w:history="1">
         <w:r>
           <w:rPr>
             <w:rStyle w:val="Hyperlink"/>
@@ -2940,7 +2995,7 @@
             <w:noProof/>
             <w:webHidden/>
           </w:rPr>
-          <w:instrText xml:space="preserve"> PAGEREF _Toc227798727 \h </w:instrText>
+          <w:instrText xml:space="preserve"> PAGEREF _Toc227847350 \h </w:instrText>
         </w:r>
         <w:r>
           <w:rPr>
@@ -2982,7 +3037,7 @@
           <w:noProof/>
         </w:rPr>
       </w:pPr>
-      <w:hyperlink w:anchor="_Toc227798728" w:history="1">
+      <w:hyperlink w:anchor="_Toc227847351" w:history="1">
         <w:r>
           <w:rPr>
             <w:rStyle w:val="Hyperlink"/>
@@ -3009,7 +3064,7 @@
             <w:noProof/>
             <w:webHidden/>
           </w:rPr>
-          <w:instrText xml:space="preserve"> PAGEREF _Toc227798728 \h </w:instrText>
+          <w:instrText xml:space="preserve"> PAGEREF _Toc227847351 \h </w:instrText>
         </w:r>
         <w:r>
           <w:rPr>
@@ -3051,7 +3106,7 @@
           <w:noProof/>
         </w:rPr>
       </w:pPr>
-      <w:hyperlink w:anchor="_Toc227798729" w:history="1">
+      <w:hyperlink w:anchor="_Toc227847352" w:history="1">
         <w:r>
           <w:rPr>
             <w:rStyle w:val="Hyperlink"/>
@@ -3078,7 +3133,7 @@
             <w:noProof/>
             <w:webHidden/>
           </w:rPr>
-          <w:instrText xml:space="preserve"> PAGEREF _Toc227798729 \h </w:instrText>
+          <w:instrText xml:space="preserve"> PAGEREF _Toc227847352 \h </w:instrText>
         </w:r>
         <w:r>
           <w:rPr>
@@ -3120,7 +3175,7 @@
           <w:noProof/>
         </w:rPr>
       </w:pPr>
-      <w:hyperlink w:anchor="_Toc227798730" w:history="1">
+      <w:hyperlink w:anchor="_Toc227847353" w:history="1">
         <w:r>
           <w:rPr>
             <w:rStyle w:val="Hyperlink"/>
@@ -3147,7 +3202,7 @@
             <w:noProof/>
             <w:webHidden/>
           </w:rPr>
-          <w:instrText xml:space="preserve"> PAGEREF _Toc227798730 \h </w:instrText>
+          <w:instrText xml:space="preserve"> PAGEREF _Toc227847353 \h </w:instrText>
         </w:r>
         <w:r>
           <w:rPr>
@@ -3189,7 +3244,7 @@
           <w:noProof/>
         </w:rPr>
       </w:pPr>
-      <w:hyperlink w:anchor="_Toc227798731" w:history="1">
+      <w:hyperlink w:anchor="_Toc227847354" w:history="1">
         <w:r>
           <w:rPr>
             <w:rStyle w:val="Hyperlink"/>
@@ -3216,7 +3271,7 @@
             <w:noProof/>
             <w:webHidden/>
           </w:rPr>
-          <w:instrText xml:space="preserve"> PAGEREF _Toc227798731 \h </w:instrText>
+          <w:instrText xml:space="preserve"> PAGEREF _Toc227847354 \h </w:instrText>
         </w:r>
         <w:r>
           <w:rPr>
@@ -3258,7 +3313,7 @@
           <w:noProof/>
         </w:rPr>
       </w:pPr>
-      <w:hyperlink w:anchor="_Toc227798732" w:history="1">
+      <w:hyperlink w:anchor="_Toc227847355" w:history="1">
         <w:r>
           <w:rPr>
             <w:rStyle w:val="Hyperlink"/>
@@ -3285,7 +3340,7 @@
             <w:noProof/>
             <w:webHidden/>
           </w:rPr>
-          <w:instrText xml:space="preserve"> PAGEREF _Toc227798732 \h </w:instrText>
+          <w:instrText xml:space="preserve"> PAGEREF _Toc227847355 \h </w:instrText>
         </w:r>
         <w:r>
           <w:rPr>
@@ -3327,7 +3382,7 @@
           <w:noProof/>
         </w:rPr>
       </w:pPr>
-      <w:hyperlink w:anchor="_Toc227798733" w:history="1">
+      <w:hyperlink w:anchor="_Toc227847356" w:history="1">
         <w:r>
           <w:rPr>
             <w:rStyle w:val="Hyperlink"/>
@@ -3354,7 +3409,7 @@
             <w:noProof/>
             <w:webHidden/>
           </w:rPr>
-          <w:instrText xml:space="preserve"> PAGEREF _Toc227798733 \h </w:instrText>
+          <w:instrText xml:space="preserve"> PAGEREF _Toc227847356 \h </w:instrText>
         </w:r>
         <w:r>
           <w:rPr>
@@ -3396,7 +3451,7 @@
           <w:noProof/>
         </w:rPr>
       </w:pPr>
-      <w:hyperlink w:anchor="_Toc227798734" w:history="1">
+      <w:hyperlink w:anchor="_Toc227847357" w:history="1">
         <w:r>
           <w:rPr>
             <w:rStyle w:val="Hyperlink"/>
@@ -3423,7 +3478,7 @@
             <w:noProof/>
             <w:webHidden/>
           </w:rPr>
-          <w:instrText xml:space="preserve"> PAGEREF _Toc227798734 \h </w:instrText>
+          <w:instrText xml:space="preserve"> PAGEREF _Toc227847357 \h </w:instrText>
         </w:r>
         <w:r>
           <w:rPr>
@@ -3465,7 +3520,7 @@
           <w:noProof/>
         </w:rPr>
       </w:pPr>
-      <w:hyperlink w:anchor="_Toc227798735" w:history="1">
+      <w:hyperlink w:anchor="_Toc227847358" w:history="1">
         <w:r>
           <w:rPr>
             <w:rStyle w:val="Hyperlink"/>
@@ -3492,7 +3547,7 @@
             <w:noProof/>
             <w:webHidden/>
           </w:rPr>
-          <w:instrText xml:space="preserve"> PAGEREF _Toc227798735 \h </w:instrText>
+          <w:instrText xml:space="preserve"> PAGEREF _Toc227847358 \h </w:instrText>
         </w:r>
         <w:r>
           <w:rPr>
@@ -3534,7 +3589,7 @@
           <w:noProof/>
         </w:rPr>
       </w:pPr>
-      <w:hyperlink w:anchor="_Toc227798736" w:history="1">
+      <w:hyperlink w:anchor="_Toc227847359" w:history="1">
         <w:r>
           <w:rPr>
             <w:rStyle w:val="Hyperlink"/>
@@ -3561,7 +3616,7 @@
             <w:noProof/>
             <w:webHidden/>
           </w:rPr>
-          <w:instrText xml:space="preserve"> PAGEREF _Toc227798736 \h </w:instrText>
+          <w:instrText xml:space="preserve"> PAGEREF _Toc227847359 \h </w:instrText>
         </w:r>
         <w:r>
           <w:rPr>
@@ -3603,7 +3658,7 @@
           <w:noProof/>
         </w:rPr>
       </w:pPr>
-      <w:hyperlink w:anchor="_Toc227798737" w:history="1">
+      <w:hyperlink w:anchor="_Toc227847360" w:history="1">
         <w:r>
           <w:rPr>
             <w:rStyle w:val="Hyperlink"/>
@@ -3630,7 +3685,7 @@
             <w:noProof/>
             <w:webHidden/>
           </w:rPr>
-          <w:instrText xml:space="preserve"> PAGEREF _Toc227798737 \h </w:instrText>
+          <w:instrText xml:space="preserve"> PAGEREF _Toc227847360 \h </w:instrText>
         </w:r>
         <w:r>
           <w:rPr>
@@ -3672,7 +3727,7 @@
           <w:noProof/>
         </w:rPr>
       </w:pPr>
-      <w:hyperlink w:anchor="_Toc227798738" w:history="1">
+      <w:hyperlink w:anchor="_Toc227847361" w:history="1">
         <w:r>
           <w:rPr>
             <w:rStyle w:val="Hyperlink"/>
@@ -3699,7 +3754,7 @@
             <w:noProof/>
             <w:webHidden/>
           </w:rPr>
-          <w:instrText xml:space="preserve"> PAGEREF _Toc227798738 \h </w:instrText>
+          <w:instrText xml:space="preserve"> PAGEREF _Toc227847361 \h </w:instrText>
         </w:r>
         <w:r>
           <w:rPr>
@@ -3741,7 +3796,7 @@
           <w:noProof/>
         </w:rPr>
       </w:pPr>
-      <w:hyperlink w:anchor="_Toc227798739" w:history="1">
+      <w:hyperlink w:anchor="_Toc227847362" w:history="1">
         <w:r>
           <w:rPr>
             <w:rStyle w:val="Hyperlink"/>
@@ -3768,7 +3823,7 @@
             <w:noProof/>
             <w:webHidden/>
           </w:rPr>
-          <w:instrText xml:space="preserve"> PAGEREF _Toc227798739 \h </w:instrText>
+          <w:instrText xml:space="preserve"> PAGEREF _Toc227847362 \h </w:instrText>
         </w:r>
         <w:r>
           <w:rPr>
@@ -3810,7 +3865,7 @@
           <w:noProof/>
         </w:rPr>
       </w:pPr>
-      <w:hyperlink w:anchor="_Toc227798740" w:history="1">
+      <w:hyperlink w:anchor="_Toc227847363" w:history="1">
         <w:r>
           <w:rPr>
             <w:rStyle w:val="Hyperlink"/>
@@ -3837,7 +3892,7 @@
             <w:noProof/>
             <w:webHidden/>
           </w:rPr>
-          <w:instrText xml:space="preserve"> PAGEREF _Toc227798740 \h </w:instrText>
+          <w:instrText xml:space="preserve"> PAGEREF _Toc227847363 \h </w:instrText>
         </w:r>
         <w:r>
           <w:rPr>
@@ -3879,7 +3934,7 @@
           <w:noProof/>
         </w:rPr>
       </w:pPr>
-      <w:hyperlink w:anchor="_Toc227798741" w:history="1">
+      <w:hyperlink w:anchor="_Toc227847364" w:history="1">
         <w:r>
           <w:rPr>
             <w:rStyle w:val="Hyperlink"/>
@@ -3906,7 +3961,7 @@
             <w:noProof/>
             <w:webHidden/>
           </w:rPr>
-          <w:instrText xml:space="preserve"> PAGEREF _Toc227798741 \h </w:instrText>
+          <w:instrText xml:space="preserve"> PAGEREF _Toc227847364 \h </w:instrText>
         </w:r>
         <w:r>
           <w:rPr>
@@ -3948,7 +4003,7 @@
           <w:noProof/>
         </w:rPr>
       </w:pPr>
-      <w:hyperlink w:anchor="_Toc227798742" w:history="1">
+      <w:hyperlink w:anchor="_Toc227847365" w:history="1">
         <w:r>
           <w:rPr>
             <w:rStyle w:val="Hyperlink"/>
@@ -3975,7 +4030,7 @@
             <w:noProof/>
             <w:webHidden/>
           </w:rPr>
-          <w:instrText xml:space="preserve"> PAGEREF _Toc227798742 \h </w:instrText>
+          <w:instrText xml:space="preserve"> PAGEREF _Toc227847365 \h </w:instrText>
         </w:r>
         <w:r>
           <w:rPr>
@@ -4017,7 +4072,7 @@
           <w:noProof/>
         </w:rPr>
       </w:pPr>
-      <w:hyperlink w:anchor="_Toc227798743" w:history="1">
+      <w:hyperlink w:anchor="_Toc227847366" w:history="1">
         <w:r>
           <w:rPr>
             <w:rStyle w:val="Hyperlink"/>
@@ -4044,7 +4099,7 @@
             <w:noProof/>
             <w:webHidden/>
           </w:rPr>
-          <w:instrText xml:space="preserve"> PAGEREF _Toc227798743 \h </w:instrText>
+          <w:instrText xml:space="preserve"> PAGEREF _Toc227847366 \h </w:instrText>
         </w:r>
         <w:r>
           <w:rPr>
@@ -4086,7 +4141,7 @@
           <w:noProof/>
         </w:rPr>
       </w:pPr>
-      <w:hyperlink w:anchor="_Toc227798744" w:history="1">
+      <w:hyperlink w:anchor="_Toc227847367" w:history="1">
         <w:r>
           <w:rPr>
             <w:rStyle w:val="Hyperlink"/>
@@ -4113,7 +4168,7 @@
             <w:noProof/>
             <w:webHidden/>
           </w:rPr>
-          <w:instrText xml:space="preserve"> PAGEREF _Toc227798744 \h </w:instrText>
+          <w:instrText xml:space="preserve"> PAGEREF _Toc227847367 \h </w:instrText>
         </w:r>
         <w:r>
           <w:rPr>
@@ -4155,7 +4210,7 @@
           <w:noProof/>
         </w:rPr>
       </w:pPr>
-      <w:hyperlink w:anchor="_Toc227798745" w:history="1">
+      <w:hyperlink w:anchor="_Toc227847368" w:history="1">
         <w:r>
           <w:rPr>
             <w:rStyle w:val="Hyperlink"/>
@@ -4182,7 +4237,7 @@
             <w:noProof/>
             <w:webHidden/>
           </w:rPr>
-          <w:instrText xml:space="preserve"> PAGEREF _Toc227798745 \h </w:instrText>
+          <w:instrText xml:space="preserve"> PAGEREF _Toc227847368 \h </w:instrText>
         </w:r>
         <w:r>
           <w:rPr>
@@ -4224,7 +4279,7 @@
           <w:noProof/>
         </w:rPr>
       </w:pPr>
-      <w:hyperlink w:anchor="_Toc227798746" w:history="1">
+      <w:hyperlink w:anchor="_Toc227847369" w:history="1">
         <w:r>
           <w:rPr>
             <w:rStyle w:val="Hyperlink"/>
@@ -4251,7 +4306,7 @@
             <w:noProof/>
             <w:webHidden/>
           </w:rPr>
-          <w:instrText xml:space="preserve"> PAGEREF _Toc227798746 \h </w:instrText>
+          <w:instrText xml:space="preserve"> PAGEREF _Toc227847369 \h </w:instrText>
         </w:r>
         <w:r>
           <w:rPr>
@@ -4293,7 +4348,7 @@
           <w:noProof/>
         </w:rPr>
       </w:pPr>
-      <w:hyperlink w:anchor="_Toc227798747" w:history="1">
+      <w:hyperlink w:anchor="_Toc227847370" w:history="1">
         <w:r>
           <w:rPr>
             <w:rStyle w:val="Hyperlink"/>
@@ -4320,7 +4375,7 @@
             <w:noProof/>
             <w:webHidden/>
           </w:rPr>
-          <w:instrText xml:space="preserve"> PAGEREF _Toc227798747 \h </w:instrText>
+          <w:instrText xml:space="preserve"> PAGEREF _Toc227847370 \h </w:instrText>
         </w:r>
         <w:r>
           <w:rPr>
@@ -4362,7 +4417,7 @@
           <w:noProof/>
         </w:rPr>
       </w:pPr>
-      <w:hyperlink w:anchor="_Toc227798748" w:history="1">
+      <w:hyperlink w:anchor="_Toc227847371" w:history="1">
         <w:r>
           <w:rPr>
             <w:rStyle w:val="Hyperlink"/>
@@ -4389,7 +4444,7 @@
             <w:noProof/>
             <w:webHidden/>
           </w:rPr>
-          <w:instrText xml:space="preserve"> PAGEREF _Toc227798748 \h </w:instrText>
+          <w:instrText xml:space="preserve"> PAGEREF _Toc227847371 \h </w:instrText>
         </w:r>
         <w:r>
           <w:rPr>
@@ -4431,7 +4486,7 @@
           <w:noProof/>
         </w:rPr>
       </w:pPr>
-      <w:hyperlink w:anchor="_Toc227798749" w:history="1">
+      <w:hyperlink w:anchor="_Toc227847372" w:history="1">
         <w:r>
           <w:rPr>
             <w:rStyle w:val="Hyperlink"/>
@@ -4458,7 +4513,7 @@
             <w:noProof/>
             <w:webHidden/>
           </w:rPr>
-          <w:instrText xml:space="preserve"> PAGEREF _Toc227798749 \h </w:instrText>
+          <w:instrText xml:space="preserve"> PAGEREF _Toc227847372 \h </w:instrText>
         </w:r>
         <w:r>
           <w:rPr>
@@ -4500,7 +4555,7 @@
           <w:noProof/>
         </w:rPr>
       </w:pPr>
-      <w:hyperlink w:anchor="_Toc227798750" w:history="1">
+      <w:hyperlink w:anchor="_Toc227847373" w:history="1">
         <w:r>
           <w:rPr>
             <w:rStyle w:val="Hyperlink"/>
@@ -4527,7 +4582,7 @@
             <w:noProof/>
             <w:webHidden/>
           </w:rPr>
-          <w:instrText xml:space="preserve"> PAGEREF _Toc227798750 \h </w:instrText>
+          <w:instrText xml:space="preserve"> PAGEREF _Toc227847373 \h </w:instrText>
         </w:r>
         <w:r>
           <w:rPr>
@@ -4569,7 +4624,7 @@
           <w:noProof/>
         </w:rPr>
       </w:pPr>
-      <w:hyperlink w:anchor="_Toc227798751" w:history="1">
+      <w:hyperlink w:anchor="_Toc227847374" w:history="1">
         <w:r>
           <w:rPr>
             <w:rStyle w:val="Hyperlink"/>
@@ -4596,7 +4651,7 @@
             <w:noProof/>
             <w:webHidden/>
           </w:rPr>
-          <w:instrText xml:space="preserve"> PAGEREF _Toc227798751 \h </w:instrText>
+          <w:instrText xml:space="preserve"> PAGEREF _Toc227847374 \h </w:instrText>
         </w:r>
         <w:r>
           <w:rPr>
@@ -4638,7 +4693,7 @@
           <w:noProof/>
         </w:rPr>
       </w:pPr>
-      <w:hyperlink w:anchor="_Toc227798752" w:history="1">
+      <w:hyperlink w:anchor="_Toc227847375" w:history="1">
         <w:r>
           <w:rPr>
             <w:rStyle w:val="Hyperlink"/>
@@ -4665,7 +4720,7 @@
             <w:noProof/>
             <w:webHidden/>
           </w:rPr>
-          <w:instrText xml:space="preserve"> PAGEREF _Toc227798752 \h </w:instrText>
+          <w:instrText xml:space="preserve"> PAGEREF _Toc227847375 \h </w:instrText>
         </w:r>
         <w:r>
           <w:rPr>
@@ -4707,7 +4762,7 @@
           <w:noProof/>
         </w:rPr>
       </w:pPr>
-      <w:hyperlink w:anchor="_Toc227798753" w:history="1">
+      <w:hyperlink w:anchor="_Toc227847376" w:history="1">
         <w:r>
           <w:rPr>
             <w:rStyle w:val="Hyperlink"/>
@@ -4734,7 +4789,7 @@
             <w:noProof/>
             <w:webHidden/>
           </w:rPr>
-          <w:instrText xml:space="preserve"> PAGEREF _Toc227798753 \h </w:instrText>
+          <w:instrText xml:space="preserve"> PAGEREF _Toc227847376 \h </w:instrText>
         </w:r>
         <w:r>
           <w:rPr>
@@ -4776,7 +4831,7 @@
           <w:noProof/>
         </w:rPr>
       </w:pPr>
-      <w:hyperlink w:anchor="_Toc227798754" w:history="1">
+      <w:hyperlink w:anchor="_Toc227847377" w:history="1">
         <w:r>
           <w:rPr>
             <w:rStyle w:val="Hyperlink"/>
@@ -4803,7 +4858,7 @@
             <w:noProof/>
             <w:webHidden/>
           </w:rPr>
-          <w:instrText xml:space="preserve"> PAGEREF _Toc227798754 \h </w:instrText>
+          <w:instrText xml:space="preserve"> PAGEREF _Toc227847377 \h </w:instrText>
         </w:r>
         <w:r>
           <w:rPr>
@@ -4845,7 +4900,7 @@
           <w:noProof/>
         </w:rPr>
       </w:pPr>
-      <w:hyperlink w:anchor="_Toc227798755" w:history="1">
+      <w:hyperlink w:anchor="_Toc227847378" w:history="1">
         <w:r>
           <w:rPr>
             <w:rStyle w:val="Hyperlink"/>
@@ -4872,7 +4927,7 @@
             <w:noProof/>
             <w:webHidden/>
           </w:rPr>
-          <w:instrText xml:space="preserve"> PAGEREF _Toc227798755 \h </w:instrText>
+          <w:instrText xml:space="preserve"> PAGEREF _Toc227847378 \h </w:instrText>
         </w:r>
         <w:r>
           <w:rPr>
@@ -4914,7 +4969,7 @@
           <w:noProof/>
         </w:rPr>
       </w:pPr>
-      <w:hyperlink w:anchor="_Toc227798756" w:history="1">
+      <w:hyperlink w:anchor="_Toc227847379" w:history="1">
         <w:r>
           <w:rPr>
             <w:rStyle w:val="Hyperlink"/>
@@ -4941,7 +4996,7 @@
             <w:noProof/>
             <w:webHidden/>
           </w:rPr>
-          <w:instrText xml:space="preserve"> PAGEREF _Toc227798756 \h </w:instrText>
+          <w:instrText xml:space="preserve"> PAGEREF _Toc227847379 \h </w:instrText>
         </w:r>
         <w:r>
           <w:rPr>
@@ -4983,7 +5038,7 @@
           <w:noProof/>
         </w:rPr>
       </w:pPr>
-      <w:hyperlink w:anchor="_Toc227798757" w:history="1">
+      <w:hyperlink w:anchor="_Toc227847380" w:history="1">
         <w:r>
           <w:rPr>
             <w:rStyle w:val="Hyperlink"/>
@@ -5010,7 +5065,7 @@
             <w:noProof/>
             <w:webHidden/>
           </w:rPr>
-          <w:instrText xml:space="preserve"> PAGEREF _Toc227798757 \h </w:instrText>
+          <w:instrText xml:space="preserve"> PAGEREF _Toc227847380 \h </w:instrText>
         </w:r>
         <w:r>
           <w:rPr>
@@ -5052,7 +5107,7 @@
           <w:noProof/>
         </w:rPr>
       </w:pPr>
-      <w:hyperlink w:anchor="_Toc227798758" w:history="1">
+      <w:hyperlink w:anchor="_Toc227847381" w:history="1">
         <w:r>
           <w:rPr>
             <w:rStyle w:val="Hyperlink"/>
@@ -5079,7 +5134,7 @@
             <w:noProof/>
             <w:webHidden/>
           </w:rPr>
-          <w:instrText xml:space="preserve"> PAGEREF _Toc227798758 \h </w:instrText>
+          <w:instrText xml:space="preserve"> PAGEREF _Toc227847381 \h </w:instrText>
         </w:r>
         <w:r>
           <w:rPr>
@@ -5121,7 +5176,7 @@
           <w:noProof/>
         </w:rPr>
       </w:pPr>
-      <w:hyperlink w:anchor="_Toc227798759" w:history="1">
+      <w:hyperlink w:anchor="_Toc227847382" w:history="1">
         <w:r>
           <w:rPr>
             <w:rStyle w:val="Hyperlink"/>
@@ -5148,7 +5203,7 @@
             <w:noProof/>
             <w:webHidden/>
           </w:rPr>
-          <w:instrText xml:space="preserve"> PAGEREF _Toc227798759 \h </w:instrText>
+          <w:instrText xml:space="preserve"> PAGEREF _Toc227847382 \h </w:instrText>
         </w:r>
         <w:r>
           <w:rPr>
@@ -5190,7 +5245,7 @@
           <w:noProof/>
         </w:rPr>
       </w:pPr>
-      <w:hyperlink w:anchor="_Toc227798760" w:history="1">
+      <w:hyperlink w:anchor="_Toc227847383" w:history="1">
         <w:r>
           <w:rPr>
             <w:rStyle w:val="Hyperlink"/>
@@ -5217,7 +5272,7 @@
             <w:noProof/>
             <w:webHidden/>
           </w:rPr>
-          <w:instrText xml:space="preserve"> PAGEREF _Toc227798760 \h </w:instrText>
+          <w:instrText xml:space="preserve"> PAGEREF _Toc227847383 \h </w:instrText>
         </w:r>
         <w:r>
           <w:rPr>
@@ -5259,7 +5314,7 @@
           <w:noProof/>
         </w:rPr>
       </w:pPr>
-      <w:hyperlink w:anchor="_Toc227798761" w:history="1">
+      <w:hyperlink w:anchor="_Toc227847384" w:history="1">
         <w:r>
           <w:rPr>
             <w:rStyle w:val="Hyperlink"/>
@@ -5286,7 +5341,7 @@
             <w:noProof/>
             <w:webHidden/>
           </w:rPr>
-          <w:instrText xml:space="preserve"> PAGEREF _Toc227798761 \h </w:instrText>
+          <w:instrText xml:space="preserve"> PAGEREF _Toc227847384 \h </w:instrText>
         </w:r>
         <w:r>
           <w:rPr>
@@ -5328,7 +5383,7 @@
           <w:noProof/>
         </w:rPr>
       </w:pPr>
-      <w:hyperlink w:anchor="_Toc227798762" w:history="1">
+      <w:hyperlink w:anchor="_Toc227847385" w:history="1">
         <w:r>
           <w:rPr>
             <w:rStyle w:val="Hyperlink"/>
@@ -5355,7 +5410,7 @@
             <w:noProof/>
             <w:webHidden/>
           </w:rPr>
-          <w:instrText xml:space="preserve"> PAGEREF _Toc227798762 \h </w:instrText>
+          <w:instrText xml:space="preserve"> PAGEREF _Toc227847385 \h </w:instrText>
         </w:r>
         <w:r>
           <w:rPr>
@@ -5397,7 +5452,7 @@
           <w:noProof/>
         </w:rPr>
       </w:pPr>
-      <w:hyperlink w:anchor="_Toc227798763" w:history="1">
+      <w:hyperlink w:anchor="_Toc227847386" w:history="1">
         <w:r>
           <w:rPr>
             <w:rStyle w:val="Hyperlink"/>
@@ -5424,7 +5479,7 @@
             <w:noProof/>
             <w:webHidden/>
           </w:rPr>
-          <w:instrText xml:space="preserve"> PAGEREF _Toc227798763 \h </w:instrText>
+          <w:instrText xml:space="preserve"> PAGEREF _Toc227847386 \h </w:instrText>
         </w:r>
         <w:r>
           <w:rPr>
@@ -5466,7 +5521,7 @@
           <w:noProof/>
         </w:rPr>
       </w:pPr>
-      <w:hyperlink w:anchor="_Toc227798764" w:history="1">
+      <w:hyperlink w:anchor="_Toc227847387" w:history="1">
         <w:r>
           <w:rPr>
             <w:rStyle w:val="Hyperlink"/>
@@ -5493,7 +5548,7 @@
             <w:noProof/>
             <w:webHidden/>
           </w:rPr>
-          <w:instrText xml:space="preserve"> PAGEREF _Toc227798764 \h </w:instrText>
+          <w:instrText xml:space="preserve"> PAGEREF _Toc227847387 \h </w:instrText>
         </w:r>
         <w:r>
           <w:rPr>
@@ -5535,7 +5590,7 @@
           <w:noProof/>
         </w:rPr>
       </w:pPr>
-      <w:hyperlink w:anchor="_Toc227798765" w:history="1">
+      <w:hyperlink w:anchor="_Toc227847388" w:history="1">
         <w:r>
           <w:rPr>
             <w:rStyle w:val="Hyperlink"/>
@@ -5562,7 +5617,7 @@
             <w:noProof/>
             <w:webHidden/>
           </w:rPr>
-          <w:instrText xml:space="preserve"> PAGEREF _Toc227798765 \h </w:instrText>
+          <w:instrText xml:space="preserve"> PAGEREF _Toc227847388 \h </w:instrText>
         </w:r>
         <w:r>
           <w:rPr>
@@ -5604,7 +5659,7 @@
           <w:noProof/>
         </w:rPr>
       </w:pPr>
-      <w:hyperlink w:anchor="_Toc227798766" w:history="1">
+      <w:hyperlink w:anchor="_Toc227847389" w:history="1">
         <w:r>
           <w:rPr>
             <w:rStyle w:val="Hyperlink"/>
@@ -5631,7 +5686,7 @@
             <w:noProof/>
             <w:webHidden/>
           </w:rPr>
-          <w:instrText xml:space="preserve"> PAGEREF _Toc227798766 \h </w:instrText>
+          <w:instrText xml:space="preserve"> PAGEREF _Toc227847389 \h </w:instrText>
         </w:r>
         <w:r>
           <w:rPr>
@@ -5673,7 +5728,7 @@
           <w:noProof/>
         </w:rPr>
       </w:pPr>
-      <w:hyperlink w:anchor="_Toc227798767" w:history="1">
+      <w:hyperlink w:anchor="_Toc227847390" w:history="1">
         <w:r>
           <w:rPr>
             <w:rStyle w:val="Hyperlink"/>
@@ -5700,7 +5755,7 @@
             <w:noProof/>
             <w:webHidden/>
           </w:rPr>
-          <w:instrText xml:space="preserve"> PAGEREF _Toc227798767 \h </w:instrText>
+          <w:instrText xml:space="preserve"> PAGEREF _Toc227847390 \h </w:instrText>
         </w:r>
         <w:r>
           <w:rPr>
@@ -5742,7 +5797,7 @@
           <w:noProof/>
         </w:rPr>
       </w:pPr>
-      <w:hyperlink w:anchor="_Toc227798768" w:history="1">
+      <w:hyperlink w:anchor="_Toc227847391" w:history="1">
         <w:r>
           <w:rPr>
             <w:rStyle w:val="Hyperlink"/>
@@ -5769,7 +5824,7 @@
             <w:noProof/>
             <w:webHidden/>
           </w:rPr>
-          <w:instrText xml:space="preserve"> PAGEREF _Toc227798768 \h </w:instrText>
+          <w:instrText xml:space="preserve"> PAGEREF _Toc227847391 \h </w:instrText>
         </w:r>
         <w:r>
           <w:rPr>
@@ -5811,7 +5866,7 @@
           <w:noProof/>
         </w:rPr>
       </w:pPr>
-      <w:hyperlink w:anchor="_Toc227798769" w:history="1">
+      <w:hyperlink w:anchor="_Toc227847392" w:history="1">
         <w:r>
           <w:rPr>
             <w:rStyle w:val="Hyperlink"/>
@@ -5838,7 +5893,7 @@
             <w:noProof/>
             <w:webHidden/>
           </w:rPr>
-          <w:instrText xml:space="preserve"> PAGEREF _Toc227798769 \h </w:instrText>
+          <w:instrText xml:space="preserve"> PAGEREF _Toc227847392 \h </w:instrText>
         </w:r>
         <w:r>
           <w:rPr>
@@ -5880,7 +5935,7 @@
           <w:noProof/>
         </w:rPr>
       </w:pPr>
-      <w:hyperlink w:anchor="_Toc227798770" w:history="1">
+      <w:hyperlink w:anchor="_Toc227847393" w:history="1">
         <w:r>
           <w:rPr>
             <w:rStyle w:val="Hyperlink"/>
@@ -5907,7 +5962,7 @@
             <w:noProof/>
             <w:webHidden/>
           </w:rPr>
-          <w:instrText xml:space="preserve"> PAGEREF _Toc227798770 \h </w:instrText>
+          <w:instrText xml:space="preserve"> PAGEREF _Toc227847393 \h </w:instrText>
         </w:r>
         <w:r>
           <w:rPr>
@@ -5949,7 +6004,7 @@
           <w:noProof/>
         </w:rPr>
       </w:pPr>
-      <w:hyperlink w:anchor="_Toc227798771" w:history="1">
+      <w:hyperlink w:anchor="_Toc227847394" w:history="1">
         <w:r>
           <w:rPr>
             <w:rStyle w:val="Hyperlink"/>
@@ -5976,7 +6031,7 @@
             <w:noProof/>
             <w:webHidden/>
           </w:rPr>
-          <w:instrText xml:space="preserve"> PAGEREF _Toc227798771 \h </w:instrText>
+          <w:instrText xml:space="preserve"> PAGEREF _Toc227847394 \h </w:instrText>
         </w:r>
         <w:r>
           <w:rPr>
@@ -6018,7 +6073,7 @@
           <w:noProof/>
         </w:rPr>
       </w:pPr>
-      <w:hyperlink w:anchor="_Toc227798772" w:history="1">
+      <w:hyperlink w:anchor="_Toc227847395" w:history="1">
         <w:r>
           <w:rPr>
             <w:rStyle w:val="Hyperlink"/>
@@ -6045,7 +6100,7 @@
             <w:noProof/>
             <w:webHidden/>
           </w:rPr>
-          <w:instrText xml:space="preserve"> PAGEREF _Toc227798772 \h </w:instrText>
+          <w:instrText xml:space="preserve"> PAGEREF _Toc227847395 \h </w:instrText>
         </w:r>
         <w:r>
           <w:rPr>
@@ -6087,7 +6142,7 @@
           <w:noProof/>
         </w:rPr>
       </w:pPr>
-      <w:hyperlink w:anchor="_Toc227798773" w:history="1">
+      <w:hyperlink w:anchor="_Toc227847396" w:history="1">
         <w:r>
           <w:rPr>
             <w:rStyle w:val="Hyperlink"/>
@@ -6114,7 +6169,7 @@
             <w:noProof/>
             <w:webHidden/>
           </w:rPr>
-          <w:instrText xml:space="preserve"> PAGEREF _Toc227798773 \h </w:instrText>
+          <w:instrText xml:space="preserve"> PAGEREF _Toc227847396 \h </w:instrText>
         </w:r>
         <w:r>
           <w:rPr>
@@ -6156,7 +6211,7 @@
           <w:noProof/>
         </w:rPr>
       </w:pPr>
-      <w:hyperlink w:anchor="_Toc227798774" w:history="1">
+      <w:hyperlink w:anchor="_Toc227847397" w:history="1">
         <w:r>
           <w:rPr>
             <w:rStyle w:val="Hyperlink"/>
@@ -6183,7 +6238,7 @@
             <w:noProof/>
             <w:webHidden/>
           </w:rPr>
-          <w:instrText xml:space="preserve"> PAGEREF _Toc227798774 \h </w:instrText>
+          <w:instrText xml:space="preserve"> PAGEREF _Toc227847397 \h </w:instrText>
         </w:r>
         <w:r>
           <w:rPr>
@@ -6225,7 +6280,7 @@
           <w:noProof/>
         </w:rPr>
       </w:pPr>
-      <w:hyperlink w:anchor="_Toc227798775" w:history="1">
+      <w:hyperlink w:anchor="_Toc227847398" w:history="1">
         <w:r>
           <w:rPr>
             <w:rStyle w:val="Hyperlink"/>
@@ -6252,7 +6307,7 @@
             <w:noProof/>
             <w:webHidden/>
           </w:rPr>
-          <w:instrText xml:space="preserve"> PAGEREF _Toc227798775 \h </w:instrText>
+          <w:instrText xml:space="preserve"> PAGEREF _Toc227847398 \h </w:instrText>
         </w:r>
         <w:r>
           <w:rPr>
@@ -6294,7 +6349,7 @@
           <w:noProof/>
         </w:rPr>
       </w:pPr>
-      <w:hyperlink w:anchor="_Toc227798776" w:history="1">
+      <w:hyperlink w:anchor="_Toc227847399" w:history="1">
         <w:r>
           <w:rPr>
             <w:rStyle w:val="Hyperlink"/>
@@ -6321,7 +6376,7 @@
             <w:noProof/>
             <w:webHidden/>
           </w:rPr>
-          <w:instrText xml:space="preserve"> PAGEREF _Toc227798776 \h </w:instrText>
+          <w:instrText xml:space="preserve"> PAGEREF _Toc227847399 \h </w:instrText>
         </w:r>
         <w:r>
           <w:rPr>
@@ -6363,7 +6418,7 @@
           <w:noProof/>
         </w:rPr>
       </w:pPr>
-      <w:hyperlink w:anchor="_Toc227798777" w:history="1">
+      <w:hyperlink w:anchor="_Toc227847400" w:history="1">
         <w:r>
           <w:rPr>
             <w:rStyle w:val="Hyperlink"/>
@@ -6390,7 +6445,7 @@
             <w:noProof/>
             <w:webHidden/>
           </w:rPr>
-          <w:instrText xml:space="preserve"> PAGEREF _Toc227798777 \h </w:instrText>
+          <w:instrText xml:space="preserve"> PAGEREF _Toc227847400 \h </w:instrText>
         </w:r>
         <w:r>
           <w:rPr>
@@ -6432,7 +6487,7 @@
           <w:noProof/>
         </w:rPr>
       </w:pPr>
-      <w:hyperlink w:anchor="_Toc227798778" w:history="1">
+      <w:hyperlink w:anchor="_Toc227847401" w:history="1">
         <w:r>
           <w:rPr>
             <w:rStyle w:val="Hyperlink"/>
@@ -6459,7 +6514,7 @@
             <w:noProof/>
             <w:webHidden/>
           </w:rPr>
-          <w:instrText xml:space="preserve"> PAGEREF _Toc227798778 \h </w:instrText>
+          <w:instrText xml:space="preserve"> PAGEREF _Toc227847401 \h </w:instrText>
         </w:r>
         <w:r>
           <w:rPr>
@@ -6501,7 +6556,7 @@
           <w:noProof/>
         </w:rPr>
       </w:pPr>
-      <w:hyperlink w:anchor="_Toc227798779" w:history="1">
+      <w:hyperlink w:anchor="_Toc227847402" w:history="1">
         <w:r>
           <w:rPr>
             <w:rStyle w:val="Hyperlink"/>
@@ -6528,7 +6583,7 @@
             <w:noProof/>
             <w:webHidden/>
           </w:rPr>
-          <w:instrText xml:space="preserve"> PAGEREF _Toc227798779 \h </w:instrText>
+          <w:instrText xml:space="preserve"> PAGEREF _Toc227847402 \h </w:instrText>
         </w:r>
         <w:r>
           <w:rPr>
@@ -6570,7 +6625,7 @@
           <w:noProof/>
         </w:rPr>
       </w:pPr>
-      <w:hyperlink w:anchor="_Toc227798780" w:history="1">
+      <w:hyperlink w:anchor="_Toc227847403" w:history="1">
         <w:r>
           <w:rPr>
             <w:rStyle w:val="Hyperlink"/>
@@ -6597,7 +6652,7 @@
             <w:noProof/>
             <w:webHidden/>
           </w:rPr>
-          <w:instrText xml:space="preserve"> PAGEREF _Toc227798780 \h </w:instrText>
+          <w:instrText xml:space="preserve"> PAGEREF _Toc227847403 \h </w:instrText>
         </w:r>
         <w:r>
           <w:rPr>
@@ -6639,7 +6694,7 @@
           <w:noProof/>
         </w:rPr>
       </w:pPr>
-      <w:hyperlink w:anchor="_Toc227798781" w:history="1">
+      <w:hyperlink w:anchor="_Toc227847404" w:history="1">
         <w:r>
           <w:rPr>
             <w:rStyle w:val="Hyperlink"/>
@@ -6666,7 +6721,7 @@
             <w:noProof/>
             <w:webHidden/>
           </w:rPr>
-          <w:instrText xml:space="preserve"> PAGEREF _Toc227798781 \h </w:instrText>
+          <w:instrText xml:space="preserve"> PAGEREF _Toc227847404 \h </w:instrText>
         </w:r>
         <w:r>
           <w:rPr>
@@ -6708,7 +6763,7 @@
           <w:noProof/>
         </w:rPr>
       </w:pPr>
-      <w:hyperlink w:anchor="_Toc227798782" w:history="1">
+      <w:hyperlink w:anchor="_Toc227847405" w:history="1">
         <w:r>
           <w:rPr>
             <w:rStyle w:val="Hyperlink"/>
@@ -6735,7 +6790,7 @@
             <w:noProof/>
             <w:webHidden/>
           </w:rPr>
-          <w:instrText xml:space="preserve"> PAGEREF _Toc227798782 \h </w:instrText>
+          <w:instrText xml:space="preserve"> PAGEREF _Toc227847405 \h </w:instrText>
         </w:r>
         <w:r>
           <w:rPr>
@@ -6777,7 +6832,7 @@
           <w:noProof/>
         </w:rPr>
       </w:pPr>
-      <w:hyperlink w:anchor="_Toc227798783" w:history="1">
+      <w:hyperlink w:anchor="_Toc227847406" w:history="1">
         <w:r>
           <w:rPr>
             <w:rStyle w:val="Hyperlink"/>
@@ -6804,7 +6859,7 @@
             <w:noProof/>
             <w:webHidden/>
           </w:rPr>
-          <w:instrText xml:space="preserve"> PAGEREF _Toc227798783 \h </w:instrText>
+          <w:instrText xml:space="preserve"> PAGEREF _Toc227847406 \h </w:instrText>
         </w:r>
         <w:r>
           <w:rPr>
@@ -6846,7 +6901,7 @@
           <w:noProof/>
         </w:rPr>
       </w:pPr>
-      <w:hyperlink w:anchor="_Toc227798784" w:history="1">
+      <w:hyperlink w:anchor="_Toc227847407" w:history="1">
         <w:r>
           <w:rPr>
             <w:rStyle w:val="Hyperlink"/>
@@ -6873,7 +6928,7 @@
             <w:noProof/>
             <w:webHidden/>
           </w:rPr>
-          <w:instrText xml:space="preserve"> PAGEREF _Toc227798784 \h </w:instrText>
+          <w:instrText xml:space="preserve"> PAGEREF _Toc227847407 \h </w:instrText>
         </w:r>
         <w:r>
           <w:rPr>
@@ -6915,7 +6970,7 @@
           <w:noProof/>
         </w:rPr>
       </w:pPr>
-      <w:hyperlink w:anchor="_Toc227798785" w:history="1">
+      <w:hyperlink w:anchor="_Toc227847408" w:history="1">
         <w:r>
           <w:rPr>
             <w:rStyle w:val="Hyperlink"/>
@@ -6942,7 +6997,7 @@
             <w:noProof/>
             <w:webHidden/>
           </w:rPr>
-          <w:instrText xml:space="preserve"> PAGEREF _Toc227798785 \h </w:instrText>
+          <w:instrText xml:space="preserve"> PAGEREF _Toc227847408 \h </w:instrText>
         </w:r>
         <w:r>
           <w:rPr>
@@ -6984,7 +7039,7 @@
           <w:noProof/>
         </w:rPr>
       </w:pPr>
-      <w:hyperlink w:anchor="_Toc227798786" w:history="1">
+      <w:hyperlink w:anchor="_Toc227847409" w:history="1">
         <w:r>
           <w:rPr>
             <w:rStyle w:val="Hyperlink"/>
@@ -7011,7 +7066,7 @@
             <w:noProof/>
             <w:webHidden/>
           </w:rPr>
-          <w:instrText xml:space="preserve"> PAGEREF _Toc227798786 \h </w:instrText>
+          <w:instrText xml:space="preserve"> PAGEREF _Toc227847409 \h </w:instrText>
         </w:r>
         <w:r>
           <w:rPr>
@@ -7053,7 +7108,7 @@
           <w:noProof/>
         </w:rPr>
       </w:pPr>
-      <w:hyperlink w:anchor="_Toc227798787" w:history="1">
+      <w:hyperlink w:anchor="_Toc227847410" w:history="1">
         <w:r>
           <w:rPr>
             <w:rStyle w:val="Hyperlink"/>
@@ -7080,7 +7135,7 @@
             <w:noProof/>
             <w:webHidden/>
           </w:rPr>
-          <w:instrText xml:space="preserve"> PAGEREF _Toc227798787 \h </w:instrText>
+          <w:instrText xml:space="preserve"> PAGEREF _Toc227847410 \h </w:instrText>
         </w:r>
         <w:r>
           <w:rPr>
@@ -7122,7 +7177,7 @@
           <w:noProof/>
         </w:rPr>
       </w:pPr>
-      <w:hyperlink w:anchor="_Toc227798788" w:history="1">
+      <w:hyperlink w:anchor="_Toc227847411" w:history="1">
         <w:r>
           <w:rPr>
             <w:rStyle w:val="Hyperlink"/>
@@ -7149,7 +7204,7 @@
             <w:noProof/>
             <w:webHidden/>
           </w:rPr>
-          <w:instrText xml:space="preserve"> PAGEREF _Toc227798788 \h </w:instrText>
+          <w:instrText xml:space="preserve"> PAGEREF _Toc227847411 \h </w:instrText>
         </w:r>
         <w:r>
           <w:rPr>
@@ -7191,7 +7246,7 @@
           <w:noProof/>
         </w:rPr>
       </w:pPr>
-      <w:hyperlink w:anchor="_Toc227798789" w:history="1">
+      <w:hyperlink w:anchor="_Toc227847412" w:history="1">
         <w:r>
           <w:rPr>
             <w:rStyle w:val="Hyperlink"/>
@@ -7218,7 +7273,7 @@
             <w:noProof/>
             <w:webHidden/>
           </w:rPr>
-          <w:instrText xml:space="preserve"> PAGEREF _Toc227798789 \h </w:instrText>
+          <w:instrText xml:space="preserve"> PAGEREF _Toc227847412 \h </w:instrText>
         </w:r>
         <w:r>
           <w:rPr>
@@ -7260,7 +7315,7 @@
           <w:noProof/>
         </w:rPr>
       </w:pPr>
-      <w:hyperlink w:anchor="_Toc227798790" w:history="1">
+      <w:hyperlink w:anchor="_Toc227847413" w:history="1">
         <w:r>
           <w:rPr>
             <w:rStyle w:val="Hyperlink"/>
@@ -7287,7 +7342,7 @@
             <w:noProof/>
             <w:webHidden/>
           </w:rPr>
-          <w:instrText xml:space="preserve"> PAGEREF _Toc227798790 \h </w:instrText>
+          <w:instrText xml:space="preserve"> PAGEREF _Toc227847413 \h </w:instrText>
         </w:r>
         <w:r>
           <w:rPr>
@@ -7329,7 +7384,7 @@
           <w:noProof/>
         </w:rPr>
       </w:pPr>
-      <w:hyperlink w:anchor="_Toc227798791" w:history="1">
+      <w:hyperlink w:anchor="_Toc227847414" w:history="1">
         <w:r>
           <w:rPr>
             <w:rStyle w:val="Hyperlink"/>
@@ -7356,7 +7411,7 @@
             <w:noProof/>
             <w:webHidden/>
           </w:rPr>
-          <w:instrText xml:space="preserve"> PAGEREF _Toc227798791 \h </w:instrText>
+          <w:instrText xml:space="preserve"> PAGEREF _Toc227847414 \h </w:instrText>
         </w:r>
         <w:r>
           <w:rPr>
@@ -7398,7 +7453,7 @@
           <w:noProof/>
         </w:rPr>
       </w:pPr>
-      <w:hyperlink w:anchor="_Toc227798792" w:history="1">
+      <w:hyperlink w:anchor="_Toc227847415" w:history="1">
         <w:r>
           <w:rPr>
             <w:rStyle w:val="Hyperlink"/>
@@ -7425,7 +7480,7 @@
             <w:noProof/>
             <w:webHidden/>
           </w:rPr>
-          <w:instrText xml:space="preserve"> PAGEREF _Toc227798792 \h </w:instrText>
+          <w:instrText xml:space="preserve"> PAGEREF _Toc227847415 \h </w:instrText>
         </w:r>
         <w:r>
           <w:rPr>
@@ -7467,7 +7522,7 @@
           <w:noProof/>
         </w:rPr>
       </w:pPr>
-      <w:hyperlink w:anchor="_Toc227798793" w:history="1">
+      <w:hyperlink w:anchor="_Toc227847416" w:history="1">
         <w:r>
           <w:rPr>
             <w:rStyle w:val="Hyperlink"/>
@@ -7494,7 +7549,7 @@
             <w:noProof/>
             <w:webHidden/>
           </w:rPr>
-          <w:instrText xml:space="preserve"> PAGEREF _Toc227798793 \h </w:instrText>
+          <w:instrText xml:space="preserve"> PAGEREF _Toc227847416 \h </w:instrText>
         </w:r>
         <w:r>
           <w:rPr>
@@ -7536,7 +7591,7 @@
           <w:noProof/>
         </w:rPr>
       </w:pPr>
-      <w:hyperlink w:anchor="_Toc227798794" w:history="1">
+      <w:hyperlink w:anchor="_Toc227847417" w:history="1">
         <w:r>
           <w:rPr>
             <w:rStyle w:val="Hyperlink"/>
@@ -7563,7 +7618,7 @@
             <w:noProof/>
             <w:webHidden/>
           </w:rPr>
-          <w:instrText xml:space="preserve"> PAGEREF _Toc227798794 \h </w:instrText>
+          <w:instrText xml:space="preserve"> PAGEREF _Toc227847417 \h </w:instrText>
         </w:r>
         <w:r>
           <w:rPr>
@@ -7605,7 +7660,7 @@
           <w:noProof/>
         </w:rPr>
       </w:pPr>
-      <w:hyperlink w:anchor="_Toc227798795" w:history="1">
+      <w:hyperlink w:anchor="_Toc227847418" w:history="1">
         <w:r>
           <w:rPr>
             <w:rStyle w:val="Hyperlink"/>
@@ -7632,7 +7687,7 @@
             <w:noProof/>
             <w:webHidden/>
           </w:rPr>
-          <w:instrText xml:space="preserve"> PAGEREF _Toc227798795 \h </w:instrText>
+          <w:instrText xml:space="preserve"> PAGEREF _Toc227847418 \h </w:instrText>
         </w:r>
         <w:r>
           <w:rPr>
@@ -7674,7 +7729,7 @@
           <w:noProof/>
         </w:rPr>
       </w:pPr>
-      <w:hyperlink w:anchor="_Toc227798796" w:history="1">
+      <w:hyperlink w:anchor="_Toc227847419" w:history="1">
         <w:r>
           <w:rPr>
             <w:rStyle w:val="Hyperlink"/>
@@ -7701,7 +7756,7 @@
             <w:noProof/>
             <w:webHidden/>
           </w:rPr>
-          <w:instrText xml:space="preserve"> PAGEREF _Toc227798796 \h </w:instrText>
+          <w:instrText xml:space="preserve"> PAGEREF _Toc227847419 \h </w:instrText>
         </w:r>
         <w:r>
           <w:rPr>
@@ -7743,7 +7798,7 @@
           <w:noProof/>
         </w:rPr>
       </w:pPr>
-      <w:hyperlink w:anchor="_Toc227798797" w:history="1">
+      <w:hyperlink w:anchor="_Toc227847420" w:history="1">
         <w:r>
           <w:rPr>
             <w:rStyle w:val="Hyperlink"/>
@@ -7770,7 +7825,7 @@
             <w:noProof/>
             <w:webHidden/>
           </w:rPr>
-          <w:instrText xml:space="preserve"> PAGEREF _Toc227798797 \h </w:instrText>
+          <w:instrText xml:space="preserve"> PAGEREF _Toc227847420 \h </w:instrText>
         </w:r>
         <w:r>
           <w:rPr>
@@ -7812,7 +7867,7 @@
           <w:noProof/>
         </w:rPr>
       </w:pPr>
-      <w:hyperlink w:anchor="_Toc227798798" w:history="1">
+      <w:hyperlink w:anchor="_Toc227847421" w:history="1">
         <w:r>
           <w:rPr>
             <w:rStyle w:val="Hyperlink"/>
@@ -7839,7 +7894,7 @@
             <w:noProof/>
             <w:webHidden/>
           </w:rPr>
-          <w:instrText xml:space="preserve"> PAGEREF _Toc227798798 \h </w:instrText>
+          <w:instrText xml:space="preserve"> PAGEREF _Toc227847421 \h </w:instrText>
         </w:r>
         <w:r>
           <w:rPr>
@@ -7881,7 +7936,7 @@
           <w:noProof/>
         </w:rPr>
       </w:pPr>
-      <w:hyperlink w:anchor="_Toc227798799" w:history="1">
+      <w:hyperlink w:anchor="_Toc227847422" w:history="1">
         <w:r>
           <w:rPr>
             <w:rStyle w:val="Hyperlink"/>
@@ -7908,7 +7963,7 @@
             <w:noProof/>
             <w:webHidden/>
           </w:rPr>
-          <w:instrText xml:space="preserve"> PAGEREF _Toc227798799 \h </w:instrText>
+          <w:instrText xml:space="preserve"> PAGEREF _Toc227847422 \h </w:instrText>
         </w:r>
         <w:r>
           <w:rPr>
@@ -7950,7 +8005,7 @@
           <w:noProof/>
         </w:rPr>
       </w:pPr>
-      <w:hyperlink w:anchor="_Toc227798800" w:history="1">
+      <w:hyperlink w:anchor="_Toc227847423" w:history="1">
         <w:r>
           <w:rPr>
             <w:rStyle w:val="Hyperlink"/>
@@ -7977,7 +8032,7 @@
             <w:noProof/>
             <w:webHidden/>
           </w:rPr>
-          <w:instrText xml:space="preserve"> PAGEREF _Toc227798800 \h </w:instrText>
+          <w:instrText xml:space="preserve"> PAGEREF _Toc227847423 \h </w:instrText>
         </w:r>
         <w:r>
           <w:rPr>
@@ -8019,7 +8074,7 @@
           <w:noProof/>
         </w:rPr>
       </w:pPr>
-      <w:hyperlink w:anchor="_Toc227798801" w:history="1">
+      <w:hyperlink w:anchor="_Toc227847424" w:history="1">
         <w:r>
           <w:rPr>
             <w:rStyle w:val="Hyperlink"/>
@@ -8046,7 +8101,7 @@
             <w:noProof/>
             <w:webHidden/>
           </w:rPr>
-          <w:instrText xml:space="preserve"> PAGEREF _Toc227798801 \h </w:instrText>
+          <w:instrText xml:space="preserve"> PAGEREF _Toc227847424 \h </w:instrText>
         </w:r>
         <w:r>
           <w:rPr>
@@ -8088,7 +8143,7 @@
           <w:noProof/>
         </w:rPr>
       </w:pPr>
-      <w:hyperlink w:anchor="_Toc227798802" w:history="1">
+      <w:hyperlink w:anchor="_Toc227847425" w:history="1">
         <w:r>
           <w:rPr>
             <w:rStyle w:val="Hyperlink"/>
@@ -8115,7 +8170,7 @@
             <w:noProof/>
             <w:webHidden/>
           </w:rPr>
-          <w:instrText xml:space="preserve"> PAGEREF _Toc227798802 \h </w:instrText>
+          <w:instrText xml:space="preserve"> PAGEREF _Toc227847425 \h </w:instrText>
         </w:r>
         <w:r>
           <w:rPr>
@@ -8157,7 +8212,7 @@
           <w:noProof/>
         </w:rPr>
       </w:pPr>
-      <w:hyperlink w:anchor="_Toc227798803" w:history="1">
+      <w:hyperlink w:anchor="_Toc227847426" w:history="1">
         <w:r>
           <w:rPr>
             <w:rStyle w:val="Hyperlink"/>
@@ -8184,7 +8239,7 @@
             <w:noProof/>
             <w:webHidden/>
           </w:rPr>
-          <w:instrText xml:space="preserve"> PAGEREF _Toc227798803 \h </w:instrText>
+          <w:instrText xml:space="preserve"> PAGEREF _Toc227847426 \h </w:instrText>
         </w:r>
         <w:r>
           <w:rPr>
@@ -8226,7 +8281,7 @@
           <w:noProof/>
         </w:rPr>
       </w:pPr>
-      <w:hyperlink w:anchor="_Toc227798804" w:history="1">
+      <w:hyperlink w:anchor="_Toc227847427" w:history="1">
         <w:r>
           <w:rPr>
             <w:rStyle w:val="Hyperlink"/>
@@ -8253,7 +8308,7 @@
             <w:noProof/>
             <w:webHidden/>
           </w:rPr>
-          <w:instrText xml:space="preserve"> PAGEREF _Toc227798804 \h </w:instrText>
+          <w:instrText xml:space="preserve"> PAGEREF _Toc227847427 \h </w:instrText>
         </w:r>
         <w:r>
           <w:rPr>
@@ -8295,7 +8350,7 @@
           <w:noProof/>
         </w:rPr>
       </w:pPr>
-      <w:hyperlink w:anchor="_Toc227798805" w:history="1">
+      <w:hyperlink w:anchor="_Toc227847428" w:history="1">
         <w:r>
           <w:rPr>
             <w:rStyle w:val="Hyperlink"/>
@@ -8322,7 +8377,7 @@
             <w:noProof/>
             <w:webHidden/>
           </w:rPr>
-          <w:instrText xml:space="preserve"> PAGEREF _Toc227798805 \h </w:instrText>
+          <w:instrText xml:space="preserve"> PAGEREF _Toc227847428 \h </w:instrText>
         </w:r>
         <w:r>
           <w:rPr>
@@ -8364,7 +8419,7 @@
           <w:noProof/>
         </w:rPr>
       </w:pPr>
-      <w:hyperlink w:anchor="_Toc227798806" w:history="1">
+      <w:hyperlink w:anchor="_Toc227847429" w:history="1">
         <w:r>
           <w:rPr>
             <w:rStyle w:val="Hyperlink"/>
@@ -8391,7 +8446,7 @@
             <w:noProof/>
             <w:webHidden/>
           </w:rPr>
-          <w:instrText xml:space="preserve"> PAGEREF _Toc227798806 \h </w:instrText>
+          <w:instrText xml:space="preserve"> PAGEREF _Toc227847429 \h </w:instrText>
         </w:r>
         <w:r>
           <w:rPr>
@@ -8433,7 +8488,7 @@
           <w:noProof/>
         </w:rPr>
       </w:pPr>
-      <w:hyperlink w:anchor="_Toc227798807" w:history="1">
+      <w:hyperlink w:anchor="_Toc227847430" w:history="1">
         <w:r>
           <w:rPr>
             <w:rStyle w:val="Hyperlink"/>
@@ -8460,7 +8515,7 @@
             <w:noProof/>
             <w:webHidden/>
           </w:rPr>
-          <w:instrText xml:space="preserve"> PAGEREF _Toc227798807 \h </w:instrText>
+          <w:instrText xml:space="preserve"> PAGEREF _Toc227847430 \h </w:instrText>
         </w:r>
         <w:r>
           <w:rPr>
@@ -8502,7 +8557,7 @@
           <w:noProof/>
         </w:rPr>
       </w:pPr>
-      <w:hyperlink w:anchor="_Toc227798808" w:history="1">
+      <w:hyperlink w:anchor="_Toc227847431" w:history="1">
         <w:r>
           <w:rPr>
             <w:rStyle w:val="Hyperlink"/>
@@ -8529,7 +8584,7 @@
             <w:noProof/>
             <w:webHidden/>
           </w:rPr>
-          <w:instrText xml:space="preserve"> PAGEREF _Toc227798808 \h </w:instrText>
+          <w:instrText xml:space="preserve"> PAGEREF _Toc227847431 \h </w:instrText>
         </w:r>
         <w:r>
           <w:rPr>
@@ -8571,7 +8626,7 @@
           <w:noProof/>
         </w:rPr>
       </w:pPr>
-      <w:hyperlink w:anchor="_Toc227798809" w:history="1">
+      <w:hyperlink w:anchor="_Toc227847432" w:history="1">
         <w:r>
           <w:rPr>
             <w:rStyle w:val="Hyperlink"/>
@@ -8598,7 +8653,7 @@
             <w:noProof/>
             <w:webHidden/>
           </w:rPr>
-          <w:instrText xml:space="preserve"> PAGEREF _Toc227798809 \h </w:instrText>
+          <w:instrText xml:space="preserve"> PAGEREF _Toc227847432 \h </w:instrText>
         </w:r>
         <w:r>
           <w:rPr>
@@ -8640,7 +8695,7 @@
           <w:noProof/>
         </w:rPr>
       </w:pPr>
-      <w:hyperlink w:anchor="_Toc227798810" w:history="1">
+      <w:hyperlink w:anchor="_Toc227847433" w:history="1">
         <w:r>
           <w:rPr>
             <w:rStyle w:val="Hyperlink"/>
@@ -8667,7 +8722,7 @@
             <w:noProof/>
             <w:webHidden/>
           </w:rPr>
-          <w:instrText xml:space="preserve"> PAGEREF _Toc227798810 \h </w:instrText>
+          <w:instrText xml:space="preserve"> PAGEREF _Toc227847433 \h </w:instrText>
         </w:r>
         <w:r>
           <w:rPr>
@@ -8709,7 +8764,7 @@
           <w:noProof/>
         </w:rPr>
       </w:pPr>
-      <w:hyperlink w:anchor="_Toc227798811" w:history="1">
+      <w:hyperlink w:anchor="_Toc227847434" w:history="1">
         <w:r>
           <w:rPr>
             <w:rStyle w:val="Hyperlink"/>
@@ -8736,7 +8791,7 @@
             <w:noProof/>
             <w:webHidden/>
           </w:rPr>
-          <w:instrText xml:space="preserve"> PAGEREF _Toc227798811 \h </w:instrText>
+          <w:instrText xml:space="preserve"> PAGEREF _Toc227847434 \h </w:instrText>
         </w:r>
         <w:r>
           <w:rPr>
@@ -8778,7 +8833,7 @@
           <w:noProof/>
         </w:rPr>
       </w:pPr>
-      <w:hyperlink w:anchor="_Toc227798812" w:history="1">
+      <w:hyperlink w:anchor="_Toc227847435" w:history="1">
         <w:r>
           <w:rPr>
             <w:rStyle w:val="Hyperlink"/>
@@ -8805,7 +8860,7 @@
             <w:noProof/>
             <w:webHidden/>
           </w:rPr>
-          <w:instrText xml:space="preserve"> PAGEREF _Toc227798812 \h </w:instrText>
+          <w:instrText xml:space="preserve"> PAGEREF _Toc227847435 \h </w:instrText>
         </w:r>
         <w:r>
           <w:rPr>
@@ -8847,7 +8902,7 @@
           <w:noProof/>
         </w:rPr>
       </w:pPr>
-      <w:hyperlink w:anchor="_Toc227798813" w:history="1">
+      <w:hyperlink w:anchor="_Toc227847436" w:history="1">
         <w:r>
           <w:rPr>
             <w:rStyle w:val="Hyperlink"/>
@@ -8874,7 +8929,7 @@
             <w:noProof/>
             <w:webHidden/>
           </w:rPr>
-          <w:instrText xml:space="preserve"> PAGEREF _Toc227798813 \h </w:instrText>
+          <w:instrText xml:space="preserve"> PAGEREF _Toc227847436 \h </w:instrText>
         </w:r>
         <w:r>
           <w:rPr>
@@ -8916,7 +8971,7 @@
           <w:noProof/>
         </w:rPr>
       </w:pPr>
-      <w:hyperlink w:anchor="_Toc227798814" w:history="1">
+      <w:hyperlink w:anchor="_Toc227847437" w:history="1">
         <w:r>
           <w:rPr>
             <w:rStyle w:val="Hyperlink"/>
@@ -8943,7 +8998,7 @@
             <w:noProof/>
             <w:webHidden/>
           </w:rPr>
-          <w:instrText xml:space="preserve"> PAGEREF _Toc227798814 \h </w:instrText>
+          <w:instrText xml:space="preserve"> PAGEREF _Toc227847437 \h </w:instrText>
         </w:r>
         <w:r>
           <w:rPr>
@@ -8985,7 +9040,7 @@
           <w:noProof/>
         </w:rPr>
       </w:pPr>
-      <w:hyperlink w:anchor="_Toc227798815" w:history="1">
+      <w:hyperlink w:anchor="_Toc227847438" w:history="1">
         <w:r>
           <w:rPr>
             <w:rStyle w:val="Hyperlink"/>
@@ -9012,7 +9067,7 @@
             <w:noProof/>
             <w:webHidden/>
           </w:rPr>
-          <w:instrText xml:space="preserve"> PAGEREF _Toc227798815 \h </w:instrText>
+          <w:instrText xml:space="preserve"> PAGEREF _Toc227847438 \h </w:instrText>
         </w:r>
         <w:r>
           <w:rPr>
@@ -9054,7 +9109,7 @@
           <w:noProof/>
         </w:rPr>
       </w:pPr>
-      <w:hyperlink w:anchor="_Toc227798816" w:history="1">
+      <w:hyperlink w:anchor="_Toc227847439" w:history="1">
         <w:r>
           <w:rPr>
             <w:rStyle w:val="Hyperlink"/>
@@ -9081,7 +9136,7 @@
             <w:noProof/>
             <w:webHidden/>
           </w:rPr>
-          <w:instrText xml:space="preserve"> PAGEREF _Toc227798816 \h </w:instrText>
+          <w:instrText xml:space="preserve"> PAGEREF _Toc227847439 \h </w:instrText>
         </w:r>
         <w:r>
           <w:rPr>
@@ -9123,7 +9178,7 @@
           <w:noProof/>
         </w:rPr>
       </w:pPr>
-      <w:hyperlink w:anchor="_Toc227798817" w:history="1">
+      <w:hyperlink w:anchor="_Toc227847440" w:history="1">
         <w:r>
           <w:rPr>
             <w:rStyle w:val="Hyperlink"/>
@@ -9150,7 +9205,7 @@
             <w:noProof/>
             <w:webHidden/>
           </w:rPr>
-          <w:instrText xml:space="preserve"> PAGEREF _Toc227798817 \h </w:instrText>
+          <w:instrText xml:space="preserve"> PAGEREF _Toc227847440 \h </w:instrText>
         </w:r>
         <w:r>
           <w:rPr>
@@ -9192,7 +9247,7 @@
           <w:noProof/>
         </w:rPr>
       </w:pPr>
-      <w:hyperlink w:anchor="_Toc227798818" w:history="1">
+      <w:hyperlink w:anchor="_Toc227847441" w:history="1">
         <w:r>
           <w:rPr>
             <w:rStyle w:val="Hyperlink"/>
@@ -9219,7 +9274,7 @@
             <w:noProof/>
             <w:webHidden/>
           </w:rPr>
-          <w:instrText xml:space="preserve"> PAGEREF _Toc227798818 \h </w:instrText>
+          <w:instrText xml:space="preserve"> PAGEREF _Toc227847441 \h </w:instrText>
         </w:r>
         <w:r>
           <w:rPr>
@@ -9261,7 +9316,7 @@
           <w:noProof/>
         </w:rPr>
       </w:pPr>
-      <w:hyperlink w:anchor="_Toc227798819" w:history="1">
+      <w:hyperlink w:anchor="_Toc227847442" w:history="1">
         <w:r>
           <w:rPr>
             <w:rStyle w:val="Hyperlink"/>
@@ -9288,7 +9343,7 @@
             <w:noProof/>
             <w:webHidden/>
           </w:rPr>
-          <w:instrText xml:space="preserve"> PAGEREF _Toc227798819 \h </w:instrText>
+          <w:instrText xml:space="preserve"> PAGEREF _Toc227847442 \h </w:instrText>
         </w:r>
         <w:r>
           <w:rPr>
@@ -9330,7 +9385,7 @@
           <w:noProof/>
         </w:rPr>
       </w:pPr>
-      <w:hyperlink w:anchor="_Toc227798820" w:history="1">
+      <w:hyperlink w:anchor="_Toc227847443" w:history="1">
         <w:r>
           <w:rPr>
             <w:rStyle w:val="Hyperlink"/>
@@ -9357,7 +9412,7 @@
             <w:noProof/>
             <w:webHidden/>
           </w:rPr>
-          <w:instrText xml:space="preserve"> PAGEREF _Toc227798820 \h </w:instrText>
+          <w:instrText xml:space="preserve"> PAGEREF _Toc227847443 \h </w:instrText>
         </w:r>
         <w:r>
           <w:rPr>
@@ -9399,7 +9454,7 @@
           <w:noProof/>
         </w:rPr>
       </w:pPr>
-      <w:hyperlink w:anchor="_Toc227798821" w:history="1">
+      <w:hyperlink w:anchor="_Toc227847444" w:history="1">
         <w:r>
           <w:rPr>
             <w:rStyle w:val="Hyperlink"/>
@@ -9426,7 +9481,7 @@
             <w:noProof/>
             <w:webHidden/>
           </w:rPr>
-          <w:instrText xml:space="preserve"> PAGEREF _Toc227798821 \h </w:instrText>
+          <w:instrText xml:space="preserve"> PAGEREF _Toc227847444 \h </w:instrText>
         </w:r>
         <w:r>
           <w:rPr>
@@ -9468,7 +9523,7 @@
           <w:noProof/>
         </w:rPr>
       </w:pPr>
-      <w:hyperlink w:anchor="_Toc227798822" w:history="1">
+      <w:hyperlink w:anchor="_Toc227847445" w:history="1">
         <w:r>
           <w:rPr>
             <w:rStyle w:val="Hyperlink"/>
@@ -9495,7 +9550,7 @@
             <w:noProof/>
             <w:webHidden/>
           </w:rPr>
-          <w:instrText xml:space="preserve"> PAGEREF _Toc227798822 \h </w:instrText>
+          <w:instrText xml:space="preserve"> PAGEREF _Toc227847445 \h </w:instrText>
         </w:r>
         <w:r>
           <w:rPr>
@@ -9537,7 +9592,7 @@
           <w:noProof/>
         </w:rPr>
       </w:pPr>
-      <w:hyperlink w:anchor="_Toc227798823" w:history="1">
+      <w:hyperlink w:anchor="_Toc227847446" w:history="1">
         <w:r>
           <w:rPr>
             <w:rStyle w:val="Hyperlink"/>
@@ -9564,7 +9619,7 @@
             <w:noProof/>
             <w:webHidden/>
           </w:rPr>
-          <w:instrText xml:space="preserve"> PAGEREF _Toc227798823 \h </w:instrText>
+          <w:instrText xml:space="preserve"> PAGEREF _Toc227847446 \h </w:instrText>
         </w:r>
         <w:r>
           <w:rPr>
@@ -9606,7 +9661,7 @@
           <w:noProof/>
         </w:rPr>
       </w:pPr>
-      <w:hyperlink w:anchor="_Toc227798824" w:history="1">
+      <w:hyperlink w:anchor="_Toc227847447" w:history="1">
         <w:r>
           <w:rPr>
             <w:rStyle w:val="Hyperlink"/>
@@ -9633,7 +9688,7 @@
             <w:noProof/>
             <w:webHidden/>
           </w:rPr>
-          <w:instrText xml:space="preserve"> PAGEREF _Toc227798824 \h </w:instrText>
+          <w:instrText xml:space="preserve"> PAGEREF _Toc227847447 \h </w:instrText>
         </w:r>
         <w:r>
           <w:rPr>
@@ -9675,7 +9730,7 @@
           <w:noProof/>
         </w:rPr>
       </w:pPr>
-      <w:hyperlink w:anchor="_Toc227798825" w:history="1">
+      <w:hyperlink w:anchor="_Toc227847448" w:history="1">
         <w:r>
           <w:rPr>
             <w:rStyle w:val="Hyperlink"/>
@@ -9702,7 +9757,7 @@
             <w:noProof/>
             <w:webHidden/>
           </w:rPr>
-          <w:instrText xml:space="preserve"> PAGEREF _Toc227798825 \h </w:instrText>
+          <w:instrText xml:space="preserve"> PAGEREF _Toc227847448 \h </w:instrText>
         </w:r>
         <w:r>
           <w:rPr>
@@ -9744,7 +9799,7 @@
           <w:noProof/>
         </w:rPr>
       </w:pPr>
-      <w:hyperlink w:anchor="_Toc227798826" w:history="1">
+      <w:hyperlink w:anchor="_Toc227847449" w:history="1">
         <w:r>
           <w:rPr>
             <w:rStyle w:val="Hyperlink"/>
@@ -9771,7 +9826,7 @@
             <w:noProof/>
             <w:webHidden/>
           </w:rPr>
-          <w:instrText xml:space="preserve"> PAGEREF _Toc227798826 \h </w:instrText>
+          <w:instrText xml:space="preserve"> PAGEREF _Toc227847449 \h </w:instrText>
         </w:r>
         <w:r>
           <w:rPr>
@@ -9813,7 +9868,7 @@
           <w:noProof/>
         </w:rPr>
       </w:pPr>
-      <w:hyperlink w:anchor="_Toc227798827" w:history="1">
+      <w:hyperlink w:anchor="_Toc227847450" w:history="1">
         <w:r>
           <w:rPr>
             <w:rStyle w:val="Hyperlink"/>
@@ -9840,7 +9895,7 @@
             <w:noProof/>
             <w:webHidden/>
           </w:rPr>
-          <w:instrText xml:space="preserve"> PAGEREF _Toc227798827 \h </w:instrText>
+          <w:instrText xml:space="preserve"> PAGEREF _Toc227847450 \h </w:instrText>
         </w:r>
         <w:r>
           <w:rPr>
@@ -9882,7 +9937,7 @@
           <w:noProof/>
         </w:rPr>
       </w:pPr>
-      <w:hyperlink w:anchor="_Toc227798828" w:history="1">
+      <w:hyperlink w:anchor="_Toc227847451" w:history="1">
         <w:r>
           <w:rPr>
             <w:rStyle w:val="Hyperlink"/>
@@ -9909,7 +9964,7 @@
             <w:noProof/>
             <w:webHidden/>
           </w:rPr>
-          <w:instrText xml:space="preserve"> PAGEREF _Toc227798828 \h </w:instrText>
+          <w:instrText xml:space="preserve"> PAGEREF _Toc227847451 \h </w:instrText>
         </w:r>
         <w:r>
           <w:rPr>
@@ -9951,7 +10006,7 @@
           <w:noProof/>
         </w:rPr>
       </w:pPr>
-      <w:hyperlink w:anchor="_Toc227798829" w:history="1">
+      <w:hyperlink w:anchor="_Toc227847452" w:history="1">
         <w:r>
           <w:rPr>
             <w:rStyle w:val="Hyperlink"/>
@@ -9978,7 +10033,7 @@
             <w:noProof/>
             <w:webHidden/>
           </w:rPr>
-          <w:instrText xml:space="preserve"> PAGEREF _Toc227798829 \h </w:instrText>
+          <w:instrText xml:space="preserve"> PAGEREF _Toc227847452 \h </w:instrText>
         </w:r>
         <w:r>
           <w:rPr>
@@ -10020,7 +10075,7 @@
           <w:noProof/>
         </w:rPr>
       </w:pPr>
-      <w:hyperlink w:anchor="_Toc227798830" w:history="1">
+      <w:hyperlink w:anchor="_Toc227847453" w:history="1">
         <w:r>
           <w:rPr>
             <w:rStyle w:val="Hyperlink"/>
@@ -10047,7 +10102,7 @@
             <w:noProof/>
             <w:webHidden/>
           </w:rPr>
-          <w:instrText xml:space="preserve"> PAGEREF _Toc227798830 \h </w:instrText>
+          <w:instrText xml:space="preserve"> PAGEREF _Toc227847453 \h </w:instrText>
         </w:r>
         <w:r>
           <w:rPr>
@@ -10089,7 +10144,7 @@
           <w:noProof/>
         </w:rPr>
       </w:pPr>
-      <w:hyperlink w:anchor="_Toc227798831" w:history="1">
+      <w:hyperlink w:anchor="_Toc227847454" w:history="1">
         <w:r>
           <w:rPr>
             <w:rStyle w:val="Hyperlink"/>
@@ -10116,7 +10171,7 @@
             <w:noProof/>
             <w:webHidden/>
           </w:rPr>
-          <w:instrText xml:space="preserve"> PAGEREF _Toc227798831 \h </w:instrText>
+          <w:instrText xml:space="preserve"> PAGEREF _Toc227847454 \h </w:instrText>
         </w:r>
         <w:r>
           <w:rPr>
@@ -10158,7 +10213,7 @@
           <w:noProof/>
         </w:rPr>
       </w:pPr>
-      <w:hyperlink w:anchor="_Toc227798832" w:history="1">
+      <w:hyperlink w:anchor="_Toc227847455" w:history="1">
         <w:r>
           <w:rPr>
             <w:rStyle w:val="Hyperlink"/>
@@ -10185,7 +10240,7 @@
             <w:noProof/>
             <w:webHidden/>
           </w:rPr>
-          <w:instrText xml:space="preserve"> PAGEREF _Toc227798832 \h </w:instrText>
+          <w:instrText xml:space="preserve"> PAGEREF _Toc227847455 \h </w:instrText>
         </w:r>
         <w:r>
           <w:rPr>
@@ -10227,7 +10282,7 @@
           <w:noProof/>
         </w:rPr>
       </w:pPr>
-      <w:hyperlink w:anchor="_Toc227798833" w:history="1">
+      <w:hyperlink w:anchor="_Toc227847456" w:history="1">
         <w:r>
           <w:rPr>
             <w:rStyle w:val="Hyperlink"/>
@@ -10254,7 +10309,7 @@
             <w:noProof/>
             <w:webHidden/>
           </w:rPr>
-          <w:instrText xml:space="preserve"> PAGEREF _Toc227798833 \h </w:instrText>
+          <w:instrText xml:space="preserve"> PAGEREF _Toc227847456 \h </w:instrText>
         </w:r>
         <w:r>
           <w:rPr>
@@ -10296,7 +10351,7 @@
           <w:noProof/>
         </w:rPr>
       </w:pPr>
-      <w:hyperlink w:anchor="_Toc227798834" w:history="1">
+      <w:hyperlink w:anchor="_Toc227847457" w:history="1">
         <w:r>
           <w:rPr>
             <w:rStyle w:val="Hyperlink"/>
@@ -10323,7 +10378,7 @@
             <w:noProof/>
             <w:webHidden/>
           </w:rPr>
-          <w:instrText xml:space="preserve"> PAGEREF _Toc227798834 \h </w:instrText>
+          <w:instrText xml:space="preserve"> PAGEREF _Toc227847457 \h </w:instrText>
         </w:r>
         <w:r>
           <w:rPr>
@@ -10365,7 +10420,7 @@
           <w:noProof/>
         </w:rPr>
       </w:pPr>
-      <w:hyperlink w:anchor="_Toc227798835" w:history="1">
+      <w:hyperlink w:anchor="_Toc227847458" w:history="1">
         <w:r>
           <w:rPr>
             <w:rStyle w:val="Hyperlink"/>
@@ -10392,7 +10447,7 @@
             <w:noProof/>
             <w:webHidden/>
           </w:rPr>
-          <w:instrText xml:space="preserve"> PAGEREF _Toc227798835 \h </w:instrText>
+          <w:instrText xml:space="preserve"> PAGEREF _Toc227847458 \h </w:instrText>
         </w:r>
         <w:r>
           <w:rPr>
@@ -10434,7 +10489,7 @@
           <w:noProof/>
         </w:rPr>
       </w:pPr>
-      <w:hyperlink w:anchor="_Toc227798836" w:history="1">
+      <w:hyperlink w:anchor="_Toc227847459" w:history="1">
         <w:r>
           <w:rPr>
             <w:rStyle w:val="Hyperlink"/>
@@ -10461,7 +10516,7 @@
             <w:noProof/>
             <w:webHidden/>
           </w:rPr>
-          <w:instrText xml:space="preserve"> PAGEREF _Toc227798836 \h </w:instrText>
+          <w:instrText xml:space="preserve"> PAGEREF _Toc227847459 \h </w:instrText>
         </w:r>
         <w:r>
           <w:rPr>
@@ -10503,7 +10558,7 @@
           <w:noProof/>
         </w:rPr>
       </w:pPr>
-      <w:hyperlink w:anchor="_Toc227798837" w:history="1">
+      <w:hyperlink w:anchor="_Toc227847460" w:history="1">
         <w:r>
           <w:rPr>
             <w:rStyle w:val="Hyperlink"/>
@@ -10530,7 +10585,7 @@
             <w:noProof/>
             <w:webHidden/>
           </w:rPr>
-          <w:instrText xml:space="preserve"> PAGEREF _Toc227798837 \h </w:instrText>
+          <w:instrText xml:space="preserve"> PAGEREF _Toc227847460 \h </w:instrText>
         </w:r>
         <w:r>
           <w:rPr>
@@ -10572,7 +10627,7 @@
           <w:noProof/>
         </w:rPr>
       </w:pPr>
-      <w:hyperlink w:anchor="_Toc227798838" w:history="1">
+      <w:hyperlink w:anchor="_Toc227847461" w:history="1">
         <w:r>
           <w:rPr>
             <w:rStyle w:val="Hyperlink"/>
@@ -10599,7 +10654,7 @@
             <w:noProof/>
             <w:webHidden/>
           </w:rPr>
-          <w:instrText xml:space="preserve"> PAGEREF _Toc227798838 \h </w:instrText>
+          <w:instrText xml:space="preserve"> PAGEREF _Toc227847461 \h </w:instrText>
         </w:r>
         <w:r>
           <w:rPr>
@@ -10641,13 +10696,13 @@
           <w:noProof/>
         </w:rPr>
       </w:pPr>
-      <w:hyperlink w:anchor="_Toc227798839" w:history="1">
+      <w:hyperlink w:anchor="_Toc227847462" w:history="1">
         <w:r>
           <w:rPr>
             <w:rStyle w:val="Hyperlink"/>
             <w:noProof/>
           </w:rPr>
-          <w:t>Bibliography</w:t>
+          <w:t>Appendix</w:t>
         </w:r>
         <w:r>
           <w:rPr>
@@ -10668,7 +10723,7 @@
             <w:noProof/>
             <w:webHidden/>
           </w:rPr>
-          <w:instrText xml:space="preserve"> PAGEREF _Toc227798839 \h </w:instrText>
+          <w:instrText xml:space="preserve"> PAGEREF _Toc227847462 \h </w:instrText>
         </w:r>
         <w:r>
           <w:rPr>
@@ -10689,75 +10744,6 @@
             <w:webHidden/>
           </w:rPr>
           <w:t>75</w:t>
-        </w:r>
-        <w:r>
-          <w:rPr>
-            <w:noProof/>
-            <w:webHidden/>
-          </w:rPr>
-          <w:fldChar w:fldCharType="end"/>
-        </w:r>
-      </w:hyperlink>
-    </w:p>
-    <w:p>
-      <w:pPr>
-        <w:pStyle w:val="TOC1"/>
-        <w:tabs>
-          <w:tab w:val="right" w:leader="dot" w:pos="8990"/>
-        </w:tabs>
-        <w:rPr>
-          <w:rFonts w:asciiTheme="minorHAnsi" w:hAnsiTheme="minorHAnsi"/>
-          <w:noProof/>
-        </w:rPr>
-      </w:pPr>
-      <w:hyperlink w:anchor="_Toc227798840" w:history="1">
-        <w:r>
-          <w:rPr>
-            <w:rStyle w:val="Hyperlink"/>
-            <w:noProof/>
-          </w:rPr>
-          <w:t>Appendices</w:t>
-        </w:r>
-        <w:r>
-          <w:rPr>
-            <w:noProof/>
-            <w:webHidden/>
-          </w:rPr>
-          <w:tab/>
-        </w:r>
-        <w:r>
-          <w:rPr>
-            <w:noProof/>
-            <w:webHidden/>
-          </w:rPr>
-          <w:fldChar w:fldCharType="begin"/>
-        </w:r>
-        <w:r>
-          <w:rPr>
-            <w:noProof/>
-            <w:webHidden/>
-          </w:rPr>
-          <w:instrText xml:space="preserve"> PAGEREF _Toc227798840 \h </w:instrText>
-        </w:r>
-        <w:r>
-          <w:rPr>
-            <w:noProof/>
-            <w:webHidden/>
-          </w:rPr>
-        </w:r>
-        <w:r>
-          <w:rPr>
-            <w:noProof/>
-            <w:webHidden/>
-          </w:rPr>
-          <w:fldChar w:fldCharType="separate"/>
-        </w:r>
-        <w:r>
-          <w:rPr>
-            <w:noProof/>
-            <w:webHidden/>
-          </w:rPr>
-          <w:t>77</w:t>
         </w:r>
         <w:r>
           <w:rPr>
@@ -10779,7 +10765,7 @@
           <w:noProof/>
         </w:rPr>
       </w:pPr>
-      <w:hyperlink w:anchor="_Toc227798841" w:history="1">
+      <w:hyperlink w:anchor="_Toc227847463" w:history="1">
         <w:r>
           <w:rPr>
             <w:rStyle w:val="Hyperlink"/>
@@ -10806,7 +10792,7 @@
             <w:noProof/>
             <w:webHidden/>
           </w:rPr>
-          <w:instrText xml:space="preserve"> PAGEREF _Toc227798841 \h </w:instrText>
+          <w:instrText xml:space="preserve"> PAGEREF _Toc227847463 \h </w:instrText>
         </w:r>
         <w:r>
           <w:rPr>
@@ -10826,7 +10812,7 @@
             <w:noProof/>
             <w:webHidden/>
           </w:rPr>
-          <w:t>77</w:t>
+          <w:t>75</w:t>
         </w:r>
         <w:r>
           <w:rPr>
@@ -10848,7 +10834,7 @@
           <w:noProof/>
         </w:rPr>
       </w:pPr>
-      <w:hyperlink w:anchor="_Toc227798842" w:history="1">
+      <w:hyperlink w:anchor="_Toc227847464" w:history="1">
         <w:r>
           <w:rPr>
             <w:rStyle w:val="Hyperlink"/>
@@ -10875,7 +10861,7 @@
             <w:noProof/>
             <w:webHidden/>
           </w:rPr>
-          <w:instrText xml:space="preserve"> PAGEREF _Toc227798842 \h </w:instrText>
+          <w:instrText xml:space="preserve"> PAGEREF _Toc227847464 \h </w:instrText>
         </w:r>
         <w:r>
           <w:rPr>
@@ -10895,7 +10881,7 @@
             <w:noProof/>
             <w:webHidden/>
           </w:rPr>
-          <w:t>84</w:t>
+          <w:t>82</w:t>
         </w:r>
         <w:r>
           <w:rPr>
@@ -10917,7 +10903,7 @@
           <w:noProof/>
         </w:rPr>
       </w:pPr>
-      <w:hyperlink w:anchor="_Toc227798843" w:history="1">
+      <w:hyperlink w:anchor="_Toc227847465" w:history="1">
         <w:r>
           <w:rPr>
             <w:rStyle w:val="Hyperlink"/>
@@ -10944,7 +10930,7 @@
             <w:noProof/>
             <w:webHidden/>
           </w:rPr>
-          <w:instrText xml:space="preserve"> PAGEREF _Toc227798843 \h </w:instrText>
+          <w:instrText xml:space="preserve"> PAGEREF _Toc227847465 \h </w:instrText>
         </w:r>
         <w:r>
           <w:rPr>
@@ -10964,7 +10950,7 @@
             <w:noProof/>
             <w:webHidden/>
           </w:rPr>
-          <w:t>94</w:t>
+          <w:t>92</w:t>
         </w:r>
         <w:r>
           <w:rPr>
@@ -10986,13 +10972,13 @@
           <w:noProof/>
         </w:rPr>
       </w:pPr>
-      <w:hyperlink w:anchor="_Toc227798844" w:history="1">
+      <w:hyperlink w:anchor="_Toc227847466" w:history="1">
         <w:r>
           <w:rPr>
             <w:rStyle w:val="Hyperlink"/>
             <w:noProof/>
           </w:rPr>
-          <w:t>Appendix D: Handbook Appendix 4 (optional)  -  repository and dataset reference</w:t>
+          <w:t>Appendix D: Repository and dataset reference</w:t>
         </w:r>
         <w:r>
           <w:rPr>
@@ -11013,7 +10999,7 @@
             <w:noProof/>
             <w:webHidden/>
           </w:rPr>
-          <w:instrText xml:space="preserve"> PAGEREF _Toc227798844 \h </w:instrText>
+          <w:instrText xml:space="preserve"> PAGEREF _Toc227847466 \h </w:instrText>
         </w:r>
         <w:r>
           <w:rPr>
@@ -11033,7 +11019,7 @@
             <w:noProof/>
             <w:webHidden/>
           </w:rPr>
-          <w:t>103</w:t>
+          <w:t>101</w:t>
         </w:r>
         <w:r>
           <w:rPr>
@@ -11055,7 +11041,7 @@
           <w:noProof/>
         </w:rPr>
       </w:pPr>
-      <w:hyperlink w:anchor="_Toc227798845" w:history="1">
+      <w:hyperlink w:anchor="_Toc227847467" w:history="1">
         <w:r>
           <w:rPr>
             <w:rStyle w:val="Hyperlink"/>
@@ -11082,7 +11068,7 @@
             <w:noProof/>
             <w:webHidden/>
           </w:rPr>
-          <w:instrText xml:space="preserve"> PAGEREF _Toc227798845 \h </w:instrText>
+          <w:instrText xml:space="preserve"> PAGEREF _Toc227847467 \h </w:instrText>
         </w:r>
         <w:r>
           <w:rPr>
@@ -11102,7 +11088,7 @@
             <w:noProof/>
             <w:webHidden/>
           </w:rPr>
-          <w:t>103</w:t>
+          <w:t>101</w:t>
         </w:r>
         <w:r>
           <w:rPr>
@@ -11124,7 +11110,7 @@
           <w:noProof/>
         </w:rPr>
       </w:pPr>
-      <w:hyperlink w:anchor="_Toc227798846" w:history="1">
+      <w:hyperlink w:anchor="_Toc227847468" w:history="1">
         <w:r>
           <w:rPr>
             <w:rStyle w:val="Hyperlink"/>
@@ -11151,7 +11137,7 @@
             <w:noProof/>
             <w:webHidden/>
           </w:rPr>
-          <w:instrText xml:space="preserve"> PAGEREF _Toc227798846 \h </w:instrText>
+          <w:instrText xml:space="preserve"> PAGEREF _Toc227847468 \h </w:instrText>
         </w:r>
         <w:r>
           <w:rPr>
@@ -11171,7 +11157,7 @@
             <w:noProof/>
             <w:webHidden/>
           </w:rPr>
-          <w:t>103</w:t>
+          <w:t>101</w:t>
         </w:r>
         <w:r>
           <w:rPr>
@@ -11193,7 +11179,7 @@
           <w:noProof/>
         </w:rPr>
       </w:pPr>
-      <w:hyperlink w:anchor="_Toc227798847" w:history="1">
+      <w:hyperlink w:anchor="_Toc227847469" w:history="1">
         <w:r>
           <w:rPr>
             <w:rStyle w:val="Hyperlink"/>
@@ -11220,7 +11206,7 @@
             <w:noProof/>
             <w:webHidden/>
           </w:rPr>
-          <w:instrText xml:space="preserve"> PAGEREF _Toc227798847 \h </w:instrText>
+          <w:instrText xml:space="preserve"> PAGEREF _Toc227847469 \h </w:instrText>
         </w:r>
         <w:r>
           <w:rPr>
@@ -11240,7 +11226,7 @@
             <w:noProof/>
             <w:webHidden/>
           </w:rPr>
-          <w:t>103</w:t>
+          <w:t>101</w:t>
         </w:r>
         <w:r>
           <w:rPr>
@@ -11252,6 +11238,75 @@
       </w:hyperlink>
     </w:p>
     <w:p>
+      <w:pPr>
+        <w:pStyle w:val="TOC3"/>
+        <w:tabs>
+          <w:tab w:val="right" w:leader="dot" w:pos="8990"/>
+        </w:tabs>
+        <w:rPr>
+          <w:rFonts w:asciiTheme="minorHAnsi" w:hAnsiTheme="minorHAnsi"/>
+          <w:noProof/>
+        </w:rPr>
+      </w:pPr>
+      <w:hyperlink w:anchor="_Toc227847470" w:history="1">
+        <w:r>
+          <w:rPr>
+            <w:rStyle w:val="Hyperlink"/>
+            <w:noProof/>
+          </w:rPr>
+          <w:t>D.4 How my project works - oneDrive Link</w:t>
+        </w:r>
+        <w:r>
+          <w:rPr>
+            <w:noProof/>
+            <w:webHidden/>
+          </w:rPr>
+          <w:tab/>
+        </w:r>
+        <w:r>
+          <w:rPr>
+            <w:noProof/>
+            <w:webHidden/>
+          </w:rPr>
+          <w:fldChar w:fldCharType="begin"/>
+        </w:r>
+        <w:r>
+          <w:rPr>
+            <w:noProof/>
+            <w:webHidden/>
+          </w:rPr>
+          <w:instrText xml:space="preserve"> PAGEREF _Toc227847470 \h </w:instrText>
+        </w:r>
+        <w:r>
+          <w:rPr>
+            <w:noProof/>
+            <w:webHidden/>
+          </w:rPr>
+        </w:r>
+        <w:r>
+          <w:rPr>
+            <w:noProof/>
+            <w:webHidden/>
+          </w:rPr>
+          <w:fldChar w:fldCharType="separate"/>
+        </w:r>
+        <w:r>
+          <w:rPr>
+            <w:noProof/>
+            <w:webHidden/>
+          </w:rPr>
+          <w:t>101</w:t>
+        </w:r>
+        <w:r>
+          <w:rPr>
+            <w:noProof/>
+            <w:webHidden/>
+          </w:rPr>
+          <w:fldChar w:fldCharType="end"/>
+        </w:r>
+      </w:hyperlink>
+    </w:p>
+    <w:p>
       <w:r>
         <w:fldChar w:fldCharType="end"/>
       </w:r>
@@ -11267,7 +11322,7 @@
         </w:rPr>
       </w:pPr>
       <w:bookmarkStart w:id="6" w:name="_Toc227781675"/>
-      <w:bookmarkStart w:id="7" w:name="_Toc227798705"/>
+      <w:bookmarkStart w:id="7" w:name="_Toc227847328"/>
       <w:r>
         <w:lastRenderedPageBreak/>
         <w:t>List of Figures</w:t>
@@ -11304,7 +11359,7 @@
           <w:noProof/>
         </w:rPr>
       </w:pPr>
-      <w:hyperlink w:anchor="_Toc227798998" w:history="1">
+      <w:hyperlink w:anchor="_Toc227847471" w:history="1">
         <w:r>
           <w:rPr>
             <w:rStyle w:val="Hyperlink"/>
@@ -11331,7 +11386,7 @@
             <w:noProof/>
             <w:webHidden/>
           </w:rPr>
-          <w:instrText xml:space="preserve"> PAGEREF _Toc227798998 \h </w:instrText>
+          <w:instrText xml:space="preserve"> PAGEREF _Toc227847471 \h </w:instrText>
         </w:r>
         <w:r>
           <w:rPr>
@@ -11373,7 +11428,7 @@
           <w:noProof/>
         </w:rPr>
       </w:pPr>
-      <w:hyperlink w:anchor="_Toc227798999" w:history="1">
+      <w:hyperlink w:anchor="_Toc227847472" w:history="1">
         <w:r>
           <w:rPr>
             <w:rStyle w:val="Hyperlink"/>
@@ -11400,7 +11455,7 @@
             <w:noProof/>
             <w:webHidden/>
           </w:rPr>
-          <w:instrText xml:space="preserve"> PAGEREF _Toc227798999 \h </w:instrText>
+          <w:instrText xml:space="preserve"> PAGEREF _Toc227847472 \h </w:instrText>
         </w:r>
         <w:r>
           <w:rPr>
@@ -11442,7 +11497,7 @@
           <w:noProof/>
         </w:rPr>
       </w:pPr>
-      <w:hyperlink w:anchor="_Toc227799000" w:history="1">
+      <w:hyperlink w:anchor="_Toc227847473" w:history="1">
         <w:r>
           <w:rPr>
             <w:rStyle w:val="Hyperlink"/>
@@ -11469,7 +11524,7 @@
             <w:noProof/>
             <w:webHidden/>
           </w:rPr>
-          <w:instrText xml:space="preserve"> PAGEREF _Toc227799000 \h </w:instrText>
+          <w:instrText xml:space="preserve"> PAGEREF _Toc227847473 \h </w:instrText>
         </w:r>
         <w:r>
           <w:rPr>
@@ -11511,7 +11566,7 @@
           <w:noProof/>
         </w:rPr>
       </w:pPr>
-      <w:hyperlink w:anchor="_Toc227799001" w:history="1">
+      <w:hyperlink w:anchor="_Toc227847474" w:history="1">
         <w:r>
           <w:rPr>
             <w:rStyle w:val="Hyperlink"/>
@@ -11538,7 +11593,7 @@
             <w:noProof/>
             <w:webHidden/>
           </w:rPr>
-          <w:instrText xml:space="preserve"> PAGEREF _Toc227799001 \h </w:instrText>
+          <w:instrText xml:space="preserve"> PAGEREF _Toc227847474 \h </w:instrText>
         </w:r>
         <w:r>
           <w:rPr>
@@ -11580,7 +11635,7 @@
           <w:noProof/>
         </w:rPr>
       </w:pPr>
-      <w:hyperlink w:anchor="_Toc227799002" w:history="1">
+      <w:hyperlink w:anchor="_Toc227847475" w:history="1">
         <w:r>
           <w:rPr>
             <w:rStyle w:val="Hyperlink"/>
@@ -11607,7 +11662,7 @@
             <w:noProof/>
             <w:webHidden/>
           </w:rPr>
-          <w:instrText xml:space="preserve"> PAGEREF _Toc227799002 \h </w:instrText>
+          <w:instrText xml:space="preserve"> PAGEREF _Toc227847475 \h </w:instrText>
         </w:r>
         <w:r>
           <w:rPr>
@@ -11649,7 +11704,7 @@
           <w:noProof/>
         </w:rPr>
       </w:pPr>
-      <w:hyperlink w:anchor="_Toc227799003" w:history="1">
+      <w:hyperlink w:anchor="_Toc227847476" w:history="1">
         <w:r>
           <w:rPr>
             <w:rStyle w:val="Hyperlink"/>
@@ -11676,7 +11731,7 @@
             <w:noProof/>
             <w:webHidden/>
           </w:rPr>
-          <w:instrText xml:space="preserve"> PAGEREF _Toc227799003 \h </w:instrText>
+          <w:instrText xml:space="preserve"> PAGEREF _Toc227847476 \h </w:instrText>
         </w:r>
         <w:r>
           <w:rPr>
@@ -11718,7 +11773,7 @@
           <w:noProof/>
         </w:rPr>
       </w:pPr>
-      <w:hyperlink w:anchor="_Toc227799004" w:history="1">
+      <w:hyperlink w:anchor="_Toc227847477" w:history="1">
         <w:r>
           <w:rPr>
             <w:rStyle w:val="Hyperlink"/>
@@ -11745,7 +11800,7 @@
             <w:noProof/>
             <w:webHidden/>
           </w:rPr>
-          <w:instrText xml:space="preserve"> PAGEREF _Toc227799004 \h </w:instrText>
+          <w:instrText xml:space="preserve"> PAGEREF _Toc227847477 \h </w:instrText>
         </w:r>
         <w:r>
           <w:rPr>
@@ -11787,7 +11842,7 @@
           <w:noProof/>
         </w:rPr>
       </w:pPr>
-      <w:hyperlink w:anchor="_Toc227799005" w:history="1">
+      <w:hyperlink w:anchor="_Toc227847478" w:history="1">
         <w:r>
           <w:rPr>
             <w:rStyle w:val="Hyperlink"/>
@@ -11814,7 +11869,7 @@
             <w:noProof/>
             <w:webHidden/>
           </w:rPr>
-          <w:instrText xml:space="preserve"> PAGEREF _Toc227799005 \h </w:instrText>
+          <w:instrText xml:space="preserve"> PAGEREF _Toc227847478 \h </w:instrText>
         </w:r>
         <w:r>
           <w:rPr>
@@ -11856,7 +11911,7 @@
           <w:noProof/>
         </w:rPr>
       </w:pPr>
-      <w:hyperlink w:anchor="_Toc227799006" w:history="1">
+      <w:hyperlink w:anchor="_Toc227847479" w:history="1">
         <w:r>
           <w:rPr>
             <w:rStyle w:val="Hyperlink"/>
@@ -11883,7 +11938,7 @@
             <w:noProof/>
             <w:webHidden/>
           </w:rPr>
-          <w:instrText xml:space="preserve"> PAGEREF _Toc227799006 \h </w:instrText>
+          <w:instrText xml:space="preserve"> PAGEREF _Toc227847479 \h </w:instrText>
         </w:r>
         <w:r>
           <w:rPr>
@@ -11925,7 +11980,7 @@
           <w:noProof/>
         </w:rPr>
       </w:pPr>
-      <w:hyperlink w:anchor="_Toc227799007" w:history="1">
+      <w:hyperlink w:anchor="_Toc227847480" w:history="1">
         <w:r>
           <w:rPr>
             <w:rStyle w:val="Hyperlink"/>
@@ -11952,7 +12007,7 @@
             <w:noProof/>
             <w:webHidden/>
           </w:rPr>
-          <w:instrText xml:space="preserve"> PAGEREF _Toc227799007 \h </w:instrText>
+          <w:instrText xml:space="preserve"> PAGEREF _Toc227847480 \h </w:instrText>
         </w:r>
         <w:r>
           <w:rPr>
@@ -11994,7 +12049,7 @@
           <w:noProof/>
         </w:rPr>
       </w:pPr>
-      <w:hyperlink w:anchor="_Toc227799008" w:history="1">
+      <w:hyperlink w:anchor="_Toc227847481" w:history="1">
         <w:r>
           <w:rPr>
             <w:rStyle w:val="Hyperlink"/>
@@ -12021,7 +12076,7 @@
             <w:noProof/>
             <w:webHidden/>
           </w:rPr>
-          <w:instrText xml:space="preserve"> PAGEREF _Toc227799008 \h </w:instrText>
+          <w:instrText xml:space="preserve"> PAGEREF _Toc227847481 \h </w:instrText>
         </w:r>
         <w:r>
           <w:rPr>
@@ -12063,7 +12118,7 @@
           <w:noProof/>
         </w:rPr>
       </w:pPr>
-      <w:hyperlink w:anchor="_Toc227799009" w:history="1">
+      <w:hyperlink w:anchor="_Toc227847482" w:history="1">
         <w:r>
           <w:rPr>
             <w:rStyle w:val="Hyperlink"/>
@@ -12090,7 +12145,7 @@
             <w:noProof/>
             <w:webHidden/>
           </w:rPr>
-          <w:instrText xml:space="preserve"> PAGEREF _Toc227799009 \h </w:instrText>
+          <w:instrText xml:space="preserve"> PAGEREF _Toc227847482 \h </w:instrText>
         </w:r>
         <w:r>
           <w:rPr>
@@ -12132,7 +12187,7 @@
           <w:noProof/>
         </w:rPr>
       </w:pPr>
-      <w:hyperlink w:anchor="_Toc227799010" w:history="1">
+      <w:hyperlink w:anchor="_Toc227847483" w:history="1">
         <w:r>
           <w:rPr>
             <w:rStyle w:val="Hyperlink"/>
@@ -12159,7 +12214,7 @@
             <w:noProof/>
             <w:webHidden/>
           </w:rPr>
-          <w:instrText xml:space="preserve"> PAGEREF _Toc227799010 \h </w:instrText>
+          <w:instrText xml:space="preserve"> PAGEREF _Toc227847483 \h </w:instrText>
         </w:r>
         <w:r>
           <w:rPr>
@@ -12201,7 +12256,7 @@
           <w:noProof/>
         </w:rPr>
       </w:pPr>
-      <w:hyperlink w:anchor="_Toc227799011" w:history="1">
+      <w:hyperlink w:anchor="_Toc227847484" w:history="1">
         <w:r>
           <w:rPr>
             <w:rStyle w:val="Hyperlink"/>
@@ -12228,7 +12283,7 @@
             <w:noProof/>
             <w:webHidden/>
           </w:rPr>
-          <w:instrText xml:space="preserve"> PAGEREF _Toc227799011 \h </w:instrText>
+          <w:instrText xml:space="preserve"> PAGEREF _Toc227847484 \h </w:instrText>
         </w:r>
         <w:r>
           <w:rPr>
@@ -12270,7 +12325,7 @@
           <w:noProof/>
         </w:rPr>
       </w:pPr>
-      <w:hyperlink w:anchor="_Toc227799012" w:history="1">
+      <w:hyperlink w:anchor="_Toc227847485" w:history="1">
         <w:r>
           <w:rPr>
             <w:rStyle w:val="Hyperlink"/>
@@ -12297,7 +12352,7 @@
             <w:noProof/>
             <w:webHidden/>
           </w:rPr>
-          <w:instrText xml:space="preserve"> PAGEREF _Toc227799012 \h </w:instrText>
+          <w:instrText xml:space="preserve"> PAGEREF _Toc227847485 \h </w:instrText>
         </w:r>
         <w:r>
           <w:rPr>
@@ -12339,7 +12394,7 @@
           <w:noProof/>
         </w:rPr>
       </w:pPr>
-      <w:hyperlink w:anchor="_Toc227799013" w:history="1">
+      <w:hyperlink w:anchor="_Toc227847486" w:history="1">
         <w:r>
           <w:rPr>
             <w:rStyle w:val="Hyperlink"/>
@@ -12366,7 +12421,7 @@
             <w:noProof/>
             <w:webHidden/>
           </w:rPr>
-          <w:instrText xml:space="preserve"> PAGEREF _Toc227799013 \h </w:instrText>
+          <w:instrText xml:space="preserve"> PAGEREF _Toc227847486 \h </w:instrText>
         </w:r>
         <w:r>
           <w:rPr>
@@ -12408,7 +12463,7 @@
           <w:noProof/>
         </w:rPr>
       </w:pPr>
-      <w:hyperlink w:anchor="_Toc227799014" w:history="1">
+      <w:hyperlink w:anchor="_Toc227847487" w:history="1">
         <w:r>
           <w:rPr>
             <w:rStyle w:val="Hyperlink"/>
@@ -12435,7 +12490,7 @@
             <w:noProof/>
             <w:webHidden/>
           </w:rPr>
-          <w:instrText xml:space="preserve"> PAGEREF _Toc227799014 \h </w:instrText>
+          <w:instrText xml:space="preserve"> PAGEREF _Toc227847487 \h </w:instrText>
         </w:r>
         <w:r>
           <w:rPr>
@@ -12477,7 +12532,7 @@
           <w:noProof/>
         </w:rPr>
       </w:pPr>
-      <w:hyperlink w:anchor="_Toc227799015" w:history="1">
+      <w:hyperlink w:anchor="_Toc227847488" w:history="1">
         <w:r>
           <w:rPr>
             <w:rStyle w:val="Hyperlink"/>
@@ -12504,7 +12559,7 @@
             <w:noProof/>
             <w:webHidden/>
           </w:rPr>
-          <w:instrText xml:space="preserve"> PAGEREF _Toc227799015 \h </w:instrText>
+          <w:instrText xml:space="preserve"> PAGEREF _Toc227847488 \h </w:instrText>
         </w:r>
         <w:r>
           <w:rPr>
@@ -12546,7 +12601,7 @@
           <w:noProof/>
         </w:rPr>
       </w:pPr>
-      <w:hyperlink w:anchor="_Toc227799016" w:history="1">
+      <w:hyperlink w:anchor="_Toc227847489" w:history="1">
         <w:r>
           <w:rPr>
             <w:rStyle w:val="Hyperlink"/>
@@ -12573,7 +12628,7 @@
             <w:noProof/>
             <w:webHidden/>
           </w:rPr>
-          <w:instrText xml:space="preserve"> PAGEREF _Toc227799016 \h </w:instrText>
+          <w:instrText xml:space="preserve"> PAGEREF _Toc227847489 \h </w:instrText>
         </w:r>
         <w:r>
           <w:rPr>
@@ -12615,7 +12670,7 @@
           <w:noProof/>
         </w:rPr>
       </w:pPr>
-      <w:hyperlink w:anchor="_Toc227799017" w:history="1">
+      <w:hyperlink w:anchor="_Toc227847490" w:history="1">
         <w:r>
           <w:rPr>
             <w:rStyle w:val="Hyperlink"/>
@@ -12642,7 +12697,7 @@
             <w:noProof/>
             <w:webHidden/>
           </w:rPr>
-          <w:instrText xml:space="preserve"> PAGEREF _Toc227799017 \h </w:instrText>
+          <w:instrText xml:space="preserve"> PAGEREF _Toc227847490 \h </w:instrText>
         </w:r>
         <w:r>
           <w:rPr>
@@ -12684,7 +12739,7 @@
           <w:noProof/>
         </w:rPr>
       </w:pPr>
-      <w:hyperlink w:anchor="_Toc227799018" w:history="1">
+      <w:hyperlink w:anchor="_Toc227847491" w:history="1">
         <w:r>
           <w:rPr>
             <w:rStyle w:val="Hyperlink"/>
@@ -12711,7 +12766,7 @@
             <w:noProof/>
             <w:webHidden/>
           </w:rPr>
-          <w:instrText xml:space="preserve"> PAGEREF _Toc227799018 \h </w:instrText>
+          <w:instrText xml:space="preserve"> PAGEREF _Toc227847491 \h </w:instrText>
         </w:r>
         <w:r>
           <w:rPr>
@@ -12753,7 +12808,7 @@
           <w:noProof/>
         </w:rPr>
       </w:pPr>
-      <w:hyperlink w:anchor="_Toc227799019" w:history="1">
+      <w:hyperlink w:anchor="_Toc227847492" w:history="1">
         <w:r>
           <w:rPr>
             <w:rStyle w:val="Hyperlink"/>
@@ -12780,7 +12835,7 @@
             <w:noProof/>
             <w:webHidden/>
           </w:rPr>
-          <w:instrText xml:space="preserve"> PAGEREF _Toc227799019 \h </w:instrText>
+          <w:instrText xml:space="preserve"> PAGEREF _Toc227847492 \h </w:instrText>
         </w:r>
         <w:r>
           <w:rPr>
@@ -12822,7 +12877,7 @@
           <w:noProof/>
         </w:rPr>
       </w:pPr>
-      <w:hyperlink w:anchor="_Toc227799020" w:history="1">
+      <w:hyperlink w:anchor="_Toc227847493" w:history="1">
         <w:r>
           <w:rPr>
             <w:rStyle w:val="Hyperlink"/>
@@ -12849,7 +12904,7 @@
             <w:noProof/>
             <w:webHidden/>
           </w:rPr>
-          <w:instrText xml:space="preserve"> PAGEREF _Toc227799020 \h </w:instrText>
+          <w:instrText xml:space="preserve"> PAGEREF _Toc227847493 \h </w:instrText>
         </w:r>
         <w:r>
           <w:rPr>
@@ -12891,7 +12946,7 @@
           <w:noProof/>
         </w:rPr>
       </w:pPr>
-      <w:hyperlink w:anchor="_Toc227799021" w:history="1">
+      <w:hyperlink w:anchor="_Toc227847494" w:history="1">
         <w:r>
           <w:rPr>
             <w:rStyle w:val="Hyperlink"/>
@@ -12918,7 +12973,7 @@
             <w:noProof/>
             <w:webHidden/>
           </w:rPr>
-          <w:instrText xml:space="preserve"> PAGEREF _Toc227799021 \h </w:instrText>
+          <w:instrText xml:space="preserve"> PAGEREF _Toc227847494 \h </w:instrText>
         </w:r>
         <w:r>
           <w:rPr>
@@ -12960,7 +13015,7 @@
           <w:noProof/>
         </w:rPr>
       </w:pPr>
-      <w:hyperlink w:anchor="_Toc227799022" w:history="1">
+      <w:hyperlink w:anchor="_Toc227847495" w:history="1">
         <w:r>
           <w:rPr>
             <w:rStyle w:val="Hyperlink"/>
@@ -12987,7 +13042,7 @@
             <w:noProof/>
             <w:webHidden/>
           </w:rPr>
-          <w:instrText xml:space="preserve"> PAGEREF _Toc227799022 \h </w:instrText>
+          <w:instrText xml:space="preserve"> PAGEREF _Toc227847495 \h </w:instrText>
         </w:r>
         <w:r>
           <w:rPr>
@@ -13029,7 +13084,7 @@
           <w:noProof/>
         </w:rPr>
       </w:pPr>
-      <w:hyperlink w:anchor="_Toc227799023" w:history="1">
+      <w:hyperlink w:anchor="_Toc227847496" w:history="1">
         <w:r>
           <w:rPr>
             <w:rStyle w:val="Hyperlink"/>
@@ -13056,7 +13111,7 @@
             <w:noProof/>
             <w:webHidden/>
           </w:rPr>
-          <w:instrText xml:space="preserve"> PAGEREF _Toc227799023 \h </w:instrText>
+          <w:instrText xml:space="preserve"> PAGEREF _Toc227847496 \h </w:instrText>
         </w:r>
         <w:r>
           <w:rPr>
@@ -13098,7 +13153,7 @@
           <w:noProof/>
         </w:rPr>
       </w:pPr>
-      <w:hyperlink w:anchor="_Toc227799024" w:history="1">
+      <w:hyperlink w:anchor="_Toc227847497" w:history="1">
         <w:r>
           <w:rPr>
             <w:rStyle w:val="Hyperlink"/>
@@ -13125,7 +13180,7 @@
             <w:noProof/>
             <w:webHidden/>
           </w:rPr>
-          <w:instrText xml:space="preserve"> PAGEREF _Toc227799024 \h </w:instrText>
+          <w:instrText xml:space="preserve"> PAGEREF _Toc227847497 \h </w:instrText>
         </w:r>
         <w:r>
           <w:rPr>
@@ -13167,7 +13222,7 @@
           <w:noProof/>
         </w:rPr>
       </w:pPr>
-      <w:hyperlink w:anchor="_Toc227799025" w:history="1">
+      <w:hyperlink w:anchor="_Toc227847498" w:history="1">
         <w:r>
           <w:rPr>
             <w:rStyle w:val="Hyperlink"/>
@@ -13194,7 +13249,7 @@
             <w:noProof/>
             <w:webHidden/>
           </w:rPr>
-          <w:instrText xml:space="preserve"> PAGEREF _Toc227799025 \h </w:instrText>
+          <w:instrText xml:space="preserve"> PAGEREF _Toc227847498 \h </w:instrText>
         </w:r>
         <w:r>
           <w:rPr>
@@ -13236,7 +13291,7 @@
           <w:noProof/>
         </w:rPr>
       </w:pPr>
-      <w:hyperlink w:anchor="_Toc227799026" w:history="1">
+      <w:hyperlink w:anchor="_Toc227847499" w:history="1">
         <w:r>
           <w:rPr>
             <w:rStyle w:val="Hyperlink"/>
@@ -13263,7 +13318,7 @@
             <w:noProof/>
             <w:webHidden/>
           </w:rPr>
-          <w:instrText xml:space="preserve"> PAGEREF _Toc227799026 \h </w:instrText>
+          <w:instrText xml:space="preserve"> PAGEREF _Toc227847499 \h </w:instrText>
         </w:r>
         <w:r>
           <w:rPr>
@@ -13310,7 +13365,7 @@
         <w:jc w:val="center"/>
       </w:pPr>
       <w:bookmarkStart w:id="8" w:name="_Toc227781676"/>
-      <w:bookmarkStart w:id="9" w:name="_Toc227798706"/>
+      <w:bookmarkStart w:id="9" w:name="_Toc227847329"/>
       <w:r>
         <w:lastRenderedPageBreak/>
         <w:t>List of Tables</w:t>
@@ -13347,7 +13402,7 @@
       <w:r>
         <w:fldChar w:fldCharType="separate"/>
       </w:r>
-      <w:hyperlink w:anchor="_Toc227789065" w:history="1">
+      <w:hyperlink w:anchor="_Toc227847500" w:history="1">
         <w:r>
           <w:rPr>
             <w:rStyle w:val="Hyperlink"/>
@@ -13374,7 +13429,7 @@
             <w:noProof/>
             <w:webHidden/>
           </w:rPr>
-          <w:instrText xml:space="preserve"> PAGEREF _Toc227789065 \h </w:instrText>
+          <w:instrText xml:space="preserve"> PAGEREF _Toc227847500 \h </w:instrText>
         </w:r>
         <w:r>
           <w:rPr>
@@ -13394,7 +13449,7 @@
             <w:noProof/>
             <w:webHidden/>
           </w:rPr>
-          <w:t>5</w:t>
+          <w:t>4</w:t>
         </w:r>
         <w:r>
           <w:rPr>
@@ -13416,7 +13471,7 @@
           <w:noProof/>
         </w:rPr>
       </w:pPr>
-      <w:hyperlink w:anchor="_Toc227789066" w:history="1">
+      <w:hyperlink w:anchor="_Toc227847501" w:history="1">
         <w:r>
           <w:rPr>
             <w:rStyle w:val="Hyperlink"/>
@@ -13443,7 +13498,7 @@
             <w:noProof/>
             <w:webHidden/>
           </w:rPr>
-          <w:instrText xml:space="preserve"> PAGEREF _Toc227789066 \h </w:instrText>
+          <w:instrText xml:space="preserve"> PAGEREF _Toc227847501 \h </w:instrText>
         </w:r>
         <w:r>
           <w:rPr>
@@ -13463,7 +13518,7 @@
             <w:noProof/>
             <w:webHidden/>
           </w:rPr>
-          <w:t>7</w:t>
+          <w:t>6</w:t>
         </w:r>
         <w:r>
           <w:rPr>
@@ -13485,7 +13540,7 @@
           <w:noProof/>
         </w:rPr>
       </w:pPr>
-      <w:hyperlink w:anchor="_Toc227789067" w:history="1">
+      <w:hyperlink w:anchor="_Toc227847502" w:history="1">
         <w:r>
           <w:rPr>
             <w:rStyle w:val="Hyperlink"/>
@@ -13512,7 +13567,7 @@
             <w:noProof/>
             <w:webHidden/>
           </w:rPr>
-          <w:instrText xml:space="preserve"> PAGEREF _Toc227789067 \h </w:instrText>
+          <w:instrText xml:space="preserve"> PAGEREF _Toc227847502 \h </w:instrText>
         </w:r>
         <w:r>
           <w:rPr>
@@ -13532,7 +13587,7 @@
             <w:noProof/>
             <w:webHidden/>
           </w:rPr>
-          <w:t>7</w:t>
+          <w:t>6</w:t>
         </w:r>
         <w:r>
           <w:rPr>
@@ -13554,7 +13609,7 @@
           <w:noProof/>
         </w:rPr>
       </w:pPr>
-      <w:hyperlink w:anchor="_Toc227789068" w:history="1">
+      <w:hyperlink w:anchor="_Toc227847503" w:history="1">
         <w:r>
           <w:rPr>
             <w:rStyle w:val="Hyperlink"/>
@@ -13581,7 +13636,7 @@
             <w:noProof/>
             <w:webHidden/>
           </w:rPr>
-          <w:instrText xml:space="preserve"> PAGEREF _Toc227789068 \h </w:instrText>
+          <w:instrText xml:space="preserve"> PAGEREF _Toc227847503 \h </w:instrText>
         </w:r>
         <w:r>
           <w:rPr>
@@ -13601,7 +13656,7 @@
             <w:noProof/>
             <w:webHidden/>
           </w:rPr>
-          <w:t>16</w:t>
+          <w:t>15</w:t>
         </w:r>
         <w:r>
           <w:rPr>
@@ -13623,7 +13678,7 @@
           <w:noProof/>
         </w:rPr>
       </w:pPr>
-      <w:hyperlink w:anchor="_Toc227789069" w:history="1">
+      <w:hyperlink w:anchor="_Toc227847504" w:history="1">
         <w:r>
           <w:rPr>
             <w:rStyle w:val="Hyperlink"/>
@@ -13650,7 +13705,7 @@
             <w:noProof/>
             <w:webHidden/>
           </w:rPr>
-          <w:instrText xml:space="preserve"> PAGEREF _Toc227789069 \h </w:instrText>
+          <w:instrText xml:space="preserve"> PAGEREF _Toc227847504 \h </w:instrText>
         </w:r>
         <w:r>
           <w:rPr>
@@ -13670,7 +13725,7 @@
             <w:noProof/>
             <w:webHidden/>
           </w:rPr>
-          <w:t>20</w:t>
+          <w:t>19</w:t>
         </w:r>
         <w:r>
           <w:rPr>
@@ -13692,7 +13747,7 @@
           <w:noProof/>
         </w:rPr>
       </w:pPr>
-      <w:hyperlink w:anchor="_Toc227789070" w:history="1">
+      <w:hyperlink w:anchor="_Toc227847505" w:history="1">
         <w:r>
           <w:rPr>
             <w:rStyle w:val="Hyperlink"/>
@@ -13719,7 +13774,7 @@
             <w:noProof/>
             <w:webHidden/>
           </w:rPr>
-          <w:instrText xml:space="preserve"> PAGEREF _Toc227789070 \h </w:instrText>
+          <w:instrText xml:space="preserve"> PAGEREF _Toc227847505 \h </w:instrText>
         </w:r>
         <w:r>
           <w:rPr>
@@ -13739,7 +13794,7 @@
             <w:noProof/>
             <w:webHidden/>
           </w:rPr>
-          <w:t>23</w:t>
+          <w:t>22</w:t>
         </w:r>
         <w:r>
           <w:rPr>
@@ -13761,7 +13816,7 @@
           <w:noProof/>
         </w:rPr>
       </w:pPr>
-      <w:hyperlink w:anchor="_Toc227789071" w:history="1">
+      <w:hyperlink w:anchor="_Toc227847506" w:history="1">
         <w:r>
           <w:rPr>
             <w:rStyle w:val="Hyperlink"/>
@@ -13788,7 +13843,7 @@
             <w:noProof/>
             <w:webHidden/>
           </w:rPr>
-          <w:instrText xml:space="preserve"> PAGEREF _Toc227789071 \h </w:instrText>
+          <w:instrText xml:space="preserve"> PAGEREF _Toc227847506 \h </w:instrText>
         </w:r>
         <w:r>
           <w:rPr>
@@ -13808,7 +13863,7 @@
             <w:noProof/>
             <w:webHidden/>
           </w:rPr>
-          <w:t>24</w:t>
+          <w:t>23</w:t>
         </w:r>
         <w:r>
           <w:rPr>
@@ -13830,7 +13885,7 @@
           <w:noProof/>
         </w:rPr>
       </w:pPr>
-      <w:hyperlink w:anchor="_Toc227789072" w:history="1">
+      <w:hyperlink w:anchor="_Toc227847507" w:history="1">
         <w:r>
           <w:rPr>
             <w:rStyle w:val="Hyperlink"/>
@@ -13857,7 +13912,7 @@
             <w:noProof/>
             <w:webHidden/>
           </w:rPr>
-          <w:instrText xml:space="preserve"> PAGEREF _Toc227789072 \h </w:instrText>
+          <w:instrText xml:space="preserve"> PAGEREF _Toc227847507 \h </w:instrText>
         </w:r>
         <w:r>
           <w:rPr>
@@ -13877,7 +13932,7 @@
             <w:noProof/>
             <w:webHidden/>
           </w:rPr>
-          <w:t>25</w:t>
+          <w:t>24</w:t>
         </w:r>
         <w:r>
           <w:rPr>
@@ -13899,7 +13954,7 @@
           <w:noProof/>
         </w:rPr>
       </w:pPr>
-      <w:hyperlink w:anchor="_Toc227789073" w:history="1">
+      <w:hyperlink w:anchor="_Toc227847508" w:history="1">
         <w:r>
           <w:rPr>
             <w:rStyle w:val="Hyperlink"/>
@@ -13926,7 +13981,7 @@
             <w:noProof/>
             <w:webHidden/>
           </w:rPr>
-          <w:instrText xml:space="preserve"> PAGEREF _Toc227789073 \h </w:instrText>
+          <w:instrText xml:space="preserve"> PAGEREF _Toc227847508 \h </w:instrText>
         </w:r>
         <w:r>
           <w:rPr>
@@ -13946,7 +14001,7 @@
             <w:noProof/>
             <w:webHidden/>
           </w:rPr>
-          <w:t>33</w:t>
+          <w:t>32</w:t>
         </w:r>
         <w:r>
           <w:rPr>
@@ -13968,7 +14023,7 @@
           <w:noProof/>
         </w:rPr>
       </w:pPr>
-      <w:hyperlink w:anchor="_Toc227789074" w:history="1">
+      <w:hyperlink w:anchor="_Toc227847509" w:history="1">
         <w:r>
           <w:rPr>
             <w:rStyle w:val="Hyperlink"/>
@@ -13995,7 +14050,7 @@
             <w:noProof/>
             <w:webHidden/>
           </w:rPr>
-          <w:instrText xml:space="preserve"> PAGEREF _Toc227789074 \h </w:instrText>
+          <w:instrText xml:space="preserve"> PAGEREF _Toc227847509 \h </w:instrText>
         </w:r>
         <w:r>
           <w:rPr>
@@ -14015,7 +14070,7 @@
             <w:noProof/>
             <w:webHidden/>
           </w:rPr>
-          <w:t>42</w:t>
+          <w:t>41</w:t>
         </w:r>
         <w:r>
           <w:rPr>
@@ -14037,7 +14092,7 @@
           <w:noProof/>
         </w:rPr>
       </w:pPr>
-      <w:hyperlink w:anchor="_Toc227789075" w:history="1">
+      <w:hyperlink w:anchor="_Toc227847510" w:history="1">
         <w:r>
           <w:rPr>
             <w:rStyle w:val="Hyperlink"/>
@@ -14064,7 +14119,7 @@
             <w:noProof/>
             <w:webHidden/>
           </w:rPr>
-          <w:instrText xml:space="preserve"> PAGEREF _Toc227789075 \h </w:instrText>
+          <w:instrText xml:space="preserve"> PAGEREF _Toc227847510 \h </w:instrText>
         </w:r>
         <w:r>
           <w:rPr>
@@ -14084,7 +14139,7 @@
             <w:noProof/>
             <w:webHidden/>
           </w:rPr>
-          <w:t>44</w:t>
+          <w:t>43</w:t>
         </w:r>
         <w:r>
           <w:rPr>
@@ -14106,7 +14161,7 @@
           <w:noProof/>
         </w:rPr>
       </w:pPr>
-      <w:hyperlink w:anchor="_Toc227789076" w:history="1">
+      <w:hyperlink w:anchor="_Toc227847511" w:history="1">
         <w:r>
           <w:rPr>
             <w:rStyle w:val="Hyperlink"/>
@@ -14133,7 +14188,7 @@
             <w:noProof/>
             <w:webHidden/>
           </w:rPr>
-          <w:instrText xml:space="preserve"> PAGEREF _Toc227789076 \h </w:instrText>
+          <w:instrText xml:space="preserve"> PAGEREF _Toc227847511 \h </w:instrText>
         </w:r>
         <w:r>
           <w:rPr>
@@ -14153,7 +14208,7 @@
             <w:noProof/>
             <w:webHidden/>
           </w:rPr>
-          <w:t>46</w:t>
+          <w:t>45</w:t>
         </w:r>
         <w:r>
           <w:rPr>
@@ -14175,7 +14230,7 @@
           <w:noProof/>
         </w:rPr>
       </w:pPr>
-      <w:hyperlink w:anchor="_Toc227789077" w:history="1">
+      <w:hyperlink w:anchor="_Toc227847512" w:history="1">
         <w:r>
           <w:rPr>
             <w:rStyle w:val="Hyperlink"/>
@@ -14202,7 +14257,7 @@
             <w:noProof/>
             <w:webHidden/>
           </w:rPr>
-          <w:instrText xml:space="preserve"> PAGEREF _Toc227789077 \h </w:instrText>
+          <w:instrText xml:space="preserve"> PAGEREF _Toc227847512 \h </w:instrText>
         </w:r>
         <w:r>
           <w:rPr>
@@ -14222,7 +14277,7 @@
             <w:noProof/>
             <w:webHidden/>
           </w:rPr>
-          <w:t>54</w:t>
+          <w:t>53</w:t>
         </w:r>
         <w:r>
           <w:rPr>
@@ -14244,7 +14299,7 @@
           <w:noProof/>
         </w:rPr>
       </w:pPr>
-      <w:hyperlink w:anchor="_Toc227789078" w:history="1">
+      <w:hyperlink w:anchor="_Toc227847513" w:history="1">
         <w:r>
           <w:rPr>
             <w:rStyle w:val="Hyperlink"/>
@@ -14271,7 +14326,7 @@
             <w:noProof/>
             <w:webHidden/>
           </w:rPr>
-          <w:instrText xml:space="preserve"> PAGEREF _Toc227789078 \h </w:instrText>
+          <w:instrText xml:space="preserve"> PAGEREF _Toc227847513 \h </w:instrText>
         </w:r>
         <w:r>
           <w:rPr>
@@ -14291,7 +14346,7 @@
             <w:noProof/>
             <w:webHidden/>
           </w:rPr>
-          <w:t>57</w:t>
+          <w:t>56</w:t>
         </w:r>
         <w:r>
           <w:rPr>
@@ -14313,7 +14368,7 @@
           <w:noProof/>
         </w:rPr>
       </w:pPr>
-      <w:hyperlink w:anchor="_Toc227789079" w:history="1">
+      <w:hyperlink w:anchor="_Toc227847514" w:history="1">
         <w:r>
           <w:rPr>
             <w:rStyle w:val="Hyperlink"/>
@@ -14340,7 +14395,7 @@
             <w:noProof/>
             <w:webHidden/>
           </w:rPr>
-          <w:instrText xml:space="preserve"> PAGEREF _Toc227789079 \h </w:instrText>
+          <w:instrText xml:space="preserve"> PAGEREF _Toc227847514 \h </w:instrText>
         </w:r>
         <w:r>
           <w:rPr>
@@ -14360,7 +14415,7 @@
             <w:noProof/>
             <w:webHidden/>
           </w:rPr>
-          <w:t>59</w:t>
+          <w:t>58</w:t>
         </w:r>
         <w:r>
           <w:rPr>
@@ -14382,7 +14437,7 @@
           <w:noProof/>
         </w:rPr>
       </w:pPr>
-      <w:hyperlink w:anchor="_Toc227789080" w:history="1">
+      <w:hyperlink w:anchor="_Toc227847515" w:history="1">
         <w:r>
           <w:rPr>
             <w:rStyle w:val="Hyperlink"/>
@@ -14409,7 +14464,7 @@
             <w:noProof/>
             <w:webHidden/>
           </w:rPr>
-          <w:instrText xml:space="preserve"> PAGEREF _Toc227789080 \h </w:instrText>
+          <w:instrText xml:space="preserve"> PAGEREF _Toc227847515 \h </w:instrText>
         </w:r>
         <w:r>
           <w:rPr>
@@ -14429,7 +14484,7 @@
             <w:noProof/>
             <w:webHidden/>
           </w:rPr>
-          <w:t>60</w:t>
+          <w:t>59</w:t>
         </w:r>
         <w:r>
           <w:rPr>
@@ -14451,7 +14506,7 @@
           <w:noProof/>
         </w:rPr>
       </w:pPr>
-      <w:hyperlink w:anchor="_Toc227789081" w:history="1">
+      <w:hyperlink w:anchor="_Toc227847516" w:history="1">
         <w:r>
           <w:rPr>
             <w:rStyle w:val="Hyperlink"/>
@@ -14478,7 +14533,7 @@
             <w:noProof/>
             <w:webHidden/>
           </w:rPr>
-          <w:instrText xml:space="preserve"> PAGEREF _Toc227789081 \h </w:instrText>
+          <w:instrText xml:space="preserve"> PAGEREF _Toc227847516 \h </w:instrText>
         </w:r>
         <w:r>
           <w:rPr>
@@ -14498,7 +14553,7 @@
             <w:noProof/>
             <w:webHidden/>
           </w:rPr>
-          <w:t>61</w:t>
+          <w:t>60</w:t>
         </w:r>
         <w:r>
           <w:rPr>
@@ -14520,7 +14575,7 @@
           <w:noProof/>
         </w:rPr>
       </w:pPr>
-      <w:hyperlink w:anchor="_Toc227789082" w:history="1">
+      <w:hyperlink w:anchor="_Toc227847517" w:history="1">
         <w:r>
           <w:rPr>
             <w:rStyle w:val="Hyperlink"/>
@@ -14547,7 +14602,7 @@
             <w:noProof/>
             <w:webHidden/>
           </w:rPr>
-          <w:instrText xml:space="preserve"> PAGEREF _Toc227789082 \h </w:instrText>
+          <w:instrText xml:space="preserve"> PAGEREF _Toc227847517 \h </w:instrText>
         </w:r>
         <w:r>
           <w:rPr>
@@ -14567,7 +14622,7 @@
             <w:noProof/>
             <w:webHidden/>
           </w:rPr>
-          <w:t>62</w:t>
+          <w:t>61</w:t>
         </w:r>
         <w:r>
           <w:rPr>
@@ -14587,7 +14642,12 @@
     <w:p>
       <w:pPr>
         <w:sectPr>
-          <w:footerReference w:type="default" r:id="rId12"/>
+          <w:headerReference w:type="even" r:id="rId11"/>
+          <w:headerReference w:type="default" r:id="rId12"/>
+          <w:footerReference w:type="even" r:id="rId13"/>
+          <w:footerReference w:type="default" r:id="rId14"/>
+          <w:headerReference w:type="first" r:id="rId15"/>
+          <w:footerReference w:type="first" r:id="rId16"/>
           <w:pgSz w:w="12240" w:h="15840"/>
           <w:pgMar w:top="1440" w:right="1440" w:bottom="1440" w:left="1800" w:header="720" w:footer="720" w:gutter="0"/>
           <w:pgBorders w:offsetFrom="page">
@@ -14598,6 +14658,7 @@
           </w:pgBorders>
           <w:pgNumType w:start="1"/>
           <w:cols w:space="720"/>
+          <w:titlePg/>
           <w:docGrid w:linePitch="360"/>
         </w:sectPr>
       </w:pPr>
@@ -14606,14 +14667,14 @@
       <w:pPr>
         <w:pStyle w:val="Heading1"/>
       </w:pPr>
-      <w:bookmarkStart w:id="10" w:name="_Toc227781679"/>
-      <w:bookmarkStart w:id="11" w:name="_Toc227798707"/>
+      <w:bookmarkStart w:id="11" w:name="_Toc227781679"/>
+      <w:bookmarkStart w:id="12" w:name="_Toc227847330"/>
       <w:r>
         <w:lastRenderedPageBreak/>
         <w:t>List of Abbreviations</w:t>
       </w:r>
-      <w:bookmarkEnd w:id="10"/>
       <w:bookmarkEnd w:id="11"/>
+      <w:bookmarkEnd w:id="12"/>
     </w:p>
     <w:tbl>
       <w:tblPr>
@@ -15681,8 +15742,8 @@
         <w:pStyle w:val="Heading1"/>
         <w:jc w:val="center"/>
       </w:pPr>
-      <w:bookmarkStart w:id="12" w:name="_Toc227781680"/>
-      <w:bookmarkStart w:id="13" w:name="_Toc227798708"/>
+      <w:bookmarkStart w:id="13" w:name="_Toc227781680"/>
+      <w:bookmarkStart w:id="14" w:name="_Toc227847331"/>
       <w:r>
         <w:rPr>
           <w:sz w:val="32"/>
@@ -15702,20 +15763,20 @@
         </w:rPr>
         <w:t xml:space="preserve"> Introduction</w:t>
       </w:r>
-      <w:bookmarkEnd w:id="12"/>
       <w:bookmarkEnd w:id="13"/>
+      <w:bookmarkEnd w:id="14"/>
     </w:p>
     <w:p>
       <w:pPr>
         <w:pStyle w:val="Heading2"/>
       </w:pPr>
-      <w:bookmarkStart w:id="14" w:name="_Toc227781681"/>
-      <w:bookmarkStart w:id="15" w:name="_Toc227798709"/>
+      <w:bookmarkStart w:id="15" w:name="_Toc227781681"/>
+      <w:bookmarkStart w:id="16" w:name="_Toc227847332"/>
       <w:r>
         <w:t>1.1 Chapter Overview</w:t>
       </w:r>
-      <w:bookmarkEnd w:id="14"/>
       <w:bookmarkEnd w:id="15"/>
+      <w:bookmarkEnd w:id="16"/>
     </w:p>
     <w:p>
       <w:r>
@@ -15726,13 +15787,13 @@
       <w:pPr>
         <w:pStyle w:val="Heading2"/>
       </w:pPr>
-      <w:bookmarkStart w:id="16" w:name="_Toc227781682"/>
-      <w:bookmarkStart w:id="17" w:name="_Toc227798710"/>
+      <w:bookmarkStart w:id="17" w:name="_Toc227781682"/>
+      <w:bookmarkStart w:id="18" w:name="_Toc227847333"/>
       <w:r>
         <w:t>1.2 Background and Motivation</w:t>
       </w:r>
-      <w:bookmarkEnd w:id="16"/>
       <w:bookmarkEnd w:id="17"/>
+      <w:bookmarkEnd w:id="18"/>
     </w:p>
     <w:p>
       <w:r>
@@ -15794,13 +15855,13 @@
       <w:pPr>
         <w:pStyle w:val="Heading2"/>
       </w:pPr>
-      <w:bookmarkStart w:id="18" w:name="_Toc227781683"/>
-      <w:bookmarkStart w:id="19" w:name="_Toc227798711"/>
+      <w:bookmarkStart w:id="19" w:name="_Toc227781683"/>
+      <w:bookmarkStart w:id="20" w:name="_Toc227847334"/>
       <w:r>
         <w:t>1.3 Research Aim and Questions</w:t>
       </w:r>
-      <w:bookmarkEnd w:id="18"/>
       <w:bookmarkEnd w:id="19"/>
+      <w:bookmarkEnd w:id="20"/>
     </w:p>
     <w:p>
       <w:r>
@@ -15832,6 +15893,11 @@
     <w:p>
       <w:pPr>
         <w:pStyle w:val="ListNumber"/>
+        <w:tabs>
+          <w:tab w:val="clear" w:pos="360"/>
+          <w:tab w:val="num" w:pos="720"/>
+        </w:tabs>
+        <w:ind w:left="720"/>
       </w:pPr>
       <w:r>
         <w:t>Sub-Q1: Does a dynamic graph model outperform simple tabular models (Random Forest, MLP) on the same test protocol?</w:t>
@@ -15840,6 +15906,11 @@
     <w:p>
       <w:pPr>
         <w:pStyle w:val="ListNumber"/>
+        <w:tabs>
+          <w:tab w:val="clear" w:pos="360"/>
+          <w:tab w:val="num" w:pos="720"/>
+        </w:tabs>
+        <w:ind w:left="720"/>
       </w:pPr>
       <w:r>
         <w:t>Sub-Q2: Can federated learning (Flower FedAvg) match centralised training without exchanging raw flow rows?</w:t>
@@ -15848,6 +15919,11 @@
     <w:p>
       <w:pPr>
         <w:pStyle w:val="ListNumber"/>
+        <w:tabs>
+          <w:tab w:val="clear" w:pos="360"/>
+          <w:tab w:val="num" w:pos="720"/>
+        </w:tabs>
+        <w:ind w:left="720"/>
       </w:pPr>
       <w:r>
         <w:t>Sub-Q3: Can the system produce analyst-useful explanation fields (Integrated Gradients + attention) in SIEM-shaped JSON for triage?</w:t>
@@ -15887,13 +15963,13 @@
       <w:pPr>
         <w:pStyle w:val="Heading3"/>
       </w:pPr>
-      <w:bookmarkStart w:id="20" w:name="_Toc227781684"/>
-      <w:bookmarkStart w:id="21" w:name="_Toc227798712"/>
+      <w:bookmarkStart w:id="21" w:name="_Toc227781684"/>
+      <w:bookmarkStart w:id="22" w:name="_Toc227847335"/>
       <w:r>
         <w:t>1.3.1 Objectives</w:t>
       </w:r>
-      <w:bookmarkEnd w:id="20"/>
       <w:bookmarkEnd w:id="21"/>
+      <w:bookmarkEnd w:id="22"/>
     </w:p>
     <w:p>
       <w:r>
@@ -15945,13 +16021,13 @@
       <w:pPr>
         <w:pStyle w:val="Heading3"/>
       </w:pPr>
-      <w:bookmarkStart w:id="22" w:name="_Toc227781685"/>
-      <w:bookmarkStart w:id="23" w:name="_Toc227798713"/>
+      <w:bookmarkStart w:id="23" w:name="_Toc227781685"/>
+      <w:bookmarkStart w:id="24" w:name="_Toc227847336"/>
       <w:r>
         <w:t>1.3.2 Where the research questions are answered (evidence map)</w:t>
       </w:r>
-      <w:bookmarkEnd w:id="22"/>
       <w:bookmarkEnd w:id="23"/>
+      <w:bookmarkEnd w:id="24"/>
     </w:p>
     <w:tbl>
       <w:tblPr>
@@ -16267,8 +16343,8 @@
         <w:pStyle w:val="Caption"/>
         <w:jc w:val="center"/>
       </w:pPr>
-      <w:bookmarkStart w:id="24" w:name="_Toc227786968"/>
-      <w:bookmarkStart w:id="25" w:name="_Toc227789065"/>
+      <w:bookmarkStart w:id="25" w:name="_Toc227786968"/>
+      <w:bookmarkStart w:id="26" w:name="_Toc227847500"/>
       <w:r>
         <w:t xml:space="preserve">Table </w:t>
       </w:r>
@@ -16308,8 +16384,8 @@
       <w:r>
         <w:t>esearch questions are answered (evidence map)</w:t>
       </w:r>
-      <w:bookmarkEnd w:id="24"/>
       <w:bookmarkEnd w:id="25"/>
+      <w:bookmarkEnd w:id="26"/>
     </w:p>
     <w:p/>
     <w:p>
@@ -16322,13 +16398,13 @@
       <w:pPr>
         <w:pStyle w:val="Heading2"/>
       </w:pPr>
-      <w:bookmarkStart w:id="26" w:name="_Toc227781686"/>
-      <w:bookmarkStart w:id="27" w:name="_Toc227798714"/>
+      <w:bookmarkStart w:id="27" w:name="_Toc227781686"/>
+      <w:bookmarkStart w:id="28" w:name="_Toc227847337"/>
       <w:r>
         <w:t>1.4 Scope and Limitations</w:t>
       </w:r>
-      <w:bookmarkEnd w:id="26"/>
       <w:bookmarkEnd w:id="27"/>
+      <w:bookmarkEnd w:id="28"/>
     </w:p>
     <w:p>
       <w:r>
@@ -16372,13 +16448,13 @@
       <w:pPr>
         <w:pStyle w:val="Heading2"/>
       </w:pPr>
-      <w:bookmarkStart w:id="28" w:name="_Toc227781687"/>
-      <w:bookmarkStart w:id="29" w:name="_Toc227798715"/>
+      <w:bookmarkStart w:id="29" w:name="_Toc227781687"/>
+      <w:bookmarkStart w:id="30" w:name="_Toc227847338"/>
       <w:r>
         <w:t>1.5 Dissertation Structure</w:t>
       </w:r>
-      <w:bookmarkEnd w:id="28"/>
       <w:bookmarkEnd w:id="29"/>
+      <w:bookmarkEnd w:id="30"/>
     </w:p>
     <w:p>
       <w:r>
@@ -16764,8 +16840,8 @@
       <w:pPr>
         <w:pStyle w:val="Caption"/>
       </w:pPr>
-      <w:bookmarkStart w:id="30" w:name="_Toc227786969"/>
-      <w:bookmarkStart w:id="31" w:name="_Toc227789066"/>
+      <w:bookmarkStart w:id="31" w:name="_Toc227786969"/>
+      <w:bookmarkStart w:id="32" w:name="_Toc227847501"/>
       <w:r>
         <w:t xml:space="preserve">Table </w:t>
       </w:r>
@@ -16808,8 +16884,8 @@
       <w:r>
         <w:t>ed specification form</w:t>
       </w:r>
-      <w:bookmarkEnd w:id="30"/>
       <w:bookmarkEnd w:id="31"/>
+      <w:bookmarkEnd w:id="32"/>
     </w:p>
     <w:p>
       <w:r>
@@ -17207,9 +17283,10 @@
     <w:p>
       <w:pPr>
         <w:pStyle w:val="Caption"/>
-      </w:pPr>
-      <w:bookmarkStart w:id="32" w:name="_Toc227786970"/>
-      <w:bookmarkStart w:id="33" w:name="_Toc227789067"/>
+        <w:jc w:val="center"/>
+      </w:pPr>
+      <w:bookmarkStart w:id="33" w:name="_Toc227786970"/>
+      <w:bookmarkStart w:id="34" w:name="_Toc227847502"/>
       <w:r>
         <w:t xml:space="preserve">Table </w:t>
       </w:r>
@@ -17246,8 +17323,8 @@
       <w:r>
         <w:t>: Dissertation Structure</w:t>
       </w:r>
-      <w:bookmarkEnd w:id="32"/>
       <w:bookmarkEnd w:id="33"/>
+      <w:bookmarkEnd w:id="34"/>
     </w:p>
     <w:p>
       <w:r>
@@ -17265,13 +17342,13 @@
       <w:pPr>
         <w:pStyle w:val="Heading2"/>
       </w:pPr>
-      <w:bookmarkStart w:id="34" w:name="_Toc227781688"/>
-      <w:bookmarkStart w:id="35" w:name="_Toc227798716"/>
+      <w:bookmarkStart w:id="35" w:name="_Toc227781688"/>
+      <w:bookmarkStart w:id="36" w:name="_Toc227847339"/>
       <w:r>
         <w:t>1.6 Conformity with the Marking Criteria in the Project Specification.</w:t>
       </w:r>
-      <w:bookmarkEnd w:id="34"/>
       <w:bookmarkEnd w:id="35"/>
+      <w:bookmarkEnd w:id="36"/>
     </w:p>
     <w:p>
       <w:r>
@@ -17282,13 +17359,13 @@
       <w:pPr>
         <w:pStyle w:val="Heading3"/>
       </w:pPr>
-      <w:bookmarkStart w:id="36" w:name="_Toc227781689"/>
-      <w:bookmarkStart w:id="37" w:name="_Toc227798717"/>
+      <w:bookmarkStart w:id="37" w:name="_Toc227781689"/>
+      <w:bookmarkStart w:id="38" w:name="_Toc227847340"/>
       <w:r>
         <w:t>1.6.1 where every technical matter is mentioned only once (clarity and no repetition)</w:t>
       </w:r>
-      <w:bookmarkEnd w:id="36"/>
       <w:bookmarkEnd w:id="37"/>
+      <w:bookmarkEnd w:id="38"/>
     </w:p>
     <w:p>
       <w:r>
@@ -17299,13 +17376,13 @@
       <w:pPr>
         <w:pStyle w:val="Heading2"/>
       </w:pPr>
-      <w:bookmarkStart w:id="38" w:name="_Toc227781690"/>
-      <w:bookmarkStart w:id="39" w:name="_Toc227798718"/>
+      <w:bookmarkStart w:id="39" w:name="_Toc227781690"/>
+      <w:bookmarkStart w:id="40" w:name="_Toc227847341"/>
       <w:r>
         <w:t>1.7 Chapter Summary</w:t>
       </w:r>
-      <w:bookmarkEnd w:id="38"/>
       <w:bookmarkEnd w:id="39"/>
+      <w:bookmarkEnd w:id="40"/>
     </w:p>
     <w:p>
       <w:r>
@@ -17325,7 +17402,7 @@
           <w:szCs w:val="28"/>
         </w:rPr>
       </w:pPr>
-      <w:bookmarkStart w:id="40" w:name="_Toc227781691"/>
+      <w:bookmarkStart w:id="41" w:name="_Toc227781691"/>
       <w:r>
         <w:rPr>
           <w:sz w:val="32"/>
@@ -17338,7 +17415,7 @@
         <w:pStyle w:val="Heading1"/>
         <w:jc w:val="center"/>
       </w:pPr>
-      <w:bookmarkStart w:id="41" w:name="_Toc227798719"/>
+      <w:bookmarkStart w:id="42" w:name="_Toc227847342"/>
       <w:r>
         <w:rPr>
           <w:sz w:val="32"/>
@@ -17358,20 +17435,20 @@
         </w:rPr>
         <w:t xml:space="preserve"> Literature Review</w:t>
       </w:r>
-      <w:bookmarkEnd w:id="40"/>
       <w:bookmarkEnd w:id="41"/>
+      <w:bookmarkEnd w:id="42"/>
     </w:p>
     <w:p>
       <w:pPr>
         <w:pStyle w:val="Heading2"/>
       </w:pPr>
-      <w:bookmarkStart w:id="42" w:name="_Toc227781692"/>
-      <w:bookmarkStart w:id="43" w:name="_Toc227798720"/>
+      <w:bookmarkStart w:id="43" w:name="_Toc227781692"/>
+      <w:bookmarkStart w:id="44" w:name="_Toc227847343"/>
       <w:r>
         <w:t>2.1 Chapter Overview</w:t>
       </w:r>
-      <w:bookmarkEnd w:id="42"/>
       <w:bookmarkEnd w:id="43"/>
+      <w:bookmarkEnd w:id="44"/>
     </w:p>
     <w:p>
       <w:r>
@@ -17382,13 +17459,13 @@
       <w:pPr>
         <w:pStyle w:val="Heading2"/>
       </w:pPr>
-      <w:bookmarkStart w:id="44" w:name="_Toc227781693"/>
-      <w:bookmarkStart w:id="45" w:name="_Toc227798721"/>
+      <w:bookmarkStart w:id="45" w:name="_Toc227781693"/>
+      <w:bookmarkStart w:id="46" w:name="_Toc227847344"/>
       <w:r>
         <w:t>2.2 Themes and Structure</w:t>
       </w:r>
-      <w:bookmarkEnd w:id="44"/>
       <w:bookmarkEnd w:id="45"/>
+      <w:bookmarkEnd w:id="46"/>
     </w:p>
     <w:p>
       <w:r>
@@ -17404,48 +17481,57 @@
       <w:pPr>
         <w:pStyle w:val="Heading3"/>
       </w:pPr>
-      <w:bookmarkStart w:id="46" w:name="_Toc227781694"/>
-      <w:bookmarkStart w:id="47" w:name="_Toc227798722"/>
+      <w:bookmarkStart w:id="47" w:name="_Toc227781694"/>
+      <w:bookmarkStart w:id="48" w:name="_Toc227847345"/>
       <w:r>
         <w:t>2.2.1 Literature Search Strategy and Primary Databases</w:t>
       </w:r>
-      <w:bookmarkEnd w:id="46"/>
       <w:bookmarkEnd w:id="47"/>
-    </w:p>
-    <w:p>
-      <w:r>
-        <w:t>Discovery and venues. The first pass was done using Google Scholar; IEEE Xplore, SpringerLink, MDPI and ScienceDirect were searched to get full texts. The pool was broadened with backward snowballing of Zhong et al. (2024), Wang et al. (2025) and Pinto et al. (2023). Empirical security claims were not supported with unverified blog posts and informal READMEs, implementation tools (Flower, PyG, Captum) are mentioned in Chapters 1112.</w:t>
+      <w:bookmarkEnd w:id="48"/>
+    </w:p>
+    <w:p>
+      <w:r>
+        <w:t>Discovery and venues. The first pass was done using Google Scholar; IEEE Xplore, SpringerLink, MDPI and ScienceDirect were searched to get full texts. The pool was broadened with backward snowballing of Zhong et al. (2024), Wang et al. (2025) and Pinto et al. (2023). Empirical security claims were not supported with unverified blog posts and informal READMEs, implementation tools (Flower, PyG, Captum) are mentioned in Chapters 11</w:t>
+      </w:r>
+      <w:r>
+        <w:t>-</w:t>
+      </w:r>
+      <w:r>
+        <w:t>12.</w:t>
       </w:r>
     </w:p>
     <w:p>
       <w:pPr>
         <w:pStyle w:val="Heading3"/>
       </w:pPr>
-      <w:bookmarkStart w:id="48" w:name="_Toc227781695"/>
-      <w:bookmarkStart w:id="49" w:name="_Toc227798723"/>
+      <w:bookmarkStart w:id="49" w:name="_Toc227781695"/>
+      <w:bookmarkStart w:id="50" w:name="_Toc227847346"/>
       <w:r>
         <w:lastRenderedPageBreak/>
         <w:t>2.2.2 Key Technology Pillars: Synthesis, Debate and Fit with the Title.</w:t>
       </w:r>
-      <w:bookmarkEnd w:id="48"/>
       <w:bookmarkEnd w:id="49"/>
+      <w:bookmarkEnd w:id="50"/>
     </w:p>
     <w:p>
       <w:r>
         <w:t>The title of the dissertation is a combination of SIEM orientation, dynamic graph learning, edge AI (CPU inference) and federated learning. Subsections following do not specify what it means to be an attack, but it is clear that the literature reasons why each ingredient should be considered seriously, and where there is disagreement on this point, and what it would mean to the single MSc prototype (Pinto et al. 2023; Zhong et al. 2024; McMahan et al. 2017; Qu et al. 202</w:t>
       </w:r>
+      <w:r>
+        <w:t>0</w:t>
+      </w:r>
     </w:p>
     <w:p>
       <w:pPr>
         <w:pStyle w:val="Heading4"/>
       </w:pPr>
-      <w:bookmarkStart w:id="50" w:name="_Toc227781696"/>
-      <w:bookmarkStart w:id="51" w:name="_Toc227798724"/>
+      <w:bookmarkStart w:id="51" w:name="_Toc227781696"/>
+      <w:bookmarkStart w:id="52" w:name="_Toc227847347"/>
       <w:r>
         <w:t>2.2.2.1 Flow Observability and Detection Surface in software defined.</w:t>
       </w:r>
-      <w:bookmarkEnd w:id="50"/>
       <w:bookmarkEnd w:id="51"/>
+      <w:bookmarkEnd w:id="52"/>
     </w:p>
     <w:p>
       <w:r>
@@ -17456,13 +17542,13 @@
       <w:pPr>
         <w:pStyle w:val="Heading4"/>
       </w:pPr>
-      <w:bookmarkStart w:id="52" w:name="_Toc227781697"/>
-      <w:bookmarkStart w:id="53" w:name="_Toc227798725"/>
+      <w:bookmarkStart w:id="53" w:name="_Toc227781697"/>
+      <w:bookmarkStart w:id="54" w:name="_Toc227847348"/>
       <w:r>
         <w:t>2.2.2.2 Graphs of similarities and Dynamic GNNs as a design bet, not a Slogan.</w:t>
       </w:r>
-      <w:bookmarkEnd w:id="52"/>
       <w:bookmarkEnd w:id="53"/>
+      <w:bookmarkEnd w:id="54"/>
     </w:p>
     <w:p>
       <w:r>
@@ -17473,13 +17559,13 @@
       <w:pPr>
         <w:pStyle w:val="Heading4"/>
       </w:pPr>
-      <w:bookmarkStart w:id="54" w:name="_Toc227781698"/>
-      <w:bookmarkStart w:id="55" w:name="_Toc227798726"/>
+      <w:bookmarkStart w:id="55" w:name="_Toc227781698"/>
+      <w:bookmarkStart w:id="56" w:name="_Toc227847349"/>
       <w:r>
         <w:t>2.2.2.3 Edge AI, Federated Training, and What “Privacy” Can Mean</w:t>
       </w:r>
-      <w:bookmarkEnd w:id="54"/>
       <w:bookmarkEnd w:id="55"/>
+      <w:bookmarkEnd w:id="56"/>
     </w:p>
     <w:p>
       <w:r>
@@ -17506,13 +17592,13 @@
       <w:pPr>
         <w:pStyle w:val="Heading4"/>
       </w:pPr>
-      <w:bookmarkStart w:id="56" w:name="_Toc227781699"/>
-      <w:bookmarkStart w:id="57" w:name="_Toc227798727"/>
+      <w:bookmarkStart w:id="57" w:name="_Toc227781699"/>
+      <w:bookmarkStart w:id="58" w:name="_Toc227847350"/>
       <w:r>
         <w:t>2.2.2.4 Explainable, SIEM-Ready Outputs Versus Alert Economics</w:t>
       </w:r>
-      <w:bookmarkEnd w:id="56"/>
       <w:bookmarkEnd w:id="57"/>
+      <w:bookmarkEnd w:id="58"/>
     </w:p>
     <w:p>
       <w:r>
@@ -17535,17 +17621,23 @@
       <w:pPr>
         <w:pStyle w:val="Heading4"/>
       </w:pPr>
-      <w:bookmarkStart w:id="58" w:name="_Toc227781700"/>
-      <w:bookmarkStart w:id="59" w:name="_Toc227798728"/>
+      <w:bookmarkStart w:id="59" w:name="_Toc227781700"/>
+      <w:bookmarkStart w:id="60" w:name="_Toc227847351"/>
       <w:r>
         <w:t>2.2.2.5 Title-Technology coupling Trade-offs, Counterarguments, What the Build Should Evidence.</w:t>
       </w:r>
-      <w:bookmarkEnd w:id="58"/>
       <w:bookmarkEnd w:id="59"/>
-    </w:p>
-    <w:p>
-      <w:r>
-        <w:t>Each title ingredient is justified in subsections 2.2.2.12.2.2.4; in this subsection, it is indicated how they relate. The work is a contestable integrated design, not a keyword stack (Zhong et al. 2024; Wang et al. 2025): (i) software-defined here means operational flow visibility on public splits (Pinto et al. 2023), not vendor lock-in; (ii) GAT+GRU is tested against RF/MLP with FPR and latency (Cuppens and Miège 2002; Basak et al. 2025); (iii) FedAvg supports data custody but is not a complete privacy story; non-IID clients matter (McMahan et al. 2017; Albanbay et al. 2025); (iv) explainable JSON is triage-shaped output, not proof of trust (Lundberg and Lee 2017; Section 2.4.2). The justifiable argument is the end-to-end integration on CICIoT2023 with the scope of deployment (Wang et al. 2025). Section 2.3- 2.7 enrich evidence; Chapter 4-8 put into practice and test.</w:t>
+      <w:bookmarkEnd w:id="60"/>
+    </w:p>
+    <w:p>
+      <w:r>
+        <w:t>Each title ingredient is justified in subsections 2.2.2.1</w:t>
+      </w:r>
+      <w:r>
+        <w:t>-</w:t>
+      </w:r>
+      <w:r>
+        <w:t>2.2.2.4; in this subsection, it is indicated how they relate. The work is a contestable integrated design, not a keyword stack (Zhong et al. 2024; Wang et al. 2025): (i) software-defined here means operational flow visibility on public splits (Pinto et al. 2023), not vendor lock-in; (ii) GAT+GRU is tested against RF/MLP with FPR and latency (Cuppens and Miège 2002; Basak et al. 2025); (iii) FedAvg supports data custody but is not a complete privacy story; non-IID clients matter (McMahan et al. 2017; Albanbay et al. 2025); (iv) explainable JSON is triage-shaped output, not proof of trust (Lundberg and Lee 2017; Section 2.4.2). The justifiable argument is the end-to-end integration on CICIoT2023 with the scope of deployment (Wang et al. 2025). Section 2.3- 2.7 enrich evidence; Chapter 4-8 put into practice and test.</w:t>
       </w:r>
     </w:p>
     <w:p>
@@ -17557,13 +17649,13 @@
       <w:pPr>
         <w:pStyle w:val="Heading2"/>
       </w:pPr>
-      <w:bookmarkStart w:id="60" w:name="_Toc227781701"/>
-      <w:bookmarkStart w:id="61" w:name="_Toc227798729"/>
+      <w:bookmarkStart w:id="61" w:name="_Toc227781701"/>
+      <w:bookmarkStart w:id="62" w:name="_Toc227847352"/>
       <w:r>
         <w:t>2.3 IoT security and why it requires detection.</w:t>
       </w:r>
-      <w:bookmarkEnd w:id="60"/>
       <w:bookmarkEnd w:id="61"/>
+      <w:bookmarkEnd w:id="62"/>
     </w:p>
     <w:p>
       <w:r>
@@ -17631,7 +17723,7 @@
                           <pic:cNvPicPr/>
                         </pic:nvPicPr>
                         <pic:blipFill>
-                          <a:blip r:embed="rId13"/>
+                          <a:blip r:embed="rId17"/>
                           <a:stretch>
                             <a:fillRect/>
                           </a:stretch>
@@ -17657,8 +17749,8 @@
               <w:pStyle w:val="Caption"/>
               <w:jc w:val="center"/>
             </w:pPr>
-            <w:bookmarkStart w:id="62" w:name="_Toc227786953"/>
-            <w:bookmarkStart w:id="63" w:name="_Toc227798998"/>
+            <w:bookmarkStart w:id="63" w:name="_Toc227786953"/>
+            <w:bookmarkStart w:id="64" w:name="_Toc227847471"/>
             <w:r>
               <w:t xml:space="preserve">Figure </w:t>
             </w:r>
@@ -17698,8 +17790,8 @@
             <w:r>
               <w:t>Taxonomy of IDS approaches relevant to IoT and this project (Chapter 2, Section 2.3)</w:t>
             </w:r>
-            <w:bookmarkEnd w:id="62"/>
             <w:bookmarkEnd w:id="63"/>
+            <w:bookmarkEnd w:id="64"/>
           </w:p>
         </w:tc>
       </w:tr>
@@ -17708,25 +17800,25 @@
       <w:pPr>
         <w:pStyle w:val="Heading2"/>
       </w:pPr>
-      <w:bookmarkStart w:id="64" w:name="_Toc227781702"/>
-      <w:bookmarkStart w:id="65" w:name="_Toc227798730"/>
+      <w:bookmarkStart w:id="65" w:name="_Toc227781702"/>
+      <w:bookmarkStart w:id="66" w:name="_Toc227847353"/>
       <w:r>
         <w:t>2.4 SIEM, SOC Workflows, and Alert Quality</w:t>
       </w:r>
-      <w:bookmarkEnd w:id="64"/>
       <w:bookmarkEnd w:id="65"/>
+      <w:bookmarkEnd w:id="66"/>
     </w:p>
     <w:p>
       <w:pPr>
         <w:pStyle w:val="Heading3"/>
       </w:pPr>
-      <w:bookmarkStart w:id="66" w:name="_Toc227781703"/>
-      <w:bookmarkStart w:id="67" w:name="_Toc227798731"/>
+      <w:bookmarkStart w:id="67" w:name="_Toc227781703"/>
+      <w:bookmarkStart w:id="68" w:name="_Toc227847354"/>
       <w:r>
         <w:t>2.4.1 Alert Volume, Triage, and the Need for Explanations</w:t>
       </w:r>
-      <w:bookmarkEnd w:id="66"/>
       <w:bookmarkEnd w:id="67"/>
+      <w:bookmarkEnd w:id="68"/>
     </w:p>
     <w:p>
       <w:r>
@@ -17737,14 +17829,14 @@
       <w:pPr>
         <w:pStyle w:val="Heading3"/>
       </w:pPr>
-      <w:bookmarkStart w:id="68" w:name="_Toc227781704"/>
-      <w:bookmarkStart w:id="69" w:name="_Toc227798732"/>
+      <w:bookmarkStart w:id="69" w:name="_Toc227781704"/>
+      <w:bookmarkStart w:id="70" w:name="_Toc227847355"/>
       <w:r>
         <w:lastRenderedPageBreak/>
         <w:t>2.4.2 SIEM Ecosystems, Explainability, and limits of better JSON.</w:t>
       </w:r>
-      <w:bookmarkEnd w:id="68"/>
       <w:bookmarkEnd w:id="69"/>
+      <w:bookmarkEnd w:id="70"/>
     </w:p>
     <w:p>
       <w:r>
@@ -17755,25 +17847,25 @@
       <w:pPr>
         <w:pStyle w:val="Heading2"/>
       </w:pPr>
-      <w:bookmarkStart w:id="70" w:name="_Toc227781705"/>
-      <w:bookmarkStart w:id="71" w:name="_Toc227798733"/>
+      <w:bookmarkStart w:id="71" w:name="_Toc227781705"/>
+      <w:bookmarkStart w:id="72" w:name="_Toc227847356"/>
       <w:r>
         <w:t>2.5 Dynamic Graphs and Graph Neural Networks.</w:t>
       </w:r>
-      <w:bookmarkEnd w:id="70"/>
       <w:bookmarkEnd w:id="71"/>
+      <w:bookmarkEnd w:id="72"/>
     </w:p>
     <w:p>
       <w:pPr>
         <w:pStyle w:val="Heading3"/>
       </w:pPr>
-      <w:bookmarkStart w:id="72" w:name="_Toc227781706"/>
-      <w:bookmarkStart w:id="73" w:name="_Toc227798734"/>
+      <w:bookmarkStart w:id="73" w:name="_Toc227781706"/>
+      <w:bookmarkStart w:id="74" w:name="_Toc227847357"/>
       <w:r>
         <w:t>2.5.1 GNNs, Attention and Attribute based Graphs in intrusion detection.</w:t>
       </w:r>
-      <w:bookmarkEnd w:id="72"/>
       <w:bookmarkEnd w:id="73"/>
+      <w:bookmarkEnd w:id="74"/>
     </w:p>
     <w:p>
       <w:r>
@@ -17784,13 +17876,13 @@
       <w:pPr>
         <w:pStyle w:val="Heading3"/>
       </w:pPr>
-      <w:bookmarkStart w:id="74" w:name="_Toc227781707"/>
-      <w:bookmarkStart w:id="75" w:name="_Toc227798735"/>
+      <w:bookmarkStart w:id="75" w:name="_Toc227781707"/>
+      <w:bookmarkStart w:id="76" w:name="_Toc227847358"/>
       <w:r>
         <w:t>2.5.2 Dynamic (Temporal) Graphs and GAT +GRU Pattern.</w:t>
       </w:r>
-      <w:bookmarkEnd w:id="74"/>
       <w:bookmarkEnd w:id="75"/>
+      <w:bookmarkEnd w:id="76"/>
     </w:p>
     <w:p>
       <w:r>
@@ -17849,7 +17941,7 @@
                           <pic:cNvPicPr/>
                         </pic:nvPicPr>
                         <pic:blipFill>
-                          <a:blip r:embed="rId14"/>
+                          <a:blip r:embed="rId18"/>
                           <a:stretch>
                             <a:fillRect/>
                           </a:stretch>
@@ -17875,8 +17967,8 @@
               <w:pStyle w:val="Caption"/>
               <w:jc w:val="center"/>
             </w:pPr>
-            <w:bookmarkStart w:id="76" w:name="_Toc227786954"/>
-            <w:bookmarkStart w:id="77" w:name="_Toc227798999"/>
+            <w:bookmarkStart w:id="77" w:name="_Toc227786954"/>
+            <w:bookmarkStart w:id="78" w:name="_Toc227847472"/>
             <w:r>
               <w:t xml:space="preserve">Figure </w:t>
             </w:r>
@@ -17916,8 +18008,8 @@
             <w:r>
               <w:t>Conceptual flow of a dynamic GNN (GAT + GRU) for temporal graph classification (Chapter 2, Section 2.5)</w:t>
             </w:r>
-            <w:bookmarkEnd w:id="76"/>
             <w:bookmarkEnd w:id="77"/>
+            <w:bookmarkEnd w:id="78"/>
           </w:p>
         </w:tc>
       </w:tr>
@@ -17927,26 +18019,26 @@
       <w:pPr>
         <w:pStyle w:val="Heading2"/>
       </w:pPr>
-      <w:bookmarkStart w:id="78" w:name="_Toc227781708"/>
-      <w:bookmarkStart w:id="79" w:name="_Toc227798736"/>
+      <w:bookmarkStart w:id="79" w:name="_Toc227781708"/>
+      <w:bookmarkStart w:id="80" w:name="_Toc227847359"/>
       <w:r>
         <w:lastRenderedPageBreak/>
         <w:t>2.6 Federated Learning and Privacy</w:t>
       </w:r>
-      <w:bookmarkEnd w:id="78"/>
       <w:bookmarkEnd w:id="79"/>
+      <w:bookmarkEnd w:id="80"/>
     </w:p>
     <w:p>
       <w:pPr>
         <w:pStyle w:val="Heading3"/>
       </w:pPr>
-      <w:bookmarkStart w:id="80" w:name="_Toc227781709"/>
-      <w:bookmarkStart w:id="81" w:name="_Toc227798737"/>
+      <w:bookmarkStart w:id="81" w:name="_Toc227781709"/>
+      <w:bookmarkStart w:id="82" w:name="_Toc227847360"/>
       <w:r>
         <w:t>2.6.1 FedAvg, Assumptions, and Communication</w:t>
       </w:r>
-      <w:bookmarkEnd w:id="80"/>
       <w:bookmarkEnd w:id="81"/>
+      <w:bookmarkEnd w:id="82"/>
     </w:p>
     <w:p>
       <w:r>
@@ -18005,7 +18097,7 @@
                           <pic:cNvPicPr/>
                         </pic:nvPicPr>
                         <pic:blipFill>
-                          <a:blip r:embed="rId15"/>
+                          <a:blip r:embed="rId19"/>
                           <a:stretch>
                             <a:fillRect/>
                           </a:stretch>
@@ -18031,8 +18123,8 @@
               <w:pStyle w:val="Caption"/>
               <w:jc w:val="center"/>
             </w:pPr>
-            <w:bookmarkStart w:id="82" w:name="_Toc227786955"/>
-            <w:bookmarkStart w:id="83" w:name="_Toc227799000"/>
+            <w:bookmarkStart w:id="83" w:name="_Toc227786955"/>
+            <w:bookmarkStart w:id="84" w:name="_Toc227847473"/>
             <w:r>
               <w:t xml:space="preserve">Figure </w:t>
             </w:r>
@@ -18072,8 +18164,8 @@
             <w:r>
               <w:t>Federated learning (FedAvg) flow  -  no raw data leaves clients (Chapter 2, Section 2.6)</w:t>
             </w:r>
-            <w:bookmarkEnd w:id="82"/>
             <w:bookmarkEnd w:id="83"/>
+            <w:bookmarkEnd w:id="84"/>
           </w:p>
         </w:tc>
       </w:tr>
@@ -18082,13 +18174,13 @@
       <w:pPr>
         <w:pStyle w:val="Heading3"/>
       </w:pPr>
-      <w:bookmarkStart w:id="84" w:name="_Toc227781710"/>
-      <w:bookmarkStart w:id="85" w:name="_Toc227798738"/>
+      <w:bookmarkStart w:id="85" w:name="_Toc227781710"/>
+      <w:bookmarkStart w:id="86" w:name="_Toc227847361"/>
       <w:r>
         <w:t>2.6.2 FL for IoT Intrusion Detection: Empirical Findings and Non-IID Reality</w:t>
       </w:r>
-      <w:bookmarkEnd w:id="84"/>
       <w:bookmarkEnd w:id="85"/>
+      <w:bookmarkEnd w:id="86"/>
     </w:p>
     <w:p>
       <w:r>
@@ -18099,28 +18191,28 @@
       <w:pPr>
         <w:pStyle w:val="Heading2"/>
       </w:pPr>
-      <w:bookmarkStart w:id="86" w:name="_Toc227781711"/>
-      <w:bookmarkStart w:id="87" w:name="_Toc227798739"/>
+      <w:bookmarkStart w:id="87" w:name="_Toc227781711"/>
+      <w:bookmarkStart w:id="88" w:name="_Toc227847362"/>
       <w:r>
         <w:t>2.7</w:t>
       </w:r>
       <w:r>
         <w:t xml:space="preserve"> justifiable ML-Based Security.</w:t>
       </w:r>
-      <w:bookmarkEnd w:id="86"/>
       <w:bookmarkEnd w:id="87"/>
+      <w:bookmarkEnd w:id="88"/>
     </w:p>
     <w:p>
       <w:pPr>
         <w:pStyle w:val="Heading3"/>
       </w:pPr>
-      <w:bookmarkStart w:id="88" w:name="_Toc227781712"/>
-      <w:bookmarkStart w:id="89" w:name="_Toc227798740"/>
+      <w:bookmarkStart w:id="89" w:name="_Toc227781712"/>
+      <w:bookmarkStart w:id="90" w:name="_Toc227847363"/>
       <w:r>
         <w:t>2.7.1 GNNs Post-hoc Attribution, Integrated Gradients, and Attention.</w:t>
       </w:r>
-      <w:bookmarkEnd w:id="88"/>
       <w:bookmarkEnd w:id="89"/>
+      <w:bookmarkEnd w:id="90"/>
     </w:p>
     <w:p>
       <w:r>
@@ -18180,7 +18272,7 @@
                           <pic:cNvPicPr/>
                         </pic:nvPicPr>
                         <pic:blipFill>
-                          <a:blip r:embed="rId16"/>
+                          <a:blip r:embed="rId20"/>
                           <a:stretch>
                             <a:fillRect/>
                           </a:stretch>
@@ -18206,8 +18298,8 @@
               <w:pStyle w:val="Caption"/>
               <w:jc w:val="center"/>
             </w:pPr>
-            <w:bookmarkStart w:id="90" w:name="_Toc227786956"/>
-            <w:bookmarkStart w:id="91" w:name="_Toc227799001"/>
+            <w:bookmarkStart w:id="91" w:name="_Toc227786956"/>
+            <w:bookmarkStart w:id="92" w:name="_Toc227847474"/>
             <w:r>
               <w:t xml:space="preserve">Figure </w:t>
             </w:r>
@@ -18247,8 +18339,8 @@
             <w:r>
               <w:t xml:space="preserve"> Explainability methods used for SOC-oriented alerts (Chapter 2, Section 2.7)</w:t>
             </w:r>
-            <w:bookmarkEnd w:id="90"/>
             <w:bookmarkEnd w:id="91"/>
+            <w:bookmarkEnd w:id="92"/>
           </w:p>
         </w:tc>
       </w:tr>
@@ -18257,13 +18349,13 @@
       <w:pPr>
         <w:pStyle w:val="Heading3"/>
       </w:pPr>
-      <w:bookmarkStart w:id="92" w:name="_Toc227781713"/>
-      <w:bookmarkStart w:id="93" w:name="_Toc227798741"/>
+      <w:bookmarkStart w:id="93" w:name="_Toc227781713"/>
+      <w:bookmarkStart w:id="94" w:name="_Toc227847364"/>
       <w:r>
         <w:t>2.7.2 XAI for IoT Streams, SHAP as Alternative, and Latency as a Counterargument</w:t>
       </w:r>
-      <w:bookmarkEnd w:id="92"/>
       <w:bookmarkEnd w:id="93"/>
+      <w:bookmarkEnd w:id="94"/>
     </w:p>
     <w:p>
       <w:r>
@@ -19429,8 +19521,8 @@
         <w:pStyle w:val="Caption"/>
         <w:jc w:val="center"/>
       </w:pPr>
-      <w:bookmarkStart w:id="94" w:name="_Toc227786971"/>
-      <w:bookmarkStart w:id="95" w:name="_Toc227789068"/>
+      <w:bookmarkStart w:id="95" w:name="_Toc227786971"/>
+      <w:bookmarkStart w:id="96" w:name="_Toc227847503"/>
       <w:r>
         <w:t xml:space="preserve">Table </w:t>
       </w:r>
@@ -19470,8 +19562,8 @@
       <w:r>
         <w:t>Comparison of related work of choice (sources: Chapter 11)</w:t>
       </w:r>
-      <w:bookmarkEnd w:id="94"/>
       <w:bookmarkEnd w:id="95"/>
+      <w:bookmarkEnd w:id="96"/>
     </w:p>
     <w:p/>
     <w:tbl>
@@ -19526,7 +19618,7 @@
                           <pic:cNvPicPr/>
                         </pic:nvPicPr>
                         <pic:blipFill>
-                          <a:blip r:embed="rId17"/>
+                          <a:blip r:embed="rId21"/>
                           <a:stretch>
                             <a:fillRect/>
                           </a:stretch>
@@ -19552,8 +19644,8 @@
               <w:pStyle w:val="Caption"/>
               <w:jc w:val="center"/>
             </w:pPr>
-            <w:bookmarkStart w:id="96" w:name="_Toc227786957"/>
-            <w:bookmarkStart w:id="97" w:name="_Toc227799002"/>
+            <w:bookmarkStart w:id="97" w:name="_Toc227786957"/>
+            <w:bookmarkStart w:id="98" w:name="_Toc227847475"/>
             <w:r>
               <w:t xml:space="preserve">Figure </w:t>
             </w:r>
@@ -19593,8 +19685,8 @@
             <w:r>
               <w:t>Positioning of related work  -  GNN, federated learning, explainability, and SIEM-style alerts (Chapter 2, Section 2.7)</w:t>
             </w:r>
-            <w:bookmarkEnd w:id="96"/>
             <w:bookmarkEnd w:id="97"/>
+            <w:bookmarkEnd w:id="98"/>
           </w:p>
         </w:tc>
       </w:tr>
@@ -19603,25 +19695,25 @@
       <w:pPr>
         <w:pStyle w:val="Heading2"/>
       </w:pPr>
-      <w:bookmarkStart w:id="98" w:name="_Toc227781714"/>
-      <w:bookmarkStart w:id="99" w:name="_Toc227798742"/>
+      <w:bookmarkStart w:id="99" w:name="_Toc227781714"/>
+      <w:bookmarkStart w:id="100" w:name="_Toc227847365"/>
       <w:r>
         <w:t>2.8 Synthesis: Significance, Limitations of Prior Work, Contributions, and Gap</w:t>
       </w:r>
-      <w:bookmarkEnd w:id="98"/>
       <w:bookmarkEnd w:id="99"/>
+      <w:bookmarkEnd w:id="100"/>
     </w:p>
     <w:p>
       <w:pPr>
         <w:pStyle w:val="Heading3"/>
       </w:pPr>
-      <w:bookmarkStart w:id="100" w:name="_Toc227781715"/>
-      <w:bookmarkStart w:id="101" w:name="_Toc227798743"/>
+      <w:bookmarkStart w:id="101" w:name="_Toc227781715"/>
+      <w:bookmarkStart w:id="102" w:name="_Toc227847366"/>
       <w:r>
         <w:t>2.8.1 How Existing Approaches Fill Part of the Problem (and Where They Stop)</w:t>
       </w:r>
-      <w:bookmarkEnd w:id="100"/>
       <w:bookmarkEnd w:id="101"/>
+      <w:bookmarkEnd w:id="102"/>
     </w:p>
     <w:p>
       <w:r>
@@ -19636,13 +19728,13 @@
       <w:pPr>
         <w:pStyle w:val="Heading3"/>
       </w:pPr>
-      <w:bookmarkStart w:id="102" w:name="_Toc227781716"/>
-      <w:bookmarkStart w:id="103" w:name="_Toc227798744"/>
+      <w:bookmarkStart w:id="103" w:name="_Toc227781716"/>
+      <w:bookmarkStart w:id="104" w:name="_Toc227847367"/>
       <w:r>
         <w:t>2.8.2 Expected Significance (What Would Matter were the Evidence to be true)</w:t>
       </w:r>
-      <w:bookmarkEnd w:id="102"/>
       <w:bookmarkEnd w:id="103"/>
+      <w:bookmarkEnd w:id="104"/>
     </w:p>
     <w:p>
       <w:r>
@@ -19653,13 +19745,13 @@
       <w:pPr>
         <w:pStyle w:val="Heading3"/>
       </w:pPr>
-      <w:bookmarkStart w:id="104" w:name="_Toc227781717"/>
-      <w:bookmarkStart w:id="105" w:name="_Toc227798745"/>
+      <w:bookmarkStart w:id="105" w:name="_Toc227781717"/>
+      <w:bookmarkStart w:id="106" w:name="_Toc227847368"/>
       <w:r>
         <w:t>2.8.3 Literature and its Limitations and their effects on Claims.</w:t>
       </w:r>
-      <w:bookmarkEnd w:id="104"/>
       <w:bookmarkEnd w:id="105"/>
+      <w:bookmarkEnd w:id="106"/>
     </w:p>
     <w:p>
       <w:r>
@@ -19670,13 +19762,13 @@
       <w:pPr>
         <w:pStyle w:val="Heading3"/>
       </w:pPr>
-      <w:bookmarkStart w:id="106" w:name="_Toc227781718"/>
-      <w:bookmarkStart w:id="107" w:name="_Toc227798746"/>
+      <w:bookmarkStart w:id="107" w:name="_Toc227781718"/>
+      <w:bookmarkStart w:id="108" w:name="_Toc227847369"/>
       <w:r>
         <w:t>2.8.4 Discussion, refutations, and the Gap-Synthesized.</w:t>
       </w:r>
-      <w:bookmarkEnd w:id="106"/>
       <w:bookmarkEnd w:id="107"/>
+      <w:bookmarkEnd w:id="108"/>
     </w:p>
     <w:p>
       <w:r>
@@ -19692,13 +19784,13 @@
       <w:pPr>
         <w:pStyle w:val="Heading2"/>
       </w:pPr>
-      <w:bookmarkStart w:id="108" w:name="_Toc227781719"/>
-      <w:bookmarkStart w:id="109" w:name="_Toc227798747"/>
+      <w:bookmarkStart w:id="109" w:name="_Toc227781719"/>
+      <w:bookmarkStart w:id="110" w:name="_Toc227847370"/>
       <w:r>
         <w:t>2.9 Mapping to CyBOK (Cyber security body of knowledge)</w:t>
       </w:r>
-      <w:bookmarkEnd w:id="108"/>
       <w:bookmarkEnd w:id="109"/>
+      <w:bookmarkEnd w:id="110"/>
     </w:p>
     <w:p>
       <w:r>
@@ -19713,13 +19805,13 @@
       <w:pPr>
         <w:pStyle w:val="Heading2"/>
       </w:pPr>
-      <w:bookmarkStart w:id="110" w:name="_Toc227781720"/>
-      <w:bookmarkStart w:id="111" w:name="_Toc227798748"/>
+      <w:bookmarkStart w:id="111" w:name="_Toc227781720"/>
+      <w:bookmarkStart w:id="112" w:name="_Toc227847371"/>
       <w:r>
         <w:t>2.10 Extended Comparative Review (Fifteen to Twenty Core Sources)</w:t>
       </w:r>
-      <w:bookmarkEnd w:id="110"/>
       <w:bookmarkEnd w:id="111"/>
+      <w:bookmarkEnd w:id="112"/>
     </w:p>
     <w:p>
       <w:r>
@@ -19730,13 +19822,13 @@
       <w:pPr>
         <w:pStyle w:val="Heading2"/>
       </w:pPr>
-      <w:bookmarkStart w:id="112" w:name="_Toc227781721"/>
-      <w:bookmarkStart w:id="113" w:name="_Toc227798749"/>
+      <w:bookmarkStart w:id="113" w:name="_Toc227781721"/>
+      <w:bookmarkStart w:id="114" w:name="_Toc227847372"/>
       <w:r>
         <w:t>2.11 Chapter Summary</w:t>
       </w:r>
-      <w:bookmarkEnd w:id="112"/>
       <w:bookmarkEnd w:id="113"/>
+      <w:bookmarkEnd w:id="114"/>
     </w:p>
     <w:p>
       <w:r>
@@ -19756,7 +19848,7 @@
           <w:szCs w:val="28"/>
         </w:rPr>
       </w:pPr>
-      <w:bookmarkStart w:id="114" w:name="_Toc227781722"/>
+      <w:bookmarkStart w:id="115" w:name="_Toc227781722"/>
       <w:r>
         <w:rPr>
           <w:sz w:val="32"/>
@@ -19769,7 +19861,7 @@
         <w:pStyle w:val="Heading1"/>
         <w:jc w:val="center"/>
       </w:pPr>
-      <w:bookmarkStart w:id="115" w:name="_Toc227798750"/>
+      <w:bookmarkStart w:id="116" w:name="_Toc227847373"/>
       <w:r>
         <w:rPr>
           <w:sz w:val="32"/>
@@ -19789,20 +19881,20 @@
         </w:rPr>
         <w:t xml:space="preserve"> Project Management</w:t>
       </w:r>
-      <w:bookmarkEnd w:id="114"/>
       <w:bookmarkEnd w:id="115"/>
+      <w:bookmarkEnd w:id="116"/>
     </w:p>
     <w:p>
       <w:pPr>
         <w:pStyle w:val="Heading2"/>
       </w:pPr>
-      <w:bookmarkStart w:id="116" w:name="_Toc227781723"/>
-      <w:bookmarkStart w:id="117" w:name="_Toc227798751"/>
+      <w:bookmarkStart w:id="117" w:name="_Toc227781723"/>
+      <w:bookmarkStart w:id="118" w:name="_Toc227847374"/>
       <w:r>
         <w:t>3.1 Chapter Overview</w:t>
       </w:r>
-      <w:bookmarkEnd w:id="116"/>
       <w:bookmarkEnd w:id="117"/>
+      <w:bookmarkEnd w:id="118"/>
     </w:p>
     <w:p>
       <w:r>
@@ -19813,13 +19905,13 @@
       <w:pPr>
         <w:pStyle w:val="Heading2"/>
       </w:pPr>
-      <w:bookmarkStart w:id="118" w:name="_Toc227781724"/>
-      <w:bookmarkStart w:id="119" w:name="_Toc227798752"/>
+      <w:bookmarkStart w:id="119" w:name="_Toc227781724"/>
+      <w:bookmarkStart w:id="120" w:name="_Toc227847375"/>
       <w:r>
         <w:t>3.2 Project Plan and Schedule (45-day MSc)</w:t>
       </w:r>
-      <w:bookmarkEnd w:id="118"/>
       <w:bookmarkEnd w:id="119"/>
+      <w:bookmarkEnd w:id="120"/>
     </w:p>
     <w:p>
       <w:r>
@@ -19882,7 +19974,7 @@
                           <pic:cNvPicPr/>
                         </pic:nvPicPr>
                         <pic:blipFill>
-                          <a:blip r:embed="rId18"/>
+                          <a:blip r:embed="rId22"/>
                           <a:stretch>
                             <a:fillRect/>
                           </a:stretch>
@@ -19908,8 +20000,8 @@
               <w:pStyle w:val="Caption"/>
               <w:jc w:val="center"/>
             </w:pPr>
-            <w:bookmarkStart w:id="120" w:name="_Toc227786958"/>
-            <w:bookmarkStart w:id="121" w:name="_Toc227799003"/>
+            <w:bookmarkStart w:id="121" w:name="_Toc227786958"/>
+            <w:bookmarkStart w:id="122" w:name="_Toc227847476"/>
             <w:r>
               <w:t xml:space="preserve">Figure </w:t>
             </w:r>
@@ -19949,8 +20041,8 @@
             <w:r>
               <w:t>Project Gantt chart - six execution phases plus write-up across the 45-day MSc window (Chapter 3, Section 3.2)</w:t>
             </w:r>
-            <w:bookmarkEnd w:id="120"/>
             <w:bookmarkEnd w:id="121"/>
+            <w:bookmarkEnd w:id="122"/>
           </w:p>
         </w:tc>
       </w:tr>
@@ -19961,8 +20053,8 @@
       <w:pPr>
         <w:pStyle w:val="Heading2"/>
       </w:pPr>
-      <w:bookmarkStart w:id="122" w:name="_Toc227781726"/>
-      <w:bookmarkStart w:id="123" w:name="_Toc227798753"/>
+      <w:bookmarkStart w:id="123" w:name="_Toc227781726"/>
+      <w:bookmarkStart w:id="124" w:name="_Toc227847376"/>
       <w:r>
         <w:lastRenderedPageBreak/>
         <w:t>3.3</w:t>
@@ -19970,8 +20062,8 @@
       <w:r>
         <w:t xml:space="preserve"> Monitoring and Progress Reviews</w:t>
       </w:r>
-      <w:bookmarkEnd w:id="122"/>
       <w:bookmarkEnd w:id="123"/>
+      <w:bookmarkEnd w:id="124"/>
     </w:p>
     <w:tbl>
       <w:tblPr>
@@ -20165,8 +20257,8 @@
       <w:pPr>
         <w:pStyle w:val="Caption"/>
       </w:pPr>
-      <w:bookmarkStart w:id="124" w:name="_Toc227786972"/>
-      <w:bookmarkStart w:id="125" w:name="_Toc227789069"/>
+      <w:bookmarkStart w:id="125" w:name="_Toc227786972"/>
+      <w:bookmarkStart w:id="126" w:name="_Toc227847504"/>
       <w:r>
         <w:t xml:space="preserve">Table </w:t>
       </w:r>
@@ -20206,8 +20298,8 @@
       <w:r>
         <w:t>Monitoring and Progress Reviews</w:t>
       </w:r>
-      <w:bookmarkEnd w:id="124"/>
       <w:bookmarkEnd w:id="125"/>
+      <w:bookmarkEnd w:id="126"/>
     </w:p>
     <w:p>
       <w:r>
@@ -20218,16 +20310,16 @@
       <w:pPr>
         <w:pStyle w:val="Heading2"/>
       </w:pPr>
-      <w:bookmarkStart w:id="126" w:name="_Toc227781727"/>
-      <w:bookmarkStart w:id="127" w:name="_Toc227798754"/>
+      <w:bookmarkStart w:id="127" w:name="_Toc227781727"/>
+      <w:bookmarkStart w:id="128" w:name="_Toc227847377"/>
       <w:r>
         <w:t>3.4</w:t>
       </w:r>
       <w:r>
         <w:t xml:space="preserve"> Research Plan for Completion: IDE, Platform, and Evidence for Supervision</w:t>
       </w:r>
-      <w:bookmarkEnd w:id="126"/>
       <w:bookmarkEnd w:id="127"/>
+      <w:bookmarkEnd w:id="128"/>
     </w:p>
     <w:p>
       <w:r>
@@ -20293,16 +20385,16 @@
       <w:pPr>
         <w:pStyle w:val="Heading2"/>
       </w:pPr>
-      <w:bookmarkStart w:id="128" w:name="_Toc227781728"/>
-      <w:bookmarkStart w:id="129" w:name="_Toc227798755"/>
+      <w:bookmarkStart w:id="129" w:name="_Toc227781728"/>
+      <w:bookmarkStart w:id="130" w:name="_Toc227847378"/>
       <w:r>
         <w:t>3.5</w:t>
       </w:r>
       <w:r>
         <w:t xml:space="preserve"> Ethics and Data</w:t>
       </w:r>
-      <w:bookmarkEnd w:id="128"/>
       <w:bookmarkEnd w:id="129"/>
+      <w:bookmarkEnd w:id="130"/>
     </w:p>
     <w:p>
       <w:r>
@@ -20319,16 +20411,16 @@
       <w:pPr>
         <w:pStyle w:val="Heading2"/>
       </w:pPr>
-      <w:bookmarkStart w:id="130" w:name="_Toc227781729"/>
-      <w:bookmarkStart w:id="131" w:name="_Toc227798756"/>
+      <w:bookmarkStart w:id="131" w:name="_Toc227781729"/>
+      <w:bookmarkStart w:id="132" w:name="_Toc227847379"/>
       <w:r>
         <w:t>3.6</w:t>
       </w:r>
       <w:r>
         <w:t xml:space="preserve"> Supervision and Progress Alignment</w:t>
       </w:r>
-      <w:bookmarkEnd w:id="130"/>
       <w:bookmarkEnd w:id="131"/>
+      <w:bookmarkEnd w:id="132"/>
     </w:p>
     <w:p>
       <w:r>
@@ -20398,14 +20490,14 @@
       <w:pPr>
         <w:pStyle w:val="Heading2"/>
       </w:pPr>
-      <w:bookmarkStart w:id="132" w:name="_Toc227798757"/>
+      <w:bookmarkStart w:id="133" w:name="_Toc227847380"/>
       <w:r>
         <w:t>3.7</w:t>
       </w:r>
       <w:r>
         <w:t xml:space="preserve"> Chapter Summary</w:t>
       </w:r>
-      <w:bookmarkEnd w:id="132"/>
+      <w:bookmarkEnd w:id="133"/>
     </w:p>
     <w:p>
       <w:r>
@@ -20425,7 +20517,7 @@
           <w:szCs w:val="28"/>
         </w:rPr>
       </w:pPr>
-      <w:bookmarkStart w:id="133" w:name="_Toc227781730"/>
+      <w:bookmarkStart w:id="134" w:name="_Toc227781730"/>
       <w:r>
         <w:rPr>
           <w:sz w:val="32"/>
@@ -20438,7 +20530,7 @@
         <w:pStyle w:val="Heading1"/>
         <w:jc w:val="center"/>
       </w:pPr>
-      <w:bookmarkStart w:id="134" w:name="_Toc227798758"/>
+      <w:bookmarkStart w:id="135" w:name="_Toc227847381"/>
       <w:r>
         <w:rPr>
           <w:sz w:val="32"/>
@@ -20458,20 +20550,20 @@
         </w:rPr>
         <w:t xml:space="preserve"> Research Design and Methodology</w:t>
       </w:r>
-      <w:bookmarkEnd w:id="133"/>
       <w:bookmarkEnd w:id="134"/>
+      <w:bookmarkEnd w:id="135"/>
     </w:p>
     <w:p>
       <w:pPr>
         <w:pStyle w:val="Heading2"/>
       </w:pPr>
-      <w:bookmarkStart w:id="135" w:name="_Toc227781731"/>
-      <w:bookmarkStart w:id="136" w:name="_Toc227798759"/>
+      <w:bookmarkStart w:id="136" w:name="_Toc227781731"/>
+      <w:bookmarkStart w:id="137" w:name="_Toc227847382"/>
       <w:r>
         <w:t>4.1 Chapter Overview</w:t>
       </w:r>
-      <w:bookmarkEnd w:id="135"/>
       <w:bookmarkEnd w:id="136"/>
+      <w:bookmarkEnd w:id="137"/>
     </w:p>
     <w:p>
       <w:r>
@@ -20482,13 +20574,13 @@
       <w:pPr>
         <w:pStyle w:val="Heading2"/>
       </w:pPr>
-      <w:bookmarkStart w:id="137" w:name="_Toc227781732"/>
-      <w:bookmarkStart w:id="138" w:name="_Toc227798760"/>
+      <w:bookmarkStart w:id="138" w:name="_Toc227781732"/>
+      <w:bookmarkStart w:id="139" w:name="_Toc227847383"/>
       <w:r>
         <w:t>4.2 Research Approach</w:t>
       </w:r>
-      <w:bookmarkEnd w:id="137"/>
       <w:bookmarkEnd w:id="138"/>
+      <w:bookmarkEnd w:id="139"/>
     </w:p>
     <w:p>
       <w:r>
@@ -20546,13 +20638,13 @@
       <w:pPr>
         <w:pStyle w:val="Heading2"/>
       </w:pPr>
-      <w:bookmarkStart w:id="139" w:name="_Toc227781733"/>
-      <w:bookmarkStart w:id="140" w:name="_Toc227798761"/>
+      <w:bookmarkStart w:id="140" w:name="_Toc227781733"/>
+      <w:bookmarkStart w:id="141" w:name="_Toc227847384"/>
       <w:r>
         <w:t>4.3 Dataset and Subset</w:t>
       </w:r>
-      <w:bookmarkEnd w:id="139"/>
       <w:bookmarkEnd w:id="140"/>
+      <w:bookmarkEnd w:id="141"/>
     </w:p>
     <w:p>
       <w:r>
@@ -20574,13 +20666,13 @@
       <w:pPr>
         <w:pStyle w:val="Heading3"/>
       </w:pPr>
-      <w:bookmarkStart w:id="141" w:name="_Toc227781734"/>
-      <w:bookmarkStart w:id="142" w:name="_Toc227798762"/>
+      <w:bookmarkStart w:id="142" w:name="_Toc227781734"/>
+      <w:bookmarkStart w:id="143" w:name="_Toc227847385"/>
       <w:r>
         <w:t>4.3.1 Proposed pipeline stages, artefacts, and leakage controls</w:t>
       </w:r>
-      <w:bookmarkEnd w:id="141"/>
       <w:bookmarkEnd w:id="142"/>
+      <w:bookmarkEnd w:id="143"/>
     </w:p>
     <w:tbl>
       <w:tblPr>
@@ -21039,9 +21131,10 @@
     <w:p>
       <w:pPr>
         <w:pStyle w:val="Caption"/>
-      </w:pPr>
-      <w:bookmarkStart w:id="143" w:name="_Toc227786973"/>
-      <w:bookmarkStart w:id="144" w:name="_Toc227789070"/>
+        <w:jc w:val="center"/>
+      </w:pPr>
+      <w:bookmarkStart w:id="144" w:name="_Toc227786973"/>
+      <w:bookmarkStart w:id="145" w:name="_Toc227847505"/>
       <w:r>
         <w:t xml:space="preserve">Table </w:t>
       </w:r>
@@ -21081,8 +21174,8 @@
       <w:r>
         <w:t>is the master stage list; later chapters reference the same order (Figure 7 is the visual analogue).</w:t>
       </w:r>
-      <w:bookmarkEnd w:id="143"/>
       <w:bookmarkEnd w:id="144"/>
+      <w:bookmarkEnd w:id="145"/>
     </w:p>
     <w:p>
       <w:r>
@@ -21093,13 +21186,13 @@
       <w:pPr>
         <w:pStyle w:val="Heading3"/>
       </w:pPr>
-      <w:bookmarkStart w:id="145" w:name="_Toc227781735"/>
-      <w:bookmarkStart w:id="146" w:name="_Toc227798763"/>
+      <w:bookmarkStart w:id="146" w:name="_Toc227781735"/>
+      <w:bookmarkStart w:id="147" w:name="_Toc227847386"/>
       <w:r>
         <w:t>4.3.2 Repository layout and frozen outputs</w:t>
       </w:r>
-      <w:bookmarkEnd w:id="145"/>
       <w:bookmarkEnd w:id="146"/>
+      <w:bookmarkEnd w:id="147"/>
     </w:p>
     <w:p>
       <w:r>
@@ -21110,14 +21203,14 @@
       <w:pPr>
         <w:pStyle w:val="Heading3"/>
       </w:pPr>
-      <w:bookmarkStart w:id="147" w:name="_Toc227781736"/>
-      <w:bookmarkStart w:id="148" w:name="_Toc227798764"/>
+      <w:bookmarkStart w:id="148" w:name="_Toc227781736"/>
+      <w:bookmarkStart w:id="149" w:name="_Toc227847387"/>
       <w:r>
         <w:lastRenderedPageBreak/>
         <w:t>4.3.3 Empirical flow and graph sample sizes</w:t>
       </w:r>
-      <w:bookmarkEnd w:id="147"/>
       <w:bookmarkEnd w:id="148"/>
+      <w:bookmarkEnd w:id="149"/>
     </w:p>
     <w:p>
       <w:r>
@@ -21477,9 +21570,10 @@
     <w:p>
       <w:pPr>
         <w:pStyle w:val="Caption"/>
-      </w:pPr>
-      <w:bookmarkStart w:id="149" w:name="_Toc227786974"/>
-      <w:bookmarkStart w:id="150" w:name="_Toc227789071"/>
+        <w:jc w:val="center"/>
+      </w:pPr>
+      <w:bookmarkStart w:id="150" w:name="_Toc227786974"/>
+      <w:bookmarkStart w:id="151" w:name="_Toc227847506"/>
       <w:r>
         <w:t xml:space="preserve">Table </w:t>
       </w:r>
@@ -21519,8 +21613,8 @@
       <w:r>
         <w:t>Empirical sample sizes: flows, graph windows, and sequences.</w:t>
       </w:r>
-      <w:bookmarkEnd w:id="149"/>
       <w:bookmarkEnd w:id="150"/>
+      <w:bookmarkEnd w:id="151"/>
     </w:p>
     <w:p>
       <w:r>
@@ -21531,13 +21625,13 @@
       <w:pPr>
         <w:pStyle w:val="Heading2"/>
       </w:pPr>
-      <w:bookmarkStart w:id="151" w:name="_Toc227781737"/>
-      <w:bookmarkStart w:id="152" w:name="_Toc227798765"/>
+      <w:bookmarkStart w:id="152" w:name="_Toc227781737"/>
+      <w:bookmarkStart w:id="153" w:name="_Toc227847388"/>
       <w:r>
         <w:t>4.4 Models and Loss Functions</w:t>
       </w:r>
-      <w:bookmarkEnd w:id="151"/>
       <w:bookmarkEnd w:id="152"/>
+      <w:bookmarkEnd w:id="153"/>
     </w:p>
     <w:p>
       <w:r>
@@ -21549,7 +21643,13 @@
         <w:pStyle w:val="ListBullet"/>
       </w:pPr>
       <w:r>
-        <w:t>Random Forest  -  tabular: one standardised 46-vector per flow, sklearn.ensemble.RandomForestClassifier in src/models/baselines.py; out-of-bag / train metrics are not used for test claims; test reporting is the contract in Section 7.7.</w:t>
+        <w:t>Random Forest</w:t>
+      </w:r>
+      <w:r>
+        <w:t>: O</w:t>
+      </w:r>
+      <w:r>
+        <w:t>ne standardised 46-vector per flow, sklearn.ensemble.RandomForestClassifier in src/models/baselines.py; out-of-bag / train metrics are not used for test claims; test reporting is the contract in Section 7.7.</w:t>
       </w:r>
     </w:p>
     <w:p>
@@ -21557,7 +21657,10 @@
         <w:pStyle w:val="ListBullet"/>
       </w:pPr>
       <w:r>
-        <w:t xml:space="preserve">MLP  -  tabular: feed-forward on 46-d inputs, MLPBaseline, trained with Adam and mini-batch cross-entropy (see </w:t>
+        <w:t>MLP: F</w:t>
+      </w:r>
+      <w:r>
+        <w:t xml:space="preserve">eed-forward on 46-d inputs, MLPBaseline, trained with Adam and mini-batch cross-entropy (see </w:t>
       </w:r>
       <w:r>
         <w:t>Table 7</w:t>
@@ -21571,26 +21674,38 @@
         <w:pStyle w:val="ListBullet"/>
       </w:pPr>
       <w:r>
-        <w:t>Dynamic GNN (GAT + GRU)  -  graph</w:t>
+        <w:t>Dynamic GNN (GAT + GRU)</w:t>
+      </w:r>
+      <w:r>
+        <w:t xml:space="preserve"> </w:t>
+      </w:r>
+      <w:r>
+        <w:t>graph</w:t>
       </w:r>
       <w:r>
         <w:t>-</w:t>
       </w:r>
       <w:r>
-        <w:t>sequence: for each of five windows, a GAT stack produces a graph embedding; a GRU consumes the ordered list of five embeddings; a linear head outputs logits for the binary case (DynamicGNN in src/models/dynamic_gnn.py). An ablation mean-pools time instead of a GRU (Table 10).</w:t>
+        <w:t xml:space="preserve">sequence: </w:t>
+      </w:r>
+      <w:r>
+        <w:t>F</w:t>
+      </w:r>
+      <w:r>
+        <w:t>ive windows, a GAT stack produces a graph embedding; a GRU consumes the ordered list of five embeddings; a linear head outputs logits for the binary case (DynamicGNN in src/models/dynamic_gnn.py). An ablation mean-pools time instead of a GRU (Table 10).</w:t>
       </w:r>
     </w:p>
     <w:p>
       <w:pPr>
         <w:pStyle w:val="Heading3"/>
       </w:pPr>
-      <w:bookmarkStart w:id="153" w:name="_Toc227781738"/>
-      <w:bookmarkStart w:id="154" w:name="_Toc227798766"/>
+      <w:bookmarkStart w:id="154" w:name="_Toc227781738"/>
+      <w:bookmarkStart w:id="155" w:name="_Toc227847389"/>
       <w:r>
         <w:t>4.4.1 Hyperparameters, tuning funnel, and training budget (after split)</w:t>
       </w:r>
-      <w:bookmarkEnd w:id="153"/>
       <w:bookmarkEnd w:id="154"/>
+      <w:bookmarkEnd w:id="155"/>
     </w:p>
     <w:p>
       <w:r>
@@ -22006,10 +22121,11 @@
     <w:p>
       <w:pPr>
         <w:pStyle w:val="Caption"/>
-      </w:pPr>
-      <w:bookmarkStart w:id="155" w:name="_Toc227786975"/>
-      <w:bookmarkStart w:id="156" w:name="_Toc227789072"/>
-      <w:bookmarkStart w:id="157" w:name="_Toc227781739"/>
+        <w:jc w:val="center"/>
+      </w:pPr>
+      <w:bookmarkStart w:id="156" w:name="_Toc227786975"/>
+      <w:bookmarkStart w:id="157" w:name="_Toc227847507"/>
+      <w:bookmarkStart w:id="158" w:name="_Toc227781739"/>
       <w:r>
         <w:t xml:space="preserve">Table </w:t>
       </w:r>
@@ -22049,19 +22165,19 @@
       <w:r>
         <w:t>Hyperparameters, training budget, and federation (frozen in config/experiment.yaml).</w:t>
       </w:r>
-      <w:bookmarkEnd w:id="155"/>
       <w:bookmarkEnd w:id="156"/>
+      <w:bookmarkEnd w:id="157"/>
     </w:p>
     <w:p>
       <w:pPr>
         <w:pStyle w:val="Heading3"/>
       </w:pPr>
-      <w:bookmarkStart w:id="158" w:name="_Toc227798767"/>
+      <w:bookmarkStart w:id="159" w:name="_Toc227847390"/>
       <w:r>
         <w:t>4.4.2 Objectives, losses, and federation rule</w:t>
       </w:r>
-      <w:bookmarkEnd w:id="157"/>
       <w:bookmarkEnd w:id="158"/>
+      <w:bookmarkEnd w:id="159"/>
     </w:p>
     <w:p>
       <w:r>
@@ -22094,13 +22210,13 @@
       <w:pPr>
         <w:pStyle w:val="Heading2"/>
       </w:pPr>
-      <w:bookmarkStart w:id="159" w:name="_Toc227781740"/>
-      <w:bookmarkStart w:id="160" w:name="_Toc227798768"/>
+      <w:bookmarkStart w:id="160" w:name="_Toc227781740"/>
+      <w:bookmarkStart w:id="161" w:name="_Toc227847391"/>
       <w:r>
         <w:t>4.5 Federated Learning Setup</w:t>
       </w:r>
-      <w:bookmarkEnd w:id="159"/>
       <w:bookmarkEnd w:id="160"/>
+      <w:bookmarkEnd w:id="161"/>
     </w:p>
     <w:p>
       <w:r>
@@ -22122,13 +22238,13 @@
       <w:pPr>
         <w:pStyle w:val="Heading2"/>
       </w:pPr>
-      <w:bookmarkStart w:id="161" w:name="_Toc227781741"/>
-      <w:bookmarkStart w:id="162" w:name="_Toc227798769"/>
+      <w:bookmarkStart w:id="162" w:name="_Toc227781741"/>
+      <w:bookmarkStart w:id="163" w:name="_Toc227847392"/>
       <w:r>
         <w:t>4.6 Explainability</w:t>
       </w:r>
-      <w:bookmarkEnd w:id="161"/>
       <w:bookmarkEnd w:id="162"/>
+      <w:bookmarkEnd w:id="163"/>
     </w:p>
     <w:p>
       <w:r>
@@ -22160,13 +22276,13 @@
       <w:pPr>
         <w:pStyle w:val="Heading2"/>
       </w:pPr>
-      <w:bookmarkStart w:id="163" w:name="_Toc227781742"/>
-      <w:bookmarkStart w:id="164" w:name="_Toc227798770"/>
+      <w:bookmarkStart w:id="164" w:name="_Toc227781742"/>
+      <w:bookmarkStart w:id="165" w:name="_Toc227847393"/>
       <w:r>
         <w:t>4.7 Evaluation Plan</w:t>
       </w:r>
-      <w:bookmarkEnd w:id="163"/>
       <w:bookmarkEnd w:id="164"/>
+      <w:bookmarkEnd w:id="165"/>
     </w:p>
     <w:p>
       <w:r>
@@ -22220,13 +22336,13 @@
       <w:pPr>
         <w:pStyle w:val="Heading2"/>
       </w:pPr>
-      <w:bookmarkStart w:id="165" w:name="_Toc227781743"/>
-      <w:bookmarkStart w:id="166" w:name="_Toc227798771"/>
+      <w:bookmarkStart w:id="166" w:name="_Toc227781743"/>
+      <w:bookmarkStart w:id="167" w:name="_Toc227847394"/>
       <w:r>
         <w:t>4.8 Software and Tools</w:t>
       </w:r>
-      <w:bookmarkEnd w:id="165"/>
       <w:bookmarkEnd w:id="166"/>
+      <w:bookmarkEnd w:id="167"/>
     </w:p>
     <w:p>
       <w:r>
@@ -22324,13 +22440,13 @@
       <w:pPr>
         <w:pStyle w:val="Heading2"/>
       </w:pPr>
-      <w:bookmarkStart w:id="167" w:name="_Toc227781744"/>
-      <w:bookmarkStart w:id="168" w:name="_Toc227798772"/>
+      <w:bookmarkStart w:id="168" w:name="_Toc227781744"/>
+      <w:bookmarkStart w:id="169" w:name="_Toc227847395"/>
       <w:r>
         <w:t>4.9 Chapter Summary</w:t>
       </w:r>
-      <w:bookmarkEnd w:id="167"/>
       <w:bookmarkEnd w:id="168"/>
+      <w:bookmarkEnd w:id="169"/>
     </w:p>
     <w:p>
       <w:r>
@@ -22356,7 +22472,7 @@
           <w:szCs w:val="28"/>
         </w:rPr>
       </w:pPr>
-      <w:bookmarkStart w:id="169" w:name="_Toc227781745"/>
+      <w:bookmarkStart w:id="170" w:name="_Toc227781745"/>
       <w:r>
         <w:rPr>
           <w:sz w:val="32"/>
@@ -22369,7 +22485,7 @@
         <w:pStyle w:val="Heading1"/>
         <w:jc w:val="center"/>
       </w:pPr>
-      <w:bookmarkStart w:id="170" w:name="_Toc227798773"/>
+      <w:bookmarkStart w:id="171" w:name="_Toc227847396"/>
       <w:r>
         <w:rPr>
           <w:sz w:val="32"/>
@@ -22389,20 +22505,20 @@
         </w:rPr>
         <w:t xml:space="preserve"> Design</w:t>
       </w:r>
-      <w:bookmarkEnd w:id="169"/>
       <w:bookmarkEnd w:id="170"/>
+      <w:bookmarkEnd w:id="171"/>
     </w:p>
     <w:p>
       <w:pPr>
         <w:pStyle w:val="Heading2"/>
       </w:pPr>
-      <w:bookmarkStart w:id="171" w:name="_Toc227781746"/>
-      <w:bookmarkStart w:id="172" w:name="_Toc227798774"/>
+      <w:bookmarkStart w:id="172" w:name="_Toc227781746"/>
+      <w:bookmarkStart w:id="173" w:name="_Toc227847397"/>
       <w:r>
         <w:t>5.1 Chapter Overview</w:t>
       </w:r>
-      <w:bookmarkEnd w:id="171"/>
       <w:bookmarkEnd w:id="172"/>
+      <w:bookmarkEnd w:id="173"/>
     </w:p>
     <w:p>
       <w:r>
@@ -22413,13 +22529,13 @@
       <w:pPr>
         <w:pStyle w:val="Heading2"/>
       </w:pPr>
-      <w:bookmarkStart w:id="173" w:name="_Toc227781747"/>
-      <w:bookmarkStart w:id="174" w:name="_Toc227798775"/>
+      <w:bookmarkStart w:id="174" w:name="_Toc227781747"/>
+      <w:bookmarkStart w:id="175" w:name="_Toc227847398"/>
       <w:r>
         <w:t>5.2 Pipeline, Alerts and Deployment (Conceptual)</w:t>
       </w:r>
-      <w:bookmarkEnd w:id="173"/>
       <w:bookmarkEnd w:id="174"/>
+      <w:bookmarkEnd w:id="175"/>
     </w:p>
     <w:p>
       <w:r>
@@ -22489,7 +22605,7 @@
                           <pic:cNvPicPr/>
                         </pic:nvPicPr>
                         <pic:blipFill>
-                          <a:blip r:embed="rId19"/>
+                          <a:blip r:embed="rId23"/>
                           <a:stretch>
                             <a:fillRect/>
                           </a:stretch>
@@ -22515,7 +22631,7 @@
               <w:pStyle w:val="Caption"/>
               <w:jc w:val="center"/>
             </w:pPr>
-            <w:bookmarkStart w:id="175" w:name="_Toc227799004"/>
+            <w:bookmarkStart w:id="176" w:name="_Toc227847477"/>
             <w:r>
               <w:t xml:space="preserve">Figure </w:t>
             </w:r>
@@ -22555,7 +22671,7 @@
             <w:r>
               <w:t>Research pipeline  -  from raw IoT flow data to explainable SIEM alerts (Chapter 5, Section 5.2)</w:t>
             </w:r>
-            <w:bookmarkEnd w:id="175"/>
+            <w:bookmarkEnd w:id="176"/>
           </w:p>
         </w:tc>
       </w:tr>
@@ -22569,13 +22685,13 @@
       <w:pPr>
         <w:pStyle w:val="Heading2"/>
       </w:pPr>
-      <w:bookmarkStart w:id="176" w:name="_Toc227781748"/>
-      <w:bookmarkStart w:id="177" w:name="_Toc227798776"/>
+      <w:bookmarkStart w:id="177" w:name="_Toc227781748"/>
+      <w:bookmarkStart w:id="178" w:name="_Toc227847399"/>
       <w:r>
         <w:t>5.3 Graph Design (Flows to kNN Snapshots)</w:t>
       </w:r>
-      <w:bookmarkEnd w:id="176"/>
       <w:bookmarkEnd w:id="177"/>
+      <w:bookmarkEnd w:id="178"/>
     </w:p>
     <w:p>
       <w:r>
@@ -22624,13 +22740,13 @@
       <w:pPr>
         <w:pStyle w:val="Heading2"/>
       </w:pPr>
-      <w:bookmarkStart w:id="178" w:name="_Toc227781749"/>
-      <w:bookmarkStart w:id="179" w:name="_Toc227798777"/>
+      <w:bookmarkStart w:id="179" w:name="_Toc227781749"/>
+      <w:bookmarkStart w:id="180" w:name="_Toc227847400"/>
       <w:r>
         <w:t>5.4 Research Design and System Architecture</w:t>
       </w:r>
-      <w:bookmarkEnd w:id="178"/>
       <w:bookmarkEnd w:id="179"/>
+      <w:bookmarkEnd w:id="180"/>
     </w:p>
     <w:p>
       <w:r>
@@ -22689,7 +22805,7 @@
                           <pic:cNvPicPr/>
                         </pic:nvPicPr>
                         <pic:blipFill>
-                          <a:blip r:embed="rId20"/>
+                          <a:blip r:embed="rId24"/>
                           <a:stretch>
                             <a:fillRect/>
                           </a:stretch>
@@ -22715,7 +22831,7 @@
               <w:pStyle w:val="Caption"/>
               <w:jc w:val="center"/>
             </w:pPr>
-            <w:bookmarkStart w:id="180" w:name="_Toc227799005"/>
+            <w:bookmarkStart w:id="181" w:name="_Toc227847478"/>
             <w:r>
               <w:t xml:space="preserve">Figure </w:t>
             </w:r>
@@ -22755,7 +22871,7 @@
             <w:r>
               <w:t>Research design  -  data flow, federated training, and edge alerting (Chapter 5, Section 5.4)</w:t>
             </w:r>
-            <w:bookmarkEnd w:id="180"/>
+            <w:bookmarkEnd w:id="181"/>
           </w:p>
         </w:tc>
       </w:tr>
@@ -22777,14 +22893,14 @@
       <w:pPr>
         <w:pStyle w:val="Heading2"/>
       </w:pPr>
-      <w:bookmarkStart w:id="181" w:name="_Toc227781750"/>
-      <w:bookmarkStart w:id="182" w:name="_Toc227798778"/>
+      <w:bookmarkStart w:id="182" w:name="_Toc227781750"/>
+      <w:bookmarkStart w:id="183" w:name="_Toc227847401"/>
       <w:r>
         <w:lastRenderedPageBreak/>
         <w:t>5.5 Conceptual Illustration: Similarity-Based Graph in One Window</w:t>
       </w:r>
-      <w:bookmarkEnd w:id="181"/>
       <w:bookmarkEnd w:id="182"/>
+      <w:bookmarkEnd w:id="183"/>
     </w:p>
     <w:p>
       <w:r>
@@ -22843,7 +22959,7 @@
                           <pic:cNvPicPr/>
                         </pic:nvPicPr>
                         <pic:blipFill>
-                          <a:blip r:embed="rId21"/>
+                          <a:blip r:embed="rId25"/>
                           <a:stretch>
                             <a:fillRect/>
                           </a:stretch>
@@ -22869,7 +22985,7 @@
               <w:pStyle w:val="Caption"/>
               <w:jc w:val="center"/>
             </w:pPr>
-            <w:bookmarkStart w:id="183" w:name="_Toc227799006"/>
+            <w:bookmarkStart w:id="184" w:name="_Toc227847479"/>
             <w:r>
               <w:t xml:space="preserve">Figure </w:t>
             </w:r>
@@ -22909,7 +23025,7 @@
             <w:r>
               <w:t>Conceptual kNN similarity graph within one observation window (Chapter 5, Section 5.5)</w:t>
             </w:r>
-            <w:bookmarkEnd w:id="183"/>
+            <w:bookmarkEnd w:id="184"/>
           </w:p>
         </w:tc>
       </w:tr>
@@ -22918,13 +23034,13 @@
       <w:pPr>
         <w:pStyle w:val="Heading2"/>
       </w:pPr>
-      <w:bookmarkStart w:id="184" w:name="_Toc227781751"/>
-      <w:bookmarkStart w:id="185" w:name="_Toc227798779"/>
+      <w:bookmarkStart w:id="185" w:name="_Toc227781751"/>
+      <w:bookmarkStart w:id="186" w:name="_Toc227847402"/>
       <w:r>
         <w:t>5.6 Chapter Summary</w:t>
       </w:r>
-      <w:bookmarkEnd w:id="184"/>
       <w:bookmarkEnd w:id="185"/>
+      <w:bookmarkEnd w:id="186"/>
     </w:p>
     <w:p>
       <w:r>
@@ -22944,7 +23060,7 @@
           <w:szCs w:val="28"/>
         </w:rPr>
       </w:pPr>
-      <w:bookmarkStart w:id="186" w:name="_Toc227781752"/>
+      <w:bookmarkStart w:id="187" w:name="_Toc227781752"/>
       <w:r>
         <w:rPr>
           <w:sz w:val="32"/>
@@ -22957,7 +23073,7 @@
         <w:pStyle w:val="Heading1"/>
         <w:jc w:val="center"/>
       </w:pPr>
-      <w:bookmarkStart w:id="187" w:name="_Toc227798780"/>
+      <w:bookmarkStart w:id="188" w:name="_Toc227847403"/>
       <w:r>
         <w:rPr>
           <w:sz w:val="32"/>
@@ -22977,20 +23093,20 @@
         </w:rPr>
         <w:t xml:space="preserve"> Implementation and System Development</w:t>
       </w:r>
-      <w:bookmarkEnd w:id="186"/>
       <w:bookmarkEnd w:id="187"/>
+      <w:bookmarkEnd w:id="188"/>
     </w:p>
     <w:p>
       <w:pPr>
         <w:pStyle w:val="Heading2"/>
       </w:pPr>
-      <w:bookmarkStart w:id="188" w:name="_Toc227781753"/>
-      <w:bookmarkStart w:id="189" w:name="_Toc227798781"/>
+      <w:bookmarkStart w:id="189" w:name="_Toc227781753"/>
+      <w:bookmarkStart w:id="190" w:name="_Toc227847404"/>
       <w:r>
         <w:t>6.1 Chapter Overview</w:t>
       </w:r>
-      <w:bookmarkEnd w:id="188"/>
       <w:bookmarkEnd w:id="189"/>
+      <w:bookmarkEnd w:id="190"/>
     </w:p>
     <w:p>
       <w:r>
@@ -23006,13 +23122,13 @@
       <w:pPr>
         <w:pStyle w:val="Heading2"/>
       </w:pPr>
-      <w:bookmarkStart w:id="190" w:name="_Toc227781754"/>
-      <w:bookmarkStart w:id="191" w:name="_Toc227798782"/>
+      <w:bookmarkStart w:id="191" w:name="_Toc227781754"/>
+      <w:bookmarkStart w:id="192" w:name="_Toc227847405"/>
       <w:r>
         <w:t>6.2 Environment and Tools</w:t>
       </w:r>
-      <w:bookmarkEnd w:id="190"/>
       <w:bookmarkEnd w:id="191"/>
+      <w:bookmarkEnd w:id="192"/>
     </w:p>
     <w:p>
       <w:r>
@@ -23275,8 +23391,9 @@
     <w:p>
       <w:pPr>
         <w:pStyle w:val="Caption"/>
-      </w:pPr>
-      <w:bookmarkStart w:id="192" w:name="_Toc227789073"/>
+        <w:jc w:val="center"/>
+      </w:pPr>
+      <w:bookmarkStart w:id="193" w:name="_Toc227847508"/>
       <w:r>
         <w:t xml:space="preserve">Table </w:t>
       </w:r>
@@ -23316,7 +23433,7 @@
       <w:r>
         <w:t>Testbed, storage and runtime stack (Research Method Deployment).</w:t>
       </w:r>
-      <w:bookmarkEnd w:id="192"/>
+      <w:bookmarkEnd w:id="193"/>
     </w:p>
     <w:p>
       <w:r>
@@ -23342,13 +23459,13 @@
       <w:pPr>
         <w:pStyle w:val="Heading2"/>
       </w:pPr>
-      <w:bookmarkStart w:id="193" w:name="_Toc227781755"/>
-      <w:bookmarkStart w:id="194" w:name="_Toc227798783"/>
+      <w:bookmarkStart w:id="194" w:name="_Toc227781755"/>
+      <w:bookmarkStart w:id="195" w:name="_Toc227847406"/>
       <w:r>
         <w:t>6.3 Data Loading and Preprocessing</w:t>
       </w:r>
-      <w:bookmarkEnd w:id="193"/>
       <w:bookmarkEnd w:id="194"/>
+      <w:bookmarkEnd w:id="195"/>
     </w:p>
     <w:p>
       <w:r>
@@ -23370,13 +23487,13 @@
       <w:pPr>
         <w:pStyle w:val="Heading2"/>
       </w:pPr>
-      <w:bookmarkStart w:id="195" w:name="_Toc227781756"/>
-      <w:bookmarkStart w:id="196" w:name="_Toc227798784"/>
+      <w:bookmarkStart w:id="196" w:name="_Toc227781756"/>
+      <w:bookmarkStart w:id="197" w:name="_Toc227847407"/>
       <w:r>
         <w:t>6.4 Graph Construction</w:t>
       </w:r>
-      <w:bookmarkEnd w:id="195"/>
       <w:bookmarkEnd w:id="196"/>
+      <w:bookmarkEnd w:id="197"/>
     </w:p>
     <w:p>
       <w:r>
@@ -23387,14 +23504,14 @@
       <w:pPr>
         <w:pStyle w:val="Heading2"/>
       </w:pPr>
-      <w:bookmarkStart w:id="197" w:name="_Toc227781757"/>
-      <w:bookmarkStart w:id="198" w:name="_Toc227798785"/>
+      <w:bookmarkStart w:id="198" w:name="_Toc227781757"/>
+      <w:bookmarkStart w:id="199" w:name="_Toc227847408"/>
       <w:r>
         <w:lastRenderedPageBreak/>
         <w:t>6.5 Model Implementation</w:t>
       </w:r>
-      <w:bookmarkEnd w:id="197"/>
       <w:bookmarkEnd w:id="198"/>
+      <w:bookmarkEnd w:id="199"/>
     </w:p>
     <w:p>
       <w:r>
@@ -23415,13 +23532,13 @@
       <w:pPr>
         <w:pStyle w:val="Heading2"/>
       </w:pPr>
-      <w:bookmarkStart w:id="199" w:name="_Toc227781758"/>
-      <w:bookmarkStart w:id="200" w:name="_Toc227798786"/>
+      <w:bookmarkStart w:id="200" w:name="_Toc227781758"/>
+      <w:bookmarkStart w:id="201" w:name="_Toc227847409"/>
       <w:r>
         <w:t>6.6 Federated Learning (Flower)</w:t>
       </w:r>
-      <w:bookmarkEnd w:id="199"/>
       <w:bookmarkEnd w:id="200"/>
+      <w:bookmarkEnd w:id="201"/>
     </w:p>
     <w:p>
       <w:r>
@@ -23432,13 +23549,13 @@
       <w:pPr>
         <w:pStyle w:val="Heading2"/>
       </w:pPr>
-      <w:bookmarkStart w:id="201" w:name="_Toc227781759"/>
-      <w:bookmarkStart w:id="202" w:name="_Toc227798787"/>
+      <w:bookmarkStart w:id="202" w:name="_Toc227781759"/>
+      <w:bookmarkStart w:id="203" w:name="_Toc227847410"/>
       <w:r>
         <w:t>6.7 Explainability</w:t>
       </w:r>
-      <w:bookmarkEnd w:id="201"/>
       <w:bookmarkEnd w:id="202"/>
+      <w:bookmarkEnd w:id="203"/>
     </w:p>
     <w:p>
       <w:r>
@@ -23469,13 +23586,13 @@
       <w:pPr>
         <w:pStyle w:val="Heading2"/>
       </w:pPr>
-      <w:bookmarkStart w:id="203" w:name="_Toc227781760"/>
-      <w:bookmarkStart w:id="204" w:name="_Toc227798788"/>
+      <w:bookmarkStart w:id="204" w:name="_Toc227781760"/>
+      <w:bookmarkStart w:id="205" w:name="_Toc227847411"/>
       <w:r>
         <w:t>6.8 Alert Generation and SIEM-Style Output</w:t>
       </w:r>
-      <w:bookmarkEnd w:id="203"/>
       <w:bookmarkEnd w:id="204"/>
+      <w:bookmarkEnd w:id="205"/>
     </w:p>
     <w:p>
       <w:r>
@@ -23486,13 +23603,13 @@
       <w:pPr>
         <w:pStyle w:val="Heading2"/>
       </w:pPr>
-      <w:bookmarkStart w:id="205" w:name="_Toc227781761"/>
-      <w:bookmarkStart w:id="206" w:name="_Toc227798789"/>
+      <w:bookmarkStart w:id="206" w:name="_Toc227781761"/>
+      <w:bookmarkStart w:id="207" w:name="_Toc227847412"/>
       <w:r>
         <w:t>6.9 FastAPI Deployment and CPU Inference</w:t>
       </w:r>
-      <w:bookmarkEnd w:id="205"/>
       <w:bookmarkEnd w:id="206"/>
+      <w:bookmarkEnd w:id="207"/>
     </w:p>
     <w:p>
       <w:r>
@@ -23508,13 +23625,13 @@
       <w:pPr>
         <w:pStyle w:val="Heading2"/>
       </w:pPr>
-      <w:bookmarkStart w:id="207" w:name="_Toc227781762"/>
-      <w:bookmarkStart w:id="208" w:name="_Toc227798790"/>
+      <w:bookmarkStart w:id="208" w:name="_Toc227781762"/>
+      <w:bookmarkStart w:id="209" w:name="_Toc227847413"/>
       <w:r>
         <w:t>6.10 Implementation Code Screenshots (Author’s Codebase)</w:t>
       </w:r>
-      <w:bookmarkEnd w:id="207"/>
       <w:bookmarkEnd w:id="208"/>
+      <w:bookmarkEnd w:id="209"/>
     </w:p>
     <w:p>
       <w:r>
@@ -23579,7 +23696,7 @@
                           <pic:cNvPicPr/>
                         </pic:nvPicPr>
                         <pic:blipFill>
-                          <a:blip r:embed="rId22"/>
+                          <a:blip r:embed="rId26"/>
                           <a:stretch>
                             <a:fillRect/>
                           </a:stretch>
@@ -23605,7 +23722,7 @@
               <w:pStyle w:val="Caption"/>
               <w:jc w:val="center"/>
             </w:pPr>
-            <w:bookmarkStart w:id="209" w:name="_Toc227799007"/>
+            <w:bookmarkStart w:id="210" w:name="_Toc227847480"/>
             <w:r>
               <w:t xml:space="preserve">Figure </w:t>
             </w:r>
@@ -23645,7 +23762,7 @@
             <w:r>
               <w:t>flows_to_knn_graph (core)  -  NearestNeighbors, bidirectional edges, PyG Data (Chapter 6, Section 6.10)</w:t>
             </w:r>
-            <w:bookmarkEnd w:id="209"/>
+            <w:bookmarkEnd w:id="210"/>
           </w:p>
         </w:tc>
       </w:tr>
@@ -23732,7 +23849,7 @@
                           <pic:cNvPicPr/>
                         </pic:nvPicPr>
                         <pic:blipFill>
-                          <a:blip r:embed="rId23"/>
+                          <a:blip r:embed="rId27"/>
                           <a:stretch>
                             <a:fillRect/>
                           </a:stretch>
@@ -23758,7 +23875,7 @@
               <w:pStyle w:val="Caption"/>
               <w:jc w:val="center"/>
             </w:pPr>
-            <w:bookmarkStart w:id="210" w:name="_Toc227799008"/>
+            <w:bookmarkStart w:id="211" w:name="_Toc227847481"/>
             <w:r>
               <w:t xml:space="preserve">Figure </w:t>
             </w:r>
@@ -23798,7 +23915,7 @@
             <w:r>
               <w:t>build_graphs_for_split (core)  -  class pools, balance, merge, shuffle (Chapter 6, Section 6.10)</w:t>
             </w:r>
-            <w:bookmarkEnd w:id="210"/>
+            <w:bookmarkEnd w:id="211"/>
           </w:p>
         </w:tc>
       </w:tr>
@@ -23886,7 +24003,7 @@
                           <pic:cNvPicPr/>
                         </pic:nvPicPr>
                         <pic:blipFill>
-                          <a:blip r:embed="rId24"/>
+                          <a:blip r:embed="rId28"/>
                           <a:stretch>
                             <a:fillRect/>
                           </a:stretch>
@@ -23912,7 +24029,7 @@
               <w:pStyle w:val="Caption"/>
               <w:jc w:val="center"/>
             </w:pPr>
-            <w:bookmarkStart w:id="211" w:name="_Toc227799009"/>
+            <w:bookmarkStart w:id="212" w:name="_Toc227847482"/>
             <w:r>
               <w:t xml:space="preserve">Figure </w:t>
             </w:r>
@@ -23952,7 +24069,7 @@
             <w:r>
               <w:t>train_one_epoch  -  class-weighted cross-entropy, backward pass, optimiser step (Chapter 6, Section 6.10)</w:t>
             </w:r>
-            <w:bookmarkEnd w:id="211"/>
+            <w:bookmarkEnd w:id="212"/>
           </w:p>
         </w:tc>
       </w:tr>
@@ -24039,7 +24156,7 @@
                           <pic:cNvPicPr/>
                         </pic:nvPicPr>
                         <pic:blipFill>
-                          <a:blip r:embed="rId25"/>
+                          <a:blip r:embed="rId29"/>
                           <a:stretch>
                             <a:fillRect/>
                           </a:stretch>
@@ -24065,7 +24182,7 @@
               <w:pStyle w:val="Caption"/>
               <w:jc w:val="center"/>
             </w:pPr>
-            <w:bookmarkStart w:id="212" w:name="_Toc227799010"/>
+            <w:bookmarkStart w:id="213" w:name="_Toc227847483"/>
             <w:r>
               <w:t xml:space="preserve">Figure </w:t>
             </w:r>
@@ -24105,7 +24222,7 @@
             <w:r>
               <w:t>: DynamicGNN.forward (core)  -  stack window embeddings, GRU vs. mean-pool ablation, classifier (Chapter 6, Section 6.10)</w:t>
             </w:r>
-            <w:bookmarkEnd w:id="212"/>
+            <w:bookmarkEnd w:id="213"/>
           </w:p>
         </w:tc>
       </w:tr>
@@ -24193,7 +24310,7 @@
                           <pic:cNvPicPr/>
                         </pic:nvPicPr>
                         <pic:blipFill>
-                          <a:blip r:embed="rId26"/>
+                          <a:blip r:embed="rId30"/>
                           <a:stretch>
                             <a:fillRect/>
                           </a:stretch>
@@ -24219,7 +24336,7 @@
               <w:pStyle w:val="Caption"/>
               <w:jc w:val="center"/>
             </w:pPr>
-            <w:bookmarkStart w:id="213" w:name="_Toc227799011"/>
+            <w:bookmarkStart w:id="214" w:name="_Toc227847484"/>
             <w:r>
               <w:t xml:space="preserve">Figure </w:t>
             </w:r>
@@ -24259,7 +24376,7 @@
             <w:r>
               <w:t>_ig_wrapper (core)  -  Captum IntegratedGradients on the last window’s node features (Chapter 6, Section 6.10)</w:t>
             </w:r>
-            <w:bookmarkEnd w:id="213"/>
+            <w:bookmarkEnd w:id="214"/>
           </w:p>
         </w:tc>
       </w:tr>
@@ -24346,7 +24463,7 @@
                           <pic:cNvPicPr/>
                         </pic:nvPicPr>
                         <pic:blipFill>
-                          <a:blip r:embed="rId27"/>
+                          <a:blip r:embed="rId31"/>
                           <a:stretch>
                             <a:fillRect/>
                           </a:stretch>
@@ -24372,7 +24489,7 @@
               <w:pStyle w:val="Caption"/>
               <w:jc w:val="center"/>
             </w:pPr>
-            <w:bookmarkStart w:id="214" w:name="_Toc227799012"/>
+            <w:bookmarkStart w:id="215" w:name="_Toc227847485"/>
             <w:r>
               <w:t xml:space="preserve">Figure </w:t>
             </w:r>
@@ -24412,7 +24529,7 @@
             <w:r>
               <w:t>: POST /score (core)  -  build graphs, explain_sequence, ECS-style alert, timing (Chapter 6, Section 6.10)</w:t>
             </w:r>
-            <w:bookmarkEnd w:id="214"/>
+            <w:bookmarkEnd w:id="215"/>
           </w:p>
         </w:tc>
       </w:tr>
@@ -24451,14 +24568,14 @@
       <w:pPr>
         <w:pStyle w:val="Heading2"/>
       </w:pPr>
-      <w:bookmarkStart w:id="215" w:name="_Toc227781763"/>
-      <w:bookmarkStart w:id="216" w:name="_Toc227798791"/>
+      <w:bookmarkStart w:id="216" w:name="_Toc227781763"/>
+      <w:bookmarkStart w:id="217" w:name="_Toc227847414"/>
       <w:r>
         <w:lastRenderedPageBreak/>
         <w:t>6.11 Reproducibility Note</w:t>
       </w:r>
-      <w:bookmarkEnd w:id="215"/>
       <w:bookmarkEnd w:id="216"/>
+      <w:bookmarkEnd w:id="217"/>
     </w:p>
     <w:p>
       <w:r>
@@ -24469,13 +24586,13 @@
       <w:pPr>
         <w:pStyle w:val="Heading2"/>
       </w:pPr>
-      <w:bookmarkStart w:id="217" w:name="_Toc227781764"/>
-      <w:bookmarkStart w:id="218" w:name="_Toc227798792"/>
+      <w:bookmarkStart w:id="218" w:name="_Toc227781764"/>
+      <w:bookmarkStart w:id="219" w:name="_Toc227847415"/>
       <w:r>
         <w:t>6.12 Chapter Summary</w:t>
       </w:r>
-      <w:bookmarkEnd w:id="217"/>
       <w:bookmarkEnd w:id="218"/>
+      <w:bookmarkEnd w:id="219"/>
     </w:p>
     <w:p>
       <w:r>
@@ -24495,7 +24612,7 @@
           <w:szCs w:val="28"/>
         </w:rPr>
       </w:pPr>
-      <w:bookmarkStart w:id="219" w:name="_Toc227781765"/>
+      <w:bookmarkStart w:id="220" w:name="_Toc227781765"/>
       <w:r>
         <w:rPr>
           <w:sz w:val="32"/>
@@ -24508,7 +24625,7 @@
         <w:pStyle w:val="Heading1"/>
         <w:jc w:val="center"/>
       </w:pPr>
-      <w:bookmarkStart w:id="220" w:name="_Toc227798793"/>
+      <w:bookmarkStart w:id="221" w:name="_Toc227847416"/>
       <w:r>
         <w:rPr>
           <w:sz w:val="32"/>
@@ -24528,20 +24645,20 @@
         </w:rPr>
         <w:t xml:space="preserve"> Testing and Evaluation</w:t>
       </w:r>
-      <w:bookmarkEnd w:id="219"/>
       <w:bookmarkEnd w:id="220"/>
+      <w:bookmarkEnd w:id="221"/>
     </w:p>
     <w:p>
       <w:pPr>
         <w:pStyle w:val="Heading2"/>
       </w:pPr>
-      <w:bookmarkStart w:id="221" w:name="_Toc227781766"/>
-      <w:bookmarkStart w:id="222" w:name="_Toc227798794"/>
+      <w:bookmarkStart w:id="222" w:name="_Toc227781766"/>
+      <w:bookmarkStart w:id="223" w:name="_Toc227847417"/>
       <w:r>
         <w:t>7.1 Chapter Overview</w:t>
       </w:r>
-      <w:bookmarkEnd w:id="221"/>
       <w:bookmarkEnd w:id="222"/>
+      <w:bookmarkEnd w:id="223"/>
     </w:p>
     <w:p>
       <w:r>
@@ -24552,13 +24669,13 @@
       <w:pPr>
         <w:pStyle w:val="Heading2"/>
       </w:pPr>
-      <w:bookmarkStart w:id="223" w:name="_Toc227781767"/>
-      <w:bookmarkStart w:id="224" w:name="_Toc227798795"/>
+      <w:bookmarkStart w:id="224" w:name="_Toc227781767"/>
+      <w:bookmarkStart w:id="225" w:name="_Toc227847418"/>
       <w:r>
         <w:t>7.2 Evaluation Scope</w:t>
       </w:r>
-      <w:bookmarkEnd w:id="223"/>
       <w:bookmarkEnd w:id="224"/>
+      <w:bookmarkEnd w:id="225"/>
     </w:p>
     <w:p>
       <w:r>
@@ -24569,13 +24686,13 @@
       <w:pPr>
         <w:pStyle w:val="Heading3"/>
       </w:pPr>
-      <w:bookmarkStart w:id="225" w:name="_Toc227781768"/>
-      <w:bookmarkStart w:id="226" w:name="_Toc227798796"/>
+      <w:bookmarkStart w:id="226" w:name="_Toc227781768"/>
+      <w:bookmarkStart w:id="227" w:name="_Toc227847419"/>
       <w:r>
         <w:t>7.2.1 Pass Criteria</w:t>
       </w:r>
-      <w:bookmarkEnd w:id="225"/>
       <w:bookmarkEnd w:id="226"/>
+      <w:bookmarkEnd w:id="227"/>
     </w:p>
     <w:p>
       <w:r>
@@ -24637,14 +24754,14 @@
       <w:pPr>
         <w:pStyle w:val="Heading3"/>
       </w:pPr>
-      <w:bookmarkStart w:id="227" w:name="_Toc227781769"/>
-      <w:bookmarkStart w:id="228" w:name="_Toc227798797"/>
+      <w:bookmarkStart w:id="228" w:name="_Toc227781769"/>
+      <w:bookmarkStart w:id="229" w:name="_Toc227847420"/>
       <w:r>
         <w:lastRenderedPageBreak/>
         <w:t>7.2.2 Fail Criteria</w:t>
       </w:r>
-      <w:bookmarkEnd w:id="227"/>
       <w:bookmarkEnd w:id="228"/>
+      <w:bookmarkEnd w:id="229"/>
     </w:p>
     <w:p>
       <w:r>
@@ -24700,13 +24817,13 @@
       <w:pPr>
         <w:pStyle w:val="Heading2"/>
       </w:pPr>
-      <w:bookmarkStart w:id="229" w:name="_Toc227781770"/>
-      <w:bookmarkStart w:id="230" w:name="_Toc227798798"/>
+      <w:bookmarkStart w:id="230" w:name="_Toc227781770"/>
+      <w:bookmarkStart w:id="231" w:name="_Toc227847421"/>
       <w:r>
         <w:t>7.3 Test Schedule</w:t>
       </w:r>
-      <w:bookmarkEnd w:id="229"/>
       <w:bookmarkEnd w:id="230"/>
+      <w:bookmarkEnd w:id="231"/>
     </w:p>
     <w:p>
       <w:r>
@@ -25213,8 +25330,8 @@
       <w:pPr>
         <w:pStyle w:val="Caption"/>
       </w:pPr>
-      <w:bookmarkStart w:id="231" w:name="_Toc227789074"/>
-      <w:bookmarkStart w:id="232" w:name="_Toc227781771"/>
+      <w:bookmarkStart w:id="232" w:name="_Toc227847509"/>
+      <w:bookmarkStart w:id="233" w:name="_Toc227781771"/>
       <w:r>
         <w:t xml:space="preserve">Table </w:t>
       </w:r>
@@ -25254,31 +25371,31 @@
       <w:r>
         <w:t>Evaluation scenarios, scripts, and frozen artefacts (Research Method Deployment).</w:t>
       </w:r>
-      <w:bookmarkEnd w:id="231"/>
+      <w:bookmarkEnd w:id="232"/>
     </w:p>
     <w:p>
       <w:pPr>
         <w:pStyle w:val="Heading2"/>
       </w:pPr>
-      <w:bookmarkStart w:id="233" w:name="_Toc227798799"/>
+      <w:bookmarkStart w:id="234" w:name="_Toc227847422"/>
       <w:r>
         <w:lastRenderedPageBreak/>
         <w:t>7.4 Experimental Setup</w:t>
       </w:r>
-      <w:bookmarkEnd w:id="232"/>
       <w:bookmarkEnd w:id="233"/>
+      <w:bookmarkEnd w:id="234"/>
     </w:p>
     <w:p>
       <w:pPr>
         <w:pStyle w:val="Heading3"/>
       </w:pPr>
-      <w:bookmarkStart w:id="234" w:name="_Toc227781772"/>
-      <w:bookmarkStart w:id="235" w:name="_Toc227798800"/>
+      <w:bookmarkStart w:id="235" w:name="_Toc227781772"/>
+      <w:bookmarkStart w:id="236" w:name="_Toc227847423"/>
       <w:r>
         <w:t>7.4.1 Data validity, reliability, and limits on generalisation</w:t>
       </w:r>
-      <w:bookmarkEnd w:id="234"/>
       <w:bookmarkEnd w:id="235"/>
+      <w:bookmarkEnd w:id="236"/>
     </w:p>
     <w:p>
       <w:r>
@@ -25299,13 +25416,13 @@
       <w:pPr>
         <w:pStyle w:val="Heading3"/>
       </w:pPr>
-      <w:bookmarkStart w:id="236" w:name="_Toc227781773"/>
-      <w:bookmarkStart w:id="237" w:name="_Toc227798801"/>
+      <w:bookmarkStart w:id="237" w:name="_Toc227781773"/>
+      <w:bookmarkStart w:id="238" w:name="_Toc227847424"/>
       <w:r>
         <w:t>7.4.2 Hardware, software, and run configuration</w:t>
       </w:r>
-      <w:bookmarkEnd w:id="236"/>
       <w:bookmarkEnd w:id="237"/>
+      <w:bookmarkEnd w:id="238"/>
     </w:p>
     <w:p>
       <w:r>
@@ -25334,13 +25451,13 @@
       <w:pPr>
         <w:pStyle w:val="Heading2"/>
       </w:pPr>
-      <w:bookmarkStart w:id="238" w:name="_Toc227781774"/>
-      <w:bookmarkStart w:id="239" w:name="_Toc227798802"/>
+      <w:bookmarkStart w:id="239" w:name="_Toc227781774"/>
+      <w:bookmarkStart w:id="240" w:name="_Toc227847425"/>
       <w:r>
         <w:t>7.5 Metrics</w:t>
       </w:r>
-      <w:bookmarkEnd w:id="238"/>
       <w:bookmarkEnd w:id="239"/>
+      <w:bookmarkEnd w:id="240"/>
     </w:p>
     <w:p>
       <w:r>
@@ -25539,7 +25656,7 @@
       <w:pPr>
         <w:pStyle w:val="Caption"/>
       </w:pPr>
-      <w:bookmarkStart w:id="240" w:name="_Toc227789075"/>
+      <w:bookmarkStart w:id="241" w:name="_Toc227847510"/>
       <w:r>
         <w:t xml:space="preserve">Table </w:t>
       </w:r>
@@ -25579,7 +25696,7 @@
       <w:r>
         <w:t>Definitions of the reported metrics (attack = positive).</w:t>
       </w:r>
-      <w:bookmarkEnd w:id="240"/>
+      <w:bookmarkEnd w:id="241"/>
     </w:p>
     <w:p>
       <w:r>
@@ -25590,14 +25707,14 @@
       <w:pPr>
         <w:pStyle w:val="Heading2"/>
       </w:pPr>
-      <w:bookmarkStart w:id="241" w:name="_Toc227781775"/>
-      <w:bookmarkStart w:id="242" w:name="_Toc227798803"/>
+      <w:bookmarkStart w:id="242" w:name="_Toc227781775"/>
+      <w:bookmarkStart w:id="243" w:name="_Toc227847426"/>
       <w:r>
         <w:lastRenderedPageBreak/>
         <w:t>7.6 Dataset and Experiment Statistics</w:t>
       </w:r>
-      <w:bookmarkEnd w:id="241"/>
       <w:bookmarkEnd w:id="242"/>
+      <w:bookmarkEnd w:id="243"/>
     </w:p>
     <w:p>
       <w:r>
@@ -25608,13 +25725,13 @@
       <w:pPr>
         <w:pStyle w:val="Heading2"/>
       </w:pPr>
-      <w:bookmarkStart w:id="243" w:name="_Toc227781776"/>
-      <w:bookmarkStart w:id="244" w:name="_Toc227798804"/>
+      <w:bookmarkStart w:id="244" w:name="_Toc227781776"/>
+      <w:bookmarkStart w:id="245" w:name="_Toc227847427"/>
       <w:r>
         <w:t>7.7 Comparison Design</w:t>
       </w:r>
-      <w:bookmarkEnd w:id="243"/>
       <w:bookmarkEnd w:id="244"/>
+      <w:bookmarkEnd w:id="245"/>
     </w:p>
     <w:p>
       <w:r>
@@ -25625,13 +25742,13 @@
       <w:pPr>
         <w:pStyle w:val="Heading2"/>
       </w:pPr>
-      <w:bookmarkStart w:id="245" w:name="_Toc227781777"/>
-      <w:bookmarkStart w:id="246" w:name="_Toc227798805"/>
+      <w:bookmarkStart w:id="246" w:name="_Toc227781777"/>
+      <w:bookmarkStart w:id="247" w:name="_Toc227847428"/>
       <w:r>
         <w:t>7.8 Chapter Summary</w:t>
       </w:r>
-      <w:bookmarkEnd w:id="245"/>
       <w:bookmarkEnd w:id="246"/>
+      <w:bookmarkEnd w:id="247"/>
     </w:p>
     <w:p>
       <w:r>
@@ -25651,7 +25768,7 @@
           <w:szCs w:val="28"/>
         </w:rPr>
       </w:pPr>
-      <w:bookmarkStart w:id="247" w:name="_Toc227781778"/>
+      <w:bookmarkStart w:id="248" w:name="_Toc227781778"/>
       <w:r>
         <w:rPr>
           <w:sz w:val="32"/>
@@ -25664,7 +25781,7 @@
         <w:pStyle w:val="Heading1"/>
         <w:jc w:val="center"/>
       </w:pPr>
-      <w:bookmarkStart w:id="248" w:name="_Toc227798806"/>
+      <w:bookmarkStart w:id="249" w:name="_Toc227847429"/>
       <w:r>
         <w:rPr>
           <w:sz w:val="32"/>
@@ -25684,20 +25801,20 @@
         </w:rPr>
         <w:t xml:space="preserve"> Results Presentation</w:t>
       </w:r>
-      <w:bookmarkEnd w:id="247"/>
       <w:bookmarkEnd w:id="248"/>
+      <w:bookmarkEnd w:id="249"/>
     </w:p>
     <w:p>
       <w:pPr>
         <w:pStyle w:val="Heading2"/>
       </w:pPr>
-      <w:bookmarkStart w:id="249" w:name="_Toc227781779"/>
-      <w:bookmarkStart w:id="250" w:name="_Toc227798807"/>
+      <w:bookmarkStart w:id="250" w:name="_Toc227781779"/>
+      <w:bookmarkStart w:id="251" w:name="_Toc227847430"/>
       <w:r>
         <w:t>8.1 Chapter Overview</w:t>
       </w:r>
-      <w:bookmarkEnd w:id="249"/>
       <w:bookmarkEnd w:id="250"/>
+      <w:bookmarkEnd w:id="251"/>
     </w:p>
     <w:p>
       <w:r>
@@ -25708,13 +25825,13 @@
       <w:pPr>
         <w:pStyle w:val="Heading2"/>
       </w:pPr>
-      <w:bookmarkStart w:id="251" w:name="_Toc227781780"/>
-      <w:bookmarkStart w:id="252" w:name="_Toc227798808"/>
+      <w:bookmarkStart w:id="252" w:name="_Toc227781780"/>
+      <w:bookmarkStart w:id="253" w:name="_Toc227847431"/>
       <w:r>
         <w:t>8.2 Centralised Model Comparison (Sub-Question 1)</w:t>
       </w:r>
-      <w:bookmarkEnd w:id="251"/>
       <w:bookmarkEnd w:id="252"/>
+      <w:bookmarkEnd w:id="253"/>
     </w:p>
     <w:p>
       <w:r>
@@ -26152,7 +26269,7 @@
       <w:pPr>
         <w:pStyle w:val="Caption"/>
       </w:pPr>
-      <w:bookmarkStart w:id="253" w:name="_Toc227789076"/>
+      <w:bookmarkStart w:id="254" w:name="_Toc227847511"/>
       <w:r>
         <w:t xml:space="preserve">Table </w:t>
       </w:r>
@@ -26192,7 +26309,7 @@
       <w:r>
         <w:t>Model comparison on CICIoT2023 test set</w:t>
       </w:r>
-      <w:bookmarkEnd w:id="253"/>
+      <w:bookmarkEnd w:id="254"/>
     </w:p>
     <w:p>
       <w:r>
@@ -26255,7 +26372,7 @@
                           <pic:cNvPicPr/>
                         </pic:nvPicPr>
                         <pic:blipFill>
-                          <a:blip r:embed="rId28"/>
+                          <a:blip r:embed="rId32"/>
                           <a:stretch>
                             <a:fillRect/>
                           </a:stretch>
@@ -26281,7 +26398,7 @@
               <w:pStyle w:val="Caption"/>
               <w:jc w:val="center"/>
             </w:pPr>
-            <w:bookmarkStart w:id="254" w:name="_Toc227799013"/>
+            <w:bookmarkStart w:id="255" w:name="_Toc227847486"/>
             <w:r>
               <w:t xml:space="preserve">Figure </w:t>
             </w:r>
@@ -26321,7 +26438,7 @@
             <w:r>
               <w:t>: Confusion matrix for Dynamic GNN on test set (Chapter 8, Section 8.2)</w:t>
             </w:r>
-            <w:bookmarkEnd w:id="254"/>
+            <w:bookmarkEnd w:id="255"/>
           </w:p>
         </w:tc>
       </w:tr>
@@ -26385,7 +26502,7 @@
                           <pic:cNvPicPr/>
                         </pic:nvPicPr>
                         <pic:blipFill>
-                          <a:blip r:embed="rId29"/>
+                          <a:blip r:embed="rId33"/>
                           <a:stretch>
                             <a:fillRect/>
                           </a:stretch>
@@ -26411,7 +26528,7 @@
               <w:pStyle w:val="Caption"/>
               <w:jc w:val="center"/>
             </w:pPr>
-            <w:bookmarkStart w:id="255" w:name="_Toc227799014"/>
+            <w:bookmarkStart w:id="256" w:name="_Toc227847487"/>
             <w:r>
               <w:t xml:space="preserve">Figure </w:t>
             </w:r>
@@ -26448,7 +26565,7 @@
             <w:r>
               <w:t>: ROC curve for Dynamic GNN on test set (Chapter 8, Section 8.2)</w:t>
             </w:r>
-            <w:bookmarkEnd w:id="255"/>
+            <w:bookmarkEnd w:id="256"/>
           </w:p>
         </w:tc>
       </w:tr>
@@ -26519,7 +26636,7 @@
                           <pic:cNvPicPr/>
                         </pic:nvPicPr>
                         <pic:blipFill>
-                          <a:blip r:embed="rId30"/>
+                          <a:blip r:embed="rId34"/>
                           <a:stretch>
                             <a:fillRect/>
                           </a:stretch>
@@ -26545,7 +26662,7 @@
               <w:pStyle w:val="Caption"/>
               <w:jc w:val="center"/>
             </w:pPr>
-            <w:bookmarkStart w:id="256" w:name="_Toc227799015"/>
+            <w:bookmarkStart w:id="257" w:name="_Toc227847488"/>
             <w:r>
               <w:t xml:space="preserve">Figure </w:t>
             </w:r>
@@ -26585,7 +26702,7 @@
             <w:r>
               <w:t>Confusion matrix for Random Forest on test set (Chapter 8, Section 8.2)</w:t>
             </w:r>
-            <w:bookmarkEnd w:id="256"/>
+            <w:bookmarkEnd w:id="257"/>
           </w:p>
         </w:tc>
       </w:tr>
@@ -26656,7 +26773,7 @@
                           <pic:cNvPicPr/>
                         </pic:nvPicPr>
                         <pic:blipFill>
-                          <a:blip r:embed="rId31"/>
+                          <a:blip r:embed="rId35"/>
                           <a:stretch>
                             <a:fillRect/>
                           </a:stretch>
@@ -26682,7 +26799,7 @@
               <w:pStyle w:val="Caption"/>
               <w:jc w:val="center"/>
             </w:pPr>
-            <w:bookmarkStart w:id="257" w:name="_Toc227799016"/>
+            <w:bookmarkStart w:id="258" w:name="_Toc227847489"/>
             <w:r>
               <w:t xml:space="preserve">Figure </w:t>
             </w:r>
@@ -26722,7 +26839,7 @@
             <w:r>
               <w:t>Confusion matrix for MLP on test set (Chapter 8, Section 8.2)</w:t>
             </w:r>
-            <w:bookmarkEnd w:id="257"/>
+            <w:bookmarkEnd w:id="258"/>
           </w:p>
         </w:tc>
       </w:tr>
@@ -26793,7 +26910,7 @@
                           <pic:cNvPicPr/>
                         </pic:nvPicPr>
                         <pic:blipFill>
-                          <a:blip r:embed="rId32"/>
+                          <a:blip r:embed="rId36"/>
                           <a:stretch>
                             <a:fillRect/>
                           </a:stretch>
@@ -26819,7 +26936,7 @@
               <w:pStyle w:val="Caption"/>
               <w:jc w:val="center"/>
             </w:pPr>
-            <w:bookmarkStart w:id="258" w:name="_Toc227799017"/>
+            <w:bookmarkStart w:id="259" w:name="_Toc227847490"/>
             <w:r>
               <w:t xml:space="preserve">Figure </w:t>
             </w:r>
@@ -26859,7 +26976,7 @@
             <w:r>
               <w:t>ROC curve for Random Forest on test set (Chapter 8, Section 8.2)</w:t>
             </w:r>
-            <w:bookmarkEnd w:id="258"/>
+            <w:bookmarkEnd w:id="259"/>
           </w:p>
         </w:tc>
       </w:tr>
@@ -26930,7 +27047,7 @@
                           <pic:cNvPicPr/>
                         </pic:nvPicPr>
                         <pic:blipFill>
-                          <a:blip r:embed="rId33"/>
+                          <a:blip r:embed="rId37"/>
                           <a:stretch>
                             <a:fillRect/>
                           </a:stretch>
@@ -26956,7 +27073,7 @@
               <w:pStyle w:val="Caption"/>
               <w:jc w:val="center"/>
             </w:pPr>
-            <w:bookmarkStart w:id="259" w:name="_Toc227799018"/>
+            <w:bookmarkStart w:id="260" w:name="_Toc227847491"/>
             <w:r>
               <w:t xml:space="preserve">Figure </w:t>
             </w:r>
@@ -26996,7 +27113,7 @@
             <w:r>
               <w:t>ROC curve for MLP on test set (Chapter 8, Section 8.2)</w:t>
             </w:r>
-            <w:bookmarkEnd w:id="259"/>
+            <w:bookmarkEnd w:id="260"/>
           </w:p>
         </w:tc>
       </w:tr>
@@ -27083,7 +27200,7 @@
                           <pic:cNvPicPr/>
                         </pic:nvPicPr>
                         <pic:blipFill>
-                          <a:blip r:embed="rId34"/>
+                          <a:blip r:embed="rId38"/>
                           <a:stretch>
                             <a:fillRect/>
                           </a:stretch>
@@ -27109,7 +27226,7 @@
               <w:pStyle w:val="Caption"/>
               <w:jc w:val="center"/>
             </w:pPr>
-            <w:bookmarkStart w:id="260" w:name="_Toc227799019"/>
+            <w:bookmarkStart w:id="261" w:name="_Toc227847492"/>
             <w:r>
               <w:t xml:space="preserve">Figure </w:t>
             </w:r>
@@ -27149,7 +27266,7 @@
             <w:r>
               <w:t>Per-metric comparison across RF, MLP, Central GNN, and Federated GNN on the test set (Chapter 8, Section 8.2)</w:t>
             </w:r>
-            <w:bookmarkEnd w:id="260"/>
+            <w:bookmarkEnd w:id="261"/>
           </w:p>
         </w:tc>
       </w:tr>
@@ -27171,13 +27288,13 @@
       <w:pPr>
         <w:pStyle w:val="Heading2"/>
       </w:pPr>
-      <w:bookmarkStart w:id="261" w:name="_Toc227781781"/>
-      <w:bookmarkStart w:id="262" w:name="_Toc227798809"/>
+      <w:bookmarkStart w:id="262" w:name="_Toc227781781"/>
+      <w:bookmarkStart w:id="263" w:name="_Toc227847432"/>
       <w:r>
         <w:t>8.3 Federated Learning (Sub-Question 2)</w:t>
       </w:r>
-      <w:bookmarkEnd w:id="261"/>
       <w:bookmarkEnd w:id="262"/>
+      <w:bookmarkEnd w:id="263"/>
     </w:p>
     <w:p>
       <w:r>
@@ -27963,7 +28080,7 @@
       <w:pPr>
         <w:pStyle w:val="Caption"/>
       </w:pPr>
-      <w:bookmarkStart w:id="263" w:name="_Toc227789077"/>
+      <w:bookmarkStart w:id="264" w:name="_Toc227847512"/>
       <w:r>
         <w:t xml:space="preserve">Table </w:t>
       </w:r>
@@ -28003,7 +28120,7 @@
       <w:r>
         <w:t>Federated learning round-by-round metrics</w:t>
       </w:r>
-      <w:bookmarkEnd w:id="263"/>
+      <w:bookmarkEnd w:id="264"/>
     </w:p>
     <w:p>
       <w:r>
@@ -28065,7 +28182,7 @@
                           <pic:cNvPicPr/>
                         </pic:nvPicPr>
                         <pic:blipFill>
-                          <a:blip r:embed="rId35"/>
+                          <a:blip r:embed="rId39"/>
                           <a:stretch>
                             <a:fillRect/>
                           </a:stretch>
@@ -28091,7 +28208,7 @@
               <w:pStyle w:val="Caption"/>
               <w:jc w:val="center"/>
             </w:pPr>
-            <w:bookmarkStart w:id="264" w:name="_Toc227799020"/>
+            <w:bookmarkStart w:id="265" w:name="_Toc227847493"/>
             <w:r>
               <w:t xml:space="preserve">Figure </w:t>
             </w:r>
@@ -28131,7 +28248,7 @@
             <w:r>
               <w:t>Federated: learning convergence (F1 and ROC-AUC vs. round) (Chapter 8, Section 8.3)</w:t>
             </w:r>
-            <w:bookmarkEnd w:id="264"/>
+            <w:bookmarkEnd w:id="265"/>
           </w:p>
         </w:tc>
       </w:tr>
@@ -28207,7 +28324,7 @@
                           <pic:cNvPicPr/>
                         </pic:nvPicPr>
                         <pic:blipFill>
-                          <a:blip r:embed="rId36"/>
+                          <a:blip r:embed="rId40"/>
                           <a:stretch>
                             <a:fillRect/>
                           </a:stretch>
@@ -28233,7 +28350,7 @@
               <w:pStyle w:val="Caption"/>
               <w:jc w:val="center"/>
             </w:pPr>
-            <w:bookmarkStart w:id="265" w:name="_Toc227799021"/>
+            <w:bookmarkStart w:id="266" w:name="_Toc227847494"/>
             <w:r>
               <w:t xml:space="preserve">Figure </w:t>
             </w:r>
@@ -28273,7 +28390,7 @@
             <w:r>
               <w:t>Confusion matrix of the federated GNN (Flower FedAvg, 3 clients, 10 rounds) on the test set (Chapter 8, Section 8.3)</w:t>
             </w:r>
-            <w:bookmarkEnd w:id="265"/>
+            <w:bookmarkEnd w:id="266"/>
           </w:p>
         </w:tc>
       </w:tr>
@@ -28349,7 +28466,7 @@
                           <pic:cNvPicPr/>
                         </pic:nvPicPr>
                         <pic:blipFill>
-                          <a:blip r:embed="rId37"/>
+                          <a:blip r:embed="rId41"/>
                           <a:stretch>
                             <a:fillRect/>
                           </a:stretch>
@@ -28375,7 +28492,7 @@
               <w:pStyle w:val="Caption"/>
               <w:jc w:val="center"/>
             </w:pPr>
-            <w:bookmarkStart w:id="266" w:name="_Toc227799022"/>
+            <w:bookmarkStart w:id="267" w:name="_Toc227847495"/>
             <w:r>
               <w:t xml:space="preserve">Figure </w:t>
             </w:r>
@@ -28415,7 +28532,7 @@
             <w:r>
               <w:t>Federated learning communication cost  -  per round (bars) and cumulative (line) (Chapter 8, Section 8.3)</w:t>
             </w:r>
-            <w:bookmarkEnd w:id="266"/>
+            <w:bookmarkEnd w:id="267"/>
           </w:p>
         </w:tc>
       </w:tr>
@@ -28448,13 +28565,13 @@
       <w:pPr>
         <w:pStyle w:val="Heading2"/>
       </w:pPr>
-      <w:bookmarkStart w:id="267" w:name="_Toc227781782"/>
-      <w:bookmarkStart w:id="268" w:name="_Toc227798810"/>
+      <w:bookmarkStart w:id="268" w:name="_Toc227781782"/>
+      <w:bookmarkStart w:id="269" w:name="_Toc227847433"/>
       <w:r>
         <w:t>8.4 Central GNN Training Convergence</w:t>
       </w:r>
-      <w:bookmarkEnd w:id="267"/>
       <w:bookmarkEnd w:id="268"/>
+      <w:bookmarkEnd w:id="269"/>
     </w:p>
     <w:p>
       <w:r>
@@ -28875,7 +28992,7 @@
       <w:pPr>
         <w:pStyle w:val="Caption"/>
       </w:pPr>
-      <w:bookmarkStart w:id="269" w:name="_Toc227789078"/>
+      <w:bookmarkStart w:id="270" w:name="_Toc227847513"/>
       <w:r>
         <w:t xml:space="preserve">Table </w:t>
       </w:r>
@@ -28915,7 +29032,7 @@
       <w:r>
         <w:t>Training history (loss and validation) of the central GNN.</w:t>
       </w:r>
-      <w:bookmarkEnd w:id="269"/>
+      <w:bookmarkEnd w:id="270"/>
     </w:p>
     <w:p>
       <w:r>
@@ -28982,7 +29099,7 @@
                           <pic:cNvPicPr/>
                         </pic:nvPicPr>
                         <pic:blipFill>
-                          <a:blip r:embed="rId38"/>
+                          <a:blip r:embed="rId42"/>
                           <a:stretch>
                             <a:fillRect/>
                           </a:stretch>
@@ -29008,7 +29125,7 @@
               <w:pStyle w:val="Caption"/>
               <w:jc w:val="center"/>
             </w:pPr>
-            <w:bookmarkStart w:id="270" w:name="_Toc227799023"/>
+            <w:bookmarkStart w:id="271" w:name="_Toc227847496"/>
             <w:r>
               <w:t xml:space="preserve">Figure </w:t>
             </w:r>
@@ -29048,7 +29165,7 @@
             <w:r>
               <w:t>Central GNN training loss across six epochs (log scale) (Chapter 8, Section 8.4)</w:t>
             </w:r>
-            <w:bookmarkEnd w:id="270"/>
+            <w:bookmarkEnd w:id="271"/>
           </w:p>
         </w:tc>
       </w:tr>
@@ -29070,13 +29187,13 @@
       <w:pPr>
         <w:pStyle w:val="Heading2"/>
       </w:pPr>
-      <w:bookmarkStart w:id="271" w:name="_Toc227781783"/>
-      <w:bookmarkStart w:id="272" w:name="_Toc227798811"/>
+      <w:bookmarkStart w:id="272" w:name="_Toc227781783"/>
+      <w:bookmarkStart w:id="273" w:name="_Toc227847434"/>
       <w:r>
         <w:t>8.5 Time-Window and CPU Inference (Sub-Question 2 and Deployment)</w:t>
       </w:r>
-      <w:bookmarkEnd w:id="271"/>
       <w:bookmarkEnd w:id="272"/>
+      <w:bookmarkEnd w:id="273"/>
     </w:p>
     <w:p>
       <w:r>
@@ -29137,7 +29254,7 @@
                           <pic:cNvPicPr/>
                         </pic:nvPicPr>
                         <pic:blipFill>
-                          <a:blip r:embed="rId39"/>
+                          <a:blip r:embed="rId43"/>
                           <a:stretch>
                             <a:fillRect/>
                           </a:stretch>
@@ -29163,7 +29280,7 @@
               <w:pStyle w:val="Caption"/>
               <w:jc w:val="center"/>
             </w:pPr>
-            <w:bookmarkStart w:id="273" w:name="_Toc227799024"/>
+            <w:bookmarkStart w:id="274" w:name="_Toc227847497"/>
             <w:r>
               <w:t xml:space="preserve">Figure </w:t>
             </w:r>
@@ -29203,7 +29320,7 @@
             <w:r>
               <w:t>Model comparison  -  inference time and F1-score (Chapter 8, Section 8.5)</w:t>
             </w:r>
-            <w:bookmarkEnd w:id="273"/>
+            <w:bookmarkEnd w:id="274"/>
           </w:p>
         </w:tc>
       </w:tr>
@@ -29225,13 +29342,13 @@
       <w:pPr>
         <w:pStyle w:val="Heading2"/>
       </w:pPr>
-      <w:bookmarkStart w:id="274" w:name="_Toc227781784"/>
-      <w:bookmarkStart w:id="275" w:name="_Toc227798812"/>
+      <w:bookmarkStart w:id="275" w:name="_Toc227781784"/>
+      <w:bookmarkStart w:id="276" w:name="_Toc227847435"/>
       <w:r>
         <w:t>8.6 Example Alerts with Explanations (Sub-Question 3)</w:t>
       </w:r>
-      <w:bookmarkEnd w:id="274"/>
       <w:bookmarkEnd w:id="275"/>
+      <w:bookmarkEnd w:id="276"/>
     </w:p>
     <w:p>
       <w:r>
@@ -29323,13 +29440,13 @@
       <w:pPr>
         <w:pStyle w:val="Heading2"/>
       </w:pPr>
-      <w:bookmarkStart w:id="276" w:name="_Toc227781785"/>
-      <w:bookmarkStart w:id="277" w:name="_Toc227798813"/>
+      <w:bookmarkStart w:id="277" w:name="_Toc227781785"/>
+      <w:bookmarkStart w:id="278" w:name="_Toc227847436"/>
       <w:r>
         <w:t>8.7 Ablation Studies (Priority 1: Evidence)</w:t>
       </w:r>
-      <w:bookmarkEnd w:id="276"/>
       <w:bookmarkEnd w:id="277"/>
+      <w:bookmarkEnd w:id="278"/>
     </w:p>
     <w:p>
       <w:r>
@@ -29604,7 +29721,7 @@
       <w:pPr>
         <w:pStyle w:val="Caption"/>
       </w:pPr>
-      <w:bookmarkStart w:id="278" w:name="_Toc227789079"/>
+      <w:bookmarkStart w:id="279" w:name="_Toc227847514"/>
       <w:r>
         <w:t xml:space="preserve">Table </w:t>
       </w:r>
@@ -29644,7 +29761,7 @@
       <w:r>
         <w:t>Ablation on CICIoT2023 test set (centralised GNN variants)</w:t>
       </w:r>
-      <w:bookmarkEnd w:id="278"/>
+      <w:bookmarkEnd w:id="279"/>
     </w:p>
     <w:p/>
     <w:tbl>
@@ -29701,7 +29818,7 @@
                           <pic:cNvPicPr/>
                         </pic:nvPicPr>
                         <pic:blipFill>
-                          <a:blip r:embed="rId40"/>
+                          <a:blip r:embed="rId44"/>
                           <a:stretch>
                             <a:fillRect/>
                           </a:stretch>
@@ -29727,7 +29844,7 @@
               <w:pStyle w:val="Caption"/>
               <w:jc w:val="center"/>
             </w:pPr>
-            <w:bookmarkStart w:id="279" w:name="_Toc227799025"/>
+            <w:bookmarkStart w:id="280" w:name="_Toc227847498"/>
             <w:r>
               <w:t xml:space="preserve">Figure </w:t>
             </w:r>
@@ -29767,7 +29884,7 @@
             <w:r>
               <w:t>Ablation comparison  -  full GAT+GRU vs. GAT-only (F1 and inference time) (Chapter 8, Section 8.7)</w:t>
             </w:r>
-            <w:bookmarkEnd w:id="279"/>
+            <w:bookmarkEnd w:id="280"/>
           </w:p>
         </w:tc>
       </w:tr>
@@ -29794,13 +29911,13 @@
       <w:pPr>
         <w:pStyle w:val="Heading2"/>
       </w:pPr>
-      <w:bookmarkStart w:id="280" w:name="_Toc227781786"/>
-      <w:bookmarkStart w:id="281" w:name="_Toc227798814"/>
+      <w:bookmarkStart w:id="281" w:name="_Toc227781786"/>
+      <w:bookmarkStart w:id="282" w:name="_Toc227847437"/>
       <w:r>
         <w:t>8.8 Sensitivity Analysis (Stability of Design Choices)</w:t>
       </w:r>
-      <w:bookmarkEnd w:id="280"/>
       <w:bookmarkEnd w:id="281"/>
+      <w:bookmarkEnd w:id="282"/>
     </w:p>
     <w:p>
       <w:r>
@@ -30769,7 +30886,7 @@
       <w:pPr>
         <w:pStyle w:val="Caption"/>
       </w:pPr>
-      <w:bookmarkStart w:id="282" w:name="_Toc227789080"/>
+      <w:bookmarkStart w:id="283" w:name="_Toc227847515"/>
       <w:r>
         <w:t xml:space="preserve">Table </w:t>
       </w:r>
@@ -30809,7 +30926,7 @@
       <w:r>
         <w:t>Sensitivity analysis - central GNN on the test set (There are nine configurations)</w:t>
       </w:r>
-      <w:bookmarkEnd w:id="282"/>
+      <w:bookmarkEnd w:id="283"/>
     </w:p>
     <w:p/>
     <w:p/>
@@ -30871,7 +30988,7 @@
                           <pic:cNvPicPr/>
                         </pic:nvPicPr>
                         <pic:blipFill>
-                          <a:blip r:embed="rId41"/>
+                          <a:blip r:embed="rId45"/>
                           <a:stretch>
                             <a:fillRect/>
                           </a:stretch>
@@ -30897,7 +31014,7 @@
               <w:pStyle w:val="Caption"/>
               <w:jc w:val="center"/>
             </w:pPr>
-            <w:bookmarkStart w:id="283" w:name="_Toc227799026"/>
+            <w:bookmarkStart w:id="284" w:name="_Toc227847499"/>
             <w:r>
               <w:t xml:space="preserve">Figure </w:t>
             </w:r>
@@ -30937,7 +31054,7 @@
             <w:r>
               <w:t>: Sensitivity of test F1 and ROC-AUC to window size and kNN k (Chapter 8, Section 8.8)</w:t>
             </w:r>
-            <w:bookmarkEnd w:id="283"/>
+            <w:bookmarkEnd w:id="284"/>
           </w:p>
         </w:tc>
       </w:tr>
@@ -30959,13 +31076,13 @@
       <w:pPr>
         <w:pStyle w:val="Heading2"/>
       </w:pPr>
-      <w:bookmarkStart w:id="284" w:name="_Toc227781787"/>
-      <w:bookmarkStart w:id="285" w:name="_Toc227798815"/>
+      <w:bookmarkStart w:id="285" w:name="_Toc227781787"/>
+      <w:bookmarkStart w:id="286" w:name="_Toc227847438"/>
       <w:r>
         <w:t>8.9 Multi-Seed Stability</w:t>
       </w:r>
-      <w:bookmarkEnd w:id="284"/>
       <w:bookmarkEnd w:id="285"/>
+      <w:bookmarkEnd w:id="286"/>
     </w:p>
     <w:p>
       <w:r>
@@ -31489,7 +31606,7 @@
       <w:pPr>
         <w:pStyle w:val="Caption"/>
       </w:pPr>
-      <w:bookmarkStart w:id="286" w:name="_Toc227789081"/>
+      <w:bookmarkStart w:id="287" w:name="_Toc227847516"/>
       <w:r>
         <w:t xml:space="preserve">Table </w:t>
       </w:r>
@@ -31529,7 +31646,7 @@
       <w:r>
         <w:t>Multi-seed summary (central GNN, test set)</w:t>
       </w:r>
-      <w:bookmarkEnd w:id="286"/>
+      <w:bookmarkEnd w:id="287"/>
     </w:p>
     <w:p>
       <w:r>
@@ -31549,13 +31666,13 @@
       <w:pPr>
         <w:pStyle w:val="Heading2"/>
       </w:pPr>
-      <w:bookmarkStart w:id="287" w:name="_Toc227781788"/>
-      <w:bookmarkStart w:id="288" w:name="_Toc227798816"/>
+      <w:bookmarkStart w:id="288" w:name="_Toc227781788"/>
+      <w:bookmarkStart w:id="289" w:name="_Toc227847439"/>
       <w:r>
         <w:t>8.10 Correlation with the Previous Research on CICIoT2023.</w:t>
       </w:r>
-      <w:bookmarkEnd w:id="287"/>
       <w:bookmarkEnd w:id="288"/>
+      <w:bookmarkEnd w:id="289"/>
     </w:p>
     <w:p>
       <w:r>
@@ -32008,7 +32125,7 @@
       <w:pPr>
         <w:pStyle w:val="Caption"/>
       </w:pPr>
-      <w:bookmarkStart w:id="289" w:name="_Toc227789082"/>
+      <w:bookmarkStart w:id="290" w:name="_Toc227847517"/>
       <w:r>
         <w:t xml:space="preserve">Table </w:t>
       </w:r>
@@ -32054,7 +32171,7 @@
       <w:r>
         <w:t xml:space="preserve">  this dissertation vs. prior work on CICIoT2023 and adjacent IoT flow benchmarks</w:t>
       </w:r>
-      <w:bookmarkEnd w:id="289"/>
+      <w:bookmarkEnd w:id="290"/>
     </w:p>
     <w:p>
       <w:r>
@@ -32073,14 +32190,14 @@
       <w:pPr>
         <w:pStyle w:val="Heading2"/>
       </w:pPr>
-      <w:bookmarkStart w:id="290" w:name="_Toc227781789"/>
-      <w:bookmarkStart w:id="291" w:name="_Toc227798817"/>
+      <w:bookmarkStart w:id="291" w:name="_Toc227781789"/>
+      <w:bookmarkStart w:id="292" w:name="_Toc227847440"/>
       <w:r>
         <w:lastRenderedPageBreak/>
         <w:t>8.11 Chapter Summary</w:t>
       </w:r>
-      <w:bookmarkEnd w:id="290"/>
       <w:bookmarkEnd w:id="291"/>
+      <w:bookmarkEnd w:id="292"/>
     </w:p>
     <w:p>
       <w:r>
@@ -32100,7 +32217,7 @@
           <w:szCs w:val="28"/>
         </w:rPr>
       </w:pPr>
-      <w:bookmarkStart w:id="292" w:name="_Toc227781790"/>
+      <w:bookmarkStart w:id="293" w:name="_Toc227781790"/>
       <w:r>
         <w:rPr>
           <w:sz w:val="32"/>
@@ -32113,7 +32230,7 @@
         <w:pStyle w:val="Heading1"/>
         <w:jc w:val="center"/>
       </w:pPr>
-      <w:bookmarkStart w:id="293" w:name="_Toc227798818"/>
+      <w:bookmarkStart w:id="294" w:name="_Toc227847441"/>
       <w:r>
         <w:rPr>
           <w:sz w:val="32"/>
@@ -32133,20 +32250,20 @@
         </w:rPr>
         <w:t xml:space="preserve"> Conclusion, Discussion, and Recommendations</w:t>
       </w:r>
-      <w:bookmarkEnd w:id="292"/>
       <w:bookmarkEnd w:id="293"/>
+      <w:bookmarkEnd w:id="294"/>
     </w:p>
     <w:p>
       <w:pPr>
         <w:pStyle w:val="Heading2"/>
       </w:pPr>
-      <w:bookmarkStart w:id="294" w:name="_Toc227781791"/>
-      <w:bookmarkStart w:id="295" w:name="_Toc227798819"/>
+      <w:bookmarkStart w:id="295" w:name="_Toc227781791"/>
+      <w:bookmarkStart w:id="296" w:name="_Toc227847442"/>
       <w:r>
         <w:t>9.1 Chapter Overview</w:t>
       </w:r>
-      <w:bookmarkEnd w:id="294"/>
       <w:bookmarkEnd w:id="295"/>
+      <w:bookmarkEnd w:id="296"/>
     </w:p>
     <w:p>
       <w:r>
@@ -32157,13 +32274,13 @@
       <w:pPr>
         <w:pStyle w:val="Heading2"/>
       </w:pPr>
-      <w:bookmarkStart w:id="296" w:name="_Toc227781792"/>
-      <w:bookmarkStart w:id="297" w:name="_Toc227798820"/>
+      <w:bookmarkStart w:id="297" w:name="_Toc227781792"/>
+      <w:bookmarkStart w:id="298" w:name="_Toc227847443"/>
       <w:r>
         <w:t>9.2 Structured Conclusion</w:t>
       </w:r>
-      <w:bookmarkEnd w:id="296"/>
       <w:bookmarkEnd w:id="297"/>
+      <w:bookmarkEnd w:id="298"/>
     </w:p>
     <w:p>
       <w:r>
@@ -32188,13 +32305,13 @@
       <w:pPr>
         <w:pStyle w:val="Heading2"/>
       </w:pPr>
-      <w:bookmarkStart w:id="298" w:name="_Toc227781793"/>
-      <w:bookmarkStart w:id="299" w:name="_Toc227798821"/>
+      <w:bookmarkStart w:id="299" w:name="_Toc227781793"/>
+      <w:bookmarkStart w:id="300" w:name="_Toc227847444"/>
       <w:r>
         <w:t>9.3 Responding to the Research Questions.</w:t>
       </w:r>
-      <w:bookmarkEnd w:id="298"/>
       <w:bookmarkEnd w:id="299"/>
+      <w:bookmarkEnd w:id="300"/>
     </w:p>
     <w:p>
       <w:r>
@@ -32270,13 +32387,13 @@
       <w:pPr>
         <w:pStyle w:val="Heading2"/>
       </w:pPr>
-      <w:bookmarkStart w:id="300" w:name="_Toc227781794"/>
-      <w:bookmarkStart w:id="301" w:name="_Toc227798822"/>
+      <w:bookmarkStart w:id="301" w:name="_Toc227781794"/>
+      <w:bookmarkStart w:id="302" w:name="_Toc227847445"/>
       <w:r>
         <w:t>9.4 Strengths and Limitations</w:t>
       </w:r>
-      <w:bookmarkEnd w:id="300"/>
       <w:bookmarkEnd w:id="301"/>
+      <w:bookmarkEnd w:id="302"/>
     </w:p>
     <w:p>
       <w:r>
@@ -32292,13 +32409,13 @@
       <w:pPr>
         <w:pStyle w:val="Heading2"/>
       </w:pPr>
-      <w:bookmarkStart w:id="302" w:name="_Toc227781795"/>
-      <w:bookmarkStart w:id="303" w:name="_Toc227798823"/>
+      <w:bookmarkStart w:id="303" w:name="_Toc227781795"/>
+      <w:bookmarkStart w:id="304" w:name="_Toc227847446"/>
       <w:r>
         <w:t>9.5 University/ Course Materials.</w:t>
       </w:r>
-      <w:bookmarkEnd w:id="302"/>
       <w:bookmarkEnd w:id="303"/>
+      <w:bookmarkEnd w:id="304"/>
     </w:p>
     <w:p>
       <w:r>
@@ -32313,13 +32430,13 @@
       <w:pPr>
         <w:pStyle w:val="Heading2"/>
       </w:pPr>
-      <w:bookmarkStart w:id="304" w:name="_Toc227781796"/>
-      <w:bookmarkStart w:id="305" w:name="_Toc227798824"/>
+      <w:bookmarkStart w:id="305" w:name="_Toc227781796"/>
+      <w:bookmarkStart w:id="306" w:name="_Toc227847447"/>
       <w:r>
         <w:t>9.6 Practical Implications</w:t>
       </w:r>
-      <w:bookmarkEnd w:id="304"/>
       <w:bookmarkEnd w:id="305"/>
+      <w:bookmarkEnd w:id="306"/>
     </w:p>
     <w:p>
       <w:r>
@@ -32340,13 +32457,13 @@
       <w:pPr>
         <w:pStyle w:val="Heading2"/>
       </w:pPr>
-      <w:bookmarkStart w:id="306" w:name="_Toc227781797"/>
-      <w:bookmarkStart w:id="307" w:name="_Toc227798825"/>
+      <w:bookmarkStart w:id="307" w:name="_Toc227781797"/>
+      <w:bookmarkStart w:id="308" w:name="_Toc227847448"/>
       <w:r>
         <w:t>9.7 Relation to Literature</w:t>
       </w:r>
-      <w:bookmarkEnd w:id="306"/>
       <w:bookmarkEnd w:id="307"/>
+      <w:bookmarkEnd w:id="308"/>
     </w:p>
     <w:p>
       <w:r>
@@ -32363,13 +32480,13 @@
       <w:pPr>
         <w:pStyle w:val="Heading2"/>
       </w:pPr>
-      <w:bookmarkStart w:id="308" w:name="_Toc227781798"/>
-      <w:bookmarkStart w:id="309" w:name="_Toc227798826"/>
+      <w:bookmarkStart w:id="309" w:name="_Toc227781798"/>
+      <w:bookmarkStart w:id="310" w:name="_Toc227847449"/>
       <w:r>
         <w:t>9.8 Summary of the Project</w:t>
       </w:r>
-      <w:bookmarkEnd w:id="308"/>
       <w:bookmarkEnd w:id="309"/>
+      <w:bookmarkEnd w:id="310"/>
     </w:p>
     <w:p>
       <w:r>
@@ -32380,13 +32497,13 @@
       <w:pPr>
         <w:pStyle w:val="Heading2"/>
       </w:pPr>
-      <w:bookmarkStart w:id="310" w:name="_Toc227781799"/>
-      <w:bookmarkStart w:id="311" w:name="_Toc227798827"/>
+      <w:bookmarkStart w:id="311" w:name="_Toc227781799"/>
+      <w:bookmarkStart w:id="312" w:name="_Toc227847450"/>
       <w:r>
         <w:t>9.9 Recommendations for Future Work</w:t>
       </w:r>
-      <w:bookmarkEnd w:id="310"/>
       <w:bookmarkEnd w:id="311"/>
+      <w:bookmarkEnd w:id="312"/>
     </w:p>
     <w:p>
       <w:pPr>
@@ -32464,14 +32581,14 @@
       <w:pPr>
         <w:pStyle w:val="Heading2"/>
       </w:pPr>
-      <w:bookmarkStart w:id="312" w:name="_Toc227781800"/>
-      <w:bookmarkStart w:id="313" w:name="_Toc227798828"/>
+      <w:bookmarkStart w:id="313" w:name="_Toc227781800"/>
+      <w:bookmarkStart w:id="314" w:name="_Toc227847451"/>
       <w:r>
         <w:lastRenderedPageBreak/>
         <w:t>9.10 Chapter Summary</w:t>
       </w:r>
-      <w:bookmarkEnd w:id="312"/>
       <w:bookmarkEnd w:id="313"/>
+      <w:bookmarkEnd w:id="314"/>
     </w:p>
     <w:p>
       <w:r>
@@ -32491,7 +32608,7 @@
           <w:szCs w:val="28"/>
         </w:rPr>
       </w:pPr>
-      <w:bookmarkStart w:id="314" w:name="_Toc227781801"/>
+      <w:bookmarkStart w:id="315" w:name="_Toc227781801"/>
       <w:r>
         <w:rPr>
           <w:sz w:val="32"/>
@@ -32504,7 +32621,7 @@
         <w:pStyle w:val="Heading1"/>
         <w:jc w:val="center"/>
       </w:pPr>
-      <w:bookmarkStart w:id="315" w:name="_Toc227798829"/>
+      <w:bookmarkStart w:id="316" w:name="_Toc227847452"/>
       <w:r>
         <w:rPr>
           <w:sz w:val="32"/>
@@ -32524,20 +32641,20 @@
         </w:rPr>
         <w:t xml:space="preserve"> Critical Self-Evaluation</w:t>
       </w:r>
-      <w:bookmarkEnd w:id="314"/>
       <w:bookmarkEnd w:id="315"/>
+      <w:bookmarkEnd w:id="316"/>
     </w:p>
     <w:p>
       <w:pPr>
         <w:pStyle w:val="Heading2"/>
       </w:pPr>
-      <w:bookmarkStart w:id="316" w:name="_Toc227781802"/>
-      <w:bookmarkStart w:id="317" w:name="_Toc227798830"/>
+      <w:bookmarkStart w:id="317" w:name="_Toc227781802"/>
+      <w:bookmarkStart w:id="318" w:name="_Toc227847453"/>
       <w:r>
         <w:t>10.1 Chapter Overview</w:t>
       </w:r>
-      <w:bookmarkEnd w:id="316"/>
       <w:bookmarkEnd w:id="317"/>
+      <w:bookmarkEnd w:id="318"/>
     </w:p>
     <w:p>
       <w:r>
@@ -32553,13 +32670,13 @@
       <w:pPr>
         <w:pStyle w:val="Heading2"/>
       </w:pPr>
-      <w:bookmarkStart w:id="318" w:name="_Toc227781803"/>
-      <w:bookmarkStart w:id="319" w:name="_Toc227798831"/>
+      <w:bookmarkStart w:id="319" w:name="_Toc227781803"/>
+      <w:bookmarkStart w:id="320" w:name="_Toc227847454"/>
       <w:r>
         <w:t>10.2 Planning, Scope, and Risk.</w:t>
       </w:r>
-      <w:bookmarkEnd w:id="318"/>
       <w:bookmarkEnd w:id="319"/>
+      <w:bookmarkEnd w:id="320"/>
     </w:p>
     <w:p>
       <w:r>
@@ -32575,13 +32692,13 @@
       <w:pPr>
         <w:pStyle w:val="Heading2"/>
       </w:pPr>
-      <w:bookmarkStart w:id="320" w:name="_Toc227781804"/>
-      <w:bookmarkStart w:id="321" w:name="_Toc227798832"/>
+      <w:bookmarkStart w:id="321" w:name="_Toc227781804"/>
+      <w:bookmarkStart w:id="322" w:name="_Toc227847455"/>
       <w:r>
         <w:t>10.3 Literature and Alignment with the Questions</w:t>
       </w:r>
-      <w:bookmarkEnd w:id="320"/>
       <w:bookmarkEnd w:id="321"/>
+      <w:bookmarkEnd w:id="322"/>
     </w:p>
     <w:p>
       <w:r>
@@ -32601,13 +32718,13 @@
       <w:pPr>
         <w:pStyle w:val="Heading2"/>
       </w:pPr>
-      <w:bookmarkStart w:id="322" w:name="_Toc227781805"/>
-      <w:bookmarkStart w:id="323" w:name="_Toc227798833"/>
+      <w:bookmarkStart w:id="323" w:name="_Toc227781805"/>
+      <w:bookmarkStart w:id="324" w:name="_Toc227847456"/>
       <w:r>
         <w:t>10.4 Implementation: What Was Harder Than It Looked</w:t>
       </w:r>
-      <w:bookmarkEnd w:id="322"/>
       <w:bookmarkEnd w:id="323"/>
+      <w:bookmarkEnd w:id="324"/>
     </w:p>
     <w:p>
       <w:r>
@@ -32628,13 +32745,13 @@
       <w:pPr>
         <w:pStyle w:val="Heading2"/>
       </w:pPr>
-      <w:bookmarkStart w:id="324" w:name="_Toc227781806"/>
-      <w:bookmarkStart w:id="325" w:name="_Toc227798834"/>
+      <w:bookmarkStart w:id="325" w:name="_Toc227781806"/>
+      <w:bookmarkStart w:id="326" w:name="_Toc227847457"/>
       <w:r>
         <w:t>10.5 Results, Honesty, and the “100%” Question</w:t>
       </w:r>
-      <w:bookmarkEnd w:id="324"/>
       <w:bookmarkEnd w:id="325"/>
+      <w:bookmarkEnd w:id="326"/>
     </w:p>
     <w:p>
       <w:r>
@@ -32654,13 +32771,13 @@
       <w:pPr>
         <w:pStyle w:val="Heading2"/>
       </w:pPr>
-      <w:bookmarkStart w:id="326" w:name="_Toc227781807"/>
-      <w:bookmarkStart w:id="327" w:name="_Toc227798835"/>
+      <w:bookmarkStart w:id="327" w:name="_Toc227781807"/>
+      <w:bookmarkStart w:id="328" w:name="_Toc227847458"/>
       <w:r>
         <w:t>10.6 What I Learned (Skills and Mindset)</w:t>
       </w:r>
-      <w:bookmarkEnd w:id="326"/>
       <w:bookmarkEnd w:id="327"/>
+      <w:bookmarkEnd w:id="328"/>
     </w:p>
     <w:p>
       <w:r>
@@ -32676,13 +32793,13 @@
       <w:pPr>
         <w:pStyle w:val="Heading2"/>
       </w:pPr>
-      <w:bookmarkStart w:id="328" w:name="_Toc227781808"/>
-      <w:bookmarkStart w:id="329" w:name="_Toc227798836"/>
+      <w:bookmarkStart w:id="329" w:name="_Toc227781808"/>
+      <w:bookmarkStart w:id="330" w:name="_Toc227847459"/>
       <w:r>
         <w:t>10.7 Time Management: What I Would Reorder</w:t>
       </w:r>
-      <w:bookmarkEnd w:id="328"/>
       <w:bookmarkEnd w:id="329"/>
+      <w:bookmarkEnd w:id="330"/>
     </w:p>
     <w:p>
       <w:r>
@@ -32701,14 +32818,14 @@
       <w:pPr>
         <w:pStyle w:val="Heading2"/>
       </w:pPr>
-      <w:bookmarkStart w:id="330" w:name="_Toc227781809"/>
-      <w:bookmarkStart w:id="331" w:name="_Toc227798837"/>
+      <w:bookmarkStart w:id="331" w:name="_Toc227781809"/>
+      <w:bookmarkStart w:id="332" w:name="_Toc227847460"/>
       <w:r>
         <w:lastRenderedPageBreak/>
         <w:t>10.8 Chapter Summary</w:t>
       </w:r>
-      <w:bookmarkEnd w:id="330"/>
       <w:bookmarkEnd w:id="331"/>
+      <w:bookmarkEnd w:id="332"/>
     </w:p>
     <w:p>
       <w:r>
@@ -32728,7 +32845,7 @@
           <w:szCs w:val="28"/>
         </w:rPr>
       </w:pPr>
-      <w:bookmarkStart w:id="332" w:name="_Toc227781810"/>
+      <w:bookmarkStart w:id="333" w:name="_Toc227781810"/>
       <w:r>
         <w:rPr>
           <w:sz w:val="32"/>
@@ -32741,7 +32858,7 @@
         <w:pStyle w:val="Heading1"/>
         <w:jc w:val="center"/>
       </w:pPr>
-      <w:bookmarkStart w:id="333" w:name="_Toc227798838"/>
+      <w:bookmarkStart w:id="334" w:name="_Toc227847461"/>
       <w:r>
         <w:rPr>
           <w:sz w:val="32"/>
@@ -32749,8 +32866,8 @@
         <w:lastRenderedPageBreak/>
         <w:t>References</w:t>
       </w:r>
-      <w:bookmarkEnd w:id="332"/>
       <w:bookmarkEnd w:id="333"/>
+      <w:bookmarkEnd w:id="334"/>
     </w:p>
     <w:p>
       <w:r>
@@ -32877,7 +32994,7 @@
           <w:szCs w:val="28"/>
         </w:rPr>
       </w:pPr>
-      <w:bookmarkStart w:id="334" w:name="_Toc227781811"/>
+      <w:bookmarkStart w:id="335" w:name="_Toc227781811"/>
       <w:r>
         <w:rPr>
           <w:sz w:val="32"/>
@@ -32890,133 +33007,20 @@
         <w:pStyle w:val="Heading1"/>
         <w:jc w:val="center"/>
       </w:pPr>
-      <w:bookmarkStart w:id="335" w:name="_Toc227798839"/>
+      <w:bookmarkStart w:id="336" w:name="_Toc227847462"/>
+      <w:bookmarkEnd w:id="335"/>
       <w:r>
         <w:rPr>
           <w:sz w:val="32"/>
         </w:rPr>
         <w:lastRenderedPageBreak/>
-        <w:t>Bibliography</w:t>
-      </w:r>
-      <w:bookmarkEnd w:id="334"/>
-      <w:bookmarkEnd w:id="335"/>
-    </w:p>
-    <w:p>
-      <w:r>
-        <w:t>This bibliography lists wider readings, technical documentation, and standards consulted during the project that supported design and implementation decisions but were not directly cited as evidence in the body. Entries are grouped to mirror the topics covered in Chapters 2</w:t>
-      </w:r>
-      <w:r>
-        <w:t>-</w:t>
-      </w:r>
-      <w:r>
-        <w:t>8.</w:t>
-      </w:r>
-    </w:p>
-    <w:p>
-      <w:r>
-        <w:t>Frameworks, libraries, and tooling used in the implementation (Chapter 6).</w:t>
-      </w:r>
-    </w:p>
-    <w:p>
-      <w:r>
-        <w:t>Beutel, D.J., Topal, T., Mathur, A., Qiu, X., Fernandez-Marques, J., Gao, Y., Sani, L., Li, K.H., Parcollet, T., Gusmão, P.P.B. de and Lane, N.D. (2020) 'Flower: a friendly federated learning research framework', arXiv preprint arXiv:2007.14390. Available at: https://doi.org/10.48550/arXiv.2007.14390</w:t>
-      </w:r>
-    </w:p>
-    <w:p>
-      <w:r>
-        <w:t>Fey, M. and Lenssen, J.E. (2019) 'Fast graph representation learning with PyTorch Geometric', in ICLR 2019 Workshop on Representation Learning on Graphs and Manifolds. Available at: https://doi.org/10.48550/arXiv.1903.02428</w:t>
-      </w:r>
-    </w:p>
-    <w:p>
-      <w:r>
-        <w:t>Paszke, A., Gross, S., Massa, F., Lerer, A., Bradbury, J., Chanan, G., Killeen, T., Lin, Z., Gimelshein, N., Antiga, L., Desmaison, A., Köpf, A., Yang, E., DeVito, Z., Raison, M., Tejani, A., Chilamkurthy, S., Steiner, B., Fang, L., Bai, J. and Chintala, S. (2019) 'PyTorch: an imperative style, high-performance deep learning library', in Advances in Neural Information Processing Systems 32 (NeurIPS 2019), pp. 8024-8035. Available at: https://doi.org/10.48550/arXiv.1912.01703</w:t>
-      </w:r>
-    </w:p>
-    <w:p>
-      <w:r>
-        <w:t>Pedregosa, F., Varoquaux, G., Gramfort, A., Michel, V., Thirion, B., Grisel, O., Blondel, M., Prettenhofer, P., Weiss, R., Dubourg, V., Vanderplas, J., Passos, A., Cournapeau, D., Brucher, M., Perrot, M. and Duchesnay, E. (2011) 'Scikit-learn: machine learning in Python', Journal of Machine Learning Research, 12, pp. 2825-2830. Available at: https://doi.org/10.48550/arXiv.1201.0490</w:t>
-      </w:r>
-    </w:p>
-    <w:p>
-      <w:r>
-        <w:t>Standards and reference frameworks for the SIEM and SOC context (Chapters 1, 2 and 6).</w:t>
-      </w:r>
-    </w:p>
-    <w:p>
-      <w:r>
-        <w:t>ENISA (2017) and Elastic N.V. (2023) appear in Chapter 11 because they are cited in the body; they are not repeated here.</w:t>
-      </w:r>
-    </w:p>
-    <w:p>
-      <w:r>
-        <w:t>Rashid, A., Chivers, H., Lupu, E., Martin, A. and Schneider, S. (2021) The Cyber Security Body of Knowledge (CyBOK), version 1.1. Bristol: National Cyber Security Centre (UK) and University of Bristol. Available at: https://www.cybok.org/media/downloads/CyBOK_v1.1.0.pdf</w:t>
-      </w:r>
-    </w:p>
-    <w:p>
-      <w:r>
-        <w:lastRenderedPageBreak/>
-        <w:t>Strom, B.E., Applebaum, A., Miller, D.P., Nickels, K.C., Pennington, A.G. and Thomas, C.B. (2018) MITRE ATT&amp;CK: design and philosophy. Bedford, MA: The MITRE Corporation. Available at: https://attack.mitre.org/docs/ATTACK_Design_and_Philosophy_March_2020.pdf</w:t>
-      </w:r>
-    </w:p>
-    <w:p>
-      <w:r>
-        <w:t>Project administration and referencing (Chapters 1, 3, 9, 11).</w:t>
-      </w:r>
-    </w:p>
-    <w:p>
-      <w:r>
-        <w:t xml:space="preserve">University of the West of Scotland (2025) Master’s Project (module COMP11024: project administration, assessment, and </w:t>
-      </w:r>
-      <w:r>
-        <w:t>reporting - 2025</w:t>
-      </w:r>
-      <w:r>
-        <w:t>/26). Paisley: School of Computing, Engineering and Physical Sciences, University of the West of Scotland.</w:t>
-      </w:r>
-    </w:p>
-    <w:p>
-      <w:r>
-        <w:t>University of the West of Scotland Library (2025) Harvard (author</w:t>
-      </w:r>
-      <w:r>
-        <w:t>-</w:t>
-      </w:r>
-      <w:r>
-        <w:t>year) style guide [Online]. Paisley: UWS Library. Available at: https://libguides.uws.ac.uk/harvard</w:t>
-      </w:r>
-    </w:p>
-    <w:p>
-      <w:pPr>
-        <w:spacing w:line="276" w:lineRule="auto"/>
-        <w:jc w:val="left"/>
-        <w:rPr>
-          <w:rFonts w:asciiTheme="majorHAnsi" w:eastAsiaTheme="majorEastAsia" w:hAnsiTheme="majorHAnsi" w:cstheme="majorBidi"/>
-          <w:b/>
-          <w:bCs/>
-          <w:color w:val="365F91" w:themeColor="accent1" w:themeShade="BF"/>
+        <w:t>Append</w:t>
+      </w:r>
+      <w:r>
+        <w:rPr>
           <w:sz w:val="32"/>
-          <w:szCs w:val="28"/>
-        </w:rPr>
-      </w:pPr>
-      <w:r>
-        <w:rPr>
-          <w:sz w:val="32"/>
-        </w:rPr>
-        <w:br w:type="page"/>
-      </w:r>
-    </w:p>
-    <w:p>
-      <w:pPr>
-        <w:pStyle w:val="Heading1"/>
-        <w:jc w:val="center"/>
-      </w:pPr>
-      <w:bookmarkStart w:id="336" w:name="_Toc227798840"/>
-      <w:r>
-        <w:rPr>
-          <w:sz w:val="32"/>
-        </w:rPr>
-        <w:lastRenderedPageBreak/>
-        <w:t>Appendices</w:t>
+        </w:rPr>
+        <w:t>ix</w:t>
       </w:r>
       <w:bookmarkEnd w:id="336"/>
     </w:p>
@@ -33029,7 +33033,7 @@
       <w:pPr>
         <w:pStyle w:val="Heading2"/>
       </w:pPr>
-      <w:bookmarkStart w:id="337" w:name="_Toc227798841"/>
+      <w:bookmarkStart w:id="337" w:name="_Toc227847463"/>
       <w:r>
         <w:t>Appendix A: Project code</w:t>
       </w:r>
@@ -33091,7 +33095,7 @@
                           <pic:cNvPicPr/>
                         </pic:nvPicPr>
                         <pic:blipFill>
-                          <a:blip r:embed="rId42"/>
+                          <a:blip r:embed="rId46"/>
                           <a:stretch>
                             <a:fillRect/>
                           </a:stretch>
@@ -33172,7 +33176,7 @@
                           <pic:cNvPicPr/>
                         </pic:nvPicPr>
                         <pic:blipFill>
-                          <a:blip r:embed="rId43"/>
+                          <a:blip r:embed="rId47"/>
                           <a:stretch>
                             <a:fillRect/>
                           </a:stretch>
@@ -33252,7 +33256,7 @@
                           <pic:cNvPicPr/>
                         </pic:nvPicPr>
                         <pic:blipFill>
-                          <a:blip r:embed="rId22"/>
+                          <a:blip r:embed="rId26"/>
                           <a:stretch>
                             <a:fillRect/>
                           </a:stretch>
@@ -33333,7 +33337,7 @@
                           <pic:cNvPicPr/>
                         </pic:nvPicPr>
                         <pic:blipFill>
-                          <a:blip r:embed="rId23"/>
+                          <a:blip r:embed="rId27"/>
                           <a:stretch>
                             <a:fillRect/>
                           </a:stretch>
@@ -33413,7 +33417,7 @@
                           <pic:cNvPicPr/>
                         </pic:nvPicPr>
                         <pic:blipFill>
-                          <a:blip r:embed="rId44"/>
+                          <a:blip r:embed="rId48"/>
                           <a:stretch>
                             <a:fillRect/>
                           </a:stretch>
@@ -33493,7 +33497,7 @@
                           <pic:cNvPicPr/>
                         </pic:nvPicPr>
                         <pic:blipFill>
-                          <a:blip r:embed="rId45"/>
+                          <a:blip r:embed="rId49"/>
                           <a:stretch>
                             <a:fillRect/>
                           </a:stretch>
@@ -33574,7 +33578,7 @@
                           <pic:cNvPicPr/>
                         </pic:nvPicPr>
                         <pic:blipFill>
-                          <a:blip r:embed="rId46"/>
+                          <a:blip r:embed="rId50"/>
                           <a:stretch>
                             <a:fillRect/>
                           </a:stretch>
@@ -33654,7 +33658,7 @@
                           <pic:cNvPicPr/>
                         </pic:nvPicPr>
                         <pic:blipFill>
-                          <a:blip r:embed="rId47"/>
+                          <a:blip r:embed="rId51"/>
                           <a:stretch>
                             <a:fillRect/>
                           </a:stretch>
@@ -33735,7 +33739,7 @@
                           <pic:cNvPicPr/>
                         </pic:nvPicPr>
                         <pic:blipFill>
-                          <a:blip r:embed="rId24"/>
+                          <a:blip r:embed="rId28"/>
                           <a:stretch>
                             <a:fillRect/>
                           </a:stretch>
@@ -33815,7 +33819,7 @@
                           <pic:cNvPicPr/>
                         </pic:nvPicPr>
                         <pic:blipFill>
-                          <a:blip r:embed="rId48"/>
+                          <a:blip r:embed="rId52"/>
                           <a:stretch>
                             <a:fillRect/>
                           </a:stretch>
@@ -33896,7 +33900,7 @@
                           <pic:cNvPicPr/>
                         </pic:nvPicPr>
                         <pic:blipFill>
-                          <a:blip r:embed="rId49"/>
+                          <a:blip r:embed="rId53"/>
                           <a:stretch>
                             <a:fillRect/>
                           </a:stretch>
@@ -33976,7 +33980,7 @@
                           <pic:cNvPicPr/>
                         </pic:nvPicPr>
                         <pic:blipFill>
-                          <a:blip r:embed="rId50"/>
+                          <a:blip r:embed="rId54"/>
                           <a:stretch>
                             <a:fillRect/>
                           </a:stretch>
@@ -34057,7 +34061,7 @@
                           <pic:cNvPicPr/>
                         </pic:nvPicPr>
                         <pic:blipFill>
-                          <a:blip r:embed="rId51"/>
+                          <a:blip r:embed="rId55"/>
                           <a:stretch>
                             <a:fillRect/>
                           </a:stretch>
@@ -34137,7 +34141,7 @@
                           <pic:cNvPicPr/>
                         </pic:nvPicPr>
                         <pic:blipFill>
-                          <a:blip r:embed="rId27"/>
+                          <a:blip r:embed="rId31"/>
                           <a:stretch>
                             <a:fillRect/>
                           </a:stretch>
@@ -34184,7 +34188,7 @@
       <w:pPr>
         <w:pStyle w:val="Heading2"/>
       </w:pPr>
-      <w:bookmarkStart w:id="339" w:name="_Toc227798842"/>
+      <w:bookmarkStart w:id="339" w:name="_Toc227847464"/>
       <w:r>
         <w:lastRenderedPageBreak/>
         <w:t>Appendix B: Project Process Documents</w:t>
@@ -35145,7 +35149,7 @@
         <mc:AlternateContent>
           <mc:Choice Requires="wps">
             <w:drawing>
-              <wp:anchor distT="0" distB="0" distL="114300" distR="114300" simplePos="0" relativeHeight="251653632" behindDoc="0" locked="0" layoutInCell="1" allowOverlap="1" wp14:anchorId="0DF957DE" wp14:editId="31ACA855">
+              <wp:anchor distT="0" distB="0" distL="114300" distR="114300" simplePos="0" relativeHeight="251649024" behindDoc="0" locked="0" layoutInCell="1" allowOverlap="1" wp14:anchorId="0DF957DE" wp14:editId="31ACA855">
                 <wp:simplePos x="0" y="0"/>
                 <wp:positionH relativeFrom="column">
                   <wp:posOffset>19050</wp:posOffset>
@@ -35212,7 +35216,7 @@
                 <v:stroke joinstyle="miter"/>
                 <v:path gradientshapeok="t" o:connecttype="rect"/>
               </v:shapetype>
-              <v:shape id=" 5" o:spid="_x0000_s1026" type="#_x0000_t202" style="position:absolute;left:0;text-align:left;margin-left:1.5pt;margin-top:9pt;width:430.5pt;height:26.25pt;z-index:251653632;visibility:visible;mso-wrap-style:square;mso-wrap-distance-left:9pt;mso-wrap-distance-top:0;mso-wrap-distance-right:9pt;mso-wrap-distance-bottom:0;mso-position-horizontal:absolute;mso-position-horizontal-relative:text;mso-position-vertical:absolute;mso-position-vertical-relative:text;v-text-anchor:top" o:gfxdata="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" filled="f" stroked="f">
+              <v:shape id=" 5" o:spid="_x0000_s1026" type="#_x0000_t202" style="position:absolute;left:0;text-align:left;margin-left:1.5pt;margin-top:9pt;width:430.5pt;height:26.25pt;z-index:251649024;visibility:visible;mso-wrap-style:square;mso-wrap-distance-left:9pt;mso-wrap-distance-top:0;mso-wrap-distance-right:9pt;mso-wrap-distance-bottom:0;mso-position-horizontal:absolute;mso-position-horizontal-relative:text;mso-position-vertical:absolute;mso-position-vertical-relative:text;v-text-anchor:top" o:gfxdata="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" filled="f" stroked="f">
                 <v:textbox>
                   <w:txbxContent>
                     <w:p>
@@ -35251,7 +35255,7 @@
         <mc:AlternateContent>
           <mc:Choice Requires="wps">
             <w:drawing>
-              <wp:anchor distT="0" distB="0" distL="114300" distR="114300" simplePos="0" relativeHeight="251652608" behindDoc="0" locked="0" layoutInCell="1" allowOverlap="1" wp14:anchorId="47C27FB3" wp14:editId="0BA9C00F">
+              <wp:anchor distT="0" distB="0" distL="114300" distR="114300" simplePos="0" relativeHeight="251644928" behindDoc="0" locked="0" layoutInCell="1" allowOverlap="1" wp14:anchorId="47C27FB3" wp14:editId="0BA9C00F">
                 <wp:simplePos x="0" y="0"/>
                 <wp:positionH relativeFrom="column">
                   <wp:posOffset>-76200</wp:posOffset>
@@ -35304,7 +35308,7 @@
           </mc:Choice>
           <mc:Fallback>
             <w:pict>
-              <v:rect w14:anchorId="47C27FB3" id=" 4" o:spid="_x0000_s1027" style="position:absolute;left:0;text-align:left;margin-left:-6pt;margin-top:.75pt;width:468.75pt;height:36pt;z-index:251652608;visibility:visible;mso-wrap-style:square;mso-wrap-distance-left:9pt;mso-wrap-distance-top:0;mso-wrap-distance-right:9pt;mso-wrap-distance-bottom:0;mso-position-horizontal:absolute;mso-position-horizontal-relative:text;mso-position-vertical:absolute;mso-position-vertical-relative:text;v-text-anchor:top" o:gfxdata="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" fillcolor="#5a5a5a" stroked="f">
+              <v:rect w14:anchorId="47C27FB3" id=" 4" o:spid="_x0000_s1027" style="position:absolute;left:0;text-align:left;margin-left:-6pt;margin-top:.75pt;width:468.75pt;height:36pt;z-index:251644928;visibility:visible;mso-wrap-style:square;mso-wrap-distance-left:9pt;mso-wrap-distance-top:0;mso-wrap-distance-right:9pt;mso-wrap-distance-bottom:0;mso-position-horizontal:absolute;mso-position-horizontal-relative:text;mso-position-vertical:absolute;mso-position-vertical-relative:text;v-text-anchor:top" o:gfxdata="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" fillcolor="#5a5a5a" stroked="f">
                 <v:textbox>
                   <w:txbxContent>
                     <w:p>
@@ -35329,7 +35333,7 @@
           <w:szCs w:val="24"/>
         </w:rPr>
         <w:drawing>
-          <wp:anchor distT="0" distB="0" distL="114300" distR="114300" simplePos="0" relativeHeight="251655680" behindDoc="0" locked="0" layoutInCell="1" allowOverlap="1" wp14:anchorId="0A39C49D" wp14:editId="6538613F">
+          <wp:anchor distT="0" distB="0" distL="114300" distR="114300" simplePos="0" relativeHeight="251656192" behindDoc="0" locked="0" layoutInCell="1" allowOverlap="1" wp14:anchorId="0A39C49D" wp14:editId="6538613F">
             <wp:simplePos x="0" y="0"/>
             <wp:positionH relativeFrom="column">
               <wp:posOffset>3879850</wp:posOffset>
@@ -35350,7 +35354,7 @@
                     <pic:cNvPicPr/>
                   </pic:nvPicPr>
                   <pic:blipFill>
-                    <a:blip r:embed="rId52" cstate="print">
+                    <a:blip r:embed="rId56" cstate="print">
                       <a:clrChange>
                         <a:clrFrom>
                           <a:srgbClr val="FFFFFF"/>
@@ -37449,7 +37453,7 @@
         <mc:AlternateContent>
           <mc:Choice Requires="wps">
             <w:drawing>
-              <wp:anchor distT="0" distB="0" distL="114300" distR="114300" simplePos="0" relativeHeight="251660800" behindDoc="0" locked="0" layoutInCell="1" allowOverlap="1" wp14:anchorId="212A26FA" wp14:editId="6926082E">
+              <wp:anchor distT="0" distB="0" distL="114300" distR="114300" simplePos="0" relativeHeight="251669504" behindDoc="0" locked="0" layoutInCell="1" allowOverlap="1" wp14:anchorId="212A26FA" wp14:editId="6926082E">
                 <wp:simplePos x="0" y="0"/>
                 <wp:positionH relativeFrom="column">
                   <wp:posOffset>19050</wp:posOffset>
@@ -37512,7 +37516,7 @@
           </mc:Choice>
           <mc:Fallback>
             <w:pict>
-              <v:shape w14:anchorId="212A26FA" id="_x0000_s1028" type="#_x0000_t202" style="position:absolute;left:0;text-align:left;margin-left:1.5pt;margin-top:9pt;width:430.5pt;height:26.25pt;z-index:251660800;visibility:visible;mso-wrap-style:square;mso-wrap-distance-left:9pt;mso-wrap-distance-top:0;mso-wrap-distance-right:9pt;mso-wrap-distance-bottom:0;mso-position-horizontal:absolute;mso-position-horizontal-relative:text;mso-position-vertical:absolute;mso-position-vertical-relative:text;v-text-anchor:top" o:gfxdata="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" filled="f" stroked="f">
+              <v:shape w14:anchorId="212A26FA" id="_x0000_s1028" type="#_x0000_t202" style="position:absolute;left:0;text-align:left;margin-left:1.5pt;margin-top:9pt;width:430.5pt;height:26.25pt;z-index:251669504;visibility:visible;mso-wrap-style:square;mso-wrap-distance-left:9pt;mso-wrap-distance-top:0;mso-wrap-distance-right:9pt;mso-wrap-distance-bottom:0;mso-position-horizontal:absolute;mso-position-horizontal-relative:text;mso-position-vertical:absolute;mso-position-vertical-relative:text;v-text-anchor:top" o:gfxdata="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" filled="f" stroked="f">
                 <v:textbox>
                   <w:txbxContent>
                     <w:p>
@@ -37550,7 +37554,7 @@
         <mc:AlternateContent>
           <mc:Choice Requires="wps">
             <w:drawing>
-              <wp:anchor distT="0" distB="0" distL="114300" distR="114300" simplePos="0" relativeHeight="251658752" behindDoc="0" locked="0" layoutInCell="1" allowOverlap="1" wp14:anchorId="7314B1DD" wp14:editId="7BF84D5D">
+              <wp:anchor distT="0" distB="0" distL="114300" distR="114300" simplePos="0" relativeHeight="251665408" behindDoc="0" locked="0" layoutInCell="1" allowOverlap="1" wp14:anchorId="7314B1DD" wp14:editId="7BF84D5D">
                 <wp:simplePos x="0" y="0"/>
                 <wp:positionH relativeFrom="column">
                   <wp:posOffset>-76200</wp:posOffset>
@@ -37603,7 +37607,7 @@
           </mc:Choice>
           <mc:Fallback>
             <w:pict>
-              <v:rect w14:anchorId="7314B1DD" id="_x0000_s1029" style="position:absolute;left:0;text-align:left;margin-left:-6pt;margin-top:.75pt;width:468.75pt;height:36pt;z-index:251658752;visibility:visible;mso-wrap-style:square;mso-wrap-distance-left:9pt;mso-wrap-distance-top:0;mso-wrap-distance-right:9pt;mso-wrap-distance-bottom:0;mso-position-horizontal:absolute;mso-position-horizontal-relative:text;mso-position-vertical:absolute;mso-position-vertical-relative:text;v-text-anchor:top" o:gfxdata="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" fillcolor="#5a5a5a" stroked="f">
+              <v:rect w14:anchorId="7314B1DD" id="_x0000_s1029" style="position:absolute;left:0;text-align:left;margin-left:-6pt;margin-top:.75pt;width:468.75pt;height:36pt;z-index:251665408;visibility:visible;mso-wrap-style:square;mso-wrap-distance-left:9pt;mso-wrap-distance-top:0;mso-wrap-distance-right:9pt;mso-wrap-distance-bottom:0;mso-position-horizontal:absolute;mso-position-horizontal-relative:text;mso-position-vertical:absolute;mso-position-vertical-relative:text;v-text-anchor:top" o:gfxdata="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" fillcolor="#5a5a5a" stroked="f">
                 <v:textbox>
                   <w:txbxContent>
                     <w:p>
@@ -37627,7 +37631,7 @@
           <w:spacing w:val="-2"/>
         </w:rPr>
         <w:drawing>
-          <wp:anchor distT="0" distB="0" distL="114300" distR="114300" simplePos="0" relativeHeight="251662848" behindDoc="0" locked="0" layoutInCell="1" allowOverlap="1" wp14:anchorId="7FBCE024" wp14:editId="0BEFD2EC">
+          <wp:anchor distT="0" distB="0" distL="114300" distR="114300" simplePos="0" relativeHeight="251673600" behindDoc="0" locked="0" layoutInCell="1" allowOverlap="1" wp14:anchorId="7FBCE024" wp14:editId="0BEFD2EC">
             <wp:simplePos x="0" y="0"/>
             <wp:positionH relativeFrom="column">
               <wp:posOffset>3879850</wp:posOffset>
@@ -37648,7 +37652,7 @@
                     <pic:cNvPicPr/>
                   </pic:nvPicPr>
                   <pic:blipFill>
-                    <a:blip r:embed="rId52" cstate="print">
+                    <a:blip r:embed="rId56" cstate="print">
                       <a:clrChange>
                         <a:clrFrom>
                           <a:srgbClr val="FFFFFF"/>
@@ -39241,7 +39245,7 @@
       <w:pPr>
         <w:pStyle w:val="Heading2"/>
       </w:pPr>
-      <w:bookmarkStart w:id="340" w:name="_Toc227798843"/>
+      <w:bookmarkStart w:id="340" w:name="_Toc227847465"/>
       <w:r>
         <w:lastRenderedPageBreak/>
         <w:t>Appendix C: Project Specification Form</w:t>
@@ -39381,10 +39385,13 @@
     </w:p>
     <w:p>
       <w:r>
+        <w:t>Approved by supervisor? Yes/No</w:t>
+      </w:r>
+      <w:r>
         <w:rPr>
           <w:highlight w:val="yellow"/>
         </w:rPr>
-        <w:t>Approved by supervisor? Yes/No:</w:t>
+        <w:t>:</w:t>
       </w:r>
       <w:r>
         <w:t xml:space="preserve"> Yes</w:t>
@@ -39843,14 +39850,8 @@
                 <w:ilvl w:val="0"/>
                 <w:numId w:val="27"/>
               </w:numPr>
-              <w:rPr>
-                <w:color w:val="FF0000"/>
-              </w:rPr>
-            </w:pPr>
-            <w:r>
-              <w:rPr>
-                <w:color w:val="FF0000"/>
-              </w:rPr>
+            </w:pPr>
+            <w:r>
               <w:t>Compare baselines vs central GNN vs federated GNN.</w:t>
             </w:r>
           </w:p>
@@ -39861,14 +39862,8 @@
                 <w:ilvl w:val="0"/>
                 <w:numId w:val="27"/>
               </w:numPr>
-              <w:rPr>
-                <w:color w:val="FF0000"/>
-              </w:rPr>
-            </w:pPr>
-            <w:r>
-              <w:rPr>
-                <w:color w:val="FF0000"/>
-              </w:rPr>
+            </w:pPr>
+            <w:r>
               <w:t>Report precision, recall, F1, ROC-AUC, and false alarm rate.</w:t>
             </w:r>
           </w:p>
@@ -39881,13 +39876,9 @@
               </w:numPr>
               <w:rPr>
                 <w:b/>
-                <w:color w:val="FF0000"/>
               </w:rPr>
             </w:pPr>
             <w:r>
-              <w:rPr>
-                <w:color w:val="FF0000"/>
-              </w:rPr>
               <w:t>Report CPU inference time and a short SOC workflow example for alert triage.</w:t>
             </w:r>
           </w:p>
@@ -39898,14 +39889,8 @@
                 <w:ilvl w:val="0"/>
                 <w:numId w:val="27"/>
               </w:numPr>
-              <w:rPr>
-                <w:color w:val="FF0000"/>
-              </w:rPr>
-            </w:pPr>
-            <w:r>
-              <w:rPr>
-                <w:color w:val="FF0000"/>
-              </w:rPr>
+            </w:pPr>
+            <w:r>
               <w:t>outcome will be results notebook, figures, validates CSV, data and report</w:t>
             </w:r>
           </w:p>
@@ -39936,14 +39921,8 @@
                 <w:ilvl w:val="0"/>
                 <w:numId w:val="27"/>
               </w:numPr>
-              <w:rPr>
-                <w:highlight w:val="green"/>
-              </w:rPr>
-            </w:pPr>
-            <w:r>
-              <w:rPr>
-                <w:highlight w:val="green"/>
-              </w:rPr>
+            </w:pPr>
+            <w:r>
               <w:t>Use one fixed train, validation, and test split and keep it the same for all models.</w:t>
             </w:r>
           </w:p>
@@ -39954,14 +39933,8 @@
                 <w:ilvl w:val="0"/>
                 <w:numId w:val="27"/>
               </w:numPr>
-              <w:rPr>
-                <w:highlight w:val="green"/>
-              </w:rPr>
-            </w:pPr>
-            <w:r>
-              <w:rPr>
-                <w:highlight w:val="green"/>
-              </w:rPr>
+            </w:pPr>
+            <w:r>
               <w:lastRenderedPageBreak/>
               <w:t>Include confusion matrices and false positives per time window.</w:t>
             </w:r>
@@ -39973,14 +39946,8 @@
                 <w:ilvl w:val="0"/>
                 <w:numId w:val="27"/>
               </w:numPr>
-              <w:rPr>
-                <w:highlight w:val="green"/>
-              </w:rPr>
-            </w:pPr>
-            <w:r>
-              <w:rPr>
-                <w:highlight w:val="green"/>
-              </w:rPr>
+            </w:pPr>
+            <w:r>
               <w:t>For federated learning, plot round-by-round performance and estimate total bytes sent.</w:t>
             </w:r>
           </w:p>
@@ -39991,27 +39958,15 @@
                 <w:ilvl w:val="0"/>
                 <w:numId w:val="27"/>
               </w:numPr>
-              <w:rPr>
-                <w:highlight w:val="green"/>
-              </w:rPr>
-            </w:pPr>
-            <w:r>
-              <w:rPr>
-                <w:highlight w:val="green"/>
-              </w:rPr>
+            </w:pPr>
+            <w:r>
               <w:t>Provide 3 to 5 example alerts with explanations and discuss if they are useful for SOC decisions.</w:t>
             </w:r>
           </w:p>
           <w:p>
-            <w:pPr>
-              <w:rPr>
-                <w:highlight w:val="green"/>
-              </w:rPr>
-            </w:pPr>
             <w:r>
               <w:rPr>
                 <w:b/>
-                <w:highlight w:val="green"/>
               </w:rPr>
               <w:t>Risk control and fall back plan:</w:t>
             </w:r>
@@ -40023,14 +39978,8 @@
                 <w:ilvl w:val="0"/>
                 <w:numId w:val="27"/>
               </w:numPr>
-              <w:rPr>
-                <w:highlight w:val="green"/>
-              </w:rPr>
-            </w:pPr>
-            <w:r>
-              <w:rPr>
-                <w:highlight w:val="green"/>
-              </w:rPr>
+            </w:pPr>
+            <w:r>
               <w:t>If CICIoT2023 is too large, use a smaller subset of devices and days.</w:t>
             </w:r>
           </w:p>
@@ -40041,14 +39990,8 @@
                 <w:ilvl w:val="0"/>
                 <w:numId w:val="27"/>
               </w:numPr>
-              <w:rPr>
-                <w:highlight w:val="green"/>
-              </w:rPr>
-            </w:pPr>
-            <w:r>
-              <w:rPr>
-                <w:highlight w:val="green"/>
-              </w:rPr>
+            </w:pPr>
+            <w:r>
               <w:t>If federated training is slow, reduce the number of rounds and clients but keep the comparison.</w:t>
             </w:r>
           </w:p>
@@ -40061,9 +40004,6 @@
               </w:numPr>
             </w:pPr>
             <w:r>
-              <w:rPr>
-                <w:highlight w:val="green"/>
-              </w:rPr>
               <w:t>If Integrated Gradients is slow, run it only on selected alerts and keep attention-based explanations for all alerts.</w:t>
             </w:r>
           </w:p>
@@ -41693,7 +41633,7 @@
               </w:rPr>
               <w:t xml:space="preserve">, [online] 14(4), p.78. Available at: </w:t>
             </w:r>
-            <w:hyperlink r:id="rId53" w:tgtFrame="_new" w:history="1">
+            <w:hyperlink r:id="rId57" w:tgtFrame="_new" w:history="1">
               <w:r>
                 <w:rPr>
                   <w:rStyle w:val="Hyperlink"/>
@@ -41751,7 +41691,7 @@
               </w:rPr>
               <w:t xml:space="preserve">, 25(3), p.847. Available at: </w:t>
             </w:r>
-            <w:hyperlink r:id="rId54" w:tgtFrame="_new" w:history="1">
+            <w:hyperlink r:id="rId58" w:tgtFrame="_new" w:history="1">
               <w:r>
                 <w:rPr>
                   <w:rStyle w:val="Hyperlink"/>
@@ -41809,7 +41749,7 @@
               </w:rPr>
               <w:t xml:space="preserve">, 15(9), p.5002. Available at: </w:t>
             </w:r>
-            <w:hyperlink r:id="rId55" w:tgtFrame="_new" w:history="1">
+            <w:hyperlink r:id="rId59" w:tgtFrame="_new" w:history="1">
               <w:r>
                 <w:rPr>
                   <w:rStyle w:val="Hyperlink"/>
@@ -41867,7 +41807,7 @@
               </w:rPr>
               <w:t xml:space="preserve">, [online] 14(7), p.1391. Available at: </w:t>
             </w:r>
-            <w:hyperlink r:id="rId56" w:tgtFrame="_new" w:history="1">
+            <w:hyperlink r:id="rId60" w:tgtFrame="_new" w:history="1">
               <w:r>
                 <w:rPr>
                   <w:rStyle w:val="Hyperlink"/>
@@ -41917,7 +41857,7 @@
               </w:rPr>
               <w:t xml:space="preserve">, [online] 4(3), pp.509–530. Available at: </w:t>
             </w:r>
-            <w:hyperlink r:id="rId57" w:tgtFrame="_new" w:history="1">
+            <w:hyperlink r:id="rId61" w:tgtFrame="_new" w:history="1">
               <w:r>
                 <w:rPr>
                   <w:rStyle w:val="Hyperlink"/>
@@ -41975,7 +41915,7 @@
               </w:rPr>
               <w:t xml:space="preserve">, 6(4), p.165. Available at: </w:t>
             </w:r>
-            <w:hyperlink r:id="rId58" w:tgtFrame="_new" w:history="1">
+            <w:hyperlink r:id="rId62" w:tgtFrame="_new" w:history="1">
               <w:r>
                 <w:rPr>
                   <w:rStyle w:val="Hyperlink"/>
@@ -42033,7 +41973,7 @@
               </w:rPr>
               <w:t xml:space="preserve">, 16(6), p.499. Available at: </w:t>
             </w:r>
-            <w:hyperlink r:id="rId59" w:tgtFrame="_new" w:history="1">
+            <w:hyperlink r:id="rId63" w:tgtFrame="_new" w:history="1">
               <w:r>
                 <w:rPr>
                   <w:rStyle w:val="Hyperlink"/>
@@ -42091,7 +42031,7 @@
               </w:rPr>
               <w:t xml:space="preserve">, 23(13), pp.5941–5941. Available at: </w:t>
             </w:r>
-            <w:hyperlink r:id="rId60" w:tgtFrame="_new" w:history="1">
+            <w:hyperlink r:id="rId64" w:tgtFrame="_new" w:history="1">
               <w:r>
                 <w:rPr>
                   <w:rStyle w:val="Hyperlink"/>
@@ -42149,7 +42089,7 @@
               </w:rPr>
               <w:t xml:space="preserve">, 9(11), p.270. Available at: </w:t>
             </w:r>
-            <w:hyperlink r:id="rId61" w:tgtFrame="_new" w:history="1">
+            <w:hyperlink r:id="rId65" w:tgtFrame="_new" w:history="1">
               <w:r>
                 <w:rPr>
                   <w:rStyle w:val="Hyperlink"/>
@@ -42200,7 +42140,7 @@
               </w:rPr>
               <w:t xml:space="preserve">, [online] 17(7), pp.997–997. Available at: </w:t>
             </w:r>
-            <w:hyperlink r:id="rId62" w:tgtFrame="_new" w:history="1">
+            <w:hyperlink r:id="rId66" w:tgtFrame="_new" w:history="1">
               <w:r>
                 <w:rPr>
                   <w:rStyle w:val="Hyperlink"/>
@@ -42250,7 +42190,7 @@
               </w:rPr>
               <w:t xml:space="preserve">, 141, pp.103821–103821. Available at: </w:t>
             </w:r>
-            <w:hyperlink r:id="rId63" w:tgtFrame="_new" w:history="1">
+            <w:hyperlink r:id="rId67" w:tgtFrame="_new" w:history="1">
               <w:r>
                 <w:rPr>
                   <w:rStyle w:val="Hyperlink"/>
@@ -42265,7 +42205,6 @@
         </w:tc>
       </w:tr>
     </w:tbl>
-    <w:p/>
     <w:p/>
     <w:p>
       <w:r>
@@ -43040,8 +42979,6 @@
       </w:tr>
     </w:tbl>
     <w:p/>
-    <w:p/>
-    <w:p/>
     <w:p>
       <w:r>
         <w:t>Supervisor:</w:t>
@@ -43070,7 +43007,6 @@
       </w:tr>
     </w:tbl>
     <w:p/>
-    <w:p/>
     <w:p>
       <w:r>
         <w:t>Moderator:</w:t>
@@ -43092,14 +43028,12 @@
           </w:tcPr>
           <w:p>
             <w:r>
-              <w:lastRenderedPageBreak/>
               <w:t>Muhsin Hassanu</w:t>
             </w:r>
           </w:p>
         </w:tc>
       </w:tr>
     </w:tbl>
-    <w:p/>
     <w:p/>
     <w:p>
       <w:r>
@@ -43131,6 +43065,7 @@
     <w:p/>
     <w:p>
       <w:r>
+        <w:lastRenderedPageBreak/>
         <w:t>Date specification submitted:</w:t>
       </w:r>
     </w:p>
@@ -43159,11 +43094,12 @@
     <w:p/>
     <w:p>
       <w:r>
-        <w:t>Please complete the ‘ethics’ form below for all projects.</w:t>
-      </w:r>
-    </w:p>
-    <w:p/>
-    <w:p/>
+        <w:t>Please complete the ‘ethic</w:t>
+      </w:r>
+      <w:r>
+        <w:t>s’ form below for all projects.</w:t>
+      </w:r>
+    </w:p>
     <w:p>
       <w:r>
         <w:rPr>
@@ -43222,14 +43158,6 @@
         </w:rPr>
         <w:t>REQUIREMENT FOR ETHICAL APPROVAL</w:t>
       </w:r>
-    </w:p>
-    <w:p>
-      <w:pPr>
-        <w:rPr>
-          <w:b/>
-          <w:lang w:eastAsia="zh-CN"/>
-        </w:rPr>
-      </w:pPr>
     </w:p>
     <w:p>
       <w:pPr>
@@ -43276,6 +43204,7 @@
       <w:tblPr>
         <w:tblStyle w:val="TableGrid"/>
         <w:tblW w:w="6762" w:type="dxa"/>
+        <w:tblInd w:w="720" w:type="dxa"/>
         <w:tblLayout w:type="fixed"/>
         <w:tblLook w:val="04A0" w:firstRow="1" w:lastRow="0" w:firstColumn="1" w:lastColumn="0" w:noHBand="0" w:noVBand="1"/>
       </w:tblPr>
@@ -43447,9 +43376,8 @@
           <w:b/>
           <w:noProof/>
         </w:rPr>
-        <w:lastRenderedPageBreak/>
         <w:drawing>
-          <wp:anchor distT="0" distB="0" distL="114300" distR="114300" simplePos="0" relativeHeight="251654656" behindDoc="0" locked="0" layoutInCell="1" allowOverlap="1" wp14:anchorId="58D34845" wp14:editId="3C885456">
+          <wp:anchor distT="0" distB="0" distL="114300" distR="114300" simplePos="0" relativeHeight="251653120" behindDoc="0" locked="0" layoutInCell="1" allowOverlap="1" wp14:anchorId="58D34845" wp14:editId="3C885456">
             <wp:simplePos x="0" y="0"/>
             <wp:positionH relativeFrom="column">
               <wp:posOffset>650644</wp:posOffset>
@@ -43634,7 +43562,7 @@
         <mc:AlternateContent>
           <mc:Choice Requires="wpi">
             <w:drawing>
-              <wp:anchor distT="0" distB="0" distL="114300" distR="114300" simplePos="0" relativeHeight="251656704" behindDoc="0" locked="0" layoutInCell="1" allowOverlap="1" wp14:anchorId="551835D7" wp14:editId="1CD667B4">
+              <wp:anchor distT="0" distB="0" distL="114300" distR="114300" simplePos="0" relativeHeight="251661312" behindDoc="0" locked="0" layoutInCell="1" allowOverlap="1" wp14:anchorId="551835D7" wp14:editId="1CD667B4">
                 <wp:simplePos x="0" y="0"/>
                 <wp:positionH relativeFrom="column">
                   <wp:posOffset>680085</wp:posOffset>
@@ -43649,7 +43577,7 @@
                 <wp:cNvGraphicFramePr/>
                 <a:graphic xmlns:a="http://schemas.openxmlformats.org/drawingml/2006/main">
                   <a:graphicData uri="http://schemas.microsoft.com/office/word/2010/wordprocessingInk">
-                    <w14:contentPart bwMode="auto" r:id="rId64">
+                    <w14:contentPart bwMode="auto" r:id="rId68">
                       <w14:nvContentPartPr>
                         <w14:cNvContentPartPr/>
                       </w14:nvContentPartPr>
@@ -43665,8 +43593,27 @@
           </mc:Choice>
           <mc:Fallback>
             <w:pict>
-              <v:shape w14:anchorId="5128CAA0" id="Ink 3" o:spid="_x0000_s1026" type="#_x0000_t75" style="position:absolute;margin-left:52.95pt;margin-top:-3.3pt;width:53.35pt;height:29pt;z-index:251656704;visibility:visible;mso-wrap-style:square;mso-wrap-distance-left:9pt;mso-wrap-distance-top:0;mso-wrap-distance-right:9pt;mso-wrap-distance-bottom:0;mso-position-horizontal:absolute;mso-position-horizontal-relative:text;mso-position-vertical:absolute;mso-position-vertical-relative:text" o:gfxdata="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">
-                <v:imagedata r:id="rId65" o:title=""/>
+              <v:shapetype w14:anchorId="50F89514" id="_x0000_t75" coordsize="21600,21600" o:spt="75" o:preferrelative="t" path="m@4@5l@4@11@9@11@9@5xe" filled="f" stroked="f">
+                <v:stroke joinstyle="miter"/>
+                <v:formulas>
+                  <v:f eqn="if lineDrawn pixelLineWidth 0"/>
+                  <v:f eqn="sum @0 1 0"/>
+                  <v:f eqn="sum 0 0 @1"/>
+                  <v:f eqn="prod @2 1 2"/>
+                  <v:f eqn="prod @3 21600 pixelWidth"/>
+                  <v:f eqn="prod @3 21600 pixelHeight"/>
+                  <v:f eqn="sum @0 0 1"/>
+                  <v:f eqn="prod @6 1 2"/>
+                  <v:f eqn="prod @7 21600 pixelWidth"/>
+                  <v:f eqn="sum @8 21600 0"/>
+                  <v:f eqn="prod @7 21600 pixelHeight"/>
+                  <v:f eqn="sum @10 21600 0"/>
+                </v:formulas>
+                <v:path o:extrusionok="f" gradientshapeok="t" o:connecttype="rect"/>
+                <o:lock v:ext="edit" aspectratio="t"/>
+              </v:shapetype>
+              <v:shape id="Ink 3" o:spid="_x0000_s1026" type="#_x0000_t75" style="position:absolute;margin-left:52.95pt;margin-top:-3.3pt;width:53.35pt;height:29pt;z-index:251661312;visibility:visible;mso-wrap-style:square;mso-wrap-distance-left:9pt;mso-wrap-distance-top:0;mso-wrap-distance-right:9pt;mso-wrap-distance-bottom:0;mso-position-horizontal:absolute;mso-position-horizontal-relative:text;mso-position-vertical:absolute;mso-position-vertical-relative:text" o:gfxdata="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">
+                <v:imagedata r:id="rId69" o:title=""/>
               </v:shape>
             </w:pict>
           </mc:Fallback>
@@ -43729,49 +43676,39 @@
           <w:lang w:eastAsia="zh-CN"/>
         </w:rPr>
       </w:pPr>
-    </w:p>
-    <w:p>
-      <w:pPr>
+      <w:r>
         <w:rPr>
           <w:b/>
           <w:szCs w:val="20"/>
           <w:lang w:eastAsia="zh-CN"/>
         </w:rPr>
-      </w:pPr>
-      <w:r>
+        <w:t xml:space="preserve">IMPORTANT: please note that by signing this form all signatories are confirming that any potential ethical issues have been considered and, where necessary, an application for ethical approval has been/will be made via the Ethical Review Manager software.  </w:t>
+      </w:r>
+    </w:p>
+    <w:p>
+      <w:pPr>
         <w:rPr>
           <w:b/>
           <w:szCs w:val="20"/>
           <w:lang w:eastAsia="zh-CN"/>
         </w:rPr>
-        <w:t xml:space="preserve">IMPORTANT: please note that by signing this form all signatories are confirming that any potential ethical issues have been considered and, where necessary, an application for ethical approval has been/will be made via the Ethical Review Manager software.  </w:t>
-      </w:r>
-    </w:p>
-    <w:p>
-      <w:pPr>
+      </w:pPr>
+      <w:r>
         <w:rPr>
           <w:b/>
           <w:szCs w:val="20"/>
           <w:lang w:eastAsia="zh-CN"/>
         </w:rPr>
-      </w:pPr>
+        <w:t>Any project requiring ethical approval, but which has not been given approval wil</w:t>
+      </w:r>
       <w:r>
         <w:rPr>
           <w:b/>
           <w:szCs w:val="20"/>
           <w:lang w:eastAsia="zh-CN"/>
         </w:rPr>
-        <w:t xml:space="preserve">Any project requiring ethical approval, but which has not been given approval will not be accepted for marking. </w:t>
-      </w:r>
-    </w:p>
-    <w:p>
-      <w:pPr>
-        <w:rPr>
-          <w:b/>
-          <w:szCs w:val="20"/>
-          <w:lang w:eastAsia="zh-CN"/>
-        </w:rPr>
-      </w:pPr>
+        <w:t xml:space="preserve">l not be accepted for marking. </w:t>
+      </w:r>
     </w:p>
     <w:p>
       <w:pPr>
@@ -43821,10 +43758,16 @@
       <w:pPr>
         <w:pStyle w:val="Heading2"/>
       </w:pPr>
-      <w:bookmarkStart w:id="342" w:name="_Toc227798844"/>
+      <w:bookmarkStart w:id="342" w:name="_Toc227847466"/>
       <w:r>
         <w:lastRenderedPageBreak/>
-        <w:t>Appendix D: Handbook Appendix 4 (optional)  -  repository and dataset reference</w:t>
+        <w:t xml:space="preserve">Appendix D: </w:t>
+      </w:r>
+      <w:r>
+        <w:t>R</w:t>
+      </w:r>
+      <w:r>
+        <w:t>epository and dataset reference</w:t>
       </w:r>
       <w:bookmarkEnd w:id="342"/>
     </w:p>
@@ -43832,7 +43775,7 @@
       <w:pPr>
         <w:pStyle w:val="Heading3"/>
       </w:pPr>
-      <w:bookmarkStart w:id="343" w:name="_Toc227798845"/>
+      <w:bookmarkStart w:id="343" w:name="_Toc227847467"/>
       <w:r>
         <w:t>D.1 Project source code (GitHub)</w:t>
       </w:r>
@@ -43841,11 +43784,15 @@
     <w:p>
       <w:pPr>
         <w:pStyle w:val="ListBullet"/>
+        <w:numPr>
+          <w:ilvl w:val="0"/>
+          <w:numId w:val="45"/>
+        </w:numPr>
       </w:pPr>
       <w:r>
         <w:t xml:space="preserve">Repository: </w:t>
       </w:r>
-      <w:hyperlink r:id="rId66" w:history="1">
+      <w:hyperlink r:id="rId70" w:history="1">
         <w:r>
           <w:rPr>
             <w:rStyle w:val="Hyperlink"/>
@@ -43858,7 +43805,7 @@
       <w:pPr>
         <w:pStyle w:val="Heading3"/>
       </w:pPr>
-      <w:bookmarkStart w:id="344" w:name="_Toc227798846"/>
+      <w:bookmarkStart w:id="344" w:name="_Toc227847468"/>
       <w:r>
         <w:t>D.2 Dataset source used in this project (Kaggle)</w:t>
       </w:r>
@@ -43867,11 +43814,15 @@
     <w:p>
       <w:pPr>
         <w:pStyle w:val="ListBullet"/>
+        <w:numPr>
+          <w:ilvl w:val="0"/>
+          <w:numId w:val="44"/>
+        </w:numPr>
       </w:pPr>
       <w:r>
         <w:t xml:space="preserve">Kaggle dataset page: </w:t>
       </w:r>
-      <w:hyperlink r:id="rId67" w:history="1">
+      <w:hyperlink r:id="rId71" w:history="1">
         <w:r>
           <w:rPr>
             <w:rStyle w:val="Hyperlink"/>
@@ -43884,7 +43835,7 @@
       <w:pPr>
         <w:pStyle w:val="Heading3"/>
       </w:pPr>
-      <w:bookmarkStart w:id="345" w:name="_Toc227798847"/>
+      <w:bookmarkStart w:id="345" w:name="_Toc227847469"/>
       <w:r>
         <w:t>D.3 Official dataset source (UNB/CIC reference)</w:t>
       </w:r>
@@ -43893,12 +43844,60 @@
     <w:p>
       <w:pPr>
         <w:pStyle w:val="ListBullet"/>
-      </w:pPr>
-      <w:bookmarkStart w:id="346" w:name="_GoBack"/>
+        <w:numPr>
+          <w:ilvl w:val="0"/>
+          <w:numId w:val="43"/>
+        </w:numPr>
+      </w:pPr>
+      <w:r>
+        <w:t xml:space="preserve">Dataset page: </w:t>
+      </w:r>
+      <w:hyperlink r:id="rId72" w:history="1">
+        <w:r>
+          <w:rPr>
+            <w:rStyle w:val="Hyperlink"/>
+          </w:rPr>
+          <w:t>https://www.unb.ca/cic/datasets/iotdataset-2023.html</w:t>
+        </w:r>
+      </w:hyperlink>
+    </w:p>
+    <w:p>
+      <w:pPr>
+        <w:pStyle w:val="Heading3"/>
+      </w:pPr>
+      <w:bookmarkStart w:id="346" w:name="_Toc227847470"/>
+      <w:r>
+        <w:t>D.4 How my project works - oneDrive L</w:t>
+      </w:r>
+      <w:r>
+        <w:t>i</w:t>
+      </w:r>
+      <w:r>
+        <w:t>nk</w:t>
+      </w:r>
       <w:bookmarkEnd w:id="346"/>
       <w:r>
-        <w:t>Dataset page: https://www.unb.ca/cic/datasets/iotdataset-2023.html</w:t>
-      </w:r>
+        <w:t xml:space="preserve">  </w:t>
+      </w:r>
+    </w:p>
+    <w:p>
+      <w:pPr>
+        <w:pStyle w:val="ListParagraph"/>
+        <w:numPr>
+          <w:ilvl w:val="0"/>
+          <w:numId w:val="42"/>
+        </w:numPr>
+        <w:spacing w:line="240" w:lineRule="auto"/>
+        <w:jc w:val="left"/>
+      </w:pPr>
+      <w:hyperlink r:id="rId73" w:history="1">
+        <w:r>
+          <w:rPr>
+            <w:rStyle w:val="Hyperlink"/>
+          </w:rPr>
+          <w:t>B01821011_Dissertation_Video_Presentation</w:t>
+        </w:r>
+      </w:hyperlink>
     </w:p>
     <w:sectPr>
       <w:pgSz w:w="12240" w:h="15840"/>
@@ -43944,6 +43943,16 @@
 
 <file path=word/footer1.xml><?xml version="1.0" encoding="utf-8"?>
 <w:ftr xmlns:wpc="http://schemas.microsoft.com/office/word/2010/wordprocessingCanvas" xmlns:mc="http://schemas.openxmlformats.org/markup-compatibility/2006" xmlns:o="urn:schemas-microsoft-com:office:office" xmlns:r="http://schemas.openxmlformats.org/officeDocument/2006/relationships" xmlns:m="http://schemas.openxmlformats.org/officeDocument/2006/math" xmlns:v="urn:schemas-microsoft-com:vml" xmlns:wp14="http://schemas.microsoft.com/office/word/2010/wordprocessingDrawing" xmlns:wp="http://schemas.openxmlformats.org/drawingml/2006/wordprocessingDrawing" xmlns:w10="urn:schemas-microsoft-com:office:word" xmlns:w="http://schemas.openxmlformats.org/wordprocessingml/2006/main" xmlns:w14="http://schemas.microsoft.com/office/word/2010/wordml" xmlns:w15="http://schemas.microsoft.com/office/word/2012/wordml" xmlns:wpg="http://schemas.microsoft.com/office/word/2010/wordprocessingGroup" xmlns:wpi="http://schemas.microsoft.com/office/word/2010/wordprocessingInk" xmlns:wne="http://schemas.microsoft.com/office/word/2006/wordml" xmlns:wps="http://schemas.microsoft.com/office/word/2010/wordprocessingShape" mc:Ignorable="w14 w15 wp14">
+  <w:p>
+    <w:pPr>
+      <w:pStyle w:val="Footer"/>
+    </w:pPr>
+  </w:p>
+</w:ftr>
+</file>
+
+<file path=word/footer2.xml><?xml version="1.0" encoding="utf-8"?>
+<w:ftr xmlns:wpc="http://schemas.microsoft.com/office/word/2010/wordprocessingCanvas" xmlns:mc="http://schemas.openxmlformats.org/markup-compatibility/2006" xmlns:o="urn:schemas-microsoft-com:office:office" xmlns:r="http://schemas.openxmlformats.org/officeDocument/2006/relationships" xmlns:m="http://schemas.openxmlformats.org/officeDocument/2006/math" xmlns:v="urn:schemas-microsoft-com:vml" xmlns:wp14="http://schemas.microsoft.com/office/word/2010/wordprocessingDrawing" xmlns:wp="http://schemas.openxmlformats.org/drawingml/2006/wordprocessingDrawing" xmlns:w10="urn:schemas-microsoft-com:office:word" xmlns:w="http://schemas.openxmlformats.org/wordprocessingml/2006/main" xmlns:w14="http://schemas.microsoft.com/office/word/2010/wordml" xmlns:w15="http://schemas.microsoft.com/office/word/2012/wordml" xmlns:wpg="http://schemas.microsoft.com/office/word/2010/wordprocessingGroup" xmlns:wpi="http://schemas.microsoft.com/office/word/2010/wordprocessingInk" xmlns:wne="http://schemas.microsoft.com/office/word/2006/wordml" xmlns:wps="http://schemas.microsoft.com/office/word/2010/wordprocessingShape" mc:Ignorable="w14 w15 wp14">
   <w:sdt>
     <w:sdtPr>
       <w:id w:val="-1490011690"/>
@@ -43980,7 +43989,7 @@
           <w:rPr>
             <w:noProof/>
           </w:rPr>
-          <w:t>103</w:t>
+          <w:t>2</w:t>
         </w:r>
         <w:r>
           <w:rPr>
@@ -44010,6 +44019,18 @@
 </w:ftr>
 </file>
 
+<file path=word/footer3.xml><?xml version="1.0" encoding="utf-8"?>
+<w:ftr xmlns:wpc="http://schemas.microsoft.com/office/word/2010/wordprocessingCanvas" xmlns:mc="http://schemas.openxmlformats.org/markup-compatibility/2006" xmlns:o="urn:schemas-microsoft-com:office:office" xmlns:r="http://schemas.openxmlformats.org/officeDocument/2006/relationships" xmlns:m="http://schemas.openxmlformats.org/officeDocument/2006/math" xmlns:v="urn:schemas-microsoft-com:vml" xmlns:wp14="http://schemas.microsoft.com/office/word/2010/wordprocessingDrawing" xmlns:wp="http://schemas.openxmlformats.org/drawingml/2006/wordprocessingDrawing" xmlns:w10="urn:schemas-microsoft-com:office:word" xmlns:w="http://schemas.openxmlformats.org/wordprocessingml/2006/main" xmlns:w14="http://schemas.microsoft.com/office/word/2010/wordml" xmlns:w15="http://schemas.microsoft.com/office/word/2012/wordml" xmlns:wpg="http://schemas.microsoft.com/office/word/2010/wordprocessingGroup" xmlns:wpi="http://schemas.microsoft.com/office/word/2010/wordprocessingInk" xmlns:wne="http://schemas.microsoft.com/office/word/2006/wordml" xmlns:wps="http://schemas.microsoft.com/office/word/2010/wordprocessingShape" mc:Ignorable="w14 w15 wp14">
+  <w:p>
+    <w:pPr>
+      <w:pStyle w:val="Footer"/>
+    </w:pPr>
+    <w:bookmarkStart w:id="10" w:name="_GoBack"/>
+    <w:bookmarkEnd w:id="10"/>
+  </w:p>
+</w:ftr>
+</file>
+
 <file path=word/footnotes.xml><?xml version="1.0" encoding="utf-8"?>
 <w:footnotes xmlns:wpc="http://schemas.microsoft.com/office/word/2010/wordprocessingCanvas" xmlns:mc="http://schemas.openxmlformats.org/markup-compatibility/2006" xmlns:o="urn:schemas-microsoft-com:office:office" xmlns:r="http://schemas.openxmlformats.org/officeDocument/2006/relationships" xmlns:m="http://schemas.openxmlformats.org/officeDocument/2006/math" xmlns:v="urn:schemas-microsoft-com:vml" xmlns:wp14="http://schemas.microsoft.com/office/word/2010/wordprocessingDrawing" xmlns:wp="http://schemas.openxmlformats.org/drawingml/2006/wordprocessingDrawing" xmlns:w10="urn:schemas-microsoft-com:office:word" xmlns:w="http://schemas.openxmlformats.org/wordprocessingml/2006/main" xmlns:w14="http://schemas.microsoft.com/office/word/2010/wordml" xmlns:w15="http://schemas.microsoft.com/office/word/2012/wordml" xmlns:wpg="http://schemas.microsoft.com/office/word/2010/wordprocessingGroup" xmlns:wpi="http://schemas.microsoft.com/office/word/2010/wordprocessingInk" xmlns:wne="http://schemas.microsoft.com/office/word/2006/wordml" xmlns:wps="http://schemas.microsoft.com/office/word/2010/wordprocessingShape" mc:Ignorable="w14 w15 wp14">
   <w:footnote w:type="separator" w:id="-1">
@@ -44033,6 +44054,36 @@
     </w:p>
   </w:footnote>
 </w:footnotes>
+</file>
+
+<file path=word/header1.xml><?xml version="1.0" encoding="utf-8"?>
+<w:hdr xmlns:wpc="http://schemas.microsoft.com/office/word/2010/wordprocessingCanvas" xmlns:mc="http://schemas.openxmlformats.org/markup-compatibility/2006" xmlns:o="urn:schemas-microsoft-com:office:office" xmlns:r="http://schemas.openxmlformats.org/officeDocument/2006/relationships" xmlns:m="http://schemas.openxmlformats.org/officeDocument/2006/math" xmlns:v="urn:schemas-microsoft-com:vml" xmlns:wp14="http://schemas.microsoft.com/office/word/2010/wordprocessingDrawing" xmlns:wp="http://schemas.openxmlformats.org/drawingml/2006/wordprocessingDrawing" xmlns:w10="urn:schemas-microsoft-com:office:word" xmlns:w="http://schemas.openxmlformats.org/wordprocessingml/2006/main" xmlns:w14="http://schemas.microsoft.com/office/word/2010/wordml" xmlns:w15="http://schemas.microsoft.com/office/word/2012/wordml" xmlns:wpg="http://schemas.microsoft.com/office/word/2010/wordprocessingGroup" xmlns:wpi="http://schemas.microsoft.com/office/word/2010/wordprocessingInk" xmlns:wne="http://schemas.microsoft.com/office/word/2006/wordml" xmlns:wps="http://schemas.microsoft.com/office/word/2010/wordprocessingShape" mc:Ignorable="w14 w15 wp14">
+  <w:p>
+    <w:pPr>
+      <w:pStyle w:val="Header"/>
+    </w:pPr>
+  </w:p>
+</w:hdr>
+</file>
+
+<file path=word/header2.xml><?xml version="1.0" encoding="utf-8"?>
+<w:hdr xmlns:wpc="http://schemas.microsoft.com/office/word/2010/wordprocessingCanvas" xmlns:mc="http://schemas.openxmlformats.org/markup-compatibility/2006" xmlns:o="urn:schemas-microsoft-com:office:office" xmlns:r="http://schemas.openxmlformats.org/officeDocument/2006/relationships" xmlns:m="http://schemas.openxmlformats.org/officeDocument/2006/math" xmlns:v="urn:schemas-microsoft-com:vml" xmlns:wp14="http://schemas.microsoft.com/office/word/2010/wordprocessingDrawing" xmlns:wp="http://schemas.openxmlformats.org/drawingml/2006/wordprocessingDrawing" xmlns:w10="urn:schemas-microsoft-com:office:word" xmlns:w="http://schemas.openxmlformats.org/wordprocessingml/2006/main" xmlns:w14="http://schemas.microsoft.com/office/word/2010/wordml" xmlns:w15="http://schemas.microsoft.com/office/word/2012/wordml" xmlns:wpg="http://schemas.microsoft.com/office/word/2010/wordprocessingGroup" xmlns:wpi="http://schemas.microsoft.com/office/word/2010/wordprocessingInk" xmlns:wne="http://schemas.microsoft.com/office/word/2006/wordml" xmlns:wps="http://schemas.microsoft.com/office/word/2010/wordprocessingShape" mc:Ignorable="w14 w15 wp14">
+  <w:p>
+    <w:pPr>
+      <w:pStyle w:val="Header"/>
+    </w:pPr>
+  </w:p>
+</w:hdr>
+</file>
+
+<file path=word/header3.xml><?xml version="1.0" encoding="utf-8"?>
+<w:hdr xmlns:wpc="http://schemas.microsoft.com/office/word/2010/wordprocessingCanvas" xmlns:mc="http://schemas.openxmlformats.org/markup-compatibility/2006" xmlns:o="urn:schemas-microsoft-com:office:office" xmlns:r="http://schemas.openxmlformats.org/officeDocument/2006/relationships" xmlns:m="http://schemas.openxmlformats.org/officeDocument/2006/math" xmlns:v="urn:schemas-microsoft-com:vml" xmlns:wp14="http://schemas.microsoft.com/office/word/2010/wordprocessingDrawing" xmlns:wp="http://schemas.openxmlformats.org/drawingml/2006/wordprocessingDrawing" xmlns:w10="urn:schemas-microsoft-com:office:word" xmlns:w="http://schemas.openxmlformats.org/wordprocessingml/2006/main" xmlns:w14="http://schemas.microsoft.com/office/word/2010/wordml" xmlns:w15="http://schemas.microsoft.com/office/word/2012/wordml" xmlns:wpg="http://schemas.microsoft.com/office/word/2010/wordprocessingGroup" xmlns:wpi="http://schemas.microsoft.com/office/word/2010/wordprocessingInk" xmlns:wne="http://schemas.microsoft.com/office/word/2006/wordml" xmlns:wps="http://schemas.microsoft.com/office/word/2010/wordprocessingShape" mc:Ignorable="w14 w15 wp14">
+  <w:p>
+    <w:pPr>
+      <w:pStyle w:val="Header"/>
+    </w:pPr>
+  </w:p>
+</w:hdr>
 </file>
 
 <file path=word/numbering.xml><?xml version="1.0" encoding="utf-8"?>
@@ -45955,6 +46006,232 @@
     </w:lvl>
   </w:abstractNum>
   <w:abstractNum w:abstractNumId="25" w15:restartNumberingAfterBreak="0">
+    <w:nsid w:val="100657C7"/>
+    <w:multiLevelType w:val="hybridMultilevel"/>
+    <w:tmpl w:val="7FB82CEC"/>
+    <w:lvl w:ilvl="0" w:tplc="04090001">
+      <w:start w:val="1"/>
+      <w:numFmt w:val="bullet"/>
+      <w:lvlText w:val=""/>
+      <w:lvlJc w:val="left"/>
+      <w:pPr>
+        <w:ind w:left="720" w:hanging="360"/>
+      </w:pPr>
+      <w:rPr>
+        <w:rFonts w:ascii="Symbol" w:hAnsi="Symbol" w:hint="default"/>
+      </w:rPr>
+    </w:lvl>
+    <w:lvl w:ilvl="1" w:tplc="04090003" w:tentative="1">
+      <w:start w:val="1"/>
+      <w:numFmt w:val="bullet"/>
+      <w:lvlText w:val="o"/>
+      <w:lvlJc w:val="left"/>
+      <w:pPr>
+        <w:ind w:left="1440" w:hanging="360"/>
+      </w:pPr>
+      <w:rPr>
+        <w:rFonts w:ascii="Courier New" w:hAnsi="Courier New" w:cs="Courier New" w:hint="default"/>
+      </w:rPr>
+    </w:lvl>
+    <w:lvl w:ilvl="2" w:tplc="04090005" w:tentative="1">
+      <w:start w:val="1"/>
+      <w:numFmt w:val="bullet"/>
+      <w:lvlText w:val=""/>
+      <w:lvlJc w:val="left"/>
+      <w:pPr>
+        <w:ind w:left="2160" w:hanging="360"/>
+      </w:pPr>
+      <w:rPr>
+        <w:rFonts w:ascii="Wingdings" w:hAnsi="Wingdings" w:hint="default"/>
+      </w:rPr>
+    </w:lvl>
+    <w:lvl w:ilvl="3" w:tplc="04090001" w:tentative="1">
+      <w:start w:val="1"/>
+      <w:numFmt w:val="bullet"/>
+      <w:lvlText w:val=""/>
+      <w:lvlJc w:val="left"/>
+      <w:pPr>
+        <w:ind w:left="2880" w:hanging="360"/>
+      </w:pPr>
+      <w:rPr>
+        <w:rFonts w:ascii="Symbol" w:hAnsi="Symbol" w:hint="default"/>
+      </w:rPr>
+    </w:lvl>
+    <w:lvl w:ilvl="4" w:tplc="04090003" w:tentative="1">
+      <w:start w:val="1"/>
+      <w:numFmt w:val="bullet"/>
+      <w:lvlText w:val="o"/>
+      <w:lvlJc w:val="left"/>
+      <w:pPr>
+        <w:ind w:left="3600" w:hanging="360"/>
+      </w:pPr>
+      <w:rPr>
+        <w:rFonts w:ascii="Courier New" w:hAnsi="Courier New" w:cs="Courier New" w:hint="default"/>
+      </w:rPr>
+    </w:lvl>
+    <w:lvl w:ilvl="5" w:tplc="04090005" w:tentative="1">
+      <w:start w:val="1"/>
+      <w:numFmt w:val="bullet"/>
+      <w:lvlText w:val=""/>
+      <w:lvlJc w:val="left"/>
+      <w:pPr>
+        <w:ind w:left="4320" w:hanging="360"/>
+      </w:pPr>
+      <w:rPr>
+        <w:rFonts w:ascii="Wingdings" w:hAnsi="Wingdings" w:hint="default"/>
+      </w:rPr>
+    </w:lvl>
+    <w:lvl w:ilvl="6" w:tplc="04090001" w:tentative="1">
+      <w:start w:val="1"/>
+      <w:numFmt w:val="bullet"/>
+      <w:lvlText w:val=""/>
+      <w:lvlJc w:val="left"/>
+      <w:pPr>
+        <w:ind w:left="5040" w:hanging="360"/>
+      </w:pPr>
+      <w:rPr>
+        <w:rFonts w:ascii="Symbol" w:hAnsi="Symbol" w:hint="default"/>
+      </w:rPr>
+    </w:lvl>
+    <w:lvl w:ilvl="7" w:tplc="04090003" w:tentative="1">
+      <w:start w:val="1"/>
+      <w:numFmt w:val="bullet"/>
+      <w:lvlText w:val="o"/>
+      <w:lvlJc w:val="left"/>
+      <w:pPr>
+        <w:ind w:left="5760" w:hanging="360"/>
+      </w:pPr>
+      <w:rPr>
+        <w:rFonts w:ascii="Courier New" w:hAnsi="Courier New" w:cs="Courier New" w:hint="default"/>
+      </w:rPr>
+    </w:lvl>
+    <w:lvl w:ilvl="8" w:tplc="04090005" w:tentative="1">
+      <w:start w:val="1"/>
+      <w:numFmt w:val="bullet"/>
+      <w:lvlText w:val=""/>
+      <w:lvlJc w:val="left"/>
+      <w:pPr>
+        <w:ind w:left="6480" w:hanging="360"/>
+      </w:pPr>
+      <w:rPr>
+        <w:rFonts w:ascii="Wingdings" w:hAnsi="Wingdings" w:hint="default"/>
+      </w:rPr>
+    </w:lvl>
+  </w:abstractNum>
+  <w:abstractNum w:abstractNumId="26" w15:restartNumberingAfterBreak="0">
+    <w:nsid w:val="107E5C52"/>
+    <w:multiLevelType w:val="hybridMultilevel"/>
+    <w:tmpl w:val="E38AB038"/>
+    <w:lvl w:ilvl="0" w:tplc="04090001">
+      <w:start w:val="1"/>
+      <w:numFmt w:val="bullet"/>
+      <w:lvlText w:val=""/>
+      <w:lvlJc w:val="left"/>
+      <w:pPr>
+        <w:ind w:left="720" w:hanging="360"/>
+      </w:pPr>
+      <w:rPr>
+        <w:rFonts w:ascii="Symbol" w:hAnsi="Symbol" w:hint="default"/>
+      </w:rPr>
+    </w:lvl>
+    <w:lvl w:ilvl="1" w:tplc="04090003" w:tentative="1">
+      <w:start w:val="1"/>
+      <w:numFmt w:val="bullet"/>
+      <w:lvlText w:val="o"/>
+      <w:lvlJc w:val="left"/>
+      <w:pPr>
+        <w:ind w:left="1440" w:hanging="360"/>
+      </w:pPr>
+      <w:rPr>
+        <w:rFonts w:ascii="Courier New" w:hAnsi="Courier New" w:cs="Courier New" w:hint="default"/>
+      </w:rPr>
+    </w:lvl>
+    <w:lvl w:ilvl="2" w:tplc="04090005" w:tentative="1">
+      <w:start w:val="1"/>
+      <w:numFmt w:val="bullet"/>
+      <w:lvlText w:val=""/>
+      <w:lvlJc w:val="left"/>
+      <w:pPr>
+        <w:ind w:left="2160" w:hanging="360"/>
+      </w:pPr>
+      <w:rPr>
+        <w:rFonts w:ascii="Wingdings" w:hAnsi="Wingdings" w:hint="default"/>
+      </w:rPr>
+    </w:lvl>
+    <w:lvl w:ilvl="3" w:tplc="04090001" w:tentative="1">
+      <w:start w:val="1"/>
+      <w:numFmt w:val="bullet"/>
+      <w:lvlText w:val=""/>
+      <w:lvlJc w:val="left"/>
+      <w:pPr>
+        <w:ind w:left="2880" w:hanging="360"/>
+      </w:pPr>
+      <w:rPr>
+        <w:rFonts w:ascii="Symbol" w:hAnsi="Symbol" w:hint="default"/>
+      </w:rPr>
+    </w:lvl>
+    <w:lvl w:ilvl="4" w:tplc="04090003" w:tentative="1">
+      <w:start w:val="1"/>
+      <w:numFmt w:val="bullet"/>
+      <w:lvlText w:val="o"/>
+      <w:lvlJc w:val="left"/>
+      <w:pPr>
+        <w:ind w:left="3600" w:hanging="360"/>
+      </w:pPr>
+      <w:rPr>
+        <w:rFonts w:ascii="Courier New" w:hAnsi="Courier New" w:cs="Courier New" w:hint="default"/>
+      </w:rPr>
+    </w:lvl>
+    <w:lvl w:ilvl="5" w:tplc="04090005" w:tentative="1">
+      <w:start w:val="1"/>
+      <w:numFmt w:val="bullet"/>
+      <w:lvlText w:val=""/>
+      <w:lvlJc w:val="left"/>
+      <w:pPr>
+        <w:ind w:left="4320" w:hanging="360"/>
+      </w:pPr>
+      <w:rPr>
+        <w:rFonts w:ascii="Wingdings" w:hAnsi="Wingdings" w:hint="default"/>
+      </w:rPr>
+    </w:lvl>
+    <w:lvl w:ilvl="6" w:tplc="04090001" w:tentative="1">
+      <w:start w:val="1"/>
+      <w:numFmt w:val="bullet"/>
+      <w:lvlText w:val=""/>
+      <w:lvlJc w:val="left"/>
+      <w:pPr>
+        <w:ind w:left="5040" w:hanging="360"/>
+      </w:pPr>
+      <w:rPr>
+        <w:rFonts w:ascii="Symbol" w:hAnsi="Symbol" w:hint="default"/>
+      </w:rPr>
+    </w:lvl>
+    <w:lvl w:ilvl="7" w:tplc="04090003" w:tentative="1">
+      <w:start w:val="1"/>
+      <w:numFmt w:val="bullet"/>
+      <w:lvlText w:val="o"/>
+      <w:lvlJc w:val="left"/>
+      <w:pPr>
+        <w:ind w:left="5760" w:hanging="360"/>
+      </w:pPr>
+      <w:rPr>
+        <w:rFonts w:ascii="Courier New" w:hAnsi="Courier New" w:cs="Courier New" w:hint="default"/>
+      </w:rPr>
+    </w:lvl>
+    <w:lvl w:ilvl="8" w:tplc="04090005" w:tentative="1">
+      <w:start w:val="1"/>
+      <w:numFmt w:val="bullet"/>
+      <w:lvlText w:val=""/>
+      <w:lvlJc w:val="left"/>
+      <w:pPr>
+        <w:ind w:left="6480" w:hanging="360"/>
+      </w:pPr>
+      <w:rPr>
+        <w:rFonts w:ascii="Wingdings" w:hAnsi="Wingdings" w:hint="default"/>
+      </w:rPr>
+    </w:lvl>
+  </w:abstractNum>
+  <w:abstractNum w:abstractNumId="27" w15:restartNumberingAfterBreak="0">
     <w:nsid w:val="147D245A"/>
     <w:multiLevelType w:val="hybridMultilevel"/>
     <w:tmpl w:val="9C6A352A"/>
@@ -46066,7 +46343,7 @@
       </w:rPr>
     </w:lvl>
   </w:abstractNum>
-  <w:abstractNum w:abstractNumId="26" w15:restartNumberingAfterBreak="0">
+  <w:abstractNum w:abstractNumId="28" w15:restartNumberingAfterBreak="0">
     <w:nsid w:val="21351AF5"/>
     <w:multiLevelType w:val="hybridMultilevel"/>
     <w:tmpl w:val="C47A2DB4"/>
@@ -46178,7 +46455,7 @@
       </w:rPr>
     </w:lvl>
   </w:abstractNum>
-  <w:abstractNum w:abstractNumId="27" w15:restartNumberingAfterBreak="0">
+  <w:abstractNum w:abstractNumId="29" w15:restartNumberingAfterBreak="0">
     <w:nsid w:val="30171F3E"/>
     <w:multiLevelType w:val="hybridMultilevel"/>
     <w:tmpl w:val="8918C648"/>
@@ -46290,7 +46567,7 @@
       </w:rPr>
     </w:lvl>
   </w:abstractNum>
-  <w:abstractNum w:abstractNumId="28" w15:restartNumberingAfterBreak="0">
+  <w:abstractNum w:abstractNumId="30" w15:restartNumberingAfterBreak="0">
     <w:nsid w:val="3740595C"/>
     <w:multiLevelType w:val="hybridMultilevel"/>
     <w:tmpl w:val="CD0A9EBA"/>
@@ -46403,7 +46680,7 @@
       </w:rPr>
     </w:lvl>
   </w:abstractNum>
-  <w:abstractNum w:abstractNumId="29" w15:restartNumberingAfterBreak="0">
+  <w:abstractNum w:abstractNumId="31" w15:restartNumberingAfterBreak="0">
     <w:nsid w:val="428A5BD1"/>
     <w:multiLevelType w:val="hybridMultilevel"/>
     <w:tmpl w:val="5A8E5772"/>
@@ -46515,7 +46792,120 @@
       </w:rPr>
     </w:lvl>
   </w:abstractNum>
-  <w:abstractNum w:abstractNumId="30" w15:restartNumberingAfterBreak="0">
+  <w:abstractNum w:abstractNumId="32" w15:restartNumberingAfterBreak="0">
+    <w:nsid w:val="42DE78EF"/>
+    <w:multiLevelType w:val="hybridMultilevel"/>
+    <w:tmpl w:val="875AF240"/>
+    <w:lvl w:ilvl="0" w:tplc="04090001">
+      <w:start w:val="1"/>
+      <w:numFmt w:val="bullet"/>
+      <w:lvlText w:val=""/>
+      <w:lvlJc w:val="left"/>
+      <w:pPr>
+        <w:ind w:left="720" w:hanging="360"/>
+      </w:pPr>
+      <w:rPr>
+        <w:rFonts w:ascii="Symbol" w:hAnsi="Symbol" w:hint="default"/>
+      </w:rPr>
+    </w:lvl>
+    <w:lvl w:ilvl="1" w:tplc="04090003" w:tentative="1">
+      <w:start w:val="1"/>
+      <w:numFmt w:val="bullet"/>
+      <w:lvlText w:val="o"/>
+      <w:lvlJc w:val="left"/>
+      <w:pPr>
+        <w:ind w:left="1440" w:hanging="360"/>
+      </w:pPr>
+      <w:rPr>
+        <w:rFonts w:ascii="Courier New" w:hAnsi="Courier New" w:cs="Courier New" w:hint="default"/>
+      </w:rPr>
+    </w:lvl>
+    <w:lvl w:ilvl="2" w:tplc="04090005" w:tentative="1">
+      <w:start w:val="1"/>
+      <w:numFmt w:val="bullet"/>
+      <w:lvlText w:val=""/>
+      <w:lvlJc w:val="left"/>
+      <w:pPr>
+        <w:ind w:left="2160" w:hanging="360"/>
+      </w:pPr>
+      <w:rPr>
+        <w:rFonts w:ascii="Wingdings" w:hAnsi="Wingdings" w:hint="default"/>
+      </w:rPr>
+    </w:lvl>
+    <w:lvl w:ilvl="3" w:tplc="04090001" w:tentative="1">
+      <w:start w:val="1"/>
+      <w:numFmt w:val="bullet"/>
+      <w:lvlText w:val=""/>
+      <w:lvlJc w:val="left"/>
+      <w:pPr>
+        <w:ind w:left="2880" w:hanging="360"/>
+      </w:pPr>
+      <w:rPr>
+        <w:rFonts w:ascii="Symbol" w:hAnsi="Symbol" w:hint="default"/>
+      </w:rPr>
+    </w:lvl>
+    <w:lvl w:ilvl="4" w:tplc="04090003" w:tentative="1">
+      <w:start w:val="1"/>
+      <w:numFmt w:val="bullet"/>
+      <w:lvlText w:val="o"/>
+      <w:lvlJc w:val="left"/>
+      <w:pPr>
+        <w:ind w:left="3600" w:hanging="360"/>
+      </w:pPr>
+      <w:rPr>
+        <w:rFonts w:ascii="Courier New" w:hAnsi="Courier New" w:cs="Courier New" w:hint="default"/>
+      </w:rPr>
+    </w:lvl>
+    <w:lvl w:ilvl="5" w:tplc="04090005" w:tentative="1">
+      <w:start w:val="1"/>
+      <w:numFmt w:val="bullet"/>
+      <w:lvlText w:val=""/>
+      <w:lvlJc w:val="left"/>
+      <w:pPr>
+        <w:ind w:left="4320" w:hanging="360"/>
+      </w:pPr>
+      <w:rPr>
+        <w:rFonts w:ascii="Wingdings" w:hAnsi="Wingdings" w:hint="default"/>
+      </w:rPr>
+    </w:lvl>
+    <w:lvl w:ilvl="6" w:tplc="04090001" w:tentative="1">
+      <w:start w:val="1"/>
+      <w:numFmt w:val="bullet"/>
+      <w:lvlText w:val=""/>
+      <w:lvlJc w:val="left"/>
+      <w:pPr>
+        <w:ind w:left="5040" w:hanging="360"/>
+      </w:pPr>
+      <w:rPr>
+        <w:rFonts w:ascii="Symbol" w:hAnsi="Symbol" w:hint="default"/>
+      </w:rPr>
+    </w:lvl>
+    <w:lvl w:ilvl="7" w:tplc="04090003" w:tentative="1">
+      <w:start w:val="1"/>
+      <w:numFmt w:val="bullet"/>
+      <w:lvlText w:val="o"/>
+      <w:lvlJc w:val="left"/>
+      <w:pPr>
+        <w:ind w:left="5760" w:hanging="360"/>
+      </w:pPr>
+      <w:rPr>
+        <w:rFonts w:ascii="Courier New" w:hAnsi="Courier New" w:cs="Courier New" w:hint="default"/>
+      </w:rPr>
+    </w:lvl>
+    <w:lvl w:ilvl="8" w:tplc="04090005" w:tentative="1">
+      <w:start w:val="1"/>
+      <w:numFmt w:val="bullet"/>
+      <w:lvlText w:val=""/>
+      <w:lvlJc w:val="left"/>
+      <w:pPr>
+        <w:ind w:left="6480" w:hanging="360"/>
+      </w:pPr>
+      <w:rPr>
+        <w:rFonts w:ascii="Wingdings" w:hAnsi="Wingdings" w:hint="default"/>
+      </w:rPr>
+    </w:lvl>
+  </w:abstractNum>
+  <w:abstractNum w:abstractNumId="33" w15:restartNumberingAfterBreak="0">
     <w:nsid w:val="50AA408A"/>
     <w:multiLevelType w:val="hybridMultilevel"/>
     <w:tmpl w:val="7FC4001E"/>
@@ -46627,7 +47017,7 @@
       </w:rPr>
     </w:lvl>
   </w:abstractNum>
-  <w:abstractNum w:abstractNumId="31" w15:restartNumberingAfterBreak="0">
+  <w:abstractNum w:abstractNumId="34" w15:restartNumberingAfterBreak="0">
     <w:nsid w:val="511C7667"/>
     <w:multiLevelType w:val="hybridMultilevel"/>
     <w:tmpl w:val="21FE9830"/>
@@ -46739,7 +47129,7 @@
       </w:rPr>
     </w:lvl>
   </w:abstractNum>
-  <w:abstractNum w:abstractNumId="32" w15:restartNumberingAfterBreak="0">
+  <w:abstractNum w:abstractNumId="35" w15:restartNumberingAfterBreak="0">
     <w:nsid w:val="515A28C2"/>
     <w:multiLevelType w:val="hybridMultilevel"/>
     <w:tmpl w:val="BA862972"/>
@@ -46851,7 +47241,7 @@
       </w:rPr>
     </w:lvl>
   </w:abstractNum>
-  <w:abstractNum w:abstractNumId="33" w15:restartNumberingAfterBreak="0">
+  <w:abstractNum w:abstractNumId="36" w15:restartNumberingAfterBreak="0">
     <w:nsid w:val="54870430"/>
     <w:multiLevelType w:val="hybridMultilevel"/>
     <w:tmpl w:val="8CAC4D82"/>
@@ -46963,7 +47353,7 @@
       </w:rPr>
     </w:lvl>
   </w:abstractNum>
-  <w:abstractNum w:abstractNumId="34" w15:restartNumberingAfterBreak="0">
+  <w:abstractNum w:abstractNumId="37" w15:restartNumberingAfterBreak="0">
     <w:nsid w:val="64C06EFC"/>
     <w:multiLevelType w:val="hybridMultilevel"/>
     <w:tmpl w:val="1A7A0C5E"/>
@@ -47076,7 +47466,120 @@
       </w:rPr>
     </w:lvl>
   </w:abstractNum>
-  <w:abstractNum w:abstractNumId="35" w15:restartNumberingAfterBreak="0">
+  <w:abstractNum w:abstractNumId="38" w15:restartNumberingAfterBreak="0">
+    <w:nsid w:val="65FF2B84"/>
+    <w:multiLevelType w:val="hybridMultilevel"/>
+    <w:tmpl w:val="43081D60"/>
+    <w:lvl w:ilvl="0" w:tplc="04090001">
+      <w:start w:val="1"/>
+      <w:numFmt w:val="bullet"/>
+      <w:lvlText w:val=""/>
+      <w:lvlJc w:val="left"/>
+      <w:pPr>
+        <w:ind w:left="720" w:hanging="360"/>
+      </w:pPr>
+      <w:rPr>
+        <w:rFonts w:ascii="Symbol" w:hAnsi="Symbol" w:hint="default"/>
+      </w:rPr>
+    </w:lvl>
+    <w:lvl w:ilvl="1" w:tplc="04090003" w:tentative="1">
+      <w:start w:val="1"/>
+      <w:numFmt w:val="bullet"/>
+      <w:lvlText w:val="o"/>
+      <w:lvlJc w:val="left"/>
+      <w:pPr>
+        <w:ind w:left="1440" w:hanging="360"/>
+      </w:pPr>
+      <w:rPr>
+        <w:rFonts w:ascii="Courier New" w:hAnsi="Courier New" w:cs="Courier New" w:hint="default"/>
+      </w:rPr>
+    </w:lvl>
+    <w:lvl w:ilvl="2" w:tplc="04090005" w:tentative="1">
+      <w:start w:val="1"/>
+      <w:numFmt w:val="bullet"/>
+      <w:lvlText w:val=""/>
+      <w:lvlJc w:val="left"/>
+      <w:pPr>
+        <w:ind w:left="2160" w:hanging="360"/>
+      </w:pPr>
+      <w:rPr>
+        <w:rFonts w:ascii="Wingdings" w:hAnsi="Wingdings" w:hint="default"/>
+      </w:rPr>
+    </w:lvl>
+    <w:lvl w:ilvl="3" w:tplc="04090001" w:tentative="1">
+      <w:start w:val="1"/>
+      <w:numFmt w:val="bullet"/>
+      <w:lvlText w:val=""/>
+      <w:lvlJc w:val="left"/>
+      <w:pPr>
+        <w:ind w:left="2880" w:hanging="360"/>
+      </w:pPr>
+      <w:rPr>
+        <w:rFonts w:ascii="Symbol" w:hAnsi="Symbol" w:hint="default"/>
+      </w:rPr>
+    </w:lvl>
+    <w:lvl w:ilvl="4" w:tplc="04090003" w:tentative="1">
+      <w:start w:val="1"/>
+      <w:numFmt w:val="bullet"/>
+      <w:lvlText w:val="o"/>
+      <w:lvlJc w:val="left"/>
+      <w:pPr>
+        <w:ind w:left="3600" w:hanging="360"/>
+      </w:pPr>
+      <w:rPr>
+        <w:rFonts w:ascii="Courier New" w:hAnsi="Courier New" w:cs="Courier New" w:hint="default"/>
+      </w:rPr>
+    </w:lvl>
+    <w:lvl w:ilvl="5" w:tplc="04090005" w:tentative="1">
+      <w:start w:val="1"/>
+      <w:numFmt w:val="bullet"/>
+      <w:lvlText w:val=""/>
+      <w:lvlJc w:val="left"/>
+      <w:pPr>
+        <w:ind w:left="4320" w:hanging="360"/>
+      </w:pPr>
+      <w:rPr>
+        <w:rFonts w:ascii="Wingdings" w:hAnsi="Wingdings" w:hint="default"/>
+      </w:rPr>
+    </w:lvl>
+    <w:lvl w:ilvl="6" w:tplc="04090001" w:tentative="1">
+      <w:start w:val="1"/>
+      <w:numFmt w:val="bullet"/>
+      <w:lvlText w:val=""/>
+      <w:lvlJc w:val="left"/>
+      <w:pPr>
+        <w:ind w:left="5040" w:hanging="360"/>
+      </w:pPr>
+      <w:rPr>
+        <w:rFonts w:ascii="Symbol" w:hAnsi="Symbol" w:hint="default"/>
+      </w:rPr>
+    </w:lvl>
+    <w:lvl w:ilvl="7" w:tplc="04090003" w:tentative="1">
+      <w:start w:val="1"/>
+      <w:numFmt w:val="bullet"/>
+      <w:lvlText w:val="o"/>
+      <w:lvlJc w:val="left"/>
+      <w:pPr>
+        <w:ind w:left="5760" w:hanging="360"/>
+      </w:pPr>
+      <w:rPr>
+        <w:rFonts w:ascii="Courier New" w:hAnsi="Courier New" w:cs="Courier New" w:hint="default"/>
+      </w:rPr>
+    </w:lvl>
+    <w:lvl w:ilvl="8" w:tplc="04090005" w:tentative="1">
+      <w:start w:val="1"/>
+      <w:numFmt w:val="bullet"/>
+      <w:lvlText w:val=""/>
+      <w:lvlJc w:val="left"/>
+      <w:pPr>
+        <w:ind w:left="6480" w:hanging="360"/>
+      </w:pPr>
+      <w:rPr>
+        <w:rFonts w:ascii="Wingdings" w:hAnsi="Wingdings" w:hint="default"/>
+      </w:rPr>
+    </w:lvl>
+  </w:abstractNum>
+  <w:abstractNum w:abstractNumId="39" w15:restartNumberingAfterBreak="0">
     <w:nsid w:val="6BCB10A2"/>
     <w:multiLevelType w:val="hybridMultilevel"/>
     <w:tmpl w:val="73920DA2"/>
@@ -47265,10 +47768,10 @@
     <w:abstractNumId w:val="14"/>
   </w:num>
   <w:num w:numId="24">
-    <w:abstractNumId w:val="28"/>
+    <w:abstractNumId w:val="30"/>
   </w:num>
   <w:num w:numId="25">
-    <w:abstractNumId w:val="35"/>
+    <w:abstractNumId w:val="39"/>
   </w:num>
   <w:num w:numId="26">
     <w:abstractNumId w:val="20"/>
@@ -47292,19 +47795,19 @@
     </w:lvlOverride>
   </w:num>
   <w:num w:numId="31">
-    <w:abstractNumId w:val="34"/>
+    <w:abstractNumId w:val="37"/>
   </w:num>
   <w:num w:numId="32">
-    <w:abstractNumId w:val="27"/>
+    <w:abstractNumId w:val="29"/>
   </w:num>
   <w:num w:numId="33">
-    <w:abstractNumId w:val="32"/>
+    <w:abstractNumId w:val="35"/>
   </w:num>
   <w:num w:numId="34">
-    <w:abstractNumId w:val="26"/>
+    <w:abstractNumId w:val="28"/>
   </w:num>
   <w:num w:numId="35">
-    <w:abstractNumId w:val="30"/>
+    <w:abstractNumId w:val="33"/>
   </w:num>
   <w:num w:numId="36">
     <w:abstractNumId w:val="21"/>
@@ -47313,16 +47816,28 @@
     <w:abstractNumId w:val="24"/>
   </w:num>
   <w:num w:numId="38">
+    <w:abstractNumId w:val="34"/>
+  </w:num>
+  <w:num w:numId="39">
+    <w:abstractNumId w:val="27"/>
+  </w:num>
+  <w:num w:numId="40">
+    <w:abstractNumId w:val="36"/>
+  </w:num>
+  <w:num w:numId="41">
     <w:abstractNumId w:val="31"/>
   </w:num>
-  <w:num w:numId="39">
+  <w:num w:numId="42">
     <w:abstractNumId w:val="25"/>
   </w:num>
-  <w:num w:numId="40">
-    <w:abstractNumId w:val="33"/>
+  <w:num w:numId="43">
+    <w:abstractNumId w:val="32"/>
   </w:num>
-  <w:num w:numId="41">
-    <w:abstractNumId w:val="29"/>
+  <w:num w:numId="44">
+    <w:abstractNumId w:val="26"/>
+  </w:num>
+  <w:num w:numId="45">
+    <w:abstractNumId w:val="38"/>
   </w:num>
 </w:numbering>
 </file>
@@ -58975,6 +59490,36 @@
       <w:spacing w:after="0"/>
     </w:pPr>
   </w:style>
+  <w:style w:type="paragraph" w:styleId="BalloonText">
+    <w:name w:val="Balloon Text"/>
+    <w:basedOn w:val="Normal"/>
+    <w:link w:val="BalloonTextChar"/>
+    <w:uiPriority w:val="99"/>
+    <w:semiHidden/>
+    <w:unhideWhenUsed/>
+    <w:rsid w:val="000B2E00"/>
+    <w:pPr>
+      <w:spacing w:after="0" w:line="240" w:lineRule="auto"/>
+    </w:pPr>
+    <w:rPr>
+      <w:rFonts w:ascii="Segoe UI" w:hAnsi="Segoe UI" w:cs="Segoe UI"/>
+      <w:sz w:val="18"/>
+      <w:szCs w:val="18"/>
+    </w:rPr>
+  </w:style>
+  <w:style w:type="character" w:customStyle="1" w:styleId="BalloonTextChar">
+    <w:name w:val="Balloon Text Char"/>
+    <w:basedOn w:val="DefaultParagraphFont"/>
+    <w:link w:val="BalloonText"/>
+    <w:uiPriority w:val="99"/>
+    <w:semiHidden/>
+    <w:rsid w:val="000B2E00"/>
+    <w:rPr>
+      <w:rFonts w:ascii="Segoe UI" w:hAnsi="Segoe UI" w:cs="Segoe UI"/>
+      <w:sz w:val="18"/>
+      <w:szCs w:val="18"/>
+    </w:rPr>
+  </w:style>
 </w:styles>
 </file>
 
@@ -59335,7 +59880,7 @@
 </file>
 
 <file path=customXml/itemProps1.xml><?xml version="1.0" encoding="utf-8"?>
-<ds:datastoreItem xmlns:ds="http://schemas.openxmlformats.org/officeDocument/2006/customXml" ds:itemID="{DAB17154-3083-445A-B8D6-15AD154114E2}">
+<ds:datastoreItem xmlns:ds="http://schemas.openxmlformats.org/officeDocument/2006/customXml" ds:itemID="{7F521832-AFA8-47FC-A3D9-DFAB75C94D3B}">
   <ds:schemaRefs>
     <ds:schemaRef ds:uri="http://schemas.openxmlformats.org/officeDocument/2006/bibliography"/>
   </ds:schemaRefs>
